--- a/zht/docx/166.content.docx
+++ b/zht/docx/166.content.docx
@@ -19,7 +19,7 @@
         <w:rPr>
           <w:lang w:val="zh_TW" w:bidi="zh_TW"/>
         </w:rPr>
-        <w:t>Resource: 聖經詞典 (Tyndale)</w:t>
+        <w:t>Resource: Tyndale Open Bible Dictionary</w:t>
       </w:r>
       <w:r>
         <w:rPr>
@@ -112,7 +112,7 @@
         <w:rPr>
           <w:lang w:val="zh_TW" w:bidi="zh_TW"/>
         </w:rPr>
-        <w:t>聖經詞典 (Tyndale)</w:t>
+        <w:t>Tyndale Open Bible Dictionary</w:t>
       </w:r>
     </w:p>
     <w:p>
@@ -149,7 +149,7 @@
         <w:rPr>
           <w:lang w:val="zh_TW" w:bidi="zh_TW"/>
         </w:rPr>
-        <w:t>zai</w:t>
+        <w:t>yan</w:t>
       </w:r>
       <w:r>
         <w:rPr>
@@ -212,7 +212,7 @@
         <w:rPr>
           <w:lang w:val="zh_TW" w:bidi="zh_TW"/>
         </w:rPr>
-        <w:t>災病</w:t>
+        <w:t>顏色</w:t>
       </w:r>
       <w:r>
         <w:rPr>
@@ -231,7 +231,7 @@
         <w:rPr>
           <w:lang w:val="zh_TW" w:bidi="zh_TW"/>
         </w:rPr>
-        <w:t>在聖經中，這個術語與疾病、虛弱、病痛、瘟疫和災禍同義。然而，瘟疫和災禍通常用於有大規模受害者的情況，如流行病。「瘟疫」的字面意思是「毀滅」，通常用來描述死亡率極高的流行病。「苦難」和「折磨」是其它可能包含疾病的術語，但範圍更廣，不與疾病完全同義。</w:t>
+        <w:t>舊約和新約中沒有確切提及「顏色」一詞，儘管這個詞在英文聖經譯本中出現過多次。在原文中，譯為「顏色」的詞在意思上有很大的不同。</w:t>
       </w:r>
     </w:p>
     <w:p>
@@ -245,7 +245,7 @@
         <w:rPr>
           <w:lang w:val="zh_TW" w:bidi="zh_TW"/>
         </w:rPr>
-        <w:t>在聖經寫作的時代，人們對解剖學或身體特定器官的具體功能並沒有詳細的概念。災病被認為是不正常的現象，限制了一個人的能力，一種有力量和活力地來生活的能力。希伯來文中翻譯為「疾病」的名詞，其動詞形式的意思是「變得虛弱」。畢士大池旁的病人被形容為「無力（和合本譯為病人）」的（</w:t>
+        <w:t>在和合本中，最常被翻譯為「顏色」的詞語字面意思是「眼目」，並引申為「觀看」（</w:t>
       </w:r>
       <w:hyperlink r:id="rId13">
         <w:r>
@@ -256,25 +256,278 @@
             <w:color w:val="0000EE"/>
             <w:u w:val="single"/>
           </w:rPr>
-          <w:t>約5:7</w:t>
-        </w:r>
-      </w:hyperlink>
-      <w:r>
-        <w:rPr>
-          <w:lang w:val="zh_TW" w:bidi="zh_TW"/>
-        </w:rPr>
-        <w:t>），無法自己行走。</w:t>
-      </w:r>
-    </w:p>
-    <w:p>
-      <w:pPr>
-        <w:pStyle w:val="Heading3"/>
-      </w:pPr>
-      <w:r>
-        <w:rPr>
-          <w:lang w:val="zh_TW" w:bidi="zh_TW"/>
-        </w:rPr>
-        <w:t>災病的來源</w:t>
+          <w:t>利13:55</w:t>
+        </w:r>
+      </w:hyperlink>
+      <w:r>
+        <w:rPr>
+          <w:lang w:val="zh_TW" w:bidi="zh_TW"/>
+        </w:rPr>
+        <w:t>；</w:t>
+      </w:r>
+      <w:hyperlink r:id="rId14">
+        <w:r>
+          <w:rPr>
+            <w:lang w:val="zh_TW" w:bidi="zh_TW"/>
+          </w:rPr>
+          <w:rPr>
+            <w:color w:val="0000EE"/>
+            <w:u w:val="single"/>
+          </w:rPr>
+          <w:t>民11:7</w:t>
+        </w:r>
+      </w:hyperlink>
+      <w:r>
+        <w:rPr>
+          <w:lang w:val="zh_TW" w:bidi="zh_TW"/>
+        </w:rPr>
+        <w:t>；</w:t>
+      </w:r>
+      <w:hyperlink r:id="rId15">
+        <w:r>
+          <w:rPr>
+            <w:lang w:val="zh_TW" w:bidi="zh_TW"/>
+          </w:rPr>
+          <w:rPr>
+            <w:color w:val="0000EE"/>
+            <w:u w:val="single"/>
+          </w:rPr>
+          <w:t>箴23:31</w:t>
+        </w:r>
+      </w:hyperlink>
+      <w:r>
+        <w:rPr>
+          <w:lang w:val="zh_TW" w:bidi="zh_TW"/>
+        </w:rPr>
+        <w:t>；</w:t>
+      </w:r>
+      <w:hyperlink r:id="rId16">
+        <w:r>
+          <w:rPr>
+            <w:lang w:val="zh_TW" w:bidi="zh_TW"/>
+          </w:rPr>
+          <w:rPr>
+            <w:color w:val="0000EE"/>
+            <w:u w:val="single"/>
+          </w:rPr>
+          <w:t>結1:4、7、16、22、27，</w:t>
+        </w:r>
+      </w:hyperlink>
+      <w:hyperlink r:id="rId17">
+        <w:r>
+          <w:rPr>
+            <w:lang w:val="zh_TW" w:bidi="zh_TW"/>
+          </w:rPr>
+          <w:rPr>
+            <w:color w:val="0000EE"/>
+            <w:u w:val="single"/>
+          </w:rPr>
+          <w:t>8:2，</w:t>
+        </w:r>
+      </w:hyperlink>
+      <w:hyperlink r:id="rId18">
+        <w:r>
+          <w:rPr>
+            <w:lang w:val="zh_TW" w:bidi="zh_TW"/>
+          </w:rPr>
+          <w:rPr>
+            <w:color w:val="0000EE"/>
+            <w:u w:val="single"/>
+          </w:rPr>
+          <w:t>10:9</w:t>
+        </w:r>
+      </w:hyperlink>
+      <w:r>
+        <w:rPr>
+          <w:lang w:val="zh_TW" w:bidi="zh_TW"/>
+        </w:rPr>
+        <w:t>；</w:t>
+      </w:r>
+      <w:hyperlink r:id="rId19">
+        <w:r>
+          <w:rPr>
+            <w:lang w:val="zh_TW" w:bidi="zh_TW"/>
+          </w:rPr>
+          <w:rPr>
+            <w:color w:val="0000EE"/>
+            <w:u w:val="single"/>
+          </w:rPr>
+          <w:t>但10:6</w:t>
+        </w:r>
+      </w:hyperlink>
+      <w:r>
+        <w:rPr>
+          <w:lang w:val="zh_TW" w:bidi="zh_TW"/>
+        </w:rPr>
+        <w:t>）。</w:t>
+      </w:r>
+      <w:hyperlink r:id="rId13">
+        <w:r>
+          <w:rPr>
+            <w:lang w:val="zh_TW" w:bidi="zh_TW"/>
+          </w:rPr>
+          <w:rPr>
+            <w:color w:val="0000EE"/>
+            <w:u w:val="single"/>
+          </w:rPr>
+          <w:t>利未記十三章55節</w:t>
+        </w:r>
+      </w:hyperlink>
+      <w:r>
+        <w:rPr>
+          <w:lang w:val="zh_TW" w:bidi="zh_TW"/>
+        </w:rPr>
+        <w:t>在和合本中保留了「色」的翻譯。在和合本中翻譯為「顏色」的其它詞語指的是面部外觀（</w:t>
+      </w:r>
+      <w:hyperlink r:id="rId20">
+        <w:r>
+          <w:rPr>
+            <w:lang w:val="zh_TW" w:bidi="zh_TW"/>
+          </w:rPr>
+          <w:rPr>
+            <w:color w:val="0000EE"/>
+            <w:u w:val="single"/>
+          </w:rPr>
+          <w:t>但5:6–10，</w:t>
+        </w:r>
+      </w:hyperlink>
+      <w:hyperlink r:id="rId21">
+        <w:r>
+          <w:rPr>
+            <w:lang w:val="zh_TW" w:bidi="zh_TW"/>
+          </w:rPr>
+          <w:rPr>
+            <w:color w:val="0000EE"/>
+            <w:u w:val="single"/>
+          </w:rPr>
+          <w:t>7:28</w:t>
+        </w:r>
+      </w:hyperlink>
+      <w:r>
+        <w:rPr>
+          <w:lang w:val="zh_TW" w:bidi="zh_TW"/>
+        </w:rPr>
+        <w:t>）、多色的布料（</w:t>
+      </w:r>
+      <w:hyperlink r:id="rId22">
+        <w:r>
+          <w:rPr>
+            <w:lang w:val="zh_TW" w:bidi="zh_TW"/>
+          </w:rPr>
+          <w:rPr>
+            <w:color w:val="0000EE"/>
+            <w:u w:val="single"/>
+          </w:rPr>
+          <w:t>箴7:16</w:t>
+        </w:r>
+      </w:hyperlink>
+      <w:r>
+        <w:rPr>
+          <w:lang w:val="zh_TW" w:bidi="zh_TW"/>
+        </w:rPr>
+        <w:t>；</w:t>
+      </w:r>
+      <w:hyperlink r:id="rId23">
+        <w:r>
+          <w:rPr>
+            <w:lang w:val="zh_TW" w:bidi="zh_TW"/>
+          </w:rPr>
+          <w:rPr>
+            <w:color w:val="0000EE"/>
+            <w:u w:val="single"/>
+          </w:rPr>
+          <w:t>結17:3，</w:t>
+        </w:r>
+      </w:hyperlink>
+      <w:hyperlink r:id="rId24">
+        <w:r>
+          <w:rPr>
+            <w:lang w:val="zh_TW" w:bidi="zh_TW"/>
+          </w:rPr>
+          <w:rPr>
+            <w:color w:val="0000EE"/>
+            <w:u w:val="single"/>
+          </w:rPr>
+          <w:t>27:24</w:t>
+        </w:r>
+      </w:hyperlink>
+      <w:r>
+        <w:rPr>
+          <w:lang w:val="zh_TW" w:bidi="zh_TW"/>
+        </w:rPr>
+        <w:t>）、寶石（</w:t>
+      </w:r>
+      <w:hyperlink r:id="rId25">
+        <w:r>
+          <w:rPr>
+            <w:lang w:val="zh_TW" w:bidi="zh_TW"/>
+          </w:rPr>
+          <w:rPr>
+            <w:color w:val="0000EE"/>
+            <w:u w:val="single"/>
+          </w:rPr>
+          <w:t>代上29:2</w:t>
+        </w:r>
+      </w:hyperlink>
+      <w:r>
+        <w:rPr>
+          <w:lang w:val="zh_TW" w:bidi="zh_TW"/>
+        </w:rPr>
+        <w:t>），以及胸甲（</w:t>
+      </w:r>
+      <w:hyperlink r:id="rId26">
+        <w:r>
+          <w:rPr>
+            <w:lang w:val="zh_TW" w:bidi="zh_TW"/>
+          </w:rPr>
+          <w:rPr>
+            <w:color w:val="0000EE"/>
+            <w:u w:val="single"/>
+          </w:rPr>
+          <w:t>啟9:17</w:t>
+        </w:r>
+      </w:hyperlink>
+      <w:r>
+        <w:rPr>
+          <w:lang w:val="zh_TW" w:bidi="zh_TW"/>
+        </w:rPr>
+        <w:t>）。約瑟的「彩衣」（</w:t>
+      </w:r>
+      <w:hyperlink r:id="rId27">
+        <w:r>
+          <w:rPr>
+            <w:lang w:val="zh_TW" w:bidi="zh_TW"/>
+          </w:rPr>
+          <w:rPr>
+            <w:color w:val="0000EE"/>
+            <w:u w:val="single"/>
+          </w:rPr>
+          <w:t>創37:3</w:t>
+        </w:r>
+      </w:hyperlink>
+      <w:r>
+        <w:rPr>
+          <w:lang w:val="zh_TW" w:bidi="zh_TW"/>
+        </w:rPr>
+        <w:t>）和她瑪的「彩衣」（</w:t>
+      </w:r>
+      <w:hyperlink r:id="rId28">
+        <w:r>
+          <w:rPr>
+            <w:lang w:val="zh_TW" w:bidi="zh_TW"/>
+          </w:rPr>
+          <w:rPr>
+            <w:color w:val="0000EE"/>
+            <w:u w:val="single"/>
+          </w:rPr>
+          <w:t>撒下13:18–19</w:t>
+        </w:r>
+      </w:hyperlink>
+      <w:r>
+        <w:rPr>
+          <w:lang w:val="zh_TW" w:bidi="zh_TW"/>
+        </w:rPr>
+        <w:t>）實際上是長袖外袍或富麗裝飾的長袍，象徵被偏愛的地位。</w:t>
       </w:r>
     </w:p>
     <w:p>
@@ -288,18 +541,43 @@
         <w:rPr>
           <w:lang w:val="zh_TW" w:bidi="zh_TW"/>
         </w:rPr>
-        <w:t>根據聖經，災病有四個來源：（1）神，（2）撒但，（3）祖先的罪，（4）違反生理、心理/情感或道德的自然規律。</w:t>
-      </w:r>
-    </w:p>
-    <w:p>
-      <w:pPr>
-        <w:pStyle w:val="Heading4"/>
-      </w:pPr>
-      <w:r>
-        <w:rPr>
-          <w:lang w:val="zh_TW" w:bidi="zh_TW"/>
-        </w:rPr>
-        <w:t>神</w:t>
+        <w:t>在新約中，一個意為「假作（pretense）」的詞在</w:t>
+      </w:r>
+      <w:hyperlink r:id="rId29">
+        <w:r>
+          <w:rPr>
+            <w:lang w:val="zh_TW" w:bidi="zh_TW"/>
+          </w:rPr>
+          <w:rPr>
+            <w:color w:val="0000EE"/>
+            <w:u w:val="single"/>
+          </w:rPr>
+          <w:t>使徒行傳二十七章30節</w:t>
+        </w:r>
+      </w:hyperlink>
+      <w:r>
+        <w:rPr>
+          <w:lang w:val="zh_TW" w:bidi="zh_TW"/>
+        </w:rPr>
+        <w:t>中被用於古義，有英文譯本的譯者解釋為「顏色（color）」。他們還在</w:t>
+      </w:r>
+      <w:hyperlink r:id="rId30">
+        <w:r>
+          <w:rPr>
+            <w:lang w:val="zh_TW" w:bidi="zh_TW"/>
+          </w:rPr>
+          <w:rPr>
+            <w:color w:val="0000EE"/>
+            <w:u w:val="single"/>
+          </w:rPr>
+          <w:t>啟示錄十七章4節</w:t>
+        </w:r>
+      </w:hyperlink>
+      <w:r>
+        <w:rPr>
+          <w:lang w:val="zh_TW" w:bidi="zh_TW"/>
+        </w:rPr>
+        <w:t>中添加了「顏色（color）」一詞，顯然是為了闡明其意義。</w:t>
       </w:r>
     </w:p>
     <w:p>
@@ -313,61 +591,18 @@
         <w:rPr>
           <w:lang w:val="zh_TW" w:bidi="zh_TW"/>
         </w:rPr>
-        <w:t>所有早期民族都將事件和現象歸因於超自然力量，如不同的神靈或邪靈。希伯來人與眾不同的是，他們是堅定的一神論者，將所有現象都歸因於唯一的真神，即向他們啟示的神（</w:t>
-      </w:r>
-      <w:hyperlink r:id="rId14">
-        <w:r>
-          <w:rPr>
-            <w:lang w:val="zh_TW" w:bidi="zh_TW"/>
-          </w:rPr>
-          <w:rPr>
-            <w:color w:val="0000EE"/>
-            <w:u w:val="single"/>
-          </w:rPr>
-          <w:t>賽45:21</w:t>
-        </w:r>
-      </w:hyperlink>
-      <w:r>
-        <w:rPr>
-          <w:lang w:val="zh_TW" w:bidi="zh_TW"/>
-        </w:rPr>
-        <w:t>）。神掌管一切，包括疾病和災禍（</w:t>
-      </w:r>
-      <w:hyperlink r:id="rId15">
-        <w:r>
-          <w:rPr>
-            <w:lang w:val="zh_TW" w:bidi="zh_TW"/>
-          </w:rPr>
-          <w:rPr>
-            <w:color w:val="0000EE"/>
-            <w:u w:val="single"/>
-          </w:rPr>
-          <w:t>7</w:t>
-        </w:r>
-      </w:hyperlink>
-      <w:r>
-        <w:rPr>
-          <w:lang w:val="zh_TW" w:bidi="zh_TW"/>
-        </w:rPr>
-        <w:t>節）。同樣的神也能賜予物質的祝福、健康，並醫治所有疾病（</w:t>
-      </w:r>
-      <w:hyperlink r:id="rId16">
-        <w:r>
-          <w:rPr>
-            <w:lang w:val="zh_TW" w:bidi="zh_TW"/>
-          </w:rPr>
-          <w:rPr>
-            <w:color w:val="0000EE"/>
-            <w:u w:val="single"/>
-          </w:rPr>
-          <w:t>詩103:3</w:t>
-        </w:r>
-      </w:hyperlink>
-      <w:r>
-        <w:rPr>
-          <w:lang w:val="zh_TW" w:bidi="zh_TW"/>
-        </w:rPr>
-        <w:t>）。對希伯來人來說，神可以賜下健康或疾病，無論哪一種情況，都有祂的目的或理由。</w:t>
+        <w:t>儘管聖經提到許多顏色，但顏色並未特別被強調。對於自然顏色的描述很少出現，而出現頻率最高且區別最清楚的顏色則是人造的染料。</w:t>
+      </w:r>
+    </w:p>
+    <w:p>
+      <w:pPr>
+        <w:pStyle w:val="Heading3"/>
+      </w:pPr>
+      <w:r>
+        <w:rPr>
+          <w:lang w:val="zh_TW" w:bidi="zh_TW"/>
+        </w:rPr>
+        <w:t>聖經中提到的顏色</w:t>
       </w:r>
     </w:p>
     <w:p>
@@ -381,97 +616,7 @@
         <w:rPr>
           <w:lang w:val="zh_TW" w:bidi="zh_TW"/>
         </w:rPr>
-        <w:t>災病的一個目的是作為對過犯的懲罰（</w:t>
-      </w:r>
-      <w:hyperlink r:id="rId17">
-        <w:r>
-          <w:rPr>
-            <w:lang w:val="zh_TW" w:bidi="zh_TW"/>
-          </w:rPr>
-          <w:rPr>
-            <w:color w:val="0000EE"/>
-            <w:u w:val="single"/>
-          </w:rPr>
-          <w:t>撒下24:1、12–16</w:t>
-        </w:r>
-      </w:hyperlink>
-      <w:r>
-        <w:rPr>
-          <w:lang w:val="zh_TW" w:bidi="zh_TW"/>
-        </w:rPr>
-        <w:t>；</w:t>
-      </w:r>
-      <w:hyperlink r:id="rId18">
-        <w:r>
-          <w:rPr>
-            <w:lang w:val="zh_TW" w:bidi="zh_TW"/>
-          </w:rPr>
-          <w:rPr>
-            <w:color w:val="0000EE"/>
-            <w:u w:val="single"/>
-          </w:rPr>
-          <w:t>林前10:8</w:t>
-        </w:r>
-      </w:hyperlink>
-      <w:r>
-        <w:rPr>
-          <w:lang w:val="zh_TW" w:bidi="zh_TW"/>
-        </w:rPr>
-        <w:t>）。在希伯來人的觀念中，即使災病和死亡的直接原因是顯而易見的——比如營中許多人被毒蛇咬傷——他們的反應不是去殺掉所有的蛇，而是向神祈求赦免（</w:t>
-      </w:r>
-      <w:hyperlink r:id="rId19">
-        <w:r>
-          <w:rPr>
-            <w:lang w:val="zh_TW" w:bidi="zh_TW"/>
-          </w:rPr>
-          <w:rPr>
-            <w:color w:val="0000EE"/>
-            <w:u w:val="single"/>
-          </w:rPr>
-          <w:t>民21:4–9</w:t>
-        </w:r>
-      </w:hyperlink>
-      <w:r>
-        <w:rPr>
-          <w:lang w:val="zh_TW" w:bidi="zh_TW"/>
-        </w:rPr>
-        <w:t>）。痲瘋病的字面意思是「打擊」，是一種神賜下的毀滅性災病，用來懲罰那些犯罪的人（</w:t>
-      </w:r>
-      <w:hyperlink r:id="rId20">
-        <w:r>
-          <w:rPr>
-            <w:lang w:val="zh_TW" w:bidi="zh_TW"/>
-          </w:rPr>
-          <w:rPr>
-            <w:color w:val="0000EE"/>
-            <w:u w:val="single"/>
-          </w:rPr>
-          <w:t>民12</w:t>
-        </w:r>
-      </w:hyperlink>
-      <w:r>
-        <w:rPr>
-          <w:lang w:val="zh_TW" w:bidi="zh_TW"/>
-        </w:rPr>
-        <w:t>；</w:t>
-      </w:r>
-      <w:hyperlink r:id="rId21">
-        <w:r>
-          <w:rPr>
-            <w:lang w:val="zh_TW" w:bidi="zh_TW"/>
-          </w:rPr>
-          <w:rPr>
-            <w:color w:val="0000EE"/>
-            <w:u w:val="single"/>
-          </w:rPr>
-          <w:t>王下5:27</w:t>
-        </w:r>
-      </w:hyperlink>
-      <w:r>
-        <w:rPr>
-          <w:lang w:val="zh_TW" w:bidi="zh_TW"/>
-        </w:rPr>
-        <w:t>）。</w:t>
+        <w:t>由於希伯來人對顏色的感知方式與現代西方文化不同，有時很難準確翻譯希伯來文中表示顏色的詞。因此，英文聖經譯本中這些詞的翻譯經常有很大差異。為了提供比較的基礎，本文主要根據和合本經文，但有例外時會另行說明。</w:t>
       </w:r>
     </w:p>
     <w:p>
@@ -485,36 +630,7 @@
         <w:rPr>
           <w:lang w:val="zh_TW" w:bidi="zh_TW"/>
         </w:rPr>
-        <w:t>神也可能差遣災病來顯示祂的大能或保護祂的百姓。埃及的十災就是前者的例子；而消滅西拿基立的軍隊則是後者的例子（</w:t>
-      </w:r>
-      <w:hyperlink r:id="rId22">
-        <w:r>
-          <w:rPr>
-            <w:lang w:val="zh_TW" w:bidi="zh_TW"/>
-          </w:rPr>
-          <w:rPr>
-            <w:color w:val="0000EE"/>
-            <w:u w:val="single"/>
-          </w:rPr>
-          <w:t>王下19:34–36</w:t>
-        </w:r>
-      </w:hyperlink>
-      <w:r>
-        <w:rPr>
-          <w:lang w:val="zh_TW" w:bidi="zh_TW"/>
-        </w:rPr>
-        <w:t>）。</w:t>
-      </w:r>
-    </w:p>
-    <w:p>
-      <w:pPr>
-        <w:pStyle w:val="Heading4"/>
-      </w:pPr>
-      <w:r>
-        <w:rPr>
-          <w:lang w:val="zh_TW" w:bidi="zh_TW"/>
-        </w:rPr>
-        <w:t>撒但</w:t>
+        <w:t>在舊約和新約中最常提到的顏色如下：</w:t>
       </w:r>
     </w:p>
     <w:p>
@@ -528,36 +644,277 @@
         <w:rPr>
           <w:lang w:val="zh_TW" w:bidi="zh_TW"/>
         </w:rPr>
-        <w:t>撒但和其他邪靈也可能是災病的源頭。在聖經的框架中，撒但帶來災病的能力是在神允許的範圍內進行的。對於撒但危害能力的限制，在約伯的案例中被明確說明（</w:t>
-      </w:r>
-      <w:hyperlink r:id="rId23">
-        <w:r>
-          <w:rPr>
-            <w:lang w:val="zh_TW" w:bidi="zh_TW"/>
-          </w:rPr>
-          <w:rPr>
-            <w:color w:val="0000EE"/>
-            <w:u w:val="single"/>
-          </w:rPr>
-          <w:t>伯1:12</w:t>
-        </w:r>
-      </w:hyperlink>
-      <w:r>
-        <w:rPr>
-          <w:lang w:val="zh_TW" w:bidi="zh_TW"/>
-        </w:rPr>
-        <w:t>）。新約的信息也清楚地表明，儘管有鬼附或受到撒但影響的情況，但撒但的時間是有限的，牠最終的完全敗亡和毀滅是必然的。</w:t>
-      </w:r>
-    </w:p>
-    <w:p>
-      <w:pPr>
-        <w:pStyle w:val="Heading4"/>
-      </w:pPr>
-      <w:r>
-        <w:rPr>
-          <w:lang w:val="zh_TW" w:bidi="zh_TW"/>
-        </w:rPr>
-        <w:t>祖先的罪</w:t>
+        <w:t>「黑色」在舊約中由五個詞表達，在新約中由一個詞表達，指不同程度的黑暗。這些詞描述了：羊的顏色（</w:t>
+      </w:r>
+      <w:hyperlink r:id="rId31">
+        <w:r>
+          <w:rPr>
+            <w:lang w:val="zh_TW" w:bidi="zh_TW"/>
+          </w:rPr>
+          <w:rPr>
+            <w:color w:val="0000EE"/>
+            <w:u w:val="single"/>
+          </w:rPr>
+          <w:t>創30:32–33、35、40</w:t>
+        </w:r>
+      </w:hyperlink>
+      <w:r>
+        <w:rPr>
+          <w:lang w:val="zh_TW" w:bidi="zh_TW"/>
+        </w:rPr>
+        <w:t>）、頭髮（</w:t>
+      </w:r>
+      <w:hyperlink r:id="rId32">
+        <w:r>
+          <w:rPr>
+            <w:lang w:val="zh_TW" w:bidi="zh_TW"/>
+          </w:rPr>
+          <w:rPr>
+            <w:color w:val="0000EE"/>
+            <w:u w:val="single"/>
+          </w:rPr>
+          <w:t>利13:31、37</w:t>
+        </w:r>
+      </w:hyperlink>
+      <w:r>
+        <w:rPr>
+          <w:lang w:val="zh_TW" w:bidi="zh_TW"/>
+        </w:rPr>
+        <w:t>；</w:t>
+      </w:r>
+      <w:hyperlink r:id="rId33">
+        <w:r>
+          <w:rPr>
+            <w:lang w:val="zh_TW" w:bidi="zh_TW"/>
+          </w:rPr>
+          <w:rPr>
+            <w:color w:val="0000EE"/>
+            <w:u w:val="single"/>
+          </w:rPr>
+          <w:t>歌5:11</w:t>
+        </w:r>
+      </w:hyperlink>
+      <w:r>
+        <w:rPr>
+          <w:lang w:val="zh_TW" w:bidi="zh_TW"/>
+        </w:rPr>
+        <w:t>；</w:t>
+      </w:r>
+      <w:hyperlink r:id="rId34">
+        <w:r>
+          <w:rPr>
+            <w:lang w:val="zh_TW" w:bidi="zh_TW"/>
+          </w:rPr>
+          <w:rPr>
+            <w:color w:val="0000EE"/>
+            <w:u w:val="single"/>
+          </w:rPr>
+          <w:t>太5:36</w:t>
+        </w:r>
+      </w:hyperlink>
+      <w:r>
+        <w:rPr>
+          <w:lang w:val="zh_TW" w:bidi="zh_TW"/>
+        </w:rPr>
+        <w:t>）、皮膚（</w:t>
+      </w:r>
+      <w:hyperlink r:id="rId35">
+        <w:r>
+          <w:rPr>
+            <w:lang w:val="zh_TW" w:bidi="zh_TW"/>
+          </w:rPr>
+          <w:rPr>
+            <w:color w:val="0000EE"/>
+            <w:u w:val="single"/>
+          </w:rPr>
+          <w:t>伯30:30</w:t>
+        </w:r>
+      </w:hyperlink>
+      <w:r>
+        <w:rPr>
+          <w:lang w:val="zh_TW" w:bidi="zh_TW"/>
+        </w:rPr>
+        <w:t>）、馬（</w:t>
+      </w:r>
+      <w:hyperlink r:id="rId36">
+        <w:r>
+          <w:rPr>
+            <w:lang w:val="zh_TW" w:bidi="zh_TW"/>
+          </w:rPr>
+          <w:rPr>
+            <w:color w:val="0000EE"/>
+            <w:u w:val="single"/>
+          </w:rPr>
+          <w:t>亞6:2、6</w:t>
+        </w:r>
+      </w:hyperlink>
+      <w:r>
+        <w:rPr>
+          <w:lang w:val="zh_TW" w:bidi="zh_TW"/>
+        </w:rPr>
+        <w:t>；</w:t>
+      </w:r>
+      <w:hyperlink r:id="rId37">
+        <w:r>
+          <w:rPr>
+            <w:lang w:val="zh_TW" w:bidi="zh_TW"/>
+          </w:rPr>
+          <w:rPr>
+            <w:color w:val="0000EE"/>
+            <w:u w:val="single"/>
+          </w:rPr>
+          <w:t>啟6:5</w:t>
+        </w:r>
+      </w:hyperlink>
+      <w:r>
+        <w:rPr>
+          <w:lang w:val="zh_TW" w:bidi="zh_TW"/>
+        </w:rPr>
+        <w:t>）、天空（</w:t>
+      </w:r>
+      <w:hyperlink r:id="rId38">
+        <w:r>
+          <w:rPr>
+            <w:lang w:val="zh_TW" w:bidi="zh_TW"/>
+          </w:rPr>
+          <w:rPr>
+            <w:color w:val="0000EE"/>
+            <w:u w:val="single"/>
+          </w:rPr>
+          <w:t>王上18:45</w:t>
+        </w:r>
+      </w:hyperlink>
+      <w:r>
+        <w:rPr>
+          <w:lang w:val="zh_TW" w:bidi="zh_TW"/>
+        </w:rPr>
+        <w:t>；</w:t>
+      </w:r>
+      <w:hyperlink r:id="rId39">
+        <w:r>
+          <w:rPr>
+            <w:lang w:val="zh_TW" w:bidi="zh_TW"/>
+          </w:rPr>
+          <w:rPr>
+            <w:color w:val="0000EE"/>
+            <w:u w:val="single"/>
+          </w:rPr>
+          <w:t>賽50:3</w:t>
+        </w:r>
+      </w:hyperlink>
+      <w:r>
+        <w:rPr>
+          <w:lang w:val="zh_TW" w:bidi="zh_TW"/>
+        </w:rPr>
+        <w:t>；</w:t>
+      </w:r>
+      <w:hyperlink r:id="rId40">
+        <w:r>
+          <w:rPr>
+            <w:lang w:val="zh_TW" w:bidi="zh_TW"/>
+          </w:rPr>
+          <w:rPr>
+            <w:color w:val="0000EE"/>
+            <w:u w:val="single"/>
+          </w:rPr>
+          <w:t>耶4:28</w:t>
+        </w:r>
+      </w:hyperlink>
+      <w:r>
+        <w:rPr>
+          <w:lang w:val="zh_TW" w:bidi="zh_TW"/>
+        </w:rPr>
+        <w:t>）、白日（</w:t>
+      </w:r>
+      <w:hyperlink r:id="rId41">
+        <w:r>
+          <w:rPr>
+            <w:lang w:val="zh_TW" w:bidi="zh_TW"/>
+          </w:rPr>
+          <w:rPr>
+            <w:color w:val="0000EE"/>
+            <w:u w:val="single"/>
+          </w:rPr>
+          <w:t>伯3:5</w:t>
+        </w:r>
+      </w:hyperlink>
+      <w:r>
+        <w:rPr>
+          <w:lang w:val="zh_TW" w:bidi="zh_TW"/>
+        </w:rPr>
+        <w:t>；</w:t>
+      </w:r>
+      <w:hyperlink r:id="rId42">
+        <w:r>
+          <w:rPr>
+            <w:lang w:val="zh_TW" w:bidi="zh_TW"/>
+          </w:rPr>
+          <w:rPr>
+            <w:color w:val="0000EE"/>
+            <w:u w:val="single"/>
+          </w:rPr>
+          <w:t>彌3:6</w:t>
+        </w:r>
+      </w:hyperlink>
+      <w:r>
+        <w:rPr>
+          <w:lang w:val="zh_TW" w:bidi="zh_TW"/>
+        </w:rPr>
+        <w:t>）、變黑的太陽（</w:t>
+      </w:r>
+      <w:hyperlink r:id="rId43">
+        <w:r>
+          <w:rPr>
+            <w:lang w:val="zh_TW" w:bidi="zh_TW"/>
+          </w:rPr>
+          <w:rPr>
+            <w:color w:val="0000EE"/>
+            <w:u w:val="single"/>
+          </w:rPr>
+          <w:t>啟6:12</w:t>
+        </w:r>
+      </w:hyperlink>
+      <w:r>
+        <w:rPr>
+          <w:lang w:val="zh_TW" w:bidi="zh_TW"/>
+        </w:rPr>
+        <w:t>），以及入侵的軍隊（</w:t>
+      </w:r>
+      <w:hyperlink r:id="rId44">
+        <w:r>
+          <w:rPr>
+            <w:lang w:val="zh_TW" w:bidi="zh_TW"/>
+          </w:rPr>
+          <w:rPr>
+            <w:color w:val="0000EE"/>
+            <w:u w:val="single"/>
+          </w:rPr>
+          <w:t>珥2:2</w:t>
+        </w:r>
+      </w:hyperlink>
+      <w:r>
+        <w:rPr>
+          <w:lang w:val="zh_TW" w:bidi="zh_TW"/>
+        </w:rPr>
+        <w:t>）。約伯記的「沒有日光」（</w:t>
+      </w:r>
+      <w:hyperlink r:id="rId45">
+        <w:r>
+          <w:rPr>
+            <w:lang w:val="zh_TW" w:bidi="zh_TW"/>
+          </w:rPr>
+          <w:rPr>
+            <w:color w:val="0000EE"/>
+            <w:u w:val="single"/>
+          </w:rPr>
+          <w:t>伯30:28</w:t>
+        </w:r>
+      </w:hyperlink>
+      <w:r>
+        <w:rPr>
+          <w:lang w:val="zh_TW" w:bidi="zh_TW"/>
+        </w:rPr>
+        <w:t>）被理解為災病或悲傷。</w:t>
       </w:r>
     </w:p>
     <w:p>
@@ -571,7 +928,25 @@
         <w:rPr>
           <w:lang w:val="zh_TW" w:bidi="zh_TW"/>
         </w:rPr>
-        <w:t>疾病也可能是由於祖先的罪過所致（</w:t>
+        <w:t>「藍色」可能指的是從地中海軟體動物中獲得的藍紫色染料。這是一種受歡迎的顏色，但古代認為其不如「皇家紫色」高貴。這兩種染料都產於泰爾，泰爾曾一度壟斷藍色和紫色染料的製造（</w:t>
+      </w:r>
+      <w:hyperlink r:id="rId46">
+        <w:r>
+          <w:rPr>
+            <w:lang w:val="zh_TW" w:bidi="zh_TW"/>
+          </w:rPr>
+          <w:rPr>
+            <w:color w:val="0000EE"/>
+            <w:u w:val="single"/>
+          </w:rPr>
+          <w:t>代下2:7、14</w:t>
+        </w:r>
+      </w:hyperlink>
+      <w:r>
+        <w:rPr>
+          <w:lang w:val="zh_TW" w:bidi="zh_TW"/>
+        </w:rPr>
+        <w:t>；</w:t>
       </w:r>
       <w:hyperlink r:id="rId24">
         <w:r>
@@ -582,7 +957,43 @@
             <w:color w:val="0000EE"/>
             <w:u w:val="single"/>
           </w:rPr>
-          <w:t>出20:5</w:t>
+          <w:t>結27:24</w:t>
+        </w:r>
+      </w:hyperlink>
+      <w:r>
+        <w:rPr>
+          <w:lang w:val="zh_TW" w:bidi="zh_TW"/>
+        </w:rPr>
+        <w:t>）。泰爾的船使用藍色和紫色作為船篷（</w:t>
+      </w:r>
+      <w:hyperlink r:id="rId47">
+        <w:r>
+          <w:rPr>
+            <w:lang w:val="zh_TW" w:bidi="zh_TW"/>
+          </w:rPr>
+          <w:rPr>
+            <w:color w:val="0000EE"/>
+            <w:u w:val="single"/>
+          </w:rPr>
+          <w:t>結27:7</w:t>
+        </w:r>
+      </w:hyperlink>
+      <w:r>
+        <w:rPr>
+          <w:lang w:val="zh_TW" w:bidi="zh_TW"/>
+        </w:rPr>
+        <w:t>）。藍色被用於會幕的布料（</w:t>
+      </w:r>
+      <w:hyperlink r:id="rId48">
+        <w:r>
+          <w:rPr>
+            <w:lang w:val="zh_TW" w:bidi="zh_TW"/>
+          </w:rPr>
+          <w:rPr>
+            <w:color w:val="0000EE"/>
+            <w:u w:val="single"/>
+          </w:rPr>
+          <w:t>出26:1</w:t>
         </w:r>
       </w:hyperlink>
       <w:r>
@@ -591,124 +1002,89 @@
         </w:rPr>
         <w:t>；</w:t>
       </w:r>
-      <w:hyperlink r:id="rId25">
-        <w:r>
-          <w:rPr>
-            <w:lang w:val="zh_TW" w:bidi="zh_TW"/>
-          </w:rPr>
-          <w:rPr>
-            <w:color w:val="0000EE"/>
-            <w:u w:val="single"/>
-          </w:rPr>
-          <w:t>利26:29</w:t>
-        </w:r>
-      </w:hyperlink>
-      <w:r>
-        <w:rPr>
-          <w:lang w:val="zh_TW" w:bidi="zh_TW"/>
-        </w:rPr>
-        <w:t>；</w:t>
-      </w:r>
-      <w:hyperlink r:id="rId26">
-        <w:r>
-          <w:rPr>
-            <w:lang w:val="zh_TW" w:bidi="zh_TW"/>
-          </w:rPr>
-          <w:rPr>
-            <w:color w:val="0000EE"/>
-            <w:u w:val="single"/>
-          </w:rPr>
-          <w:t>王上17:18</w:t>
-        </w:r>
-      </w:hyperlink>
-      <w:r>
-        <w:rPr>
-          <w:lang w:val="zh_TW" w:bidi="zh_TW"/>
-        </w:rPr>
-        <w:t>；</w:t>
-      </w:r>
-      <w:hyperlink r:id="rId27">
-        <w:r>
-          <w:rPr>
-            <w:lang w:val="zh_TW" w:bidi="zh_TW"/>
-          </w:rPr>
-          <w:rPr>
-            <w:color w:val="0000EE"/>
-            <w:u w:val="single"/>
-          </w:rPr>
-          <w:t>伯21:19</w:t>
-        </w:r>
-      </w:hyperlink>
-      <w:r>
-        <w:rPr>
-          <w:lang w:val="zh_TW" w:bidi="zh_TW"/>
-        </w:rPr>
-        <w:t>；</w:t>
-      </w:r>
-      <w:hyperlink r:id="rId28">
-        <w:r>
-          <w:rPr>
-            <w:lang w:val="zh_TW" w:bidi="zh_TW"/>
-          </w:rPr>
-          <w:rPr>
-            <w:color w:val="0000EE"/>
-            <w:u w:val="single"/>
-          </w:rPr>
-          <w:t>哀5:7</w:t>
-        </w:r>
-      </w:hyperlink>
-      <w:r>
-        <w:rPr>
-          <w:lang w:val="zh_TW" w:bidi="zh_TW"/>
-        </w:rPr>
-        <w:t>）。其中最突出的例子是大衛與拔示巴的罪使他的兒子死亡（</w:t>
-      </w:r>
-      <w:hyperlink r:id="rId29">
-        <w:r>
-          <w:rPr>
-            <w:lang w:val="zh_TW" w:bidi="zh_TW"/>
-          </w:rPr>
-          <w:rPr>
-            <w:color w:val="0000EE"/>
-            <w:u w:val="single"/>
-          </w:rPr>
-          <w:t>撒下12:15</w:t>
-        </w:r>
-      </w:hyperlink>
-      <w:r>
-        <w:rPr>
-          <w:lang w:val="zh_TW" w:bidi="zh_TW"/>
-        </w:rPr>
-        <w:t>）。這種對災病來源的觀念一直延續到了新約時期，並為耶穌的門徒所熟悉（</w:t>
-      </w:r>
-      <w:hyperlink r:id="rId30">
-        <w:r>
-          <w:rPr>
-            <w:lang w:val="zh_TW" w:bidi="zh_TW"/>
-          </w:rPr>
-          <w:rPr>
-            <w:color w:val="0000EE"/>
-            <w:u w:val="single"/>
-          </w:rPr>
-          <w:t>約9:2</w:t>
-        </w:r>
-      </w:hyperlink>
-      <w:r>
-        <w:rPr>
-          <w:lang w:val="zh_TW" w:bidi="zh_TW"/>
-        </w:rPr>
-        <w:t>）。</w:t>
-      </w:r>
-    </w:p>
-    <w:p>
-      <w:pPr>
-        <w:pStyle w:val="Heading4"/>
-      </w:pPr>
-      <w:r>
-        <w:rPr>
-          <w:lang w:val="zh_TW" w:bidi="zh_TW"/>
-        </w:rPr>
-        <w:t>違反自然規律</w:t>
+      <w:hyperlink r:id="rId49">
+        <w:r>
+          <w:rPr>
+            <w:lang w:val="zh_TW" w:bidi="zh_TW"/>
+          </w:rPr>
+          <w:rPr>
+            <w:color w:val="0000EE"/>
+            <w:u w:val="single"/>
+          </w:rPr>
+          <w:t>民4:6–9</w:t>
+        </w:r>
+      </w:hyperlink>
+      <w:r>
+        <w:rPr>
+          <w:lang w:val="zh_TW" w:bidi="zh_TW"/>
+        </w:rPr>
+        <w:t>）、祭司的衣服（</w:t>
+      </w:r>
+      <w:hyperlink r:id="rId50">
+        <w:r>
+          <w:rPr>
+            <w:lang w:val="zh_TW" w:bidi="zh_TW"/>
+          </w:rPr>
+          <w:rPr>
+            <w:color w:val="0000EE"/>
+            <w:u w:val="single"/>
+          </w:rPr>
+          <w:t>出28:5–6</w:t>
+        </w:r>
+      </w:hyperlink>
+      <w:r>
+        <w:rPr>
+          <w:lang w:val="zh_TW" w:bidi="zh_TW"/>
+        </w:rPr>
+        <w:t>）、所羅門的聖殿（</w:t>
+      </w:r>
+      <w:hyperlink r:id="rId46">
+        <w:r>
+          <w:rPr>
+            <w:lang w:val="zh_TW" w:bidi="zh_TW"/>
+          </w:rPr>
+          <w:rPr>
+            <w:color w:val="0000EE"/>
+            <w:u w:val="single"/>
+          </w:rPr>
+          <w:t>代下2:7、14</w:t>
+        </w:r>
+      </w:hyperlink>
+      <w:r>
+        <w:rPr>
+          <w:lang w:val="zh_TW" w:bidi="zh_TW"/>
+        </w:rPr>
+        <w:t>），以及波斯王宮（</w:t>
+      </w:r>
+      <w:hyperlink r:id="rId51">
+        <w:r>
+          <w:rPr>
+            <w:lang w:val="zh_TW" w:bidi="zh_TW"/>
+          </w:rPr>
+          <w:rPr>
+            <w:color w:val="0000EE"/>
+            <w:u w:val="single"/>
+          </w:rPr>
+          <w:t>斯1:6，</w:t>
+        </w:r>
+      </w:hyperlink>
+      <w:hyperlink r:id="rId52">
+        <w:r>
+          <w:rPr>
+            <w:lang w:val="zh_TW" w:bidi="zh_TW"/>
+          </w:rPr>
+          <w:rPr>
+            <w:color w:val="0000EE"/>
+            <w:u w:val="single"/>
+          </w:rPr>
+          <w:t>8:15</w:t>
+        </w:r>
+      </w:hyperlink>
+      <w:r>
+        <w:rPr>
+          <w:lang w:val="zh_TW" w:bidi="zh_TW"/>
+        </w:rPr>
+        <w:t>）。藍色在新約中沒有被提及。</w:t>
       </w:r>
     </w:p>
     <w:p>
@@ -722,7 +1098,73 @@
         <w:rPr>
           <w:lang w:val="zh_TW" w:bidi="zh_TW"/>
         </w:rPr>
-        <w:t>這個觀念使希伯來人與當時其他民族有所區別。當他們理解到災病可能是由於違反固定的生理、心理/情感和道德規律所導致的，就會產生個人責任的概念，即遵守這些規律以避免災病。一個人對自己的健康以及社群的健康負有責任，而不僅僅是超自然力量的被動受害者。</w:t>
+        <w:t>「紅色」是三個不同希伯來文的翻譯。這種不同色調的紅色是從某些昆蟲中提取的。這個詞描述了所羅門的聖殿中的某些布料（</w:t>
+      </w:r>
+      <w:hyperlink r:id="rId46">
+        <w:r>
+          <w:rPr>
+            <w:lang w:val="zh_TW" w:bidi="zh_TW"/>
+          </w:rPr>
+          <w:rPr>
+            <w:color w:val="0000EE"/>
+            <w:u w:val="single"/>
+          </w:rPr>
+          <w:t>代下2:7、14，</w:t>
+        </w:r>
+      </w:hyperlink>
+      <w:hyperlink r:id="rId53">
+        <w:r>
+          <w:rPr>
+            <w:lang w:val="zh_TW" w:bidi="zh_TW"/>
+          </w:rPr>
+          <w:rPr>
+            <w:color w:val="0000EE"/>
+            <w:u w:val="single"/>
+          </w:rPr>
+          <w:t>3:14</w:t>
+        </w:r>
+      </w:hyperlink>
+      <w:r>
+        <w:rPr>
+          <w:lang w:val="zh_TW" w:bidi="zh_TW"/>
+        </w:rPr>
+        <w:t>），並被用來比喻罪（</w:t>
+      </w:r>
+      <w:hyperlink r:id="rId54">
+        <w:r>
+          <w:rPr>
+            <w:lang w:val="zh_TW" w:bidi="zh_TW"/>
+          </w:rPr>
+          <w:rPr>
+            <w:color w:val="0000EE"/>
+            <w:u w:val="single"/>
+          </w:rPr>
+          <w:t>賽1:18</w:t>
+        </w:r>
+      </w:hyperlink>
+      <w:r>
+        <w:rPr>
+          <w:lang w:val="zh_TW" w:bidi="zh_TW"/>
+        </w:rPr>
+        <w:t>）。形容波斯拉衣服的「紅」（</w:t>
+      </w:r>
+      <w:hyperlink r:id="rId55">
+        <w:r>
+          <w:rPr>
+            <w:lang w:val="zh_TW" w:bidi="zh_TW"/>
+          </w:rPr>
+          <w:rPr>
+            <w:color w:val="0000EE"/>
+            <w:u w:val="single"/>
+          </w:rPr>
+          <w:t>63:1</w:t>
+        </w:r>
+      </w:hyperlink>
+      <w:r>
+        <w:rPr>
+          <w:lang w:val="zh_TW" w:bidi="zh_TW"/>
+        </w:rPr>
+        <w:t>）可能意味著「鮮豔的顏色」而不是特定的色調。</w:t>
       </w:r>
     </w:p>
     <w:p>
@@ -736,43 +1178,205 @@
         <w:rPr>
           <w:lang w:val="zh_TW" w:bidi="zh_TW"/>
         </w:rPr>
-        <w:t>基於這一觀念，摩西制定了詳盡的行為準則，以維持個人和社群的健康。摩西律法涵蓋了飲食、個人衛生、安息日的遵守、營地的衛生規定、清潔以及性關係等領域。通過遵守神所設立的這些自然規律，希伯來人可以期望免於疾病（</w:t>
-      </w:r>
-      <w:hyperlink r:id="rId31">
-        <w:r>
-          <w:rPr>
-            <w:lang w:val="zh_TW" w:bidi="zh_TW"/>
-          </w:rPr>
-          <w:rPr>
-            <w:color w:val="0000EE"/>
-            <w:u w:val="single"/>
-          </w:rPr>
-          <w:t>出15:26</w:t>
-        </w:r>
-      </w:hyperlink>
-      <w:r>
-        <w:rPr>
-          <w:lang w:val="zh_TW" w:bidi="zh_TW"/>
-        </w:rPr>
-        <w:t>）並享長壽（</w:t>
-      </w:r>
-      <w:hyperlink r:id="rId32">
-        <w:r>
-          <w:rPr>
-            <w:lang w:val="zh_TW" w:bidi="zh_TW"/>
-          </w:rPr>
-          <w:rPr>
-            <w:color w:val="0000EE"/>
-            <w:u w:val="single"/>
-          </w:rPr>
-          <w:t>箴3:1–2</w:t>
-        </w:r>
-      </w:hyperlink>
-      <w:r>
-        <w:rPr>
-          <w:lang w:val="zh_TW" w:bidi="zh_TW"/>
-        </w:rPr>
-        <w:t>）。摩西的這些健康律法，即使以今天的公共衛生觀點來看，依然很合理，比起其他古代民族的做法更合理。</w:t>
+        <w:t>「灰色」這個顏色僅在舊約中出現，專門用來形容老年，如灰白的頭髮或白髮（</w:t>
+      </w:r>
+      <w:hyperlink r:id="rId56">
+        <w:r>
+          <w:rPr>
+            <w:lang w:val="zh_TW" w:bidi="zh_TW"/>
+          </w:rPr>
+          <w:rPr>
+            <w:color w:val="0000EE"/>
+            <w:u w:val="single"/>
+          </w:rPr>
+          <w:t>創42:38</w:t>
+        </w:r>
+      </w:hyperlink>
+      <w:r>
+        <w:rPr>
+          <w:lang w:val="zh_TW" w:bidi="zh_TW"/>
+        </w:rPr>
+        <w:t>；</w:t>
+      </w:r>
+      <w:hyperlink r:id="rId57">
+        <w:r>
+          <w:rPr>
+            <w:lang w:val="zh_TW" w:bidi="zh_TW"/>
+          </w:rPr>
+          <w:rPr>
+            <w:color w:val="0000EE"/>
+            <w:u w:val="single"/>
+          </w:rPr>
+          <w:t>44:29–31</w:t>
+        </w:r>
+      </w:hyperlink>
+      <w:r>
+        <w:rPr>
+          <w:lang w:val="zh_TW" w:bidi="zh_TW"/>
+        </w:rPr>
+        <w:t>；</w:t>
+      </w:r>
+      <w:hyperlink r:id="rId58">
+        <w:r>
+          <w:rPr>
+            <w:lang w:val="zh_TW" w:bidi="zh_TW"/>
+          </w:rPr>
+          <w:rPr>
+            <w:color w:val="0000EE"/>
+            <w:u w:val="single"/>
+          </w:rPr>
+          <w:t>申32:25</w:t>
+        </w:r>
+      </w:hyperlink>
+      <w:r>
+        <w:rPr>
+          <w:lang w:val="zh_TW" w:bidi="zh_TW"/>
+        </w:rPr>
+        <w:t>；</w:t>
+      </w:r>
+      <w:hyperlink r:id="rId59">
+        <w:r>
+          <w:rPr>
+            <w:lang w:val="zh_TW" w:bidi="zh_TW"/>
+          </w:rPr>
+          <w:rPr>
+            <w:color w:val="0000EE"/>
+            <w:u w:val="single"/>
+          </w:rPr>
+          <w:t>撒上12:2</w:t>
+        </w:r>
+      </w:hyperlink>
+      <w:r>
+        <w:rPr>
+          <w:lang w:val="zh_TW" w:bidi="zh_TW"/>
+        </w:rPr>
+        <w:t>；</w:t>
+      </w:r>
+      <w:hyperlink r:id="rId60">
+        <w:r>
+          <w:rPr>
+            <w:lang w:val="zh_TW" w:bidi="zh_TW"/>
+          </w:rPr>
+          <w:rPr>
+            <w:color w:val="0000EE"/>
+            <w:u w:val="single"/>
+          </w:rPr>
+          <w:t>王上2:6、9</w:t>
+        </w:r>
+      </w:hyperlink>
+      <w:r>
+        <w:rPr>
+          <w:lang w:val="zh_TW" w:bidi="zh_TW"/>
+        </w:rPr>
+        <w:t>；</w:t>
+      </w:r>
+      <w:hyperlink r:id="rId61">
+        <w:r>
+          <w:rPr>
+            <w:lang w:val="zh_TW" w:bidi="zh_TW"/>
+          </w:rPr>
+          <w:rPr>
+            <w:color w:val="0000EE"/>
+            <w:u w:val="single"/>
+          </w:rPr>
+          <w:t>伯15:10</w:t>
+        </w:r>
+      </w:hyperlink>
+      <w:r>
+        <w:rPr>
+          <w:lang w:val="zh_TW" w:bidi="zh_TW"/>
+        </w:rPr>
+        <w:t>；</w:t>
+      </w:r>
+      <w:hyperlink r:id="rId62">
+        <w:r>
+          <w:rPr>
+            <w:lang w:val="zh_TW" w:bidi="zh_TW"/>
+          </w:rPr>
+          <w:rPr>
+            <w:color w:val="0000EE"/>
+            <w:u w:val="single"/>
+          </w:rPr>
+          <w:t>詩71:18</w:t>
+        </w:r>
+      </w:hyperlink>
+      <w:r>
+        <w:rPr>
+          <w:lang w:val="zh_TW" w:bidi="zh_TW"/>
+        </w:rPr>
+        <w:t>；</w:t>
+      </w:r>
+      <w:hyperlink r:id="rId63">
+        <w:r>
+          <w:rPr>
+            <w:lang w:val="zh_TW" w:bidi="zh_TW"/>
+          </w:rPr>
+          <w:rPr>
+            <w:color w:val="0000EE"/>
+            <w:u w:val="single"/>
+          </w:rPr>
+          <w:t>箴20:29</w:t>
+        </w:r>
+      </w:hyperlink>
+      <w:r>
+        <w:rPr>
+          <w:lang w:val="zh_TW" w:bidi="zh_TW"/>
+        </w:rPr>
+        <w:t>；</w:t>
+      </w:r>
+      <w:hyperlink r:id="rId64">
+        <w:r>
+          <w:rPr>
+            <w:lang w:val="zh_TW" w:bidi="zh_TW"/>
+          </w:rPr>
+          <w:rPr>
+            <w:color w:val="0000EE"/>
+            <w:u w:val="single"/>
+          </w:rPr>
+          <w:t>賽46:4</w:t>
+        </w:r>
+      </w:hyperlink>
+      <w:r>
+        <w:rPr>
+          <w:lang w:val="zh_TW" w:bidi="zh_TW"/>
+        </w:rPr>
+        <w:t>；</w:t>
+      </w:r>
+      <w:hyperlink r:id="rId65">
+        <w:r>
+          <w:rPr>
+            <w:lang w:val="zh_TW" w:bidi="zh_TW"/>
+          </w:rPr>
+          <w:rPr>
+            <w:color w:val="0000EE"/>
+            <w:u w:val="single"/>
+          </w:rPr>
+          <w:t>何7:9</w:t>
+        </w:r>
+      </w:hyperlink>
+      <w:r>
+        <w:rPr>
+          <w:lang w:val="zh_TW" w:bidi="zh_TW"/>
+        </w:rPr>
+        <w:t>）。用來形容雜色灰馬的另一個詞（</w:t>
+      </w:r>
+      <w:hyperlink r:id="rId66">
+        <w:r>
+          <w:rPr>
+            <w:lang w:val="zh_TW" w:bidi="zh_TW"/>
+          </w:rPr>
+          <w:rPr>
+            <w:color w:val="0000EE"/>
+            <w:u w:val="single"/>
+          </w:rPr>
+          <w:t>亞6:3</w:t>
+        </w:r>
+      </w:hyperlink>
+      <w:r>
+        <w:rPr>
+          <w:lang w:val="zh_TW" w:bidi="zh_TW"/>
+        </w:rPr>
+        <w:t>）可能意指「斑點」或「斑駁」。</w:t>
       </w:r>
     </w:p>
     <w:p>
@@ -786,36 +1390,72 @@
         <w:rPr>
           <w:lang w:val="zh_TW" w:bidi="zh_TW"/>
         </w:rPr>
-        <w:t>理解到災病是違反自然律法的後果的另一大結果是，當尋求醫治時，人們開始轉向醫生而不是祭司。只要疾病被認為是超自然起源的，就無法通過了解災病過程來尋求治療方法。希伯來人熟悉埃及的醫生（</w:t>
-      </w:r>
-      <w:hyperlink r:id="rId33">
-        <w:r>
-          <w:rPr>
-            <w:lang w:val="zh_TW" w:bidi="zh_TW"/>
-          </w:rPr>
-          <w:rPr>
-            <w:color w:val="0000EE"/>
-            <w:u w:val="single"/>
-          </w:rPr>
-          <w:t>創50:2</w:t>
-        </w:r>
-      </w:hyperlink>
-      <w:r>
-        <w:rPr>
-          <w:lang w:val="zh_TW" w:bidi="zh_TW"/>
-        </w:rPr>
-        <w:t>），當時他們似乎主要擔任的是防腐師（embalmers）的角色。以色列歷史上始終有醫生行醫，但他們的醫治能力是逐漸發展起來的（</w:t>
-      </w:r>
-      <w:hyperlink r:id="rId34">
-        <w:r>
-          <w:rPr>
-            <w:lang w:val="zh_TW" w:bidi="zh_TW"/>
-          </w:rPr>
-          <w:rPr>
-            <w:color w:val="0000EE"/>
-            <w:u w:val="single"/>
-          </w:rPr>
-          <w:t>代下16:12</w:t>
+        <w:t>「綠色」在舊約中由七個詞表達，在新約中由兩個詞表達。多數詞指植物，描述植物的新鮮或濕潤狀態，而非顏色。被形容為「綠色」的有：植物（</w:t>
+      </w:r>
+      <w:hyperlink r:id="rId67">
+        <w:r>
+          <w:rPr>
+            <w:lang w:val="zh_TW" w:bidi="zh_TW"/>
+          </w:rPr>
+          <w:rPr>
+            <w:color w:val="0000EE"/>
+            <w:u w:val="single"/>
+          </w:rPr>
+          <w:t>創1:30</w:t>
+        </w:r>
+      </w:hyperlink>
+      <w:r>
+        <w:rPr>
+          <w:lang w:val="zh_TW" w:bidi="zh_TW"/>
+        </w:rPr>
+        <w:t>）、樹木（</w:t>
+      </w:r>
+      <w:hyperlink r:id="rId68">
+        <w:r>
+          <w:rPr>
+            <w:lang w:val="zh_TW" w:bidi="zh_TW"/>
+          </w:rPr>
+          <w:rPr>
+            <w:color w:val="0000EE"/>
+            <w:u w:val="single"/>
+          </w:rPr>
+          <w:t>王上14:23</w:t>
+        </w:r>
+      </w:hyperlink>
+      <w:r>
+        <w:rPr>
+          <w:lang w:val="zh_TW" w:bidi="zh_TW"/>
+        </w:rPr>
+        <w:t>）、枝子（</w:t>
+      </w:r>
+      <w:hyperlink r:id="rId69">
+        <w:r>
+          <w:rPr>
+            <w:lang w:val="zh_TW" w:bidi="zh_TW"/>
+          </w:rPr>
+          <w:rPr>
+            <w:color w:val="0000EE"/>
+            <w:u w:val="single"/>
+          </w:rPr>
+          <w:t>伯15:32</w:t>
+        </w:r>
+      </w:hyperlink>
+      <w:r>
+        <w:rPr>
+          <w:lang w:val="zh_TW" w:bidi="zh_TW"/>
+        </w:rPr>
+        <w:t>）、牧場（</w:t>
+      </w:r>
+      <w:hyperlink r:id="rId70">
+        <w:r>
+          <w:rPr>
+            <w:lang w:val="zh_TW" w:bidi="zh_TW"/>
+          </w:rPr>
+          <w:rPr>
+            <w:color w:val="0000EE"/>
+            <w:u w:val="single"/>
+          </w:rPr>
+          <w:t>詩23:2</w:t>
         </w:r>
       </w:hyperlink>
       <w:r>
@@ -824,16 +1464,52 @@
         </w:rPr>
         <w:t>；</w:t>
       </w:r>
-      <w:hyperlink r:id="rId35">
-        <w:r>
-          <w:rPr>
-            <w:lang w:val="zh_TW" w:bidi="zh_TW"/>
-          </w:rPr>
-          <w:rPr>
-            <w:color w:val="0000EE"/>
-            <w:u w:val="single"/>
-          </w:rPr>
-          <w:t>耶8:22</w:t>
+      <w:hyperlink r:id="rId71">
+        <w:r>
+          <w:rPr>
+            <w:lang w:val="zh_TW" w:bidi="zh_TW"/>
+          </w:rPr>
+          <w:rPr>
+            <w:color w:val="0000EE"/>
+            <w:u w:val="single"/>
+          </w:rPr>
+          <w:t>珥2:22</w:t>
+        </w:r>
+      </w:hyperlink>
+      <w:r>
+        <w:rPr>
+          <w:lang w:val="zh_TW" w:bidi="zh_TW"/>
+        </w:rPr>
+        <w:t>）、草藥（</w:t>
+      </w:r>
+      <w:hyperlink r:id="rId72">
+        <w:r>
+          <w:rPr>
+            <w:lang w:val="zh_TW" w:bidi="zh_TW"/>
+          </w:rPr>
+          <w:rPr>
+            <w:color w:val="0000EE"/>
+            <w:u w:val="single"/>
+          </w:rPr>
+          <w:t>詩37:2</w:t>
+        </w:r>
+      </w:hyperlink>
+      <w:r>
+        <w:rPr>
+          <w:lang w:val="zh_TW" w:bidi="zh_TW"/>
+        </w:rPr>
+        <w:t>）、橄欖樹（</w:t>
+      </w:r>
+      <w:hyperlink r:id="rId73">
+        <w:r>
+          <w:rPr>
+            <w:lang w:val="zh_TW" w:bidi="zh_TW"/>
+          </w:rPr>
+          <w:rPr>
+            <w:color w:val="0000EE"/>
+            <w:u w:val="single"/>
+          </w:rPr>
+          <w:t>詩52:8</w:t>
         </w:r>
       </w:hyperlink>
       <w:r>
@@ -842,16 +1518,70 @@
         </w:rPr>
         <w:t>；</w:t>
       </w:r>
-      <w:hyperlink r:id="rId36">
-        <w:r>
-          <w:rPr>
-            <w:lang w:val="zh_TW" w:bidi="zh_TW"/>
-          </w:rPr>
-          <w:rPr>
-            <w:color w:val="0000EE"/>
-            <w:u w:val="single"/>
-          </w:rPr>
-          <w:t>可5:26</w:t>
+      <w:hyperlink r:id="rId74">
+        <w:r>
+          <w:rPr>
+            <w:lang w:val="zh_TW" w:bidi="zh_TW"/>
+          </w:rPr>
+          <w:rPr>
+            <w:color w:val="0000EE"/>
+            <w:u w:val="single"/>
+          </w:rPr>
+          <w:t>耶11:16</w:t>
+        </w:r>
+      </w:hyperlink>
+      <w:r>
+        <w:rPr>
+          <w:lang w:val="zh_TW" w:bidi="zh_TW"/>
+        </w:rPr>
+        <w:t>）、荊棘（</w:t>
+      </w:r>
+      <w:hyperlink r:id="rId75">
+        <w:r>
+          <w:rPr>
+            <w:lang w:val="zh_TW" w:bidi="zh_TW"/>
+          </w:rPr>
+          <w:rPr>
+            <w:color w:val="0000EE"/>
+            <w:u w:val="single"/>
+          </w:rPr>
+          <w:t>詩58:9</w:t>
+        </w:r>
+      </w:hyperlink>
+      <w:r>
+        <w:rPr>
+          <w:lang w:val="zh_TW" w:bidi="zh_TW"/>
+        </w:rPr>
+        <w:t>）、樹葉（</w:t>
+      </w:r>
+      <w:hyperlink r:id="rId76">
+        <w:r>
+          <w:rPr>
+            <w:lang w:val="zh_TW" w:bidi="zh_TW"/>
+          </w:rPr>
+          <w:rPr>
+            <w:color w:val="0000EE"/>
+            <w:u w:val="single"/>
+          </w:rPr>
+          <w:t>耶17:8</w:t>
+        </w:r>
+      </w:hyperlink>
+      <w:r>
+        <w:rPr>
+          <w:lang w:val="zh_TW" w:bidi="zh_TW"/>
+        </w:rPr>
+        <w:t>）、草（</w:t>
+      </w:r>
+      <w:hyperlink r:id="rId77">
+        <w:r>
+          <w:rPr>
+            <w:lang w:val="zh_TW" w:bidi="zh_TW"/>
+          </w:rPr>
+          <w:rPr>
+            <w:color w:val="0000EE"/>
+            <w:u w:val="single"/>
+          </w:rPr>
+          <w:t>可6:39</w:t>
         </w:r>
       </w:hyperlink>
       <w:r>
@@ -860,52 +1590,106 @@
         </w:rPr>
         <w:t>；</w:t>
       </w:r>
-      <w:hyperlink r:id="rId37">
-        <w:r>
-          <w:rPr>
-            <w:lang w:val="zh_TW" w:bidi="zh_TW"/>
-          </w:rPr>
-          <w:rPr>
-            <w:color w:val="0000EE"/>
-            <w:u w:val="single"/>
-          </w:rPr>
-          <w:t>西4:14</w:t>
-        </w:r>
-      </w:hyperlink>
-      <w:r>
-        <w:rPr>
-          <w:lang w:val="zh_TW" w:bidi="zh_TW"/>
-        </w:rPr>
-        <w:t>）。聖經肯定了醫生為病人看病（</w:t>
-      </w:r>
-      <w:hyperlink r:id="rId38">
-        <w:r>
-          <w:rPr>
-            <w:lang w:val="zh_TW" w:bidi="zh_TW"/>
-          </w:rPr>
-          <w:rPr>
-            <w:color w:val="0000EE"/>
-            <w:u w:val="single"/>
-          </w:rPr>
-          <w:t>太9:12</w:t>
-        </w:r>
-      </w:hyperlink>
-      <w:r>
-        <w:rPr>
-          <w:lang w:val="zh_TW" w:bidi="zh_TW"/>
-        </w:rPr>
-        <w:t>）和使用藥物進行治療的合理性（</w:t>
-      </w:r>
-      <w:hyperlink r:id="rId39">
-        <w:r>
-          <w:rPr>
-            <w:lang w:val="zh_TW" w:bidi="zh_TW"/>
-          </w:rPr>
-          <w:rPr>
-            <w:color w:val="0000EE"/>
-            <w:u w:val="single"/>
-          </w:rPr>
-          <w:t>箴31:6</w:t>
+      <w:hyperlink r:id="rId78">
+        <w:r>
+          <w:rPr>
+            <w:lang w:val="zh_TW" w:bidi="zh_TW"/>
+          </w:rPr>
+          <w:rPr>
+            <w:color w:val="0000EE"/>
+            <w:u w:val="single"/>
+          </w:rPr>
+          <w:t>啟8:7</w:t>
+        </w:r>
+      </w:hyperlink>
+      <w:r>
+        <w:rPr>
+          <w:lang w:val="zh_TW" w:bidi="zh_TW"/>
+        </w:rPr>
+        <w:t>）、木材（</w:t>
+      </w:r>
+      <w:hyperlink r:id="rId79">
+        <w:r>
+          <w:rPr>
+            <w:lang w:val="zh_TW" w:bidi="zh_TW"/>
+          </w:rPr>
+          <w:rPr>
+            <w:color w:val="0000EE"/>
+            <w:u w:val="single"/>
+          </w:rPr>
+          <w:t>路23:31</w:t>
+        </w:r>
+      </w:hyperlink>
+      <w:r>
+        <w:rPr>
+          <w:lang w:val="zh_TW" w:bidi="zh_TW"/>
+        </w:rPr>
+        <w:t>）。除了各種植物之外，鴿子的翅膀（</w:t>
+      </w:r>
+      <w:hyperlink r:id="rId80">
+        <w:r>
+          <w:rPr>
+            <w:lang w:val="zh_TW" w:bidi="zh_TW"/>
+          </w:rPr>
+          <w:rPr>
+            <w:color w:val="0000EE"/>
+            <w:u w:val="single"/>
+          </w:rPr>
+          <w:t>詩68:13</w:t>
+        </w:r>
+      </w:hyperlink>
+      <w:r>
+        <w:rPr>
+          <w:lang w:val="zh_TW" w:bidi="zh_TW"/>
+        </w:rPr>
+        <w:t>）、床榻（</w:t>
+      </w:r>
+      <w:hyperlink r:id="rId81">
+        <w:r>
+          <w:rPr>
+            <w:lang w:val="zh_TW" w:bidi="zh_TW"/>
+          </w:rPr>
+          <w:rPr>
+            <w:color w:val="0000EE"/>
+            <w:u w:val="single"/>
+          </w:rPr>
+          <w:t>歌1:16</w:t>
+        </w:r>
+      </w:hyperlink>
+      <w:r>
+        <w:rPr>
+          <w:lang w:val="zh_TW" w:bidi="zh_TW"/>
+        </w:rPr>
+        <w:t>）和義人（</w:t>
+      </w:r>
+      <w:hyperlink r:id="rId82">
+        <w:r>
+          <w:rPr>
+            <w:lang w:val="zh_TW" w:bidi="zh_TW"/>
+          </w:rPr>
+          <w:rPr>
+            <w:color w:val="0000EE"/>
+            <w:u w:val="single"/>
+          </w:rPr>
+          <w:t>詩92:14</w:t>
+        </w:r>
+      </w:hyperlink>
+      <w:r>
+        <w:rPr>
+          <w:lang w:val="zh_TW" w:bidi="zh_TW"/>
+        </w:rPr>
+        <w:t>）也被描述為「綠色」。偶像崇拜的儀式在「在各青翠樹下」進行（</w:t>
+      </w:r>
+      <w:hyperlink r:id="rId83">
+        <w:r>
+          <w:rPr>
+            <w:lang w:val="zh_TW" w:bidi="zh_TW"/>
+          </w:rPr>
+          <w:rPr>
+            <w:color w:val="0000EE"/>
+            <w:u w:val="single"/>
+          </w:rPr>
+          <w:t>申12:2</w:t>
         </w:r>
       </w:hyperlink>
       <w:r>
@@ -914,52 +1698,77 @@
         </w:rPr>
         <w:t>；</w:t>
       </w:r>
-      <w:hyperlink r:id="rId40">
-        <w:r>
-          <w:rPr>
-            <w:lang w:val="zh_TW" w:bidi="zh_TW"/>
-          </w:rPr>
-          <w:rPr>
-            <w:color w:val="0000EE"/>
-            <w:u w:val="single"/>
-          </w:rPr>
-          <w:t>提前5:23</w:t>
-        </w:r>
-      </w:hyperlink>
-      <w:r>
-        <w:rPr>
-          <w:lang w:val="zh_TW" w:bidi="zh_TW"/>
-        </w:rPr>
-        <w:t>），但同時強調基督徒群體及其長老在服事病人中的角色（</w:t>
-      </w:r>
-      <w:hyperlink r:id="rId41">
-        <w:r>
-          <w:rPr>
-            <w:lang w:val="zh_TW" w:bidi="zh_TW"/>
-          </w:rPr>
-          <w:rPr>
-            <w:color w:val="0000EE"/>
-            <w:u w:val="single"/>
-          </w:rPr>
-          <w:t>雅5:14</w:t>
-        </w:r>
-      </w:hyperlink>
-      <w:r>
-        <w:rPr>
-          <w:lang w:val="zh_TW" w:bidi="zh_TW"/>
-        </w:rPr>
-        <w:t>）。</w:t>
-      </w:r>
-    </w:p>
-    <w:p>
-      <w:pPr>
-        <w:pStyle w:val="Heading3"/>
-      </w:pPr>
-      <w:r>
-        <w:rPr>
-          <w:lang w:val="zh_TW" w:bidi="zh_TW"/>
-        </w:rPr>
-        <w:t>耶穌基督與災病</w:t>
+      <w:hyperlink r:id="rId84">
+        <w:r>
+          <w:rPr>
+            <w:lang w:val="zh_TW" w:bidi="zh_TW"/>
+          </w:rPr>
+          <w:rPr>
+            <w:color w:val="0000EE"/>
+            <w:u w:val="single"/>
+          </w:rPr>
+          <w:t>王下16:4</w:t>
+        </w:r>
+      </w:hyperlink>
+      <w:r>
+        <w:rPr>
+          <w:lang w:val="zh_TW" w:bidi="zh_TW"/>
+        </w:rPr>
+        <w:t>；</w:t>
+      </w:r>
+      <w:hyperlink r:id="rId85">
+        <w:r>
+          <w:rPr>
+            <w:lang w:val="zh_TW" w:bidi="zh_TW"/>
+          </w:rPr>
+          <w:rPr>
+            <w:color w:val="0000EE"/>
+            <w:u w:val="single"/>
+          </w:rPr>
+          <w:t>賽57:5</w:t>
+        </w:r>
+      </w:hyperlink>
+      <w:r>
+        <w:rPr>
+          <w:lang w:val="zh_TW" w:bidi="zh_TW"/>
+        </w:rPr>
+        <w:t>；</w:t>
+      </w:r>
+      <w:hyperlink r:id="rId86">
+        <w:r>
+          <w:rPr>
+            <w:lang w:val="zh_TW" w:bidi="zh_TW"/>
+          </w:rPr>
+          <w:rPr>
+            <w:color w:val="0000EE"/>
+            <w:u w:val="single"/>
+          </w:rPr>
+          <w:t>耶2:20</w:t>
+        </w:r>
+      </w:hyperlink>
+      <w:r>
+        <w:rPr>
+          <w:lang w:val="zh_TW" w:bidi="zh_TW"/>
+        </w:rPr>
+        <w:t>；</w:t>
+      </w:r>
+      <w:hyperlink r:id="rId87">
+        <w:r>
+          <w:rPr>
+            <w:lang w:val="zh_TW" w:bidi="zh_TW"/>
+          </w:rPr>
+          <w:rPr>
+            <w:color w:val="0000EE"/>
+            <w:u w:val="single"/>
+          </w:rPr>
+          <w:t>結6:13</w:t>
+        </w:r>
+      </w:hyperlink>
+      <w:r>
+        <w:rPr>
+          <w:lang w:val="zh_TW" w:bidi="zh_TW"/>
+        </w:rPr>
+        <w:t>），儘管這個詞實際上描述的是樹葉的茂盛而不是它們的顏色。</w:t>
       </w:r>
     </w:p>
     <w:p>
@@ -973,7 +1782,43 @@
         <w:rPr>
           <w:lang w:val="zh_TW" w:bidi="zh_TW"/>
         </w:rPr>
-        <w:t>耶穌對待病人的態度與舊約有著明顯不同。祂不帶有任何批判的態度，耶穌把病人當作有價值的人來交往，而不是社會上的棄民。祂對病人的痛苦充滿了真誠的憐憫——觸摸他們、安慰他們、醫治他們，並以正常且自然的方式與他們交談。</w:t>
+        <w:t>另一個詞「發綠」源自於舊約中一個表示「綠色」的詞，指的是災病（</w:t>
+      </w:r>
+      <w:hyperlink r:id="rId88">
+        <w:r>
+          <w:rPr>
+            <w:lang w:val="zh_TW" w:bidi="zh_TW"/>
+          </w:rPr>
+          <w:rPr>
+            <w:color w:val="0000EE"/>
+            <w:u w:val="single"/>
+          </w:rPr>
+          <w:t>利13:49</w:t>
+        </w:r>
+      </w:hyperlink>
+      <w:r>
+        <w:rPr>
+          <w:lang w:val="zh_TW" w:bidi="zh_TW"/>
+        </w:rPr>
+        <w:t>）和在房屋牆壁上的真菌（</w:t>
+      </w:r>
+      <w:hyperlink r:id="rId89">
+        <w:r>
+          <w:rPr>
+            <w:lang w:val="zh_TW" w:bidi="zh_TW"/>
+          </w:rPr>
+          <w:rPr>
+            <w:color w:val="0000EE"/>
+            <w:u w:val="single"/>
+          </w:rPr>
+          <w:t>14:37</w:t>
+        </w:r>
+      </w:hyperlink>
+      <w:r>
+        <w:rPr>
+          <w:lang w:val="zh_TW" w:bidi="zh_TW"/>
+        </w:rPr>
+        <w:t>）。</w:t>
       </w:r>
     </w:p>
     <w:p>
@@ -987,90 +1832,18 @@
         <w:rPr>
           <w:lang w:val="zh_TW" w:bidi="zh_TW"/>
         </w:rPr>
-        <w:t>耶穌顯然將災病視為一種障礙，妨礙人們成為他們原本應該成為的完整個體。當面對一位有18年嚴重背部畸形的女人時，耶穌醫治了她，說她是被「撒但捆綁」的（</w:t>
-      </w:r>
-      <w:hyperlink r:id="rId42">
-        <w:r>
-          <w:rPr>
-            <w:lang w:val="zh_TW" w:bidi="zh_TW"/>
-          </w:rPr>
-          <w:rPr>
-            <w:color w:val="0000EE"/>
-            <w:u w:val="single"/>
-          </w:rPr>
-          <w:t>路13:16</w:t>
-        </w:r>
-      </w:hyperlink>
-      <w:r>
-        <w:rPr>
-          <w:lang w:val="zh_TW" w:bidi="zh_TW"/>
-        </w:rPr>
-        <w:t>）。耶穌對不治之症的醫治是祂證明自己為彌賽亞的證據之一（</w:t>
-      </w:r>
-      <w:hyperlink r:id="rId43">
-        <w:r>
-          <w:rPr>
-            <w:lang w:val="zh_TW" w:bidi="zh_TW"/>
-          </w:rPr>
-          <w:rPr>
-            <w:color w:val="0000EE"/>
-            <w:u w:val="single"/>
-          </w:rPr>
-          <w:t>路7:19–23</w:t>
-        </w:r>
-      </w:hyperlink>
-      <w:r>
-        <w:rPr>
-          <w:lang w:val="zh_TW" w:bidi="zh_TW"/>
-        </w:rPr>
-        <w:t>）。耶穌的事工是為了釋放人們，使他們得以活出更豐盛的生命（</w:t>
-      </w:r>
-      <w:hyperlink r:id="rId44">
-        <w:r>
-          <w:rPr>
-            <w:lang w:val="zh_TW" w:bidi="zh_TW"/>
-          </w:rPr>
-          <w:rPr>
-            <w:color w:val="0000EE"/>
-            <w:u w:val="single"/>
-          </w:rPr>
-          <w:t>約10:10</w:t>
-        </w:r>
-      </w:hyperlink>
-      <w:r>
-        <w:rPr>
-          <w:lang w:val="zh_TW" w:bidi="zh_TW"/>
-        </w:rPr>
-        <w:t>）。耶穌並不完全認同將災病視為懲罰的觀念（</w:t>
-      </w:r>
-      <w:hyperlink r:id="rId45">
-        <w:r>
-          <w:rPr>
-            <w:lang w:val="zh_TW" w:bidi="zh_TW"/>
-          </w:rPr>
-          <w:rPr>
-            <w:color w:val="0000EE"/>
-            <w:u w:val="single"/>
-          </w:rPr>
-          <w:t>9:3</w:t>
-        </w:r>
-      </w:hyperlink>
-      <w:r>
-        <w:rPr>
-          <w:lang w:val="zh_TW" w:bidi="zh_TW"/>
-        </w:rPr>
-        <w:t>）。當一位痲瘋病人提到可能不是神的旨意要他痊癒時，耶穌立刻醫治他（</w:t>
-      </w:r>
-      <w:hyperlink r:id="rId46">
-        <w:r>
-          <w:rPr>
-            <w:lang w:val="zh_TW" w:bidi="zh_TW"/>
-          </w:rPr>
-          <w:rPr>
-            <w:color w:val="0000EE"/>
-            <w:u w:val="single"/>
-          </w:rPr>
-          <w:t>可1:40</w:t>
+        <w:t>「紫色」在古代世界中是最珍貴的染料，涵蓋了從真正的紫色到紅色的色調，提取自腹足綱的軟體動物。最早使用這種染料的人可能是古代的腓尼基人，他們的名字或許源於一個希臘文詞語，意為「血紅色」。無論如何，腓尼基人多年來壟斷了紫色染料的製造業。一些布料被描述為紫色，例如用於：帳幕的布料（</w:t>
+      </w:r>
+      <w:hyperlink r:id="rId90">
+        <w:r>
+          <w:rPr>
+            <w:lang w:val="zh_TW" w:bidi="zh_TW"/>
+          </w:rPr>
+          <w:rPr>
+            <w:color w:val="0000EE"/>
+            <w:u w:val="single"/>
+          </w:rPr>
+          <w:t>出25:4</w:t>
         </w:r>
       </w:hyperlink>
       <w:r>
@@ -1079,6 +1852,222 @@
         </w:rPr>
         <w:t>；</w:t>
       </w:r>
+      <w:hyperlink r:id="rId48">
+        <w:r>
+          <w:rPr>
+            <w:lang w:val="zh_TW" w:bidi="zh_TW"/>
+          </w:rPr>
+          <w:rPr>
+            <w:color w:val="0000EE"/>
+            <w:u w:val="single"/>
+          </w:rPr>
+          <w:t>26:1</w:t>
+        </w:r>
+      </w:hyperlink>
+      <w:r>
+        <w:rPr>
+          <w:lang w:val="zh_TW" w:bidi="zh_TW"/>
+        </w:rPr>
+        <w:t>），祭司衣服（</w:t>
+      </w:r>
+      <w:hyperlink r:id="rId91">
+        <w:r>
+          <w:rPr>
+            <w:lang w:val="zh_TW" w:bidi="zh_TW"/>
+          </w:rPr>
+          <w:rPr>
+            <w:color w:val="0000EE"/>
+            <w:u w:val="single"/>
+          </w:rPr>
+          <w:t>28:5–8、15、33</w:t>
+        </w:r>
+      </w:hyperlink>
+      <w:r>
+        <w:rPr>
+          <w:lang w:val="zh_TW" w:bidi="zh_TW"/>
+        </w:rPr>
+        <w:t>），所羅門的聖殿（</w:t>
+      </w:r>
+      <w:hyperlink r:id="rId92">
+        <w:r>
+          <w:rPr>
+            <w:lang w:val="zh_TW" w:bidi="zh_TW"/>
+          </w:rPr>
+          <w:rPr>
+            <w:color w:val="0000EE"/>
+            <w:u w:val="single"/>
+          </w:rPr>
+          <w:t>代下2:7</w:t>
+        </w:r>
+      </w:hyperlink>
+      <w:r>
+        <w:rPr>
+          <w:lang w:val="zh_TW" w:bidi="zh_TW"/>
+        </w:rPr>
+        <w:t>），所羅門戰車的內襯（</w:t>
+      </w:r>
+      <w:hyperlink r:id="rId93">
+        <w:r>
+          <w:rPr>
+            <w:lang w:val="zh_TW" w:bidi="zh_TW"/>
+          </w:rPr>
+          <w:rPr>
+            <w:color w:val="0000EE"/>
+            <w:u w:val="single"/>
+          </w:rPr>
+          <w:t>歌3:10</w:t>
+        </w:r>
+      </w:hyperlink>
+      <w:r>
+        <w:rPr>
+          <w:lang w:val="zh_TW" w:bidi="zh_TW"/>
+        </w:rPr>
+        <w:t>），以及波斯王宮裝飾（</w:t>
+      </w:r>
+      <w:hyperlink r:id="rId51">
+        <w:r>
+          <w:rPr>
+            <w:lang w:val="zh_TW" w:bidi="zh_TW"/>
+          </w:rPr>
+          <w:rPr>
+            <w:color w:val="0000EE"/>
+            <w:u w:val="single"/>
+          </w:rPr>
+          <w:t>斯1:6</w:t>
+        </w:r>
+      </w:hyperlink>
+      <w:r>
+        <w:rPr>
+          <w:lang w:val="zh_TW" w:bidi="zh_TW"/>
+        </w:rPr>
+        <w:t>）。紫色通常是富人和皇室穿著的顏色（</w:t>
+      </w:r>
+      <w:hyperlink r:id="rId94">
+        <w:r>
+          <w:rPr>
+            <w:lang w:val="zh_TW" w:bidi="zh_TW"/>
+          </w:rPr>
+          <w:rPr>
+            <w:color w:val="0000EE"/>
+            <w:u w:val="single"/>
+          </w:rPr>
+          <w:t>士8:26</w:t>
+        </w:r>
+      </w:hyperlink>
+      <w:r>
+        <w:rPr>
+          <w:lang w:val="zh_TW" w:bidi="zh_TW"/>
+        </w:rPr>
+        <w:t>；</w:t>
+      </w:r>
+      <w:hyperlink r:id="rId95">
+        <w:r>
+          <w:rPr>
+            <w:lang w:val="zh_TW" w:bidi="zh_TW"/>
+          </w:rPr>
+          <w:rPr>
+            <w:color w:val="0000EE"/>
+            <w:u w:val="single"/>
+          </w:rPr>
+          <w:t>箴31:22</w:t>
+        </w:r>
+      </w:hyperlink>
+      <w:r>
+        <w:rPr>
+          <w:lang w:val="zh_TW" w:bidi="zh_TW"/>
+        </w:rPr>
+        <w:t>；</w:t>
+      </w:r>
+      <w:hyperlink r:id="rId96">
+        <w:r>
+          <w:rPr>
+            <w:lang w:val="zh_TW" w:bidi="zh_TW"/>
+          </w:rPr>
+          <w:rPr>
+            <w:color w:val="0000EE"/>
+            <w:u w:val="single"/>
+          </w:rPr>
+          <w:t>但5:7</w:t>
+        </w:r>
+      </w:hyperlink>
+      <w:r>
+        <w:rPr>
+          <w:lang w:val="zh_TW" w:bidi="zh_TW"/>
+        </w:rPr>
+        <w:t>）。末底改因受賞賜而穿紫袍（</w:t>
+      </w:r>
+      <w:hyperlink r:id="rId52">
+        <w:r>
+          <w:rPr>
+            <w:lang w:val="zh_TW" w:bidi="zh_TW"/>
+          </w:rPr>
+          <w:rPr>
+            <w:color w:val="0000EE"/>
+            <w:u w:val="single"/>
+          </w:rPr>
+          <w:t>斯8:15</w:t>
+        </w:r>
+      </w:hyperlink>
+      <w:r>
+        <w:rPr>
+          <w:lang w:val="zh_TW" w:bidi="zh_TW"/>
+        </w:rPr>
+        <w:t>）。但以理也得到了類似的衣服（</w:t>
+      </w:r>
+      <w:hyperlink r:id="rId97">
+        <w:r>
+          <w:rPr>
+            <w:lang w:val="zh_TW" w:bidi="zh_TW"/>
+          </w:rPr>
+          <w:rPr>
+            <w:color w:val="0000EE"/>
+            <w:u w:val="single"/>
+          </w:rPr>
+          <w:t>但5:29</w:t>
+        </w:r>
+      </w:hyperlink>
+      <w:r>
+        <w:rPr>
+          <w:lang w:val="zh_TW" w:bidi="zh_TW"/>
+        </w:rPr>
+        <w:t>）。亞述士兵也穿著紫色衣服（</w:t>
+      </w:r>
+      <w:hyperlink r:id="rId98">
+        <w:r>
+          <w:rPr>
+            <w:lang w:val="zh_TW" w:bidi="zh_TW"/>
+          </w:rPr>
+          <w:rPr>
+            <w:color w:val="0000EE"/>
+            <w:u w:val="single"/>
+          </w:rPr>
+          <w:t>結23:6</w:t>
+        </w:r>
+      </w:hyperlink>
+      <w:r>
+        <w:rPr>
+          <w:lang w:val="zh_TW" w:bidi="zh_TW"/>
+        </w:rPr>
+        <w:t>）。耶利米書描述偶像穿著藍色和紫色的衣服（</w:t>
+      </w:r>
+      <w:hyperlink r:id="rId99">
+        <w:r>
+          <w:rPr>
+            <w:lang w:val="zh_TW" w:bidi="zh_TW"/>
+          </w:rPr>
+          <w:rPr>
+            <w:color w:val="0000EE"/>
+            <w:u w:val="single"/>
+          </w:rPr>
+          <w:t>耶10:9</w:t>
+        </w:r>
+      </w:hyperlink>
+      <w:r>
+        <w:rPr>
+          <w:lang w:val="zh_TW" w:bidi="zh_TW"/>
+        </w:rPr>
+        <w:t>）。泰爾的船有藍色和紫色的遮篷（</w:t>
+      </w:r>
       <w:hyperlink r:id="rId47">
         <w:r>
           <w:rPr>
@@ -1088,7 +2077,43 @@
             <w:color w:val="0000EE"/>
             <w:u w:val="single"/>
           </w:rPr>
-          <w:t>路5:12–13</w:t>
+          <w:t>結27:7</w:t>
+        </w:r>
+      </w:hyperlink>
+      <w:r>
+        <w:rPr>
+          <w:lang w:val="zh_TW" w:bidi="zh_TW"/>
+        </w:rPr>
+        <w:t>），紫色染料是泰爾與亞蘭人之間的貿易商品（見</w:t>
+      </w:r>
+      <w:hyperlink r:id="rId100">
+        <w:r>
+          <w:rPr>
+            <w:lang w:val="zh_TW" w:bidi="zh_TW"/>
+          </w:rPr>
+          <w:rPr>
+            <w:color w:val="0000EE"/>
+            <w:u w:val="single"/>
+          </w:rPr>
+          <w:t>16節</w:t>
+        </w:r>
+      </w:hyperlink>
+      <w:r>
+        <w:rPr>
+          <w:lang w:val="zh_TW" w:bidi="zh_TW"/>
+        </w:rPr>
+        <w:t>）。「紫色」也用來形容頭髮的顏色（</w:t>
+      </w:r>
+      <w:hyperlink r:id="rId101">
+        <w:r>
+          <w:rPr>
+            <w:lang w:val="zh_TW" w:bidi="zh_TW"/>
+          </w:rPr>
+          <w:rPr>
+            <w:color w:val="0000EE"/>
+            <w:u w:val="single"/>
+          </w:rPr>
+          <w:t>歌7:5</w:t>
         </w:r>
       </w:hyperlink>
       <w:r>
@@ -1109,25 +2134,115 @@
         <w:rPr>
           <w:lang w:val="zh_TW" w:bidi="zh_TW"/>
         </w:rPr>
-        <w:t>耶穌總是關注個人的全面健康或完整性，而不僅僅是災病的症狀。祂經常首先處理屬靈問題，即使病人一開始是為了身體問題而來找祂。祂與撒馬利亞婦人的對話，集中在她內心矛盾的根本問題上（</w:t>
-      </w:r>
-      <w:hyperlink r:id="rId48">
-        <w:r>
-          <w:rPr>
-            <w:lang w:val="zh_TW" w:bidi="zh_TW"/>
-          </w:rPr>
-          <w:rPr>
-            <w:color w:val="0000EE"/>
-            <w:u w:val="single"/>
-          </w:rPr>
-          <w:t>約4:5–30</w:t>
-        </w:r>
-      </w:hyperlink>
-      <w:r>
-        <w:rPr>
-          <w:lang w:val="zh_TW" w:bidi="zh_TW"/>
-        </w:rPr>
-        <w:t>）。而登山寶訓基本上是處理人類行為的正確態度和動機，若能遵守，將大大減少個人和社會的痛苦。對耶穌來說，健康不僅僅是沒有身體和心理上的疾病，而是讓人成為他們本來應該成為的完整個體。</w:t>
+        <w:t>新約中提到紫色的次數少於舊約，但肯定了該染料的經濟重要性。紫色衣服象徵財富（</w:t>
+      </w:r>
+      <w:hyperlink r:id="rId102">
+        <w:r>
+          <w:rPr>
+            <w:lang w:val="zh_TW" w:bidi="zh_TW"/>
+          </w:rPr>
+          <w:rPr>
+            <w:color w:val="0000EE"/>
+            <w:u w:val="single"/>
+          </w:rPr>
+          <w:t>路16:19</w:t>
+        </w:r>
+      </w:hyperlink>
+      <w:r>
+        <w:rPr>
+          <w:lang w:val="zh_TW" w:bidi="zh_TW"/>
+        </w:rPr>
+        <w:t>）。羅馬兵丁為耶穌披上紫袍（</w:t>
+      </w:r>
+      <w:hyperlink r:id="rId103">
+        <w:r>
+          <w:rPr>
+            <w:lang w:val="zh_TW" w:bidi="zh_TW"/>
+          </w:rPr>
+          <w:rPr>
+            <w:color w:val="0000EE"/>
+            <w:u w:val="single"/>
+          </w:rPr>
+          <w:t>可15:17、20</w:t>
+        </w:r>
+      </w:hyperlink>
+      <w:r>
+        <w:rPr>
+          <w:lang w:val="zh_TW" w:bidi="zh_TW"/>
+        </w:rPr>
+        <w:t>；</w:t>
+      </w:r>
+      <w:hyperlink r:id="rId104">
+        <w:r>
+          <w:rPr>
+            <w:lang w:val="zh_TW" w:bidi="zh_TW"/>
+          </w:rPr>
+          <w:rPr>
+            <w:color w:val="0000EE"/>
+            <w:u w:val="single"/>
+          </w:rPr>
+          <w:t>約19:2、5</w:t>
+        </w:r>
+      </w:hyperlink>
+      <w:r>
+        <w:rPr>
+          <w:lang w:val="zh_TW" w:bidi="zh_TW"/>
+        </w:rPr>
+        <w:t>；參</w:t>
+      </w:r>
+      <w:hyperlink r:id="rId105">
+        <w:r>
+          <w:rPr>
+            <w:lang w:val="zh_TW" w:bidi="zh_TW"/>
+          </w:rPr>
+          <w:rPr>
+            <w:color w:val="0000EE"/>
+            <w:u w:val="single"/>
+          </w:rPr>
+          <w:t>太27:28</w:t>
+        </w:r>
+      </w:hyperlink>
+      <w:r>
+        <w:rPr>
+          <w:lang w:val="zh_TW" w:bidi="zh_TW"/>
+        </w:rPr>
+        <w:t>，「朱紅色」）。啟示錄中的大淫婦穿著紫色和朱紅色衣服，象徵王室地位（</w:t>
+      </w:r>
+      <w:hyperlink r:id="rId30">
+        <w:r>
+          <w:rPr>
+            <w:lang w:val="zh_TW" w:bidi="zh_TW"/>
+          </w:rPr>
+          <w:rPr>
+            <w:color w:val="0000EE"/>
+            <w:u w:val="single"/>
+          </w:rPr>
+          <w:t>啟17:4</w:t>
+        </w:r>
+      </w:hyperlink>
+      <w:r>
+        <w:rPr>
+          <w:lang w:val="zh_TW" w:bidi="zh_TW"/>
+        </w:rPr>
+        <w:t>）。推雅推喇的呂底亞是紫色布料的商人（</w:t>
+      </w:r>
+      <w:hyperlink r:id="rId106">
+        <w:r>
+          <w:rPr>
+            <w:lang w:val="zh_TW" w:bidi="zh_TW"/>
+          </w:rPr>
+          <w:rPr>
+            <w:color w:val="0000EE"/>
+            <w:u w:val="single"/>
+          </w:rPr>
+          <w:t>徒16:14</w:t>
+        </w:r>
+      </w:hyperlink>
+      <w:r>
+        <w:rPr>
+          <w:lang w:val="zh_TW" w:bidi="zh_TW"/>
+        </w:rPr>
+        <w:t>）。</w:t>
       </w:r>
     </w:p>
     <w:p>
@@ -1139,6 +2254,1398 @@
       </w:r>
       <w:r>
         <w:rPr>
+          <w:lang w:val="zh_TW" w:bidi="zh_TW"/>
+        </w:rPr>
+        <w:t>「紅色」經常指聖經中提到的某些物體的自然顏色，例如：皮膚（</w:t>
+      </w:r>
+      <w:hyperlink r:id="rId107">
+        <w:r>
+          <w:rPr>
+            <w:lang w:val="zh_TW" w:bidi="zh_TW"/>
+          </w:rPr>
+          <w:rPr>
+            <w:color w:val="0000EE"/>
+            <w:u w:val="single"/>
+          </w:rPr>
+          <w:t>創25:25</w:t>
+        </w:r>
+      </w:hyperlink>
+      <w:r>
+        <w:rPr>
+          <w:lang w:val="zh_TW" w:bidi="zh_TW"/>
+        </w:rPr>
+        <w:t>）、紅湯（</w:t>
+      </w:r>
+      <w:hyperlink r:id="rId108">
+        <w:r>
+          <w:rPr>
+            <w:lang w:val="zh_TW" w:bidi="zh_TW"/>
+          </w:rPr>
+          <w:rPr>
+            <w:color w:val="0000EE"/>
+            <w:u w:val="single"/>
+          </w:rPr>
+          <w:t>30</w:t>
+        </w:r>
+      </w:hyperlink>
+      <w:r>
+        <w:rPr>
+          <w:lang w:val="zh_TW" w:bidi="zh_TW"/>
+        </w:rPr>
+        <w:t>節）、眼睛（</w:t>
+      </w:r>
+      <w:hyperlink r:id="rId109">
+        <w:r>
+          <w:rPr>
+            <w:lang w:val="zh_TW" w:bidi="zh_TW"/>
+          </w:rPr>
+          <w:rPr>
+            <w:color w:val="0000EE"/>
+            <w:u w:val="single"/>
+          </w:rPr>
+          <w:t>49:12</w:t>
+        </w:r>
+      </w:hyperlink>
+      <w:r>
+        <w:rPr>
+          <w:lang w:val="zh_TW" w:bidi="zh_TW"/>
+        </w:rPr>
+        <w:t>，雖然這裡使用的詞可能意味著「閃亮」或「暗色」）、獻祭的母牛（</w:t>
+      </w:r>
+      <w:hyperlink r:id="rId110">
+        <w:r>
+          <w:rPr>
+            <w:lang w:val="zh_TW" w:bidi="zh_TW"/>
+          </w:rPr>
+          <w:rPr>
+            <w:color w:val="0000EE"/>
+            <w:u w:val="single"/>
+          </w:rPr>
+          <w:t>民19:2</w:t>
+        </w:r>
+      </w:hyperlink>
+      <w:r>
+        <w:rPr>
+          <w:lang w:val="zh_TW" w:bidi="zh_TW"/>
+        </w:rPr>
+        <w:t>）、水（</w:t>
+      </w:r>
+      <w:hyperlink r:id="rId111">
+        <w:r>
+          <w:rPr>
+            <w:lang w:val="zh_TW" w:bidi="zh_TW"/>
+          </w:rPr>
+          <w:rPr>
+            <w:color w:val="0000EE"/>
+            <w:u w:val="single"/>
+          </w:rPr>
+          <w:t>王下3:22</w:t>
+        </w:r>
+      </w:hyperlink>
+      <w:r>
+        <w:rPr>
+          <w:lang w:val="zh_TW" w:bidi="zh_TW"/>
+        </w:rPr>
+        <w:t>）、哭泣者的臉（</w:t>
+      </w:r>
+      <w:hyperlink r:id="rId112">
+        <w:r>
+          <w:rPr>
+            <w:lang w:val="zh_TW" w:bidi="zh_TW"/>
+          </w:rPr>
+          <w:rPr>
+            <w:color w:val="0000EE"/>
+            <w:u w:val="single"/>
+          </w:rPr>
+          <w:t>伯16:16</w:t>
+        </w:r>
+      </w:hyperlink>
+      <w:r>
+        <w:rPr>
+          <w:lang w:val="zh_TW" w:bidi="zh_TW"/>
+        </w:rPr>
+        <w:t>）、酒（</w:t>
+      </w:r>
+      <w:hyperlink r:id="rId15">
+        <w:r>
+          <w:rPr>
+            <w:lang w:val="zh_TW" w:bidi="zh_TW"/>
+          </w:rPr>
+          <w:rPr>
+            <w:color w:val="0000EE"/>
+            <w:u w:val="single"/>
+          </w:rPr>
+          <w:t>箴23:31</w:t>
+        </w:r>
+      </w:hyperlink>
+      <w:r>
+        <w:rPr>
+          <w:lang w:val="zh_TW" w:bidi="zh_TW"/>
+        </w:rPr>
+        <w:t>）、喝酒的人的眼睛（</w:t>
+      </w:r>
+      <w:hyperlink r:id="rId113">
+        <w:r>
+          <w:rPr>
+            <w:lang w:val="zh_TW" w:bidi="zh_TW"/>
+          </w:rPr>
+          <w:rPr>
+            <w:color w:val="0000EE"/>
+            <w:u w:val="single"/>
+          </w:rPr>
+          <w:t>29</w:t>
+        </w:r>
+      </w:hyperlink>
+      <w:r>
+        <w:rPr>
+          <w:lang w:val="zh_TW" w:bidi="zh_TW"/>
+        </w:rPr>
+        <w:t>節）、衣服（</w:t>
+      </w:r>
+      <w:hyperlink r:id="rId114">
+        <w:r>
+          <w:rPr>
+            <w:lang w:val="zh_TW" w:bidi="zh_TW"/>
+          </w:rPr>
+          <w:rPr>
+            <w:color w:val="0000EE"/>
+            <w:u w:val="single"/>
+          </w:rPr>
+          <w:t>賽63:2</w:t>
+        </w:r>
+      </w:hyperlink>
+      <w:r>
+        <w:rPr>
+          <w:lang w:val="zh_TW" w:bidi="zh_TW"/>
+        </w:rPr>
+        <w:t>）、盾牌（</w:t>
+      </w:r>
+      <w:hyperlink r:id="rId115">
+        <w:r>
+          <w:rPr>
+            <w:lang w:val="zh_TW" w:bidi="zh_TW"/>
+          </w:rPr>
+          <w:rPr>
+            <w:color w:val="0000EE"/>
+            <w:u w:val="single"/>
+          </w:rPr>
+          <w:t>鴻2:3</w:t>
+        </w:r>
+      </w:hyperlink>
+      <w:r>
+        <w:rPr>
+          <w:lang w:val="zh_TW" w:bidi="zh_TW"/>
+        </w:rPr>
+        <w:t>）和馬（</w:t>
+      </w:r>
+      <w:hyperlink r:id="rId116">
+        <w:r>
+          <w:rPr>
+            <w:lang w:val="zh_TW" w:bidi="zh_TW"/>
+          </w:rPr>
+          <w:rPr>
+            <w:color w:val="0000EE"/>
+            <w:u w:val="single"/>
+          </w:rPr>
+          <w:t>亞1:8，</w:t>
+        </w:r>
+      </w:hyperlink>
+      <w:hyperlink r:id="rId117">
+        <w:r>
+          <w:rPr>
+            <w:lang w:val="zh_TW" w:bidi="zh_TW"/>
+          </w:rPr>
+          <w:rPr>
+            <w:color w:val="0000EE"/>
+            <w:u w:val="single"/>
+          </w:rPr>
+          <w:t>6:2</w:t>
+        </w:r>
+      </w:hyperlink>
+      <w:r>
+        <w:rPr>
+          <w:lang w:val="zh_TW" w:bidi="zh_TW"/>
+        </w:rPr>
+        <w:t>）。「紅色」也用來比喻罪（</w:t>
+      </w:r>
+      <w:hyperlink r:id="rId54">
+        <w:r>
+          <w:rPr>
+            <w:lang w:val="zh_TW" w:bidi="zh_TW"/>
+          </w:rPr>
+          <w:rPr>
+            <w:color w:val="0000EE"/>
+            <w:u w:val="single"/>
+          </w:rPr>
+          <w:t>賽1:18</w:t>
+        </w:r>
+      </w:hyperlink>
+      <w:r>
+        <w:rPr>
+          <w:lang w:val="zh_TW" w:bidi="zh_TW"/>
+        </w:rPr>
+        <w:t>）。痲瘋病（</w:t>
+      </w:r>
+      <w:hyperlink r:id="rId88">
+        <w:r>
+          <w:rPr>
+            <w:lang w:val="zh_TW" w:bidi="zh_TW"/>
+          </w:rPr>
+          <w:rPr>
+            <w:color w:val="0000EE"/>
+            <w:u w:val="single"/>
+          </w:rPr>
+          <w:t>利13:49</w:t>
+        </w:r>
+      </w:hyperlink>
+      <w:r>
+        <w:rPr>
+          <w:lang w:val="zh_TW" w:bidi="zh_TW"/>
+        </w:rPr>
+        <w:t>）、皮膚上的斑點（</w:t>
+      </w:r>
+      <w:hyperlink r:id="rId118">
+        <w:r>
+          <w:rPr>
+            <w:lang w:val="zh_TW" w:bidi="zh_TW"/>
+          </w:rPr>
+          <w:rPr>
+            <w:color w:val="0000EE"/>
+            <w:u w:val="single"/>
+          </w:rPr>
+          <w:t>19、24、42–43</w:t>
+        </w:r>
+      </w:hyperlink>
+      <w:r>
+        <w:rPr>
+          <w:lang w:val="zh_TW" w:bidi="zh_TW"/>
+        </w:rPr>
+        <w:t>節）、和房屋牆上的真菌（</w:t>
+      </w:r>
+      <w:hyperlink r:id="rId89">
+        <w:r>
+          <w:rPr>
+            <w:lang w:val="zh_TW" w:bidi="zh_TW"/>
+          </w:rPr>
+          <w:rPr>
+            <w:color w:val="0000EE"/>
+            <w:u w:val="single"/>
+          </w:rPr>
+          <w:t>14:37</w:t>
+        </w:r>
+      </w:hyperlink>
+      <w:r>
+        <w:rPr>
+          <w:lang w:val="zh_TW" w:bidi="zh_TW"/>
+        </w:rPr>
+        <w:t>）都被染上了紅色的色調。舊約中經常提到紅海（</w:t>
+      </w:r>
+      <w:hyperlink r:id="rId119">
+        <w:r>
+          <w:rPr>
+            <w:lang w:val="zh_TW" w:bidi="zh_TW"/>
+          </w:rPr>
+          <w:rPr>
+            <w:color w:val="0000EE"/>
+            <w:u w:val="single"/>
+          </w:rPr>
+          <w:t>出10:19，</w:t>
+        </w:r>
+      </w:hyperlink>
+      <w:hyperlink r:id="rId120">
+        <w:r>
+          <w:rPr>
+            <w:lang w:val="zh_TW" w:bidi="zh_TW"/>
+          </w:rPr>
+          <w:rPr>
+            <w:color w:val="0000EE"/>
+            <w:u w:val="single"/>
+          </w:rPr>
+          <w:t>15:4</w:t>
+        </w:r>
+      </w:hyperlink>
+      <w:r>
+        <w:rPr>
+          <w:lang w:val="zh_TW" w:bidi="zh_TW"/>
+        </w:rPr>
+        <w:t>），但希伯來文實際意為「蘆葦海」。然而，新約中的希臘文確實表示「紅色」（</w:t>
+      </w:r>
+      <w:hyperlink r:id="rId121">
+        <w:r>
+          <w:rPr>
+            <w:lang w:val="zh_TW" w:bidi="zh_TW"/>
+          </w:rPr>
+          <w:rPr>
+            <w:color w:val="0000EE"/>
+            <w:u w:val="single"/>
+          </w:rPr>
+          <w:t>徒7:36</w:t>
+        </w:r>
+      </w:hyperlink>
+      <w:r>
+        <w:rPr>
+          <w:lang w:val="zh_TW" w:bidi="zh_TW"/>
+        </w:rPr>
+        <w:t>；</w:t>
+      </w:r>
+      <w:hyperlink r:id="rId122">
+        <w:r>
+          <w:rPr>
+            <w:lang w:val="zh_TW" w:bidi="zh_TW"/>
+          </w:rPr>
+          <w:rPr>
+            <w:color w:val="0000EE"/>
+            <w:u w:val="single"/>
+          </w:rPr>
+          <w:t>來11:29</w:t>
+        </w:r>
+      </w:hyperlink>
+      <w:r>
+        <w:rPr>
+          <w:lang w:val="zh_TW" w:bidi="zh_TW"/>
+        </w:rPr>
+        <w:t>）。在新約中，紅色用來描述天空（</w:t>
+      </w:r>
+      <w:hyperlink r:id="rId123">
+        <w:r>
+          <w:rPr>
+            <w:lang w:val="zh_TW" w:bidi="zh_TW"/>
+          </w:rPr>
+          <w:rPr>
+            <w:color w:val="0000EE"/>
+            <w:u w:val="single"/>
+          </w:rPr>
+          <w:t>太16:2–3</w:t>
+        </w:r>
+      </w:hyperlink>
+      <w:r>
+        <w:rPr>
+          <w:lang w:val="zh_TW" w:bidi="zh_TW"/>
+        </w:rPr>
+        <w:t>）、馬（</w:t>
+      </w:r>
+      <w:hyperlink r:id="rId124">
+        <w:r>
+          <w:rPr>
+            <w:lang w:val="zh_TW" w:bidi="zh_TW"/>
+          </w:rPr>
+          <w:rPr>
+            <w:color w:val="0000EE"/>
+            <w:u w:val="single"/>
+          </w:rPr>
+          <w:t>啟6:4</w:t>
+        </w:r>
+      </w:hyperlink>
+      <w:r>
+        <w:rPr>
+          <w:lang w:val="zh_TW" w:bidi="zh_TW"/>
+        </w:rPr>
+        <w:t>）和龍（</w:t>
+      </w:r>
+      <w:hyperlink r:id="rId125">
+        <w:r>
+          <w:rPr>
+            <w:lang w:val="zh_TW" w:bidi="zh_TW"/>
+          </w:rPr>
+          <w:rPr>
+            <w:color w:val="0000EE"/>
+            <w:u w:val="single"/>
+          </w:rPr>
+          <w:t>12:3</w:t>
+        </w:r>
+      </w:hyperlink>
+      <w:r>
+        <w:rPr>
+          <w:lang w:val="zh_TW" w:bidi="zh_TW"/>
+        </w:rPr>
+        <w:t>）。</w:t>
+      </w:r>
+    </w:p>
+    <w:p>
+      <w:pPr/>
+      <w:r>
+        <w:rPr>
+          <w:lang w:val="zh_TW" w:bidi="zh_TW"/>
+        </w:rPr>
+      </w:r>
+      <w:r>
+        <w:rPr>
+          <w:lang w:val="zh_TW" w:bidi="zh_TW"/>
+        </w:rPr>
+        <w:t>「朱紅色」是一種鮮紅色染料，來源於某些昆蟲，常用於布料和紗線，是古代世界中極為珍貴的顏色（</w:t>
+      </w:r>
+      <w:hyperlink r:id="rId126">
+        <w:r>
+          <w:rPr>
+            <w:lang w:val="zh_TW" w:bidi="zh_TW"/>
+          </w:rPr>
+          <w:rPr>
+            <w:color w:val="0000EE"/>
+            <w:u w:val="single"/>
+          </w:rPr>
+          <w:t>啟18:12</w:t>
+        </w:r>
+      </w:hyperlink>
+      <w:r>
+        <w:rPr>
+          <w:lang w:val="zh_TW" w:bidi="zh_TW"/>
+        </w:rPr>
+        <w:t>）。在聖經中，很難區分「朱紅色」和「深紅色」。在謝拉出生時，一根朱紅線被綁在他的手上（</w:t>
+      </w:r>
+      <w:hyperlink r:id="rId127">
+        <w:r>
+          <w:rPr>
+            <w:lang w:val="zh_TW" w:bidi="zh_TW"/>
+          </w:rPr>
+          <w:rPr>
+            <w:color w:val="0000EE"/>
+            <w:u w:val="single"/>
+          </w:rPr>
+          <w:t>創38:28、30</w:t>
+        </w:r>
+      </w:hyperlink>
+      <w:r>
+        <w:rPr>
+          <w:lang w:val="zh_TW" w:bidi="zh_TW"/>
+        </w:rPr>
+        <w:t>）。這個詞描述了會幕中的某些布料（</w:t>
+      </w:r>
+      <w:hyperlink r:id="rId90">
+        <w:r>
+          <w:rPr>
+            <w:lang w:val="zh_TW" w:bidi="zh_TW"/>
+          </w:rPr>
+          <w:rPr>
+            <w:color w:val="0000EE"/>
+            <w:u w:val="single"/>
+          </w:rPr>
+          <w:t>出25:4</w:t>
+        </w:r>
+      </w:hyperlink>
+      <w:r>
+        <w:rPr>
+          <w:lang w:val="zh_TW" w:bidi="zh_TW"/>
+        </w:rPr>
+        <w:t>；</w:t>
+      </w:r>
+      <w:hyperlink r:id="rId128">
+        <w:r>
+          <w:rPr>
+            <w:lang w:val="zh_TW" w:bidi="zh_TW"/>
+          </w:rPr>
+          <w:rPr>
+            <w:color w:val="0000EE"/>
+            <w:u w:val="single"/>
+          </w:rPr>
+          <w:t>26:1、31、36，</w:t>
+        </w:r>
+      </w:hyperlink>
+      <w:hyperlink r:id="rId129">
+        <w:r>
+          <w:rPr>
+            <w:lang w:val="zh_TW" w:bidi="zh_TW"/>
+          </w:rPr>
+          <w:rPr>
+            <w:color w:val="0000EE"/>
+            <w:u w:val="single"/>
+          </w:rPr>
+          <w:t>27:16</w:t>
+        </w:r>
+      </w:hyperlink>
+      <w:r>
+        <w:rPr>
+          <w:lang w:val="zh_TW" w:bidi="zh_TW"/>
+        </w:rPr>
+        <w:t>）、祭司的衣服（</w:t>
+      </w:r>
+      <w:hyperlink r:id="rId91">
+        <w:r>
+          <w:rPr>
+            <w:lang w:val="zh_TW" w:bidi="zh_TW"/>
+          </w:rPr>
+          <w:rPr>
+            <w:color w:val="0000EE"/>
+            <w:u w:val="single"/>
+          </w:rPr>
+          <w:t>28:5–8、15、33</w:t>
+        </w:r>
+      </w:hyperlink>
+      <w:r>
+        <w:rPr>
+          <w:lang w:val="zh_TW" w:bidi="zh_TW"/>
+        </w:rPr>
+        <w:t>）、繩子（</w:t>
+      </w:r>
+      <w:hyperlink r:id="rId130">
+        <w:r>
+          <w:rPr>
+            <w:lang w:val="zh_TW" w:bidi="zh_TW"/>
+          </w:rPr>
+          <w:rPr>
+            <w:color w:val="0000EE"/>
+            <w:u w:val="single"/>
+          </w:rPr>
+          <w:t>書2:18、21</w:t>
+        </w:r>
+      </w:hyperlink>
+      <w:r>
+        <w:rPr>
+          <w:lang w:val="zh_TW" w:bidi="zh_TW"/>
+        </w:rPr>
+        <w:t>）、衣服（</w:t>
+      </w:r>
+      <w:hyperlink r:id="rId131">
+        <w:r>
+          <w:rPr>
+            <w:lang w:val="zh_TW" w:bidi="zh_TW"/>
+          </w:rPr>
+          <w:rPr>
+            <w:color w:val="0000EE"/>
+            <w:u w:val="single"/>
+          </w:rPr>
+          <w:t>撒下1:24</w:t>
+        </w:r>
+      </w:hyperlink>
+      <w:r>
+        <w:rPr>
+          <w:lang w:val="zh_TW" w:bidi="zh_TW"/>
+        </w:rPr>
+        <w:t>；</w:t>
+      </w:r>
+      <w:hyperlink r:id="rId132">
+        <w:r>
+          <w:rPr>
+            <w:lang w:val="zh_TW" w:bidi="zh_TW"/>
+          </w:rPr>
+          <w:rPr>
+            <w:color w:val="0000EE"/>
+            <w:u w:val="single"/>
+          </w:rPr>
+          <w:t>箴31:21</w:t>
+        </w:r>
+      </w:hyperlink>
+      <w:r>
+        <w:rPr>
+          <w:lang w:val="zh_TW" w:bidi="zh_TW"/>
+        </w:rPr>
+        <w:t>；</w:t>
+      </w:r>
+      <w:hyperlink r:id="rId133">
+        <w:r>
+          <w:rPr>
+            <w:lang w:val="zh_TW" w:bidi="zh_TW"/>
+          </w:rPr>
+          <w:rPr>
+            <w:color w:val="0000EE"/>
+            <w:u w:val="single"/>
+          </w:rPr>
+          <w:t>耶4:30</w:t>
+        </w:r>
+      </w:hyperlink>
+      <w:r>
+        <w:rPr>
+          <w:lang w:val="zh_TW" w:bidi="zh_TW"/>
+        </w:rPr>
+        <w:t>）、嘴唇（</w:t>
+      </w:r>
+      <w:hyperlink r:id="rId134">
+        <w:r>
+          <w:rPr>
+            <w:lang w:val="zh_TW" w:bidi="zh_TW"/>
+          </w:rPr>
+          <w:rPr>
+            <w:color w:val="0000EE"/>
+            <w:u w:val="single"/>
+          </w:rPr>
+          <w:t>歌4:3</w:t>
+        </w:r>
+      </w:hyperlink>
+      <w:r>
+        <w:rPr>
+          <w:lang w:val="zh_TW" w:bidi="zh_TW"/>
+        </w:rPr>
+        <w:t>）和士兵的制服（</w:t>
+      </w:r>
+      <w:hyperlink r:id="rId115">
+        <w:r>
+          <w:rPr>
+            <w:lang w:val="zh_TW" w:bidi="zh_TW"/>
+          </w:rPr>
+          <w:rPr>
+            <w:color w:val="0000EE"/>
+            <w:u w:val="single"/>
+          </w:rPr>
+          <w:t>鴻2:3</w:t>
+        </w:r>
+      </w:hyperlink>
+      <w:r>
+        <w:rPr>
+          <w:lang w:val="zh_TW" w:bidi="zh_TW"/>
+        </w:rPr>
+        <w:t>）。某種朱紅材料用於西奈山立約（</w:t>
+      </w:r>
+      <w:hyperlink r:id="rId135">
+        <w:r>
+          <w:rPr>
+            <w:lang w:val="zh_TW" w:bidi="zh_TW"/>
+          </w:rPr>
+          <w:rPr>
+            <w:color w:val="0000EE"/>
+            <w:u w:val="single"/>
+          </w:rPr>
+          <w:t>來9:19</w:t>
+        </w:r>
+      </w:hyperlink>
+      <w:r>
+        <w:rPr>
+          <w:lang w:val="zh_TW" w:bidi="zh_TW"/>
+        </w:rPr>
+        <w:t>）、潔淨痲瘋病人（</w:t>
+      </w:r>
+      <w:hyperlink r:id="rId136">
+        <w:r>
+          <w:rPr>
+            <w:lang w:val="zh_TW" w:bidi="zh_TW"/>
+          </w:rPr>
+          <w:rPr>
+            <w:color w:val="0000EE"/>
+            <w:u w:val="single"/>
+          </w:rPr>
+          <w:t>利14:4–6</w:t>
+        </w:r>
+      </w:hyperlink>
+      <w:r>
+        <w:rPr>
+          <w:lang w:val="zh_TW" w:bidi="zh_TW"/>
+        </w:rPr>
+        <w:t>）和房屋（</w:t>
+      </w:r>
+      <w:hyperlink r:id="rId137">
+        <w:r>
+          <w:rPr>
+            <w:lang w:val="zh_TW" w:bidi="zh_TW"/>
+          </w:rPr>
+          <w:rPr>
+            <w:color w:val="0000EE"/>
+            <w:u w:val="single"/>
+          </w:rPr>
+          <w:t>49–52節</w:t>
+        </w:r>
+      </w:hyperlink>
+      <w:r>
+        <w:rPr>
+          <w:lang w:val="zh_TW" w:bidi="zh_TW"/>
+        </w:rPr>
+        <w:t>）、遮蓋陳設餅桌子的器物（</w:t>
+      </w:r>
+      <w:hyperlink r:id="rId138">
+        <w:r>
+          <w:rPr>
+            <w:lang w:val="zh_TW" w:bidi="zh_TW"/>
+          </w:rPr>
+          <w:rPr>
+            <w:color w:val="0000EE"/>
+            <w:u w:val="single"/>
+          </w:rPr>
+          <w:t>民4:8</w:t>
+        </w:r>
+      </w:hyperlink>
+      <w:r>
+        <w:rPr>
+          <w:lang w:val="zh_TW" w:bidi="zh_TW"/>
+        </w:rPr>
+        <w:t>），以及潔淨母牛的儀式（</w:t>
+      </w:r>
+      <w:hyperlink r:id="rId139">
+        <w:r>
+          <w:rPr>
+            <w:lang w:val="zh_TW" w:bidi="zh_TW"/>
+          </w:rPr>
+          <w:rPr>
+            <w:color w:val="0000EE"/>
+            <w:u w:val="single"/>
+          </w:rPr>
+          <w:t>19:6</w:t>
+        </w:r>
+      </w:hyperlink>
+      <w:r>
+        <w:rPr>
+          <w:lang w:val="zh_TW" w:bidi="zh_TW"/>
+        </w:rPr>
+        <w:t>）。馬太福音描述耶穌在受審時的袍子為朱紅色（</w:t>
+      </w:r>
+      <w:hyperlink r:id="rId105">
+        <w:r>
+          <w:rPr>
+            <w:lang w:val="zh_TW" w:bidi="zh_TW"/>
+          </w:rPr>
+          <w:rPr>
+            <w:color w:val="0000EE"/>
+            <w:u w:val="single"/>
+          </w:rPr>
+          <w:t>太27:28</w:t>
+        </w:r>
+      </w:hyperlink>
+      <w:r>
+        <w:rPr>
+          <w:lang w:val="zh_TW" w:bidi="zh_TW"/>
+        </w:rPr>
+        <w:t>）。啟示錄中，大淫婦穿著紫色和朱紅色，坐在朱紅色的獸上（</w:t>
+      </w:r>
+      <w:hyperlink r:id="rId140">
+        <w:r>
+          <w:rPr>
+            <w:lang w:val="zh_TW" w:bidi="zh_TW"/>
+          </w:rPr>
+          <w:rPr>
+            <w:color w:val="0000EE"/>
+            <w:u w:val="single"/>
+          </w:rPr>
+          <w:t>啟17:3–4</w:t>
+        </w:r>
+      </w:hyperlink>
+      <w:r>
+        <w:rPr>
+          <w:lang w:val="zh_TW" w:bidi="zh_TW"/>
+        </w:rPr>
+        <w:t>）。羅馬的奢華也透過紫色和朱紅色的衣物表現出來（</w:t>
+      </w:r>
+      <w:hyperlink r:id="rId141">
+        <w:r>
+          <w:rPr>
+            <w:lang w:val="zh_TW" w:bidi="zh_TW"/>
+          </w:rPr>
+          <w:rPr>
+            <w:color w:val="0000EE"/>
+            <w:u w:val="single"/>
+          </w:rPr>
+          <w:t>啟18:16</w:t>
+        </w:r>
+      </w:hyperlink>
+      <w:r>
+        <w:rPr>
+          <w:lang w:val="zh_TW" w:bidi="zh_TW"/>
+        </w:rPr>
+        <w:t>）。像紅色和深紅色一樣，朱紅色也比喻罪（</w:t>
+      </w:r>
+      <w:hyperlink r:id="rId54">
+        <w:r>
+          <w:rPr>
+            <w:lang w:val="zh_TW" w:bidi="zh_TW"/>
+          </w:rPr>
+          <w:rPr>
+            <w:color w:val="0000EE"/>
+            <w:u w:val="single"/>
+          </w:rPr>
+          <w:t>賽1:18</w:t>
+        </w:r>
+      </w:hyperlink>
+      <w:r>
+        <w:rPr>
+          <w:lang w:val="zh_TW" w:bidi="zh_TW"/>
+        </w:rPr>
+        <w:t>）。</w:t>
+      </w:r>
+    </w:p>
+    <w:p>
+      <w:pPr/>
+      <w:r>
+        <w:rPr>
+          <w:lang w:val="zh_TW" w:bidi="zh_TW"/>
+        </w:rPr>
+      </w:r>
+      <w:r>
+        <w:rPr>
+          <w:lang w:val="zh_TW" w:bidi="zh_TW"/>
+        </w:rPr>
+        <w:t>「白色」翻譯了聖經中的多個詞語。通常用於描述自然物體的顏色，例如：山羊（</w:t>
+      </w:r>
+      <w:hyperlink r:id="rId142">
+        <w:r>
+          <w:rPr>
+            <w:lang w:val="zh_TW" w:bidi="zh_TW"/>
+          </w:rPr>
+          <w:rPr>
+            <w:color w:val="0000EE"/>
+            <w:u w:val="single"/>
+          </w:rPr>
+          <w:t>創30:35</w:t>
+        </w:r>
+      </w:hyperlink>
+      <w:r>
+        <w:rPr>
+          <w:lang w:val="zh_TW" w:bidi="zh_TW"/>
+        </w:rPr>
+        <w:t>）、頭髮（</w:t>
+      </w:r>
+      <w:hyperlink r:id="rId143">
+        <w:r>
+          <w:rPr>
+            <w:lang w:val="zh_TW" w:bidi="zh_TW"/>
+          </w:rPr>
+          <w:rPr>
+            <w:color w:val="0000EE"/>
+            <w:u w:val="single"/>
+          </w:rPr>
+          <w:t>利13:10</w:t>
+        </w:r>
+      </w:hyperlink>
+      <w:r>
+        <w:rPr>
+          <w:lang w:val="zh_TW" w:bidi="zh_TW"/>
+        </w:rPr>
+        <w:t>；</w:t>
+      </w:r>
+      <w:hyperlink r:id="rId34">
+        <w:r>
+          <w:rPr>
+            <w:lang w:val="zh_TW" w:bidi="zh_TW"/>
+          </w:rPr>
+          <w:rPr>
+            <w:color w:val="0000EE"/>
+            <w:u w:val="single"/>
+          </w:rPr>
+          <w:t>太5:36</w:t>
+        </w:r>
+      </w:hyperlink>
+      <w:r>
+        <w:rPr>
+          <w:lang w:val="zh_TW" w:bidi="zh_TW"/>
+        </w:rPr>
+        <w:t>；</w:t>
+      </w:r>
+      <w:hyperlink r:id="rId144">
+        <w:r>
+          <w:rPr>
+            <w:lang w:val="zh_TW" w:bidi="zh_TW"/>
+          </w:rPr>
+          <w:rPr>
+            <w:color w:val="0000EE"/>
+            <w:u w:val="single"/>
+          </w:rPr>
+          <w:t>啟1:14</w:t>
+        </w:r>
+      </w:hyperlink>
+      <w:r>
+        <w:rPr>
+          <w:lang w:val="zh_TW" w:bidi="zh_TW"/>
+        </w:rPr>
+        <w:t>）、患病的皮膚（</w:t>
+      </w:r>
+      <w:hyperlink r:id="rId145">
+        <w:r>
+          <w:rPr>
+            <w:lang w:val="zh_TW" w:bidi="zh_TW"/>
+          </w:rPr>
+          <w:rPr>
+            <w:color w:val="0000EE"/>
+            <w:u w:val="single"/>
+          </w:rPr>
+          <w:t>出4:6</w:t>
+        </w:r>
+      </w:hyperlink>
+      <w:r>
+        <w:rPr>
+          <w:lang w:val="zh_TW" w:bidi="zh_TW"/>
+        </w:rPr>
+        <w:t>；</w:t>
+      </w:r>
+      <w:hyperlink r:id="rId146">
+        <w:r>
+          <w:rPr>
+            <w:lang w:val="zh_TW" w:bidi="zh_TW"/>
+          </w:rPr>
+          <w:rPr>
+            <w:color w:val="0000EE"/>
+            <w:u w:val="single"/>
+          </w:rPr>
+          <w:t>利13:4、17</w:t>
+        </w:r>
+      </w:hyperlink>
+      <w:r>
+        <w:rPr>
+          <w:lang w:val="zh_TW" w:bidi="zh_TW"/>
+        </w:rPr>
+        <w:t>）、嗎哪（</w:t>
+      </w:r>
+      <w:hyperlink r:id="rId147">
+        <w:r>
+          <w:rPr>
+            <w:lang w:val="zh_TW" w:bidi="zh_TW"/>
+          </w:rPr>
+          <w:rPr>
+            <w:color w:val="0000EE"/>
+            <w:u w:val="single"/>
+          </w:rPr>
+          <w:t>出16:31</w:t>
+        </w:r>
+      </w:hyperlink>
+      <w:r>
+        <w:rPr>
+          <w:lang w:val="zh_TW" w:bidi="zh_TW"/>
+        </w:rPr>
+        <w:t>）、雪（</w:t>
+      </w:r>
+      <w:hyperlink r:id="rId148">
+        <w:r>
+          <w:rPr>
+            <w:lang w:val="zh_TW" w:bidi="zh_TW"/>
+          </w:rPr>
+          <w:rPr>
+            <w:color w:val="0000EE"/>
+            <w:u w:val="single"/>
+          </w:rPr>
+          <w:t>王下5:27</w:t>
+        </w:r>
+      </w:hyperlink>
+      <w:r>
+        <w:rPr>
+          <w:lang w:val="zh_TW" w:bidi="zh_TW"/>
+        </w:rPr>
+        <w:t>）、牛奶和牙齒（</w:t>
+      </w:r>
+      <w:hyperlink r:id="rId109">
+        <w:r>
+          <w:rPr>
+            <w:lang w:val="zh_TW" w:bidi="zh_TW"/>
+          </w:rPr>
+          <w:rPr>
+            <w:color w:val="0000EE"/>
+            <w:u w:val="single"/>
+          </w:rPr>
+          <w:t>創49:12</w:t>
+        </w:r>
+      </w:hyperlink>
+      <w:r>
+        <w:rPr>
+          <w:lang w:val="zh_TW" w:bidi="zh_TW"/>
+        </w:rPr>
+        <w:t>）、馬（</w:t>
+      </w:r>
+      <w:hyperlink r:id="rId116">
+        <w:r>
+          <w:rPr>
+            <w:lang w:val="zh_TW" w:bidi="zh_TW"/>
+          </w:rPr>
+          <w:rPr>
+            <w:color w:val="0000EE"/>
+            <w:u w:val="single"/>
+          </w:rPr>
+          <w:t>亞1:8，</w:t>
+        </w:r>
+      </w:hyperlink>
+      <w:hyperlink r:id="rId66">
+        <w:r>
+          <w:rPr>
+            <w:lang w:val="zh_TW" w:bidi="zh_TW"/>
+          </w:rPr>
+          <w:rPr>
+            <w:color w:val="0000EE"/>
+            <w:u w:val="single"/>
+          </w:rPr>
+          <w:t>6:3</w:t>
+        </w:r>
+      </w:hyperlink>
+      <w:r>
+        <w:rPr>
+          <w:lang w:val="zh_TW" w:bidi="zh_TW"/>
+        </w:rPr>
+        <w:t>；</w:t>
+      </w:r>
+      <w:hyperlink r:id="rId149">
+        <w:r>
+          <w:rPr>
+            <w:lang w:val="zh_TW" w:bidi="zh_TW"/>
+          </w:rPr>
+          <w:rPr>
+            <w:color w:val="0000EE"/>
+            <w:u w:val="single"/>
+          </w:rPr>
+          <w:t>啟6:2，</w:t>
+        </w:r>
+      </w:hyperlink>
+      <w:hyperlink r:id="rId150">
+        <w:r>
+          <w:rPr>
+            <w:lang w:val="zh_TW" w:bidi="zh_TW"/>
+          </w:rPr>
+          <w:rPr>
+            <w:color w:val="0000EE"/>
+            <w:u w:val="single"/>
+          </w:rPr>
+          <w:t>19:11</w:t>
+        </w:r>
+      </w:hyperlink>
+      <w:r>
+        <w:rPr>
+          <w:lang w:val="zh_TW" w:bidi="zh_TW"/>
+        </w:rPr>
+        <w:t>）、驢（</w:t>
+      </w:r>
+      <w:hyperlink r:id="rId151">
+        <w:r>
+          <w:rPr>
+            <w:lang w:val="zh_TW" w:bidi="zh_TW"/>
+          </w:rPr>
+          <w:rPr>
+            <w:color w:val="0000EE"/>
+            <w:u w:val="single"/>
+          </w:rPr>
+          <w:t>士5:10</w:t>
+        </w:r>
+      </w:hyperlink>
+      <w:r>
+        <w:rPr>
+          <w:lang w:val="zh_TW" w:bidi="zh_TW"/>
+        </w:rPr>
+        <w:t>，有英文譯本譯為「茶褐色（tawny）」）、羊毛（</w:t>
+      </w:r>
+      <w:hyperlink r:id="rId152">
+        <w:r>
+          <w:rPr>
+            <w:lang w:val="zh_TW" w:bidi="zh_TW"/>
+          </w:rPr>
+          <w:rPr>
+            <w:color w:val="0000EE"/>
+            <w:u w:val="single"/>
+          </w:rPr>
+          <w:t>結27:18</w:t>
+        </w:r>
+      </w:hyperlink>
+      <w:r>
+        <w:rPr>
+          <w:lang w:val="zh_TW" w:bidi="zh_TW"/>
+        </w:rPr>
+        <w:t>）、特殊的石頭（</w:t>
+      </w:r>
+      <w:hyperlink r:id="rId153">
+        <w:r>
+          <w:rPr>
+            <w:lang w:val="zh_TW" w:bidi="zh_TW"/>
+          </w:rPr>
+          <w:rPr>
+            <w:color w:val="0000EE"/>
+            <w:u w:val="single"/>
+          </w:rPr>
+          <w:t>啟2:17</w:t>
+        </w:r>
+      </w:hyperlink>
+      <w:r>
+        <w:rPr>
+          <w:lang w:val="zh_TW" w:bidi="zh_TW"/>
+        </w:rPr>
+        <w:t>）、光（</w:t>
+      </w:r>
+      <w:hyperlink r:id="rId154">
+        <w:r>
+          <w:rPr>
+            <w:lang w:val="zh_TW" w:bidi="zh_TW"/>
+          </w:rPr>
+          <w:rPr>
+            <w:color w:val="0000EE"/>
+            <w:u w:val="single"/>
+          </w:rPr>
+          <w:t>太17:2</w:t>
+        </w:r>
+      </w:hyperlink>
+      <w:r>
+        <w:rPr>
+          <w:lang w:val="zh_TW" w:bidi="zh_TW"/>
+        </w:rPr>
+        <w:t>）、雲（</w:t>
+      </w:r>
+      <w:hyperlink r:id="rId155">
+        <w:r>
+          <w:rPr>
+            <w:lang w:val="zh_TW" w:bidi="zh_TW"/>
+          </w:rPr>
+          <w:rPr>
+            <w:color w:val="0000EE"/>
+            <w:u w:val="single"/>
+          </w:rPr>
+          <w:t>啟14:14</w:t>
+        </w:r>
+      </w:hyperlink>
+      <w:r>
+        <w:rPr>
+          <w:lang w:val="zh_TW" w:bidi="zh_TW"/>
+        </w:rPr>
+        <w:t>），以及已熟的莊稼（</w:t>
+      </w:r>
+      <w:hyperlink r:id="rId156">
+        <w:r>
+          <w:rPr>
+            <w:lang w:val="zh_TW" w:bidi="zh_TW"/>
+          </w:rPr>
+          <w:rPr>
+            <w:color w:val="0000EE"/>
+            <w:u w:val="single"/>
+          </w:rPr>
+          <w:t>約4:35</w:t>
+        </w:r>
+      </w:hyperlink>
+      <w:r>
+        <w:rPr>
+          <w:lang w:val="zh_TW" w:bidi="zh_TW"/>
+        </w:rPr>
+        <w:t>）。「白色」也用來形容簾子（</w:t>
+      </w:r>
+      <w:hyperlink r:id="rId51">
+        <w:r>
+          <w:rPr>
+            <w:lang w:val="zh_TW" w:bidi="zh_TW"/>
+          </w:rPr>
+          <w:rPr>
+            <w:color w:val="0000EE"/>
+            <w:u w:val="single"/>
+          </w:rPr>
+          <w:t>斯1:6</w:t>
+        </w:r>
+      </w:hyperlink>
+      <w:r>
+        <w:rPr>
+          <w:lang w:val="zh_TW" w:bidi="zh_TW"/>
+        </w:rPr>
+        <w:t>）、衣服（</w:t>
+      </w:r>
+      <w:hyperlink r:id="rId52">
+        <w:r>
+          <w:rPr>
+            <w:lang w:val="zh_TW" w:bidi="zh_TW"/>
+          </w:rPr>
+          <w:rPr>
+            <w:color w:val="0000EE"/>
+            <w:u w:val="single"/>
+          </w:rPr>
+          <w:t>斯8:15</w:t>
+        </w:r>
+      </w:hyperlink>
+      <w:r>
+        <w:rPr>
+          <w:lang w:val="zh_TW" w:bidi="zh_TW"/>
+        </w:rPr>
+        <w:t>；</w:t>
+      </w:r>
+      <w:hyperlink r:id="rId157">
+        <w:r>
+          <w:rPr>
+            <w:lang w:val="zh_TW" w:bidi="zh_TW"/>
+          </w:rPr>
+          <w:rPr>
+            <w:color w:val="0000EE"/>
+            <w:u w:val="single"/>
+          </w:rPr>
+          <w:t>傳9:8</w:t>
+        </w:r>
+      </w:hyperlink>
+      <w:r>
+        <w:rPr>
+          <w:lang w:val="zh_TW" w:bidi="zh_TW"/>
+        </w:rPr>
+        <w:t>；</w:t>
+      </w:r>
+      <w:hyperlink r:id="rId158">
+        <w:r>
+          <w:rPr>
+            <w:lang w:val="zh_TW" w:bidi="zh_TW"/>
+          </w:rPr>
+          <w:rPr>
+            <w:color w:val="0000EE"/>
+            <w:u w:val="single"/>
+          </w:rPr>
+          <w:t>但7:9</w:t>
+        </w:r>
+      </w:hyperlink>
+      <w:r>
+        <w:rPr>
+          <w:lang w:val="zh_TW" w:bidi="zh_TW"/>
+        </w:rPr>
+        <w:t>；</w:t>
+      </w:r>
+      <w:hyperlink r:id="rId159">
+        <w:r>
+          <w:rPr>
+            <w:lang w:val="zh_TW" w:bidi="zh_TW"/>
+          </w:rPr>
+          <w:rPr>
+            <w:color w:val="0000EE"/>
+            <w:u w:val="single"/>
+          </w:rPr>
+          <w:t>可16:5</w:t>
+        </w:r>
+      </w:hyperlink>
+      <w:r>
+        <w:rPr>
+          <w:lang w:val="zh_TW" w:bidi="zh_TW"/>
+        </w:rPr>
+        <w:t>；</w:t>
+      </w:r>
+      <w:hyperlink r:id="rId160">
+        <w:r>
+          <w:rPr>
+            <w:lang w:val="zh_TW" w:bidi="zh_TW"/>
+          </w:rPr>
+          <w:rPr>
+            <w:color w:val="0000EE"/>
+            <w:u w:val="single"/>
+          </w:rPr>
+          <w:t>啟3:5、18，</w:t>
+        </w:r>
+      </w:hyperlink>
+      <w:hyperlink r:id="rId161">
+        <w:r>
+          <w:rPr>
+            <w:lang w:val="zh_TW" w:bidi="zh_TW"/>
+          </w:rPr>
+          <w:rPr>
+            <w:color w:val="0000EE"/>
+            <w:u w:val="single"/>
+          </w:rPr>
+          <w:t>4:4</w:t>
+        </w:r>
+      </w:hyperlink>
+      <w:r>
+        <w:rPr>
+          <w:lang w:val="zh_TW" w:bidi="zh_TW"/>
+        </w:rPr>
+        <w:t>）、天使的衣服（</w:t>
+      </w:r>
+      <w:hyperlink r:id="rId162">
+        <w:r>
+          <w:rPr>
+            <w:lang w:val="zh_TW" w:bidi="zh_TW"/>
+          </w:rPr>
+          <w:rPr>
+            <w:color w:val="0000EE"/>
+            <w:u w:val="single"/>
+          </w:rPr>
+          <w:t>約20:12</w:t>
+        </w:r>
+      </w:hyperlink>
+      <w:r>
+        <w:rPr>
+          <w:lang w:val="zh_TW" w:bidi="zh_TW"/>
+        </w:rPr>
+        <w:t>；</w:t>
+      </w:r>
+      <w:hyperlink r:id="rId163">
+        <w:r>
+          <w:rPr>
+            <w:lang w:val="zh_TW" w:bidi="zh_TW"/>
+          </w:rPr>
+          <w:rPr>
+            <w:color w:val="0000EE"/>
+            <w:u w:val="single"/>
+          </w:rPr>
+          <w:t>徒1:10</w:t>
+        </w:r>
+      </w:hyperlink>
+      <w:r>
+        <w:rPr>
+          <w:lang w:val="zh_TW" w:bidi="zh_TW"/>
+        </w:rPr>
+        <w:t>），以及寶座（</w:t>
+      </w:r>
+      <w:hyperlink r:id="rId164">
+        <w:r>
+          <w:rPr>
+            <w:lang w:val="zh_TW" w:bidi="zh_TW"/>
+          </w:rPr>
+          <w:rPr>
+            <w:color w:val="0000EE"/>
+            <w:u w:val="single"/>
+          </w:rPr>
+          <w:t>啟20:11</w:t>
+        </w:r>
+      </w:hyperlink>
+      <w:r>
+        <w:rPr>
+          <w:lang w:val="zh_TW" w:bidi="zh_TW"/>
+        </w:rPr>
+        <w:t>）。此外，「白色」還象徵從罪中的潔淨（</w:t>
+      </w:r>
+      <w:hyperlink r:id="rId165">
+        <w:r>
+          <w:rPr>
+            <w:lang w:val="zh_TW" w:bidi="zh_TW"/>
+          </w:rPr>
+          <w:rPr>
+            <w:color w:val="0000EE"/>
+            <w:u w:val="single"/>
+          </w:rPr>
+          <w:t>詩51:7</w:t>
+        </w:r>
+      </w:hyperlink>
+      <w:r>
+        <w:rPr>
+          <w:lang w:val="zh_TW" w:bidi="zh_TW"/>
+        </w:rPr>
+        <w:t>；</w:t>
+      </w:r>
+      <w:hyperlink r:id="rId54">
+        <w:r>
+          <w:rPr>
+            <w:lang w:val="zh_TW" w:bidi="zh_TW"/>
+          </w:rPr>
+          <w:rPr>
+            <w:color w:val="0000EE"/>
+            <w:u w:val="single"/>
+          </w:rPr>
+          <w:t>賽1:18</w:t>
+        </w:r>
+      </w:hyperlink>
+      <w:r>
+        <w:rPr>
+          <w:lang w:val="zh_TW" w:bidi="zh_TW"/>
+        </w:rPr>
+        <w:t>；</w:t>
+      </w:r>
+      <w:hyperlink r:id="rId166">
+        <w:r>
+          <w:rPr>
+            <w:lang w:val="zh_TW" w:bidi="zh_TW"/>
+          </w:rPr>
+          <w:rPr>
+            <w:color w:val="0000EE"/>
+            <w:u w:val="single"/>
+          </w:rPr>
+          <w:t>但12:10</w:t>
+        </w:r>
+      </w:hyperlink>
+      <w:r>
+        <w:rPr>
+          <w:lang w:val="zh_TW" w:bidi="zh_TW"/>
+        </w:rPr>
+        <w:t>）和王子的外貌（</w:t>
+      </w:r>
+      <w:hyperlink r:id="rId167">
+        <w:r>
+          <w:rPr>
+            <w:lang w:val="zh_TW" w:bidi="zh_TW"/>
+          </w:rPr>
+          <w:rPr>
+            <w:color w:val="0000EE"/>
+            <w:u w:val="single"/>
+          </w:rPr>
+          <w:t>哀4:7</w:t>
+        </w:r>
+      </w:hyperlink>
+      <w:r>
+        <w:rPr>
+          <w:lang w:val="zh_TW" w:bidi="zh_TW"/>
+        </w:rPr>
+        <w:t>）。</w:t>
+      </w:r>
+    </w:p>
+    <w:p>
+      <w:pPr/>
+      <w:r>
+        <w:rPr>
+          <w:lang w:val="zh_TW" w:bidi="zh_TW"/>
+        </w:rPr>
+      </w:r>
+      <w:r>
+        <w:rPr>
           <w:i/>
           <w:lang w:val="zh_TW" w:bidi="zh_TW"/>
         </w:rPr>
@@ -1154,7 +3661,7 @@
         <w:rPr>
           <w:lang w:val="zh_TW" w:bidi="zh_TW"/>
         </w:rPr>
-        <w:t>藥物與醫療實踐</w:t>
+        <w:t>布料和布料製造</w:t>
       </w:r>
       <w:r>
         <w:rPr>
@@ -1166,19 +3673,7 @@
         <w:rPr>
           <w:lang w:val="zh_TW" w:bidi="zh_TW"/>
         </w:rPr>
-        <w:t>瘟疫</w:t>
-      </w:r>
-      <w:r>
-        <w:rPr>
-          <w:lang w:val="zh_TW" w:bidi="zh_TW"/>
-        </w:rPr>
-        <w:t>；</w:t>
-      </w:r>
-      <w:r>
-        <w:rPr>
-          <w:lang w:val="zh_TW" w:bidi="zh_TW"/>
-        </w:rPr>
-        <w:t>災禍</w:t>
+        <w:t>染料，染色，染匠</w:t>
       </w:r>
       <w:r>
         <w:rPr>

--- a/zht/docx/166.content.docx
+++ b/zht/docx/166.content.docx
@@ -149,7 +149,7 @@
         <w:rPr>
           <w:lang w:val="zh_TW" w:bidi="zh_TW"/>
         </w:rPr>
-        <w:t>yan</w:t>
+        <w:t>xuan</w:t>
       </w:r>
       <w:r>
         <w:rPr>
@@ -212,7 +212,7 @@
         <w:rPr>
           <w:lang w:val="zh_TW" w:bidi="zh_TW"/>
         </w:rPr>
-        <w:t>顏色</w:t>
+        <w:t>選舉</w:t>
       </w:r>
       <w:r>
         <w:rPr>
@@ -231,7 +231,7 @@
         <w:rPr>
           <w:lang w:val="zh_TW" w:bidi="zh_TW"/>
         </w:rPr>
-        <w:t>舊約和新約中沒有確切提及「顏色」一詞，儘管這個詞在英文聖經譯本中出現過多次。在原文中，譯為「顏色」的詞在意思上有很大的不同。</w:t>
+        <w:t>在現代英文中，這些詞語指的是一群人選擇領袖或代表的過程，通常涉及從幾個候選人中做出選擇。</w:t>
       </w:r>
     </w:p>
     <w:p>
@@ -245,7 +245,7 @@
         <w:rPr>
           <w:lang w:val="zh_TW" w:bidi="zh_TW"/>
         </w:rPr>
-        <w:t>在和合本中，最常被翻譯為「顏色」的詞語字面意思是「眼目」，並引申為「觀看」（</w:t>
+        <w:t>當「揀選（elect）」這個動詞在聖經中以神學意義使用時，通常是指神的行動，指神在做出選擇。在舊約中，它是用來指神揀選以色列成為祂的子民（參</w:t>
       </w:r>
       <w:hyperlink r:id="rId13">
         <w:r>
@@ -256,14 +256,14 @@
             <w:color w:val="0000EE"/>
             <w:u w:val="single"/>
           </w:rPr>
-          <w:t>利13:55</w:t>
+          <w:t>徒13:17</w:t>
         </w:r>
       </w:hyperlink>
       <w:r>
         <w:rPr>
           <w:lang w:val="zh_TW" w:bidi="zh_TW"/>
         </w:rPr>
-        <w:t>；</w:t>
+        <w:t>）。以色列成為神的子民，不是因為他們決定要屬於神，而是因為神揀選了他們。神這樣做是因為祂對亞伯拉罕的應許，而不是因為以色列有什麼特別之處（</w:t>
       </w:r>
       <w:hyperlink r:id="rId14">
         <w:r>
@@ -274,14 +274,14 @@
             <w:color w:val="0000EE"/>
             <w:u w:val="single"/>
           </w:rPr>
-          <w:t>民11:7</w:t>
+          <w:t>申7:7–8</w:t>
         </w:r>
       </w:hyperlink>
       <w:r>
         <w:rPr>
           <w:lang w:val="zh_TW" w:bidi="zh_TW"/>
         </w:rPr>
-        <w:t>；</w:t>
+        <w:t>）。神也揀選他們的領袖，如掃羅和大衛（</w:t>
       </w:r>
       <w:hyperlink r:id="rId15">
         <w:r>
@@ -292,7 +292,7 @@
             <w:color w:val="0000EE"/>
             <w:u w:val="single"/>
           </w:rPr>
-          <w:t>箴23:31</w:t>
+          <w:t>撒上10:24</w:t>
         </w:r>
       </w:hyperlink>
       <w:r>
@@ -310,224 +310,14 @@
             <w:color w:val="0000EE"/>
             <w:u w:val="single"/>
           </w:rPr>
-          <w:t>結1:4、7、16、22、27，</w:t>
+          <w:t>撒下6:21</w:t>
         </w:r>
       </w:hyperlink>
-      <w:hyperlink r:id="rId17">
-        <w:r>
-          <w:rPr>
-            <w:lang w:val="zh_TW" w:bidi="zh_TW"/>
-          </w:rPr>
-          <w:rPr>
-            <w:color w:val="0000EE"/>
-            <w:u w:val="single"/>
-          </w:rPr>
-          <w:t>8:2，</w:t>
-        </w:r>
-      </w:hyperlink>
-      <w:hyperlink r:id="rId18">
-        <w:r>
-          <w:rPr>
-            <w:lang w:val="zh_TW" w:bidi="zh_TW"/>
-          </w:rPr>
-          <w:rPr>
-            <w:color w:val="0000EE"/>
-            <w:u w:val="single"/>
-          </w:rPr>
-          <w:t>10:9</w:t>
-        </w:r>
-      </w:hyperlink>
-      <w:r>
-        <w:rPr>
-          <w:lang w:val="zh_TW" w:bidi="zh_TW"/>
-        </w:rPr>
-        <w:t>；</w:t>
-      </w:r>
-      <w:hyperlink r:id="rId19">
-        <w:r>
-          <w:rPr>
-            <w:lang w:val="zh_TW" w:bidi="zh_TW"/>
-          </w:rPr>
-          <w:rPr>
-            <w:color w:val="0000EE"/>
-            <w:u w:val="single"/>
-          </w:rPr>
-          <w:t>但10:6</w:t>
-        </w:r>
-      </w:hyperlink>
-      <w:r>
-        <w:rPr>
-          <w:lang w:val="zh_TW" w:bidi="zh_TW"/>
-        </w:rPr>
-        <w:t>）。</w:t>
-      </w:r>
-      <w:hyperlink r:id="rId13">
-        <w:r>
-          <w:rPr>
-            <w:lang w:val="zh_TW" w:bidi="zh_TW"/>
-          </w:rPr>
-          <w:rPr>
-            <w:color w:val="0000EE"/>
-            <w:u w:val="single"/>
-          </w:rPr>
-          <w:t>利未記十三章55節</w:t>
-        </w:r>
-      </w:hyperlink>
-      <w:r>
-        <w:rPr>
-          <w:lang w:val="zh_TW" w:bidi="zh_TW"/>
-        </w:rPr>
-        <w:t>在和合本中保留了「色」的翻譯。在和合本中翻譯為「顏色」的其它詞語指的是面部外觀（</w:t>
-      </w:r>
-      <w:hyperlink r:id="rId20">
-        <w:r>
-          <w:rPr>
-            <w:lang w:val="zh_TW" w:bidi="zh_TW"/>
-          </w:rPr>
-          <w:rPr>
-            <w:color w:val="0000EE"/>
-            <w:u w:val="single"/>
-          </w:rPr>
-          <w:t>但5:6–10，</w:t>
-        </w:r>
-      </w:hyperlink>
-      <w:hyperlink r:id="rId21">
-        <w:r>
-          <w:rPr>
-            <w:lang w:val="zh_TW" w:bidi="zh_TW"/>
-          </w:rPr>
-          <w:rPr>
-            <w:color w:val="0000EE"/>
-            <w:u w:val="single"/>
-          </w:rPr>
-          <w:t>7:28</w:t>
-        </w:r>
-      </w:hyperlink>
-      <w:r>
-        <w:rPr>
-          <w:lang w:val="zh_TW" w:bidi="zh_TW"/>
-        </w:rPr>
-        <w:t>）、多色的布料（</w:t>
-      </w:r>
-      <w:hyperlink r:id="rId22">
-        <w:r>
-          <w:rPr>
-            <w:lang w:val="zh_TW" w:bidi="zh_TW"/>
-          </w:rPr>
-          <w:rPr>
-            <w:color w:val="0000EE"/>
-            <w:u w:val="single"/>
-          </w:rPr>
-          <w:t>箴7:16</w:t>
-        </w:r>
-      </w:hyperlink>
-      <w:r>
-        <w:rPr>
-          <w:lang w:val="zh_TW" w:bidi="zh_TW"/>
-        </w:rPr>
-        <w:t>；</w:t>
-      </w:r>
-      <w:hyperlink r:id="rId23">
-        <w:r>
-          <w:rPr>
-            <w:lang w:val="zh_TW" w:bidi="zh_TW"/>
-          </w:rPr>
-          <w:rPr>
-            <w:color w:val="0000EE"/>
-            <w:u w:val="single"/>
-          </w:rPr>
-          <w:t>結17:3，</w:t>
-        </w:r>
-      </w:hyperlink>
-      <w:hyperlink r:id="rId24">
-        <w:r>
-          <w:rPr>
-            <w:lang w:val="zh_TW" w:bidi="zh_TW"/>
-          </w:rPr>
-          <w:rPr>
-            <w:color w:val="0000EE"/>
-            <w:u w:val="single"/>
-          </w:rPr>
-          <w:t>27:24</w:t>
-        </w:r>
-      </w:hyperlink>
-      <w:r>
-        <w:rPr>
-          <w:lang w:val="zh_TW" w:bidi="zh_TW"/>
-        </w:rPr>
-        <w:t>）、寶石（</w:t>
-      </w:r>
-      <w:hyperlink r:id="rId25">
-        <w:r>
-          <w:rPr>
-            <w:lang w:val="zh_TW" w:bidi="zh_TW"/>
-          </w:rPr>
-          <w:rPr>
-            <w:color w:val="0000EE"/>
-            <w:u w:val="single"/>
-          </w:rPr>
-          <w:t>代上29:2</w:t>
-        </w:r>
-      </w:hyperlink>
-      <w:r>
-        <w:rPr>
-          <w:lang w:val="zh_TW" w:bidi="zh_TW"/>
-        </w:rPr>
-        <w:t>），以及胸甲（</w:t>
-      </w:r>
-      <w:hyperlink r:id="rId26">
-        <w:r>
-          <w:rPr>
-            <w:lang w:val="zh_TW" w:bidi="zh_TW"/>
-          </w:rPr>
-          <w:rPr>
-            <w:color w:val="0000EE"/>
-            <w:u w:val="single"/>
-          </w:rPr>
-          <w:t>啟9:17</w:t>
-        </w:r>
-      </w:hyperlink>
-      <w:r>
-        <w:rPr>
-          <w:lang w:val="zh_TW" w:bidi="zh_TW"/>
-        </w:rPr>
-        <w:t>）。約瑟的「彩衣」（</w:t>
-      </w:r>
-      <w:hyperlink r:id="rId27">
-        <w:r>
-          <w:rPr>
-            <w:lang w:val="zh_TW" w:bidi="zh_TW"/>
-          </w:rPr>
-          <w:rPr>
-            <w:color w:val="0000EE"/>
-            <w:u w:val="single"/>
-          </w:rPr>
-          <w:t>創37:3</w:t>
-        </w:r>
-      </w:hyperlink>
-      <w:r>
-        <w:rPr>
-          <w:lang w:val="zh_TW" w:bidi="zh_TW"/>
-        </w:rPr>
-        <w:t>）和她瑪的「彩衣」（</w:t>
-      </w:r>
-      <w:hyperlink r:id="rId28">
-        <w:r>
-          <w:rPr>
-            <w:lang w:val="zh_TW" w:bidi="zh_TW"/>
-          </w:rPr>
-          <w:rPr>
-            <w:color w:val="0000EE"/>
-            <w:u w:val="single"/>
-          </w:rPr>
-          <w:t>撒下13:18–19</w:t>
-        </w:r>
-      </w:hyperlink>
-      <w:r>
-        <w:rPr>
-          <w:lang w:val="zh_TW" w:bidi="zh_TW"/>
-        </w:rPr>
-        <w:t>）實際上是長袖外袍或富麗裝飾的長袍，象徵被偏愛的地位。</w:t>
+      <w:r>
+        <w:rPr>
+          <w:lang w:val="zh_TW" w:bidi="zh_TW"/>
+        </w:rPr>
+        <w:t>）。這些揀選是由神單獨決定的，而不是由人們投票決定的。因此，這個詞表示神的權柄，神有權決定將會發生的事情，這是獨立於人的選擇之外。</w:t>
       </w:r>
     </w:p>
     <w:p>
@@ -541,9 +331,9 @@
         <w:rPr>
           <w:lang w:val="zh_TW" w:bidi="zh_TW"/>
         </w:rPr>
-        <w:t>在新約中，一個意為「假作（pretense）」的詞在</w:t>
-      </w:r>
-      <w:hyperlink r:id="rId29">
+        <w:t>新約聖經也有類似的概念。神的子民被描述為祂的「選民（his elect）」或「神的選民（chosen ones）」。耶穌在談到未來人子（Son of Man，耶穌用來稱呼自己的稱號）要來並聚集神的子民時，使用了這個詞語（</w:t>
+      </w:r>
+      <w:hyperlink r:id="rId17">
         <w:r>
           <w:rPr>
             <w:lang w:val="zh_TW" w:bidi="zh_TW"/>
@@ -552,16 +342,16 @@
             <w:color w:val="0000EE"/>
             <w:u w:val="single"/>
           </w:rPr>
-          <w:t>使徒行傳二十七章30節</w:t>
+          <w:t>可13:20、27</w:t>
         </w:r>
       </w:hyperlink>
       <w:r>
         <w:rPr>
           <w:lang w:val="zh_TW" w:bidi="zh_TW"/>
         </w:rPr>
-        <w:t>中被用於古義，有英文譯本的譯者解釋為「顏色（color）」。他們還在</w:t>
-      </w:r>
-      <w:hyperlink r:id="rId30">
+        <w:t>）。耶穌將顯明，神的子民受苦並耐心等待祂是正確的（</w:t>
+      </w:r>
+      <w:hyperlink r:id="rId18">
         <w:r>
           <w:rPr>
             <w:lang w:val="zh_TW" w:bidi="zh_TW"/>
@@ -570,14 +360,50 @@
             <w:color w:val="0000EE"/>
             <w:u w:val="single"/>
           </w:rPr>
-          <w:t>啟示錄十七章4節</w:t>
+          <w:t>路18:7</w:t>
         </w:r>
       </w:hyperlink>
       <w:r>
         <w:rPr>
           <w:lang w:val="zh_TW" w:bidi="zh_TW"/>
         </w:rPr>
-        <w:t>中添加了「顏色（color）」一詞，顯然是為了闡明其意義。</w:t>
+        <w:t>）。在</w:t>
+      </w:r>
+      <w:hyperlink r:id="rId19">
+        <w:r>
+          <w:rPr>
+            <w:lang w:val="zh_TW" w:bidi="zh_TW"/>
+          </w:rPr>
+          <w:rPr>
+            <w:color w:val="0000EE"/>
+            <w:u w:val="single"/>
+          </w:rPr>
+          <w:t>彼得前書二章9節</w:t>
+        </w:r>
+      </w:hyperlink>
+      <w:r>
+        <w:rPr>
+          <w:lang w:val="zh_TW" w:bidi="zh_TW"/>
+        </w:rPr>
+        <w:t>，神的子民被稱為「被揀選的族類（chosen [elect] people）」。這句話最初是用在以色列民身上的（</w:t>
+      </w:r>
+      <w:hyperlink r:id="rId20">
+        <w:r>
+          <w:rPr>
+            <w:lang w:val="zh_TW" w:bidi="zh_TW"/>
+          </w:rPr>
+          <w:rPr>
+            <w:color w:val="0000EE"/>
+            <w:u w:val="single"/>
+          </w:rPr>
+          <w:t>賽43:20</w:t>
+        </w:r>
+      </w:hyperlink>
+      <w:r>
+        <w:rPr>
+          <w:lang w:val="zh_TW" w:bidi="zh_TW"/>
+        </w:rPr>
+        <w:t>），這表明舊約中神的子民與新約中的基督教會是相聯繫的。神對以色列人的應許，現在在教會中得以實現。</w:t>
       </w:r>
     </w:p>
     <w:p>
@@ -591,18 +417,43 @@
         <w:rPr>
           <w:lang w:val="zh_TW" w:bidi="zh_TW"/>
         </w:rPr>
-        <w:t>儘管聖經提到許多顏色，但顏色並未特別被強調。對於自然顏色的描述很少出現，而出現頻率最高且區別最清楚的顏色則是人造的染料。</w:t>
-      </w:r>
-    </w:p>
-    <w:p>
-      <w:pPr>
-        <w:pStyle w:val="Heading3"/>
-      </w:pPr>
-      <w:r>
-        <w:rPr>
-          <w:lang w:val="zh_TW" w:bidi="zh_TW"/>
-        </w:rPr>
-        <w:t>聖經中提到的顏色</w:t>
+        <w:t>在</w:t>
+      </w:r>
+      <w:hyperlink r:id="rId21">
+        <w:r>
+          <w:rPr>
+            <w:lang w:val="zh_TW" w:bidi="zh_TW"/>
+          </w:rPr>
+          <w:rPr>
+            <w:color w:val="0000EE"/>
+            <w:u w:val="single"/>
+          </w:rPr>
+          <w:t>羅馬書九至十一章</w:t>
+        </w:r>
+      </w:hyperlink>
+      <w:r>
+        <w:rPr>
+          <w:lang w:val="zh_TW" w:bidi="zh_TW"/>
+        </w:rPr>
+        <w:t>，保羅談到一個問題：為什麼大多數猶太人拒絕了關於耶穌的好消息，而許多外邦人卻接受了呢？他說，現在有一小群（或餘民）的猶太人相信。神揀選了這群人是因著神的恩典，這群人是「選民」。這小群人得到了神原本為整個以色列所預備的福分。保羅說，許多人沒有接受這個信息，因為他們對此漸漸不再敏感。他將此描述為「頑梗不化」，這與人類普遍背離神的傾向有關（</w:t>
+      </w:r>
+      <w:hyperlink r:id="rId22">
+        <w:r>
+          <w:rPr>
+            <w:lang w:val="zh_TW" w:bidi="zh_TW"/>
+          </w:rPr>
+          <w:rPr>
+            <w:color w:val="0000EE"/>
+            <w:u w:val="single"/>
+          </w:rPr>
+          <w:t>羅11:5–7</w:t>
+        </w:r>
+      </w:hyperlink>
+      <w:r>
+        <w:rPr>
+          <w:lang w:val="zh_TW" w:bidi="zh_TW"/>
+        </w:rPr>
+        <w:t>）。</w:t>
       </w:r>
     </w:p>
     <w:p>
@@ -616,7 +467,25 @@
         <w:rPr>
           <w:lang w:val="zh_TW" w:bidi="zh_TW"/>
         </w:rPr>
-        <w:t>由於希伯來人對顏色的感知方式與現代西方文化不同，有時很難準確翻譯希伯來文中表示顏色的詞。因此，英文聖經譯本中這些詞的翻譯經常有很大差異。為了提供比較的基礎，本文主要根據和合本經文，但有例外時會另行說明。</w:t>
+        <w:t>然而，保羅說神並沒有取消祂揀選以色列作為祂的子民。保羅解釋說，雖然許多猶太人沒有接受關於耶穌的信息，但這使得外邦人也能接受神的祝福。保羅強調神仍然愛猶太人，並且不會收回對他們的應許（</w:t>
+      </w:r>
+      <w:hyperlink r:id="rId23">
+        <w:r>
+          <w:rPr>
+            <w:lang w:val="zh_TW" w:bidi="zh_TW"/>
+          </w:rPr>
+          <w:rPr>
+            <w:color w:val="0000EE"/>
+            <w:u w:val="single"/>
+          </w:rPr>
+          <w:t>羅11:28</w:t>
+        </w:r>
+      </w:hyperlink>
+      <w:r>
+        <w:rPr>
+          <w:lang w:val="zh_TW" w:bidi="zh_TW"/>
+        </w:rPr>
+        <w:t>）。正因如此，保羅相信將來會有許多猶太人歸向神。</w:t>
       </w:r>
     </w:p>
     <w:p>
@@ -630,7 +499,187 @@
         <w:rPr>
           <w:lang w:val="zh_TW" w:bidi="zh_TW"/>
         </w:rPr>
-        <w:t>在舊約和新約中最常提到的顏色如下：</w:t>
+        <w:t>聖經中翻譯為「選民」的詞語通常以複數形式出現，指的是所有神的子民或特定地方教會的成員（</w:t>
+      </w:r>
+      <w:hyperlink r:id="rId24">
+        <w:r>
+          <w:rPr>
+            <w:lang w:val="zh_TW" w:bidi="zh_TW"/>
+          </w:rPr>
+          <w:rPr>
+            <w:color w:val="0000EE"/>
+            <w:u w:val="single"/>
+          </w:rPr>
+          <w:t>羅8:33</w:t>
+        </w:r>
+      </w:hyperlink>
+      <w:r>
+        <w:rPr>
+          <w:lang w:val="zh_TW" w:bidi="zh_TW"/>
+        </w:rPr>
+        <w:t>；</w:t>
+      </w:r>
+      <w:hyperlink r:id="rId25">
+        <w:r>
+          <w:rPr>
+            <w:lang w:val="zh_TW" w:bidi="zh_TW"/>
+          </w:rPr>
+          <w:rPr>
+            <w:color w:val="0000EE"/>
+            <w:u w:val="single"/>
+          </w:rPr>
+          <w:t>西3:12</w:t>
+        </w:r>
+      </w:hyperlink>
+      <w:r>
+        <w:rPr>
+          <w:lang w:val="zh_TW" w:bidi="zh_TW"/>
+        </w:rPr>
+        <w:t>；</w:t>
+      </w:r>
+      <w:hyperlink r:id="rId26">
+        <w:r>
+          <w:rPr>
+            <w:lang w:val="zh_TW" w:bidi="zh_TW"/>
+          </w:rPr>
+          <w:rPr>
+            <w:color w:val="0000EE"/>
+            <w:u w:val="single"/>
+          </w:rPr>
+          <w:t>帖前1:4</w:t>
+        </w:r>
+      </w:hyperlink>
+      <w:r>
+        <w:rPr>
+          <w:lang w:val="zh_TW" w:bidi="zh_TW"/>
+        </w:rPr>
+        <w:t>；</w:t>
+      </w:r>
+      <w:hyperlink r:id="rId27">
+        <w:r>
+          <w:rPr>
+            <w:lang w:val="zh_TW" w:bidi="zh_TW"/>
+          </w:rPr>
+          <w:rPr>
+            <w:color w:val="0000EE"/>
+            <w:u w:val="single"/>
+          </w:rPr>
+          <w:t>提後2:10</w:t>
+        </w:r>
+      </w:hyperlink>
+      <w:r>
+        <w:rPr>
+          <w:lang w:val="zh_TW" w:bidi="zh_TW"/>
+        </w:rPr>
+        <w:t>；</w:t>
+      </w:r>
+      <w:hyperlink r:id="rId28">
+        <w:r>
+          <w:rPr>
+            <w:lang w:val="zh_TW" w:bidi="zh_TW"/>
+          </w:rPr>
+          <w:rPr>
+            <w:color w:val="0000EE"/>
+            <w:u w:val="single"/>
+          </w:rPr>
+          <w:t>多1:1</w:t>
+        </w:r>
+      </w:hyperlink>
+      <w:r>
+        <w:rPr>
+          <w:lang w:val="zh_TW" w:bidi="zh_TW"/>
+        </w:rPr>
+        <w:t>；</w:t>
+      </w:r>
+      <w:hyperlink r:id="rId29">
+        <w:r>
+          <w:rPr>
+            <w:lang w:val="zh_TW" w:bidi="zh_TW"/>
+          </w:rPr>
+          <w:rPr>
+            <w:color w:val="0000EE"/>
+            <w:u w:val="single"/>
+          </w:rPr>
+          <w:t>彼前1:1–2</w:t>
+        </w:r>
+      </w:hyperlink>
+      <w:r>
+        <w:rPr>
+          <w:lang w:val="zh_TW" w:bidi="zh_TW"/>
+        </w:rPr>
+        <w:t>；</w:t>
+      </w:r>
+      <w:hyperlink r:id="rId30">
+        <w:r>
+          <w:rPr>
+            <w:lang w:val="zh_TW" w:bidi="zh_TW"/>
+          </w:rPr>
+          <w:rPr>
+            <w:color w:val="0000EE"/>
+            <w:u w:val="single"/>
+          </w:rPr>
+          <w:t>彼後1:10</w:t>
+        </w:r>
+      </w:hyperlink>
+      <w:r>
+        <w:rPr>
+          <w:lang w:val="zh_TW" w:bidi="zh_TW"/>
+        </w:rPr>
+        <w:t>；</w:t>
+      </w:r>
+      <w:hyperlink r:id="rId31">
+        <w:r>
+          <w:rPr>
+            <w:lang w:val="zh_TW" w:bidi="zh_TW"/>
+          </w:rPr>
+          <w:rPr>
+            <w:color w:val="0000EE"/>
+            <w:u w:val="single"/>
+          </w:rPr>
+          <w:t>啟17:14</w:t>
+        </w:r>
+      </w:hyperlink>
+      <w:r>
+        <w:rPr>
+          <w:lang w:val="zh_TW" w:bidi="zh_TW"/>
+        </w:rPr>
+        <w:t>；參</w:t>
+      </w:r>
+      <w:hyperlink r:id="rId32">
+        <w:r>
+          <w:rPr>
+            <w:lang w:val="zh_TW" w:bidi="zh_TW"/>
+          </w:rPr>
+          <w:rPr>
+            <w:color w:val="0000EE"/>
+            <w:u w:val="single"/>
+          </w:rPr>
+          <w:t>羅16:13</w:t>
+        </w:r>
+      </w:hyperlink>
+      <w:r>
+        <w:rPr>
+          <w:lang w:val="zh_TW" w:bidi="zh_TW"/>
+        </w:rPr>
+        <w:t>和</w:t>
+      </w:r>
+      <w:hyperlink r:id="rId33">
+        <w:r>
+          <w:rPr>
+            <w:lang w:val="zh_TW" w:bidi="zh_TW"/>
+          </w:rPr>
+          <w:rPr>
+            <w:color w:val="0000EE"/>
+            <w:u w:val="single"/>
+          </w:rPr>
+          <w:t>約二1:13</w:t>
+        </w:r>
+      </w:hyperlink>
+      <w:r>
+        <w:rPr>
+          <w:lang w:val="zh_TW" w:bidi="zh_TW"/>
+        </w:rPr>
+        <w:t>，這兩處經文中使用的是單數形式）。使用複數形式可能有兩個原因。一個原因是，大部分新約書信是寫給團體而非個人的。更有可能的原因是，這顯示神揀選的是一個群體，而不僅僅只是個別的人。</w:t>
       </w:r>
     </w:p>
     <w:p>
@@ -644,9 +693,9 @@
         <w:rPr>
           <w:lang w:val="zh_TW" w:bidi="zh_TW"/>
         </w:rPr>
-        <w:t>「黑色」在舊約中由五個詞表達，在新約中由一個詞表達，指不同程度的黑暗。這些詞描述了：羊的顏色（</w:t>
-      </w:r>
-      <w:hyperlink r:id="rId31">
+        <w:t>「揀選」這個詞顯示了成為神的子民始於神的揀選。這個揀選發生在時間開始之前，在任何人能夠回應之前（</w:t>
+      </w:r>
+      <w:hyperlink r:id="rId34">
         <w:r>
           <w:rPr>
             <w:lang w:val="zh_TW" w:bidi="zh_TW"/>
@@ -655,16 +704,16 @@
             <w:color w:val="0000EE"/>
             <w:u w:val="single"/>
           </w:rPr>
-          <w:t>創30:32–33、35、40</w:t>
+          <w:t>弗1:4</w:t>
         </w:r>
       </w:hyperlink>
       <w:r>
         <w:rPr>
           <w:lang w:val="zh_TW" w:bidi="zh_TW"/>
         </w:rPr>
-        <w:t>）、頭髮（</w:t>
-      </w:r>
-      <w:hyperlink r:id="rId32">
+        <w:t>；參</w:t>
+      </w:r>
+      <w:hyperlink r:id="rId35">
         <w:r>
           <w:rPr>
             <w:lang w:val="zh_TW" w:bidi="zh_TW"/>
@@ -673,16 +722,70 @@
             <w:color w:val="0000EE"/>
             <w:u w:val="single"/>
           </w:rPr>
-          <w:t>利13:31、37</w:t>
+          <w:t>約15:16、19</w:t>
         </w:r>
       </w:hyperlink>
       <w:r>
         <w:rPr>
           <w:lang w:val="zh_TW" w:bidi="zh_TW"/>
         </w:rPr>
-        <w:t>；</w:t>
-      </w:r>
-      <w:hyperlink r:id="rId33">
+        <w:t>）。是神呼召了男人和女人成為祂的子民，凡回應的人就是選民。神揀選人並不是因為他們善良或值得揀選。事實上，祂常常會揀選：</w:t>
+      </w:r>
+    </w:p>
+    <w:p>
+      <w:pPr>
+        <w:pStyle w:val="ListBullet"/>
+        <w:spacing w:line="240" w:lineRule="auto"/>
+        <w:ind w:left="720"/>
+      </w:pPr>
+      <w:r>
+        <w:rPr>
+          <w:lang w:val="zh_TW" w:bidi="zh_TW"/>
+        </w:rPr>
+      </w:r>
+      <w:r>
+        <w:rPr>
+          <w:lang w:val="zh_TW" w:bidi="zh_TW"/>
+        </w:rPr>
+        <w:t>世上愚拙的，叫有智慧的羞愧</w:t>
+      </w:r>
+    </w:p>
+    <w:p>
+      <w:pPr>
+        <w:pStyle w:val="ListBullet"/>
+        <w:spacing w:line="240" w:lineRule="auto"/>
+        <w:ind w:left="720"/>
+      </w:pPr>
+      <w:r>
+        <w:rPr>
+          <w:lang w:val="zh_TW" w:bidi="zh_TW"/>
+        </w:rPr>
+      </w:r>
+      <w:r>
+        <w:rPr>
+          <w:lang w:val="zh_TW" w:bidi="zh_TW"/>
+        </w:rPr>
+        <w:t>世上軟弱的，叫那強壯的羞愧</w:t>
+      </w:r>
+    </w:p>
+    <w:p>
+      <w:pPr>
+        <w:pStyle w:val="ListBullet"/>
+        <w:spacing w:line="240" w:lineRule="auto"/>
+        <w:ind w:left="720"/>
+      </w:pPr>
+      <w:r>
+        <w:rPr>
+          <w:lang w:val="zh_TW" w:bidi="zh_TW"/>
+        </w:rPr>
+      </w:r>
+      <w:r>
+        <w:rPr>
+          <w:lang w:val="zh_TW" w:bidi="zh_TW"/>
+        </w:rPr>
+        <w:t>世上卑賤的，被人厭惡的，以及那無有的，為要廢掉那有的（</w:t>
+      </w:r>
+      <w:hyperlink r:id="rId36">
         <w:r>
           <w:rPr>
             <w:lang w:val="zh_TW" w:bidi="zh_TW"/>
@@ -691,230 +794,14 @@
             <w:color w:val="0000EE"/>
             <w:u w:val="single"/>
           </w:rPr>
-          <w:t>歌5:11</w:t>
+          <w:t>林前1:27–28</w:t>
         </w:r>
       </w:hyperlink>
       <w:r>
         <w:rPr>
           <w:lang w:val="zh_TW" w:bidi="zh_TW"/>
         </w:rPr>
-        <w:t>；</w:t>
-      </w:r>
-      <w:hyperlink r:id="rId34">
-        <w:r>
-          <w:rPr>
-            <w:lang w:val="zh_TW" w:bidi="zh_TW"/>
-          </w:rPr>
-          <w:rPr>
-            <w:color w:val="0000EE"/>
-            <w:u w:val="single"/>
-          </w:rPr>
-          <w:t>太5:36</w:t>
-        </w:r>
-      </w:hyperlink>
-      <w:r>
-        <w:rPr>
-          <w:lang w:val="zh_TW" w:bidi="zh_TW"/>
-        </w:rPr>
-        <w:t>）、皮膚（</w:t>
-      </w:r>
-      <w:hyperlink r:id="rId35">
-        <w:r>
-          <w:rPr>
-            <w:lang w:val="zh_TW" w:bidi="zh_TW"/>
-          </w:rPr>
-          <w:rPr>
-            <w:color w:val="0000EE"/>
-            <w:u w:val="single"/>
-          </w:rPr>
-          <w:t>伯30:30</w:t>
-        </w:r>
-      </w:hyperlink>
-      <w:r>
-        <w:rPr>
-          <w:lang w:val="zh_TW" w:bidi="zh_TW"/>
-        </w:rPr>
-        <w:t>）、馬（</w:t>
-      </w:r>
-      <w:hyperlink r:id="rId36">
-        <w:r>
-          <w:rPr>
-            <w:lang w:val="zh_TW" w:bidi="zh_TW"/>
-          </w:rPr>
-          <w:rPr>
-            <w:color w:val="0000EE"/>
-            <w:u w:val="single"/>
-          </w:rPr>
-          <w:t>亞6:2、6</w:t>
-        </w:r>
-      </w:hyperlink>
-      <w:r>
-        <w:rPr>
-          <w:lang w:val="zh_TW" w:bidi="zh_TW"/>
-        </w:rPr>
-        <w:t>；</w:t>
-      </w:r>
-      <w:hyperlink r:id="rId37">
-        <w:r>
-          <w:rPr>
-            <w:lang w:val="zh_TW" w:bidi="zh_TW"/>
-          </w:rPr>
-          <w:rPr>
-            <w:color w:val="0000EE"/>
-            <w:u w:val="single"/>
-          </w:rPr>
-          <w:t>啟6:5</w:t>
-        </w:r>
-      </w:hyperlink>
-      <w:r>
-        <w:rPr>
-          <w:lang w:val="zh_TW" w:bidi="zh_TW"/>
-        </w:rPr>
-        <w:t>）、天空（</w:t>
-      </w:r>
-      <w:hyperlink r:id="rId38">
-        <w:r>
-          <w:rPr>
-            <w:lang w:val="zh_TW" w:bidi="zh_TW"/>
-          </w:rPr>
-          <w:rPr>
-            <w:color w:val="0000EE"/>
-            <w:u w:val="single"/>
-          </w:rPr>
-          <w:t>王上18:45</w:t>
-        </w:r>
-      </w:hyperlink>
-      <w:r>
-        <w:rPr>
-          <w:lang w:val="zh_TW" w:bidi="zh_TW"/>
-        </w:rPr>
-        <w:t>；</w:t>
-      </w:r>
-      <w:hyperlink r:id="rId39">
-        <w:r>
-          <w:rPr>
-            <w:lang w:val="zh_TW" w:bidi="zh_TW"/>
-          </w:rPr>
-          <w:rPr>
-            <w:color w:val="0000EE"/>
-            <w:u w:val="single"/>
-          </w:rPr>
-          <w:t>賽50:3</w:t>
-        </w:r>
-      </w:hyperlink>
-      <w:r>
-        <w:rPr>
-          <w:lang w:val="zh_TW" w:bidi="zh_TW"/>
-        </w:rPr>
-        <w:t>；</w:t>
-      </w:r>
-      <w:hyperlink r:id="rId40">
-        <w:r>
-          <w:rPr>
-            <w:lang w:val="zh_TW" w:bidi="zh_TW"/>
-          </w:rPr>
-          <w:rPr>
-            <w:color w:val="0000EE"/>
-            <w:u w:val="single"/>
-          </w:rPr>
-          <w:t>耶4:28</w:t>
-        </w:r>
-      </w:hyperlink>
-      <w:r>
-        <w:rPr>
-          <w:lang w:val="zh_TW" w:bidi="zh_TW"/>
-        </w:rPr>
-        <w:t>）、白日（</w:t>
-      </w:r>
-      <w:hyperlink r:id="rId41">
-        <w:r>
-          <w:rPr>
-            <w:lang w:val="zh_TW" w:bidi="zh_TW"/>
-          </w:rPr>
-          <w:rPr>
-            <w:color w:val="0000EE"/>
-            <w:u w:val="single"/>
-          </w:rPr>
-          <w:t>伯3:5</w:t>
-        </w:r>
-      </w:hyperlink>
-      <w:r>
-        <w:rPr>
-          <w:lang w:val="zh_TW" w:bidi="zh_TW"/>
-        </w:rPr>
-        <w:t>；</w:t>
-      </w:r>
-      <w:hyperlink r:id="rId42">
-        <w:r>
-          <w:rPr>
-            <w:lang w:val="zh_TW" w:bidi="zh_TW"/>
-          </w:rPr>
-          <w:rPr>
-            <w:color w:val="0000EE"/>
-            <w:u w:val="single"/>
-          </w:rPr>
-          <w:t>彌3:6</w:t>
-        </w:r>
-      </w:hyperlink>
-      <w:r>
-        <w:rPr>
-          <w:lang w:val="zh_TW" w:bidi="zh_TW"/>
-        </w:rPr>
-        <w:t>）、變黑的太陽（</w:t>
-      </w:r>
-      <w:hyperlink r:id="rId43">
-        <w:r>
-          <w:rPr>
-            <w:lang w:val="zh_TW" w:bidi="zh_TW"/>
-          </w:rPr>
-          <w:rPr>
-            <w:color w:val="0000EE"/>
-            <w:u w:val="single"/>
-          </w:rPr>
-          <w:t>啟6:12</w:t>
-        </w:r>
-      </w:hyperlink>
-      <w:r>
-        <w:rPr>
-          <w:lang w:val="zh_TW" w:bidi="zh_TW"/>
-        </w:rPr>
-        <w:t>），以及入侵的軍隊（</w:t>
-      </w:r>
-      <w:hyperlink r:id="rId44">
-        <w:r>
-          <w:rPr>
-            <w:lang w:val="zh_TW" w:bidi="zh_TW"/>
-          </w:rPr>
-          <w:rPr>
-            <w:color w:val="0000EE"/>
-            <w:u w:val="single"/>
-          </w:rPr>
-          <w:t>珥2:2</w:t>
-        </w:r>
-      </w:hyperlink>
-      <w:r>
-        <w:rPr>
-          <w:lang w:val="zh_TW" w:bidi="zh_TW"/>
-        </w:rPr>
-        <w:t>）。約伯記的「沒有日光」（</w:t>
-      </w:r>
-      <w:hyperlink r:id="rId45">
-        <w:r>
-          <w:rPr>
-            <w:lang w:val="zh_TW" w:bidi="zh_TW"/>
-          </w:rPr>
-          <w:rPr>
-            <w:color w:val="0000EE"/>
-            <w:u w:val="single"/>
-          </w:rPr>
-          <w:t>伯30:28</w:t>
-        </w:r>
-      </w:hyperlink>
-      <w:r>
-        <w:rPr>
-          <w:lang w:val="zh_TW" w:bidi="zh_TW"/>
-        </w:rPr>
-        <w:t>）被理解為災病或悲傷。</w:t>
+        <w:t>）</w:t>
       </w:r>
     </w:p>
     <w:p>
@@ -928,163 +815,7 @@
         <w:rPr>
           <w:lang w:val="zh_TW" w:bidi="zh_TW"/>
         </w:rPr>
-        <w:t>「藍色」可能指的是從地中海軟體動物中獲得的藍紫色染料。這是一種受歡迎的顏色，但古代認為其不如「皇家紫色」高貴。這兩種染料都產於泰爾，泰爾曾一度壟斷藍色和紫色染料的製造（</w:t>
-      </w:r>
-      <w:hyperlink r:id="rId46">
-        <w:r>
-          <w:rPr>
-            <w:lang w:val="zh_TW" w:bidi="zh_TW"/>
-          </w:rPr>
-          <w:rPr>
-            <w:color w:val="0000EE"/>
-            <w:u w:val="single"/>
-          </w:rPr>
-          <w:t>代下2:7、14</w:t>
-        </w:r>
-      </w:hyperlink>
-      <w:r>
-        <w:rPr>
-          <w:lang w:val="zh_TW" w:bidi="zh_TW"/>
-        </w:rPr>
-        <w:t>；</w:t>
-      </w:r>
-      <w:hyperlink r:id="rId24">
-        <w:r>
-          <w:rPr>
-            <w:lang w:val="zh_TW" w:bidi="zh_TW"/>
-          </w:rPr>
-          <w:rPr>
-            <w:color w:val="0000EE"/>
-            <w:u w:val="single"/>
-          </w:rPr>
-          <w:t>結27:24</w:t>
-        </w:r>
-      </w:hyperlink>
-      <w:r>
-        <w:rPr>
-          <w:lang w:val="zh_TW" w:bidi="zh_TW"/>
-        </w:rPr>
-        <w:t>）。泰爾的船使用藍色和紫色作為船篷（</w:t>
-      </w:r>
-      <w:hyperlink r:id="rId47">
-        <w:r>
-          <w:rPr>
-            <w:lang w:val="zh_TW" w:bidi="zh_TW"/>
-          </w:rPr>
-          <w:rPr>
-            <w:color w:val="0000EE"/>
-            <w:u w:val="single"/>
-          </w:rPr>
-          <w:t>結27:7</w:t>
-        </w:r>
-      </w:hyperlink>
-      <w:r>
-        <w:rPr>
-          <w:lang w:val="zh_TW" w:bidi="zh_TW"/>
-        </w:rPr>
-        <w:t>）。藍色被用於會幕的布料（</w:t>
-      </w:r>
-      <w:hyperlink r:id="rId48">
-        <w:r>
-          <w:rPr>
-            <w:lang w:val="zh_TW" w:bidi="zh_TW"/>
-          </w:rPr>
-          <w:rPr>
-            <w:color w:val="0000EE"/>
-            <w:u w:val="single"/>
-          </w:rPr>
-          <w:t>出26:1</w:t>
-        </w:r>
-      </w:hyperlink>
-      <w:r>
-        <w:rPr>
-          <w:lang w:val="zh_TW" w:bidi="zh_TW"/>
-        </w:rPr>
-        <w:t>；</w:t>
-      </w:r>
-      <w:hyperlink r:id="rId49">
-        <w:r>
-          <w:rPr>
-            <w:lang w:val="zh_TW" w:bidi="zh_TW"/>
-          </w:rPr>
-          <w:rPr>
-            <w:color w:val="0000EE"/>
-            <w:u w:val="single"/>
-          </w:rPr>
-          <w:t>民4:6–9</w:t>
-        </w:r>
-      </w:hyperlink>
-      <w:r>
-        <w:rPr>
-          <w:lang w:val="zh_TW" w:bidi="zh_TW"/>
-        </w:rPr>
-        <w:t>）、祭司的衣服（</w:t>
-      </w:r>
-      <w:hyperlink r:id="rId50">
-        <w:r>
-          <w:rPr>
-            <w:lang w:val="zh_TW" w:bidi="zh_TW"/>
-          </w:rPr>
-          <w:rPr>
-            <w:color w:val="0000EE"/>
-            <w:u w:val="single"/>
-          </w:rPr>
-          <w:t>出28:5–6</w:t>
-        </w:r>
-      </w:hyperlink>
-      <w:r>
-        <w:rPr>
-          <w:lang w:val="zh_TW" w:bidi="zh_TW"/>
-        </w:rPr>
-        <w:t>）、所羅門的聖殿（</w:t>
-      </w:r>
-      <w:hyperlink r:id="rId46">
-        <w:r>
-          <w:rPr>
-            <w:lang w:val="zh_TW" w:bidi="zh_TW"/>
-          </w:rPr>
-          <w:rPr>
-            <w:color w:val="0000EE"/>
-            <w:u w:val="single"/>
-          </w:rPr>
-          <w:t>代下2:7、14</w:t>
-        </w:r>
-      </w:hyperlink>
-      <w:r>
-        <w:rPr>
-          <w:lang w:val="zh_TW" w:bidi="zh_TW"/>
-        </w:rPr>
-        <w:t>），以及波斯王宮（</w:t>
-      </w:r>
-      <w:hyperlink r:id="rId51">
-        <w:r>
-          <w:rPr>
-            <w:lang w:val="zh_TW" w:bidi="zh_TW"/>
-          </w:rPr>
-          <w:rPr>
-            <w:color w:val="0000EE"/>
-            <w:u w:val="single"/>
-          </w:rPr>
-          <w:t>斯1:6，</w:t>
-        </w:r>
-      </w:hyperlink>
-      <w:hyperlink r:id="rId52">
-        <w:r>
-          <w:rPr>
-            <w:lang w:val="zh_TW" w:bidi="zh_TW"/>
-          </w:rPr>
-          <w:rPr>
-            <w:color w:val="0000EE"/>
-            <w:u w:val="single"/>
-          </w:rPr>
-          <w:t>8:15</w:t>
-        </w:r>
-      </w:hyperlink>
-      <w:r>
-        <w:rPr>
-          <w:lang w:val="zh_TW" w:bidi="zh_TW"/>
-        </w:rPr>
-        <w:t>）。藍色在新約中沒有被提及。</w:t>
+        <w:t>這意味著，選民不能因自己的成就或地位而誇耀。他們的一切都來自神，他們不能自誇或認為自己比別人強。</w:t>
       </w:r>
     </w:p>
     <w:p>
@@ -1098,9 +829,27 @@
         <w:rPr>
           <w:lang w:val="zh_TW" w:bidi="zh_TW"/>
         </w:rPr>
-        <w:t>「紅色」是三個不同希伯來文的翻譯。這種不同色調的紅色是從某些昆蟲中提取的。這個詞描述了所羅門的聖殿中的某些布料（</w:t>
-      </w:r>
-      <w:hyperlink r:id="rId46">
+        <w:t>神揀選的子民有特別的好處：</w:t>
+      </w:r>
+    </w:p>
+    <w:p>
+      <w:pPr>
+        <w:pStyle w:val="ListBullet"/>
+        <w:spacing w:line="240" w:lineRule="auto"/>
+        <w:ind w:left="720"/>
+      </w:pPr>
+      <w:r>
+        <w:rPr>
+          <w:lang w:val="zh_TW" w:bidi="zh_TW"/>
+        </w:rPr>
+      </w:r>
+      <w:r>
+        <w:rPr>
+          <w:lang w:val="zh_TW" w:bidi="zh_TW"/>
+        </w:rPr>
+        <w:t>神幫助他們，因此沒有人可以控告他們以至於讓神拒絕他們（</w:t>
+      </w:r>
+      <w:hyperlink r:id="rId24">
         <w:r>
           <w:rPr>
             <w:lang w:val="zh_TW" w:bidi="zh_TW"/>
@@ -1109,10 +858,34 @@
             <w:color w:val="0000EE"/>
             <w:u w:val="single"/>
           </w:rPr>
-          <w:t>代下2:7、14，</w:t>
+          <w:t>羅8:33</w:t>
         </w:r>
       </w:hyperlink>
-      <w:hyperlink r:id="rId53">
+      <w:r>
+        <w:rPr>
+          <w:lang w:val="zh_TW" w:bidi="zh_TW"/>
+        </w:rPr>
+        <w:t xml:space="preserve">）。 </w:t>
+      </w:r>
+    </w:p>
+    <w:p>
+      <w:pPr>
+        <w:pStyle w:val="ListBullet"/>
+        <w:spacing w:line="240" w:lineRule="auto"/>
+        <w:ind w:left="720"/>
+      </w:pPr>
+      <w:r>
+        <w:rPr>
+          <w:lang w:val="zh_TW" w:bidi="zh_TW"/>
+        </w:rPr>
+      </w:r>
+      <w:r>
+        <w:rPr>
+          <w:lang w:val="zh_TW" w:bidi="zh_TW"/>
+        </w:rPr>
+        <w:t>他們如同君尊的祭司，這意味著他們可以直接來到神面前（</w:t>
+      </w:r>
+      <w:hyperlink r:id="rId19">
         <w:r>
           <w:rPr>
             <w:lang w:val="zh_TW" w:bidi="zh_TW"/>
@@ -1121,16 +894,34 @@
             <w:color w:val="0000EE"/>
             <w:u w:val="single"/>
           </w:rPr>
-          <w:t>3:14</w:t>
+          <w:t>彼前2:9</w:t>
         </w:r>
       </w:hyperlink>
       <w:r>
         <w:rPr>
           <w:lang w:val="zh_TW" w:bidi="zh_TW"/>
         </w:rPr>
-        <w:t>），並被用來比喻罪（</w:t>
-      </w:r>
-      <w:hyperlink r:id="rId54">
+        <w:t xml:space="preserve">）。 </w:t>
+      </w:r>
+    </w:p>
+    <w:p>
+      <w:pPr>
+        <w:pStyle w:val="ListBullet"/>
+        <w:spacing w:line="240" w:lineRule="auto"/>
+        <w:ind w:left="720"/>
+      </w:pPr>
+      <w:r>
+        <w:rPr>
+          <w:lang w:val="zh_TW" w:bidi="zh_TW"/>
+        </w:rPr>
+      </w:r>
+      <w:r>
+        <w:rPr>
+          <w:lang w:val="zh_TW" w:bidi="zh_TW"/>
+        </w:rPr>
+        <w:t>被稱為使徒的早期基督教領袖經歷了艱難時期。他們這樣做是為了讓神的子民可以得救，並與神永遠同在（</w:t>
+      </w:r>
+      <w:hyperlink r:id="rId27">
         <w:r>
           <w:rPr>
             <w:lang w:val="zh_TW" w:bidi="zh_TW"/>
@@ -1139,32 +930,14 @@
             <w:color w:val="0000EE"/>
             <w:u w:val="single"/>
           </w:rPr>
-          <w:t>賽1:18</w:t>
+          <w:t>提後2:10</w:t>
         </w:r>
       </w:hyperlink>
       <w:r>
         <w:rPr>
           <w:lang w:val="zh_TW" w:bidi="zh_TW"/>
         </w:rPr>
-        <w:t>）。形容波斯拉衣服的「紅」（</w:t>
-      </w:r>
-      <w:hyperlink r:id="rId55">
-        <w:r>
-          <w:rPr>
-            <w:lang w:val="zh_TW" w:bidi="zh_TW"/>
-          </w:rPr>
-          <w:rPr>
-            <w:color w:val="0000EE"/>
-            <w:u w:val="single"/>
-          </w:rPr>
-          <w:t>63:1</w:t>
-        </w:r>
-      </w:hyperlink>
-      <w:r>
-        <w:rPr>
-          <w:lang w:val="zh_TW" w:bidi="zh_TW"/>
-        </w:rPr>
-        <w:t>）可能意味著「鮮豔的顏色」而不是特定的色調。</w:t>
+        <w:t>）。</w:t>
       </w:r>
     </w:p>
     <w:p>
@@ -1178,9 +951,9 @@
         <w:rPr>
           <w:lang w:val="zh_TW" w:bidi="zh_TW"/>
         </w:rPr>
-        <w:t>「灰色」這個顏色僅在舊約中出現，專門用來形容老年，如灰白的頭髮或白髮（</w:t>
-      </w:r>
-      <w:hyperlink r:id="rId56">
+        <w:t>選民是以他們對神的信心著稱（</w:t>
+      </w:r>
+      <w:hyperlink r:id="rId28">
         <w:r>
           <w:rPr>
             <w:lang w:val="zh_TW" w:bidi="zh_TW"/>
@@ -1189,16 +962,16 @@
             <w:color w:val="0000EE"/>
             <w:u w:val="single"/>
           </w:rPr>
-          <w:t>創42:38</w:t>
+          <w:t>多1:1</w:t>
         </w:r>
       </w:hyperlink>
       <w:r>
         <w:rPr>
           <w:lang w:val="zh_TW" w:bidi="zh_TW"/>
         </w:rPr>
-        <w:t>；</w:t>
-      </w:r>
-      <w:hyperlink r:id="rId57">
+        <w:t>）。他們的行為應該顯示出他們是神的子民（</w:t>
+      </w:r>
+      <w:hyperlink r:id="rId25">
         <w:r>
           <w:rPr>
             <w:lang w:val="zh_TW" w:bidi="zh_TW"/>
@@ -1207,16 +980,16 @@
             <w:color w:val="0000EE"/>
             <w:u w:val="single"/>
           </w:rPr>
-          <w:t>44:29–31</w:t>
+          <w:t>西3:12</w:t>
         </w:r>
       </w:hyperlink>
       <w:r>
         <w:rPr>
           <w:lang w:val="zh_TW" w:bidi="zh_TW"/>
         </w:rPr>
-        <w:t>；</w:t>
-      </w:r>
-      <w:hyperlink r:id="rId58">
+        <w:t>）。他們必須堅定自己的呼召和揀選，也就是說，他們必須通過他們的生活方式來顯示他們屬於神（</w:t>
+      </w:r>
+      <w:hyperlink r:id="rId30">
         <w:r>
           <w:rPr>
             <w:lang w:val="zh_TW" w:bidi="zh_TW"/>
@@ -1225,16 +998,16 @@
             <w:color w:val="0000EE"/>
             <w:u w:val="single"/>
           </w:rPr>
-          <w:t>申32:25</w:t>
+          <w:t>彼後1:10</w:t>
         </w:r>
       </w:hyperlink>
       <w:r>
         <w:rPr>
           <w:lang w:val="zh_TW" w:bidi="zh_TW"/>
         </w:rPr>
-        <w:t>；</w:t>
-      </w:r>
-      <w:hyperlink r:id="rId59">
+        <w:t>）。他們必須繼續忠於那位呼召他們的主（</w:t>
+      </w:r>
+      <w:hyperlink r:id="rId31">
         <w:r>
           <w:rPr>
             <w:lang w:val="zh_TW" w:bidi="zh_TW"/>
@@ -1243,140 +1016,14 @@
             <w:color w:val="0000EE"/>
             <w:u w:val="single"/>
           </w:rPr>
-          <w:t>撒上12:2</w:t>
+          <w:t>啟17:14</w:t>
         </w:r>
       </w:hyperlink>
       <w:r>
         <w:rPr>
           <w:lang w:val="zh_TW" w:bidi="zh_TW"/>
         </w:rPr>
-        <w:t>；</w:t>
-      </w:r>
-      <w:hyperlink r:id="rId60">
-        <w:r>
-          <w:rPr>
-            <w:lang w:val="zh_TW" w:bidi="zh_TW"/>
-          </w:rPr>
-          <w:rPr>
-            <w:color w:val="0000EE"/>
-            <w:u w:val="single"/>
-          </w:rPr>
-          <w:t>王上2:6、9</w:t>
-        </w:r>
-      </w:hyperlink>
-      <w:r>
-        <w:rPr>
-          <w:lang w:val="zh_TW" w:bidi="zh_TW"/>
-        </w:rPr>
-        <w:t>；</w:t>
-      </w:r>
-      <w:hyperlink r:id="rId61">
-        <w:r>
-          <w:rPr>
-            <w:lang w:val="zh_TW" w:bidi="zh_TW"/>
-          </w:rPr>
-          <w:rPr>
-            <w:color w:val="0000EE"/>
-            <w:u w:val="single"/>
-          </w:rPr>
-          <w:t>伯15:10</w:t>
-        </w:r>
-      </w:hyperlink>
-      <w:r>
-        <w:rPr>
-          <w:lang w:val="zh_TW" w:bidi="zh_TW"/>
-        </w:rPr>
-        <w:t>；</w:t>
-      </w:r>
-      <w:hyperlink r:id="rId62">
-        <w:r>
-          <w:rPr>
-            <w:lang w:val="zh_TW" w:bidi="zh_TW"/>
-          </w:rPr>
-          <w:rPr>
-            <w:color w:val="0000EE"/>
-            <w:u w:val="single"/>
-          </w:rPr>
-          <w:t>詩71:18</w:t>
-        </w:r>
-      </w:hyperlink>
-      <w:r>
-        <w:rPr>
-          <w:lang w:val="zh_TW" w:bidi="zh_TW"/>
-        </w:rPr>
-        <w:t>；</w:t>
-      </w:r>
-      <w:hyperlink r:id="rId63">
-        <w:r>
-          <w:rPr>
-            <w:lang w:val="zh_TW" w:bidi="zh_TW"/>
-          </w:rPr>
-          <w:rPr>
-            <w:color w:val="0000EE"/>
-            <w:u w:val="single"/>
-          </w:rPr>
-          <w:t>箴20:29</w:t>
-        </w:r>
-      </w:hyperlink>
-      <w:r>
-        <w:rPr>
-          <w:lang w:val="zh_TW" w:bidi="zh_TW"/>
-        </w:rPr>
-        <w:t>；</w:t>
-      </w:r>
-      <w:hyperlink r:id="rId64">
-        <w:r>
-          <w:rPr>
-            <w:lang w:val="zh_TW" w:bidi="zh_TW"/>
-          </w:rPr>
-          <w:rPr>
-            <w:color w:val="0000EE"/>
-            <w:u w:val="single"/>
-          </w:rPr>
-          <w:t>賽46:4</w:t>
-        </w:r>
-      </w:hyperlink>
-      <w:r>
-        <w:rPr>
-          <w:lang w:val="zh_TW" w:bidi="zh_TW"/>
-        </w:rPr>
-        <w:t>；</w:t>
-      </w:r>
-      <w:hyperlink r:id="rId65">
-        <w:r>
-          <w:rPr>
-            <w:lang w:val="zh_TW" w:bidi="zh_TW"/>
-          </w:rPr>
-          <w:rPr>
-            <w:color w:val="0000EE"/>
-            <w:u w:val="single"/>
-          </w:rPr>
-          <w:t>何7:9</w:t>
-        </w:r>
-      </w:hyperlink>
-      <w:r>
-        <w:rPr>
-          <w:lang w:val="zh_TW" w:bidi="zh_TW"/>
-        </w:rPr>
-        <w:t>）。用來形容雜色灰馬的另一個詞（</w:t>
-      </w:r>
-      <w:hyperlink r:id="rId66">
-        <w:r>
-          <w:rPr>
-            <w:lang w:val="zh_TW" w:bidi="zh_TW"/>
-          </w:rPr>
-          <w:rPr>
-            <w:color w:val="0000EE"/>
-            <w:u w:val="single"/>
-          </w:rPr>
-          <w:t>亞6:3</w:t>
-        </w:r>
-      </w:hyperlink>
-      <w:r>
-        <w:rPr>
-          <w:lang w:val="zh_TW" w:bidi="zh_TW"/>
-        </w:rPr>
-        <w:t>）可能意指「斑點」或「斑駁」。</w:t>
+        <w:t>）。</w:t>
       </w:r>
     </w:p>
     <w:p>
@@ -1386,13 +1033,7 @@
           <w:lang w:val="zh_TW" w:bidi="zh_TW"/>
         </w:rPr>
       </w:r>
-      <w:r>
-        <w:rPr>
-          <w:lang w:val="zh_TW" w:bidi="zh_TW"/>
-        </w:rPr>
-        <w:t>「綠色」在舊約中由七個詞表達，在新約中由兩個詞表達。多數詞指植物，描述植物的新鮮或濕潤狀態，而非顏色。被形容為「綠色」的有：植物（</w:t>
-      </w:r>
-      <w:hyperlink r:id="rId67">
+      <w:hyperlink r:id="rId37">
         <w:r>
           <w:rPr>
             <w:lang w:val="zh_TW" w:bidi="zh_TW"/>
@@ -1401,374 +1042,14 @@
             <w:color w:val="0000EE"/>
             <w:u w:val="single"/>
           </w:rPr>
-          <w:t>創1:30</w:t>
+          <w:t>馬太福音二十二章14節</w:t>
         </w:r>
       </w:hyperlink>
       <w:r>
         <w:rPr>
           <w:lang w:val="zh_TW" w:bidi="zh_TW"/>
         </w:rPr>
-        <w:t>）、樹木（</w:t>
-      </w:r>
-      <w:hyperlink r:id="rId68">
-        <w:r>
-          <w:rPr>
-            <w:lang w:val="zh_TW" w:bidi="zh_TW"/>
-          </w:rPr>
-          <w:rPr>
-            <w:color w:val="0000EE"/>
-            <w:u w:val="single"/>
-          </w:rPr>
-          <w:t>王上14:23</w:t>
-        </w:r>
-      </w:hyperlink>
-      <w:r>
-        <w:rPr>
-          <w:lang w:val="zh_TW" w:bidi="zh_TW"/>
-        </w:rPr>
-        <w:t>）、枝子（</w:t>
-      </w:r>
-      <w:hyperlink r:id="rId69">
-        <w:r>
-          <w:rPr>
-            <w:lang w:val="zh_TW" w:bidi="zh_TW"/>
-          </w:rPr>
-          <w:rPr>
-            <w:color w:val="0000EE"/>
-            <w:u w:val="single"/>
-          </w:rPr>
-          <w:t>伯15:32</w:t>
-        </w:r>
-      </w:hyperlink>
-      <w:r>
-        <w:rPr>
-          <w:lang w:val="zh_TW" w:bidi="zh_TW"/>
-        </w:rPr>
-        <w:t>）、牧場（</w:t>
-      </w:r>
-      <w:hyperlink r:id="rId70">
-        <w:r>
-          <w:rPr>
-            <w:lang w:val="zh_TW" w:bidi="zh_TW"/>
-          </w:rPr>
-          <w:rPr>
-            <w:color w:val="0000EE"/>
-            <w:u w:val="single"/>
-          </w:rPr>
-          <w:t>詩23:2</w:t>
-        </w:r>
-      </w:hyperlink>
-      <w:r>
-        <w:rPr>
-          <w:lang w:val="zh_TW" w:bidi="zh_TW"/>
-        </w:rPr>
-        <w:t>；</w:t>
-      </w:r>
-      <w:hyperlink r:id="rId71">
-        <w:r>
-          <w:rPr>
-            <w:lang w:val="zh_TW" w:bidi="zh_TW"/>
-          </w:rPr>
-          <w:rPr>
-            <w:color w:val="0000EE"/>
-            <w:u w:val="single"/>
-          </w:rPr>
-          <w:t>珥2:22</w:t>
-        </w:r>
-      </w:hyperlink>
-      <w:r>
-        <w:rPr>
-          <w:lang w:val="zh_TW" w:bidi="zh_TW"/>
-        </w:rPr>
-        <w:t>）、草藥（</w:t>
-      </w:r>
-      <w:hyperlink r:id="rId72">
-        <w:r>
-          <w:rPr>
-            <w:lang w:val="zh_TW" w:bidi="zh_TW"/>
-          </w:rPr>
-          <w:rPr>
-            <w:color w:val="0000EE"/>
-            <w:u w:val="single"/>
-          </w:rPr>
-          <w:t>詩37:2</w:t>
-        </w:r>
-      </w:hyperlink>
-      <w:r>
-        <w:rPr>
-          <w:lang w:val="zh_TW" w:bidi="zh_TW"/>
-        </w:rPr>
-        <w:t>）、橄欖樹（</w:t>
-      </w:r>
-      <w:hyperlink r:id="rId73">
-        <w:r>
-          <w:rPr>
-            <w:lang w:val="zh_TW" w:bidi="zh_TW"/>
-          </w:rPr>
-          <w:rPr>
-            <w:color w:val="0000EE"/>
-            <w:u w:val="single"/>
-          </w:rPr>
-          <w:t>詩52:8</w:t>
-        </w:r>
-      </w:hyperlink>
-      <w:r>
-        <w:rPr>
-          <w:lang w:val="zh_TW" w:bidi="zh_TW"/>
-        </w:rPr>
-        <w:t>；</w:t>
-      </w:r>
-      <w:hyperlink r:id="rId74">
-        <w:r>
-          <w:rPr>
-            <w:lang w:val="zh_TW" w:bidi="zh_TW"/>
-          </w:rPr>
-          <w:rPr>
-            <w:color w:val="0000EE"/>
-            <w:u w:val="single"/>
-          </w:rPr>
-          <w:t>耶11:16</w:t>
-        </w:r>
-      </w:hyperlink>
-      <w:r>
-        <w:rPr>
-          <w:lang w:val="zh_TW" w:bidi="zh_TW"/>
-        </w:rPr>
-        <w:t>）、荊棘（</w:t>
-      </w:r>
-      <w:hyperlink r:id="rId75">
-        <w:r>
-          <w:rPr>
-            <w:lang w:val="zh_TW" w:bidi="zh_TW"/>
-          </w:rPr>
-          <w:rPr>
-            <w:color w:val="0000EE"/>
-            <w:u w:val="single"/>
-          </w:rPr>
-          <w:t>詩58:9</w:t>
-        </w:r>
-      </w:hyperlink>
-      <w:r>
-        <w:rPr>
-          <w:lang w:val="zh_TW" w:bidi="zh_TW"/>
-        </w:rPr>
-        <w:t>）、樹葉（</w:t>
-      </w:r>
-      <w:hyperlink r:id="rId76">
-        <w:r>
-          <w:rPr>
-            <w:lang w:val="zh_TW" w:bidi="zh_TW"/>
-          </w:rPr>
-          <w:rPr>
-            <w:color w:val="0000EE"/>
-            <w:u w:val="single"/>
-          </w:rPr>
-          <w:t>耶17:8</w:t>
-        </w:r>
-      </w:hyperlink>
-      <w:r>
-        <w:rPr>
-          <w:lang w:val="zh_TW" w:bidi="zh_TW"/>
-        </w:rPr>
-        <w:t>）、草（</w:t>
-      </w:r>
-      <w:hyperlink r:id="rId77">
-        <w:r>
-          <w:rPr>
-            <w:lang w:val="zh_TW" w:bidi="zh_TW"/>
-          </w:rPr>
-          <w:rPr>
-            <w:color w:val="0000EE"/>
-            <w:u w:val="single"/>
-          </w:rPr>
-          <w:t>可6:39</w:t>
-        </w:r>
-      </w:hyperlink>
-      <w:r>
-        <w:rPr>
-          <w:lang w:val="zh_TW" w:bidi="zh_TW"/>
-        </w:rPr>
-        <w:t>；</w:t>
-      </w:r>
-      <w:hyperlink r:id="rId78">
-        <w:r>
-          <w:rPr>
-            <w:lang w:val="zh_TW" w:bidi="zh_TW"/>
-          </w:rPr>
-          <w:rPr>
-            <w:color w:val="0000EE"/>
-            <w:u w:val="single"/>
-          </w:rPr>
-          <w:t>啟8:7</w:t>
-        </w:r>
-      </w:hyperlink>
-      <w:r>
-        <w:rPr>
-          <w:lang w:val="zh_TW" w:bidi="zh_TW"/>
-        </w:rPr>
-        <w:t>）、木材（</w:t>
-      </w:r>
-      <w:hyperlink r:id="rId79">
-        <w:r>
-          <w:rPr>
-            <w:lang w:val="zh_TW" w:bidi="zh_TW"/>
-          </w:rPr>
-          <w:rPr>
-            <w:color w:val="0000EE"/>
-            <w:u w:val="single"/>
-          </w:rPr>
-          <w:t>路23:31</w:t>
-        </w:r>
-      </w:hyperlink>
-      <w:r>
-        <w:rPr>
-          <w:lang w:val="zh_TW" w:bidi="zh_TW"/>
-        </w:rPr>
-        <w:t>）。除了各種植物之外，鴿子的翅膀（</w:t>
-      </w:r>
-      <w:hyperlink r:id="rId80">
-        <w:r>
-          <w:rPr>
-            <w:lang w:val="zh_TW" w:bidi="zh_TW"/>
-          </w:rPr>
-          <w:rPr>
-            <w:color w:val="0000EE"/>
-            <w:u w:val="single"/>
-          </w:rPr>
-          <w:t>詩68:13</w:t>
-        </w:r>
-      </w:hyperlink>
-      <w:r>
-        <w:rPr>
-          <w:lang w:val="zh_TW" w:bidi="zh_TW"/>
-        </w:rPr>
-        <w:t>）、床榻（</w:t>
-      </w:r>
-      <w:hyperlink r:id="rId81">
-        <w:r>
-          <w:rPr>
-            <w:lang w:val="zh_TW" w:bidi="zh_TW"/>
-          </w:rPr>
-          <w:rPr>
-            <w:color w:val="0000EE"/>
-            <w:u w:val="single"/>
-          </w:rPr>
-          <w:t>歌1:16</w:t>
-        </w:r>
-      </w:hyperlink>
-      <w:r>
-        <w:rPr>
-          <w:lang w:val="zh_TW" w:bidi="zh_TW"/>
-        </w:rPr>
-        <w:t>）和義人（</w:t>
-      </w:r>
-      <w:hyperlink r:id="rId82">
-        <w:r>
-          <w:rPr>
-            <w:lang w:val="zh_TW" w:bidi="zh_TW"/>
-          </w:rPr>
-          <w:rPr>
-            <w:color w:val="0000EE"/>
-            <w:u w:val="single"/>
-          </w:rPr>
-          <w:t>詩92:14</w:t>
-        </w:r>
-      </w:hyperlink>
-      <w:r>
-        <w:rPr>
-          <w:lang w:val="zh_TW" w:bidi="zh_TW"/>
-        </w:rPr>
-        <w:t>）也被描述為「綠色」。偶像崇拜的儀式在「在各青翠樹下」進行（</w:t>
-      </w:r>
-      <w:hyperlink r:id="rId83">
-        <w:r>
-          <w:rPr>
-            <w:lang w:val="zh_TW" w:bidi="zh_TW"/>
-          </w:rPr>
-          <w:rPr>
-            <w:color w:val="0000EE"/>
-            <w:u w:val="single"/>
-          </w:rPr>
-          <w:t>申12:2</w:t>
-        </w:r>
-      </w:hyperlink>
-      <w:r>
-        <w:rPr>
-          <w:lang w:val="zh_TW" w:bidi="zh_TW"/>
-        </w:rPr>
-        <w:t>；</w:t>
-      </w:r>
-      <w:hyperlink r:id="rId84">
-        <w:r>
-          <w:rPr>
-            <w:lang w:val="zh_TW" w:bidi="zh_TW"/>
-          </w:rPr>
-          <w:rPr>
-            <w:color w:val="0000EE"/>
-            <w:u w:val="single"/>
-          </w:rPr>
-          <w:t>王下16:4</w:t>
-        </w:r>
-      </w:hyperlink>
-      <w:r>
-        <w:rPr>
-          <w:lang w:val="zh_TW" w:bidi="zh_TW"/>
-        </w:rPr>
-        <w:t>；</w:t>
-      </w:r>
-      <w:hyperlink r:id="rId85">
-        <w:r>
-          <w:rPr>
-            <w:lang w:val="zh_TW" w:bidi="zh_TW"/>
-          </w:rPr>
-          <w:rPr>
-            <w:color w:val="0000EE"/>
-            <w:u w:val="single"/>
-          </w:rPr>
-          <w:t>賽57:5</w:t>
-        </w:r>
-      </w:hyperlink>
-      <w:r>
-        <w:rPr>
-          <w:lang w:val="zh_TW" w:bidi="zh_TW"/>
-        </w:rPr>
-        <w:t>；</w:t>
-      </w:r>
-      <w:hyperlink r:id="rId86">
-        <w:r>
-          <w:rPr>
-            <w:lang w:val="zh_TW" w:bidi="zh_TW"/>
-          </w:rPr>
-          <w:rPr>
-            <w:color w:val="0000EE"/>
-            <w:u w:val="single"/>
-          </w:rPr>
-          <w:t>耶2:20</w:t>
-        </w:r>
-      </w:hyperlink>
-      <w:r>
-        <w:rPr>
-          <w:lang w:val="zh_TW" w:bidi="zh_TW"/>
-        </w:rPr>
-        <w:t>；</w:t>
-      </w:r>
-      <w:hyperlink r:id="rId87">
-        <w:r>
-          <w:rPr>
-            <w:lang w:val="zh_TW" w:bidi="zh_TW"/>
-          </w:rPr>
-          <w:rPr>
-            <w:color w:val="0000EE"/>
-            <w:u w:val="single"/>
-          </w:rPr>
-          <w:t>結6:13</w:t>
-        </w:r>
-      </w:hyperlink>
-      <w:r>
-        <w:rPr>
-          <w:lang w:val="zh_TW" w:bidi="zh_TW"/>
-        </w:rPr>
-        <w:t>），儘管這個詞實際上描述的是樹葉的茂盛而不是它們的顏色。</w:t>
+        <w:t>解釋了神的呼召與人的回應之間的關係：「因為被召的人多，選上的人少。」雖然神通過福音呼召了許多人，但只有一部分人回應這個呼召並成為祂的選民。</w:t>
       </w:r>
     </w:p>
     <w:p>
@@ -1782,9 +1063,9 @@
         <w:rPr>
           <w:lang w:val="zh_TW" w:bidi="zh_TW"/>
         </w:rPr>
-        <w:t>另一個詞「發綠」源自於舊約中一個表示「綠色」的詞，指的是災病（</w:t>
-      </w:r>
-      <w:hyperlink r:id="rId88">
+        <w:t>聖經並未完全解釋為什麼只有一些人成為神的子民。當然，當一個人確實回應神的呼召時，那是因為福音臨到了他或她「不獨在乎言語，也在乎權能和聖靈，並充足的信心」（</w:t>
+      </w:r>
+      <w:hyperlink r:id="rId38">
         <w:r>
           <w:rPr>
             <w:lang w:val="zh_TW" w:bidi="zh_TW"/>
@@ -1793,32 +1074,14 @@
             <w:color w:val="0000EE"/>
             <w:u w:val="single"/>
           </w:rPr>
-          <w:t>利13:49</w:t>
+          <w:t>帖前1:4–5</w:t>
         </w:r>
       </w:hyperlink>
       <w:r>
         <w:rPr>
           <w:lang w:val="zh_TW" w:bidi="zh_TW"/>
         </w:rPr>
-        <w:t>）和在房屋牆壁上的真菌（</w:t>
-      </w:r>
-      <w:hyperlink r:id="rId89">
-        <w:r>
-          <w:rPr>
-            <w:lang w:val="zh_TW" w:bidi="zh_TW"/>
-          </w:rPr>
-          <w:rPr>
-            <w:color w:val="0000EE"/>
-            <w:u w:val="single"/>
-          </w:rPr>
-          <w:t>14:37</w:t>
-        </w:r>
-      </w:hyperlink>
-      <w:r>
-        <w:rPr>
-          <w:lang w:val="zh_TW" w:bidi="zh_TW"/>
-        </w:rPr>
-        <w:t>）。</w:t>
+        <w:t>）。人們拒絕福音，是因為他們因罪和過分相信自己的作為而變得心硬。聖經並未進一步解釋，所以基督徒不應該嘗試添加自己的解釋。</w:t>
       </w:r>
     </w:p>
     <w:p>
@@ -1832,9 +1095,9 @@
         <w:rPr>
           <w:lang w:val="zh_TW" w:bidi="zh_TW"/>
         </w:rPr>
-        <w:t>「紫色」在古代世界中是最珍貴的染料，涵蓋了從真正的紫色到紅色的色調，提取自腹足綱的軟體動物。最早使用這種染料的人可能是古代的腓尼基人，他們的名字或許源於一個希臘文詞語，意為「血紅色」。無論如何，腓尼基人多年來壟斷了紫色染料的製造業。一些布料被描述為紫色，例如用於：帳幕的布料（</w:t>
-      </w:r>
-      <w:hyperlink r:id="rId90">
+        <w:t>「揀選」也可以意味著神揀選人來完成特殊的任務。耶穌從一大群跟隨祂的人中選擇了十二個門徒（</w:t>
+      </w:r>
+      <w:hyperlink r:id="rId39">
         <w:r>
           <w:rPr>
             <w:lang w:val="zh_TW" w:bidi="zh_TW"/>
@@ -1843,7 +1106,7 @@
             <w:color w:val="0000EE"/>
             <w:u w:val="single"/>
           </w:rPr>
-          <w:t>出25:4</w:t>
+          <w:t>路6:13</w:t>
         </w:r>
       </w:hyperlink>
       <w:r>
@@ -1852,7 +1115,7 @@
         </w:rPr>
         <w:t>；</w:t>
       </w:r>
-      <w:hyperlink r:id="rId48">
+      <w:hyperlink r:id="rId40">
         <w:r>
           <w:rPr>
             <w:lang w:val="zh_TW" w:bidi="zh_TW"/>
@@ -1861,16 +1124,16 @@
             <w:color w:val="0000EE"/>
             <w:u w:val="single"/>
           </w:rPr>
-          <w:t>26:1</w:t>
+          <w:t>徒1:2</w:t>
         </w:r>
       </w:hyperlink>
       <w:r>
         <w:rPr>
           <w:lang w:val="zh_TW" w:bidi="zh_TW"/>
         </w:rPr>
-        <w:t>），祭司衣服（</w:t>
-      </w:r>
-      <w:hyperlink r:id="rId91">
+        <w:t>）。同樣，在約翰福音中，耶穌說祂雖然揀選了十二個門徒，但祂稱出賣祂的猶大為「魔鬼」（</w:t>
+      </w:r>
+      <w:hyperlink r:id="rId41">
         <w:r>
           <w:rPr>
             <w:lang w:val="zh_TW" w:bidi="zh_TW"/>
@@ -1879,16 +1142,16 @@
             <w:color w:val="0000EE"/>
             <w:u w:val="single"/>
           </w:rPr>
-          <w:t>28:5–8、15、33</w:t>
+          <w:t>約6:70</w:t>
         </w:r>
       </w:hyperlink>
       <w:r>
         <w:rPr>
           <w:lang w:val="zh_TW" w:bidi="zh_TW"/>
         </w:rPr>
-        <w:t>），所羅門的聖殿（</w:t>
-      </w:r>
-      <w:hyperlink r:id="rId92">
+        <w:t>，</w:t>
+      </w:r>
+      <w:hyperlink r:id="rId42">
         <w:r>
           <w:rPr>
             <w:lang w:val="zh_TW" w:bidi="zh_TW"/>
@@ -1897,16 +1160,16 @@
             <w:color w:val="0000EE"/>
             <w:u w:val="single"/>
           </w:rPr>
-          <w:t>代下2:7</w:t>
+          <w:t>13:18</w:t>
         </w:r>
       </w:hyperlink>
       <w:r>
         <w:rPr>
           <w:lang w:val="zh_TW" w:bidi="zh_TW"/>
         </w:rPr>
-        <w:t>），所羅門戰車的內襯（</w:t>
-      </w:r>
-      <w:hyperlink r:id="rId93">
+        <w:t>）。當需要選出另一位門徒來取代猶大時，教會向耶穌祈禱，請耶穌指示他們應該從兩個人中挑選哪一個加入十二使徒（</w:t>
+      </w:r>
+      <w:hyperlink r:id="rId43">
         <w:r>
           <w:rPr>
             <w:lang w:val="zh_TW" w:bidi="zh_TW"/>
@@ -1915,16 +1178,16 @@
             <w:color w:val="0000EE"/>
             <w:u w:val="single"/>
           </w:rPr>
-          <w:t>歌3:10</w:t>
+          <w:t>徒1:24</w:t>
         </w:r>
       </w:hyperlink>
       <w:r>
         <w:rPr>
           <w:lang w:val="zh_TW" w:bidi="zh_TW"/>
         </w:rPr>
-        <w:t>），以及波斯王宮裝飾（</w:t>
-      </w:r>
-      <w:hyperlink r:id="rId51">
+        <w:t>）。彼得說神揀選了他向外邦人傳福音（</w:t>
+      </w:r>
+      <w:hyperlink r:id="rId44">
         <w:r>
           <w:rPr>
             <w:lang w:val="zh_TW" w:bidi="zh_TW"/>
@@ -1933,16 +1196,16 @@
             <w:color w:val="0000EE"/>
             <w:u w:val="single"/>
           </w:rPr>
-          <w:t>斯1:6</w:t>
+          <w:t>15:7</w:t>
         </w:r>
       </w:hyperlink>
       <w:r>
         <w:rPr>
           <w:lang w:val="zh_TW" w:bidi="zh_TW"/>
         </w:rPr>
-        <w:t>）。紫色通常是富人和皇室穿著的顏色（</w:t>
-      </w:r>
-      <w:hyperlink r:id="rId94">
+        <w:t>）。 同樣，保羅說神揀選他將信息帶給外邦人（</w:t>
+      </w:r>
+      <w:hyperlink r:id="rId45">
         <w:r>
           <w:rPr>
             <w:lang w:val="zh_TW" w:bidi="zh_TW"/>
@@ -1951,176 +1214,14 @@
             <w:color w:val="0000EE"/>
             <w:u w:val="single"/>
           </w:rPr>
-          <w:t>士8:26</w:t>
+          <w:t>9:15</w:t>
         </w:r>
       </w:hyperlink>
       <w:r>
         <w:rPr>
           <w:lang w:val="zh_TW" w:bidi="zh_TW"/>
         </w:rPr>
-        <w:t>；</w:t>
-      </w:r>
-      <w:hyperlink r:id="rId95">
-        <w:r>
-          <w:rPr>
-            <w:lang w:val="zh_TW" w:bidi="zh_TW"/>
-          </w:rPr>
-          <w:rPr>
-            <w:color w:val="0000EE"/>
-            <w:u w:val="single"/>
-          </w:rPr>
-          <w:t>箴31:22</w:t>
-        </w:r>
-      </w:hyperlink>
-      <w:r>
-        <w:rPr>
-          <w:lang w:val="zh_TW" w:bidi="zh_TW"/>
-        </w:rPr>
-        <w:t>；</w:t>
-      </w:r>
-      <w:hyperlink r:id="rId96">
-        <w:r>
-          <w:rPr>
-            <w:lang w:val="zh_TW" w:bidi="zh_TW"/>
-          </w:rPr>
-          <w:rPr>
-            <w:color w:val="0000EE"/>
-            <w:u w:val="single"/>
-          </w:rPr>
-          <w:t>但5:7</w:t>
-        </w:r>
-      </w:hyperlink>
-      <w:r>
-        <w:rPr>
-          <w:lang w:val="zh_TW" w:bidi="zh_TW"/>
-        </w:rPr>
-        <w:t>）。末底改因受賞賜而穿紫袍（</w:t>
-      </w:r>
-      <w:hyperlink r:id="rId52">
-        <w:r>
-          <w:rPr>
-            <w:lang w:val="zh_TW" w:bidi="zh_TW"/>
-          </w:rPr>
-          <w:rPr>
-            <w:color w:val="0000EE"/>
-            <w:u w:val="single"/>
-          </w:rPr>
-          <w:t>斯8:15</w:t>
-        </w:r>
-      </w:hyperlink>
-      <w:r>
-        <w:rPr>
-          <w:lang w:val="zh_TW" w:bidi="zh_TW"/>
-        </w:rPr>
-        <w:t>）。但以理也得到了類似的衣服（</w:t>
-      </w:r>
-      <w:hyperlink r:id="rId97">
-        <w:r>
-          <w:rPr>
-            <w:lang w:val="zh_TW" w:bidi="zh_TW"/>
-          </w:rPr>
-          <w:rPr>
-            <w:color w:val="0000EE"/>
-            <w:u w:val="single"/>
-          </w:rPr>
-          <w:t>但5:29</w:t>
-        </w:r>
-      </w:hyperlink>
-      <w:r>
-        <w:rPr>
-          <w:lang w:val="zh_TW" w:bidi="zh_TW"/>
-        </w:rPr>
-        <w:t>）。亞述士兵也穿著紫色衣服（</w:t>
-      </w:r>
-      <w:hyperlink r:id="rId98">
-        <w:r>
-          <w:rPr>
-            <w:lang w:val="zh_TW" w:bidi="zh_TW"/>
-          </w:rPr>
-          <w:rPr>
-            <w:color w:val="0000EE"/>
-            <w:u w:val="single"/>
-          </w:rPr>
-          <w:t>結23:6</w:t>
-        </w:r>
-      </w:hyperlink>
-      <w:r>
-        <w:rPr>
-          <w:lang w:val="zh_TW" w:bidi="zh_TW"/>
-        </w:rPr>
-        <w:t>）。耶利米書描述偶像穿著藍色和紫色的衣服（</w:t>
-      </w:r>
-      <w:hyperlink r:id="rId99">
-        <w:r>
-          <w:rPr>
-            <w:lang w:val="zh_TW" w:bidi="zh_TW"/>
-          </w:rPr>
-          <w:rPr>
-            <w:color w:val="0000EE"/>
-            <w:u w:val="single"/>
-          </w:rPr>
-          <w:t>耶10:9</w:t>
-        </w:r>
-      </w:hyperlink>
-      <w:r>
-        <w:rPr>
-          <w:lang w:val="zh_TW" w:bidi="zh_TW"/>
-        </w:rPr>
-        <w:t>）。泰爾的船有藍色和紫色的遮篷（</w:t>
-      </w:r>
-      <w:hyperlink r:id="rId47">
-        <w:r>
-          <w:rPr>
-            <w:lang w:val="zh_TW" w:bidi="zh_TW"/>
-          </w:rPr>
-          <w:rPr>
-            <w:color w:val="0000EE"/>
-            <w:u w:val="single"/>
-          </w:rPr>
-          <w:t>結27:7</w:t>
-        </w:r>
-      </w:hyperlink>
-      <w:r>
-        <w:rPr>
-          <w:lang w:val="zh_TW" w:bidi="zh_TW"/>
-        </w:rPr>
-        <w:t>），紫色染料是泰爾與亞蘭人之間的貿易商品（見</w:t>
-      </w:r>
-      <w:hyperlink r:id="rId100">
-        <w:r>
-          <w:rPr>
-            <w:lang w:val="zh_TW" w:bidi="zh_TW"/>
-          </w:rPr>
-          <w:rPr>
-            <w:color w:val="0000EE"/>
-            <w:u w:val="single"/>
-          </w:rPr>
-          <w:t>16節</w:t>
-        </w:r>
-      </w:hyperlink>
-      <w:r>
-        <w:rPr>
-          <w:lang w:val="zh_TW" w:bidi="zh_TW"/>
-        </w:rPr>
-        <w:t>）。「紫色」也用來形容頭髮的顏色（</w:t>
-      </w:r>
-      <w:hyperlink r:id="rId101">
-        <w:r>
-          <w:rPr>
-            <w:lang w:val="zh_TW" w:bidi="zh_TW"/>
-          </w:rPr>
-          <w:rPr>
-            <w:color w:val="0000EE"/>
-            <w:u w:val="single"/>
-          </w:rPr>
-          <w:t>歌7:5</w:t>
-        </w:r>
-      </w:hyperlink>
-      <w:r>
-        <w:rPr>
-          <w:lang w:val="zh_TW" w:bidi="zh_TW"/>
-        </w:rPr>
-        <w:t>）。</w:t>
+        <w:t>）。這些例子顯示神在基督徒宣教中採取的第一步，祂揀選人以不同的方式來事奉祂。</w:t>
       </w:r>
     </w:p>
     <w:p>
@@ -2132,1548 +1233,34 @@
       </w:r>
       <w:r>
         <w:rPr>
-          <w:lang w:val="zh_TW" w:bidi="zh_TW"/>
-        </w:rPr>
-        <w:t>新約中提到紫色的次數少於舊約，但肯定了該染料的經濟重要性。紫色衣服象徵財富（</w:t>
-      </w:r>
-      <w:hyperlink r:id="rId102">
-        <w:r>
-          <w:rPr>
-            <w:lang w:val="zh_TW" w:bidi="zh_TW"/>
-          </w:rPr>
-          <w:rPr>
-            <w:color w:val="0000EE"/>
-            <w:u w:val="single"/>
-          </w:rPr>
-          <w:t>路16:19</w:t>
-        </w:r>
-      </w:hyperlink>
-      <w:r>
-        <w:rPr>
-          <w:lang w:val="zh_TW" w:bidi="zh_TW"/>
-        </w:rPr>
-        <w:t>）。羅馬兵丁為耶穌披上紫袍（</w:t>
-      </w:r>
-      <w:hyperlink r:id="rId103">
-        <w:r>
-          <w:rPr>
-            <w:lang w:val="zh_TW" w:bidi="zh_TW"/>
-          </w:rPr>
-          <w:rPr>
-            <w:color w:val="0000EE"/>
-            <w:u w:val="single"/>
-          </w:rPr>
-          <w:t>可15:17、20</w:t>
-        </w:r>
-      </w:hyperlink>
+          <w:i/>
+          <w:lang w:val="zh_TW" w:bidi="zh_TW"/>
+        </w:rPr>
+        <w:t>另見</w:t>
+      </w:r>
+      <w:r>
+        <w:rPr>
+          <w:lang w:val="zh_TW" w:bidi="zh_TW"/>
+        </w:rPr>
+        <w:t xml:space="preserve"> </w:t>
+      </w:r>
+      <w:r>
+        <w:rPr>
+          <w:lang w:val="zh_TW" w:bidi="zh_TW"/>
+        </w:rPr>
+        <w:t>預知</w:t>
+      </w:r>
       <w:r>
         <w:rPr>
           <w:lang w:val="zh_TW" w:bidi="zh_TW"/>
         </w:rPr>
         <w:t>；</w:t>
       </w:r>
-      <w:hyperlink r:id="rId104">
-        <w:r>
-          <w:rPr>
-            <w:lang w:val="zh_TW" w:bidi="zh_TW"/>
-          </w:rPr>
-          <w:rPr>
-            <w:color w:val="0000EE"/>
-            <w:u w:val="single"/>
-          </w:rPr>
-          <w:t>約19:2、5</w:t>
-        </w:r>
-      </w:hyperlink>
-      <w:r>
-        <w:rPr>
-          <w:lang w:val="zh_TW" w:bidi="zh_TW"/>
-        </w:rPr>
-        <w:t>；參</w:t>
-      </w:r>
-      <w:hyperlink r:id="rId105">
-        <w:r>
-          <w:rPr>
-            <w:lang w:val="zh_TW" w:bidi="zh_TW"/>
-          </w:rPr>
-          <w:rPr>
-            <w:color w:val="0000EE"/>
-            <w:u w:val="single"/>
-          </w:rPr>
-          <w:t>太27:28</w:t>
-        </w:r>
-      </w:hyperlink>
-      <w:r>
-        <w:rPr>
-          <w:lang w:val="zh_TW" w:bidi="zh_TW"/>
-        </w:rPr>
-        <w:t>，「朱紅色」）。啟示錄中的大淫婦穿著紫色和朱紅色衣服，象徵王室地位（</w:t>
-      </w:r>
-      <w:hyperlink r:id="rId30">
-        <w:r>
-          <w:rPr>
-            <w:lang w:val="zh_TW" w:bidi="zh_TW"/>
-          </w:rPr>
-          <w:rPr>
-            <w:color w:val="0000EE"/>
-            <w:u w:val="single"/>
-          </w:rPr>
-          <w:t>啟17:4</w:t>
-        </w:r>
-      </w:hyperlink>
-      <w:r>
-        <w:rPr>
-          <w:lang w:val="zh_TW" w:bidi="zh_TW"/>
-        </w:rPr>
-        <w:t>）。推雅推喇的呂底亞是紫色布料的商人（</w:t>
-      </w:r>
-      <w:hyperlink r:id="rId106">
-        <w:r>
-          <w:rPr>
-            <w:lang w:val="zh_TW" w:bidi="zh_TW"/>
-          </w:rPr>
-          <w:rPr>
-            <w:color w:val="0000EE"/>
-            <w:u w:val="single"/>
-          </w:rPr>
-          <w:t>徒16:14</w:t>
-        </w:r>
-      </w:hyperlink>
-      <w:r>
-        <w:rPr>
-          <w:lang w:val="zh_TW" w:bidi="zh_TW"/>
-        </w:rPr>
-        <w:t>）。</w:t>
-      </w:r>
-    </w:p>
-    <w:p>
-      <w:pPr/>
-      <w:r>
-        <w:rPr>
-          <w:lang w:val="zh_TW" w:bidi="zh_TW"/>
-        </w:rPr>
-      </w:r>
-      <w:r>
-        <w:rPr>
-          <w:lang w:val="zh_TW" w:bidi="zh_TW"/>
-        </w:rPr>
-        <w:t>「紅色」經常指聖經中提到的某些物體的自然顏色，例如：皮膚（</w:t>
-      </w:r>
-      <w:hyperlink r:id="rId107">
-        <w:r>
-          <w:rPr>
-            <w:lang w:val="zh_TW" w:bidi="zh_TW"/>
-          </w:rPr>
-          <w:rPr>
-            <w:color w:val="0000EE"/>
-            <w:u w:val="single"/>
-          </w:rPr>
-          <w:t>創25:25</w:t>
-        </w:r>
-      </w:hyperlink>
-      <w:r>
-        <w:rPr>
-          <w:lang w:val="zh_TW" w:bidi="zh_TW"/>
-        </w:rPr>
-        <w:t>）、紅湯（</w:t>
-      </w:r>
-      <w:hyperlink r:id="rId108">
-        <w:r>
-          <w:rPr>
-            <w:lang w:val="zh_TW" w:bidi="zh_TW"/>
-          </w:rPr>
-          <w:rPr>
-            <w:color w:val="0000EE"/>
-            <w:u w:val="single"/>
-          </w:rPr>
-          <w:t>30</w:t>
-        </w:r>
-      </w:hyperlink>
-      <w:r>
-        <w:rPr>
-          <w:lang w:val="zh_TW" w:bidi="zh_TW"/>
-        </w:rPr>
-        <w:t>節）、眼睛（</w:t>
-      </w:r>
-      <w:hyperlink r:id="rId109">
-        <w:r>
-          <w:rPr>
-            <w:lang w:val="zh_TW" w:bidi="zh_TW"/>
-          </w:rPr>
-          <w:rPr>
-            <w:color w:val="0000EE"/>
-            <w:u w:val="single"/>
-          </w:rPr>
-          <w:t>49:12</w:t>
-        </w:r>
-      </w:hyperlink>
-      <w:r>
-        <w:rPr>
-          <w:lang w:val="zh_TW" w:bidi="zh_TW"/>
-        </w:rPr>
-        <w:t>，雖然這裡使用的詞可能意味著「閃亮」或「暗色」）、獻祭的母牛（</w:t>
-      </w:r>
-      <w:hyperlink r:id="rId110">
-        <w:r>
-          <w:rPr>
-            <w:lang w:val="zh_TW" w:bidi="zh_TW"/>
-          </w:rPr>
-          <w:rPr>
-            <w:color w:val="0000EE"/>
-            <w:u w:val="single"/>
-          </w:rPr>
-          <w:t>民19:2</w:t>
-        </w:r>
-      </w:hyperlink>
-      <w:r>
-        <w:rPr>
-          <w:lang w:val="zh_TW" w:bidi="zh_TW"/>
-        </w:rPr>
-        <w:t>）、水（</w:t>
-      </w:r>
-      <w:hyperlink r:id="rId111">
-        <w:r>
-          <w:rPr>
-            <w:lang w:val="zh_TW" w:bidi="zh_TW"/>
-          </w:rPr>
-          <w:rPr>
-            <w:color w:val="0000EE"/>
-            <w:u w:val="single"/>
-          </w:rPr>
-          <w:t>王下3:22</w:t>
-        </w:r>
-      </w:hyperlink>
-      <w:r>
-        <w:rPr>
-          <w:lang w:val="zh_TW" w:bidi="zh_TW"/>
-        </w:rPr>
-        <w:t>）、哭泣者的臉（</w:t>
-      </w:r>
-      <w:hyperlink r:id="rId112">
-        <w:r>
-          <w:rPr>
-            <w:lang w:val="zh_TW" w:bidi="zh_TW"/>
-          </w:rPr>
-          <w:rPr>
-            <w:color w:val="0000EE"/>
-            <w:u w:val="single"/>
-          </w:rPr>
-          <w:t>伯16:16</w:t>
-        </w:r>
-      </w:hyperlink>
-      <w:r>
-        <w:rPr>
-          <w:lang w:val="zh_TW" w:bidi="zh_TW"/>
-        </w:rPr>
-        <w:t>）、酒（</w:t>
-      </w:r>
-      <w:hyperlink r:id="rId15">
-        <w:r>
-          <w:rPr>
-            <w:lang w:val="zh_TW" w:bidi="zh_TW"/>
-          </w:rPr>
-          <w:rPr>
-            <w:color w:val="0000EE"/>
-            <w:u w:val="single"/>
-          </w:rPr>
-          <w:t>箴23:31</w:t>
-        </w:r>
-      </w:hyperlink>
-      <w:r>
-        <w:rPr>
-          <w:lang w:val="zh_TW" w:bidi="zh_TW"/>
-        </w:rPr>
-        <w:t>）、喝酒的人的眼睛（</w:t>
-      </w:r>
-      <w:hyperlink r:id="rId113">
-        <w:r>
-          <w:rPr>
-            <w:lang w:val="zh_TW" w:bidi="zh_TW"/>
-          </w:rPr>
-          <w:rPr>
-            <w:color w:val="0000EE"/>
-            <w:u w:val="single"/>
-          </w:rPr>
-          <w:t>29</w:t>
-        </w:r>
-      </w:hyperlink>
-      <w:r>
-        <w:rPr>
-          <w:lang w:val="zh_TW" w:bidi="zh_TW"/>
-        </w:rPr>
-        <w:t>節）、衣服（</w:t>
-      </w:r>
-      <w:hyperlink r:id="rId114">
-        <w:r>
-          <w:rPr>
-            <w:lang w:val="zh_TW" w:bidi="zh_TW"/>
-          </w:rPr>
-          <w:rPr>
-            <w:color w:val="0000EE"/>
-            <w:u w:val="single"/>
-          </w:rPr>
-          <w:t>賽63:2</w:t>
-        </w:r>
-      </w:hyperlink>
-      <w:r>
-        <w:rPr>
-          <w:lang w:val="zh_TW" w:bidi="zh_TW"/>
-        </w:rPr>
-        <w:t>）、盾牌（</w:t>
-      </w:r>
-      <w:hyperlink r:id="rId115">
-        <w:r>
-          <w:rPr>
-            <w:lang w:val="zh_TW" w:bidi="zh_TW"/>
-          </w:rPr>
-          <w:rPr>
-            <w:color w:val="0000EE"/>
-            <w:u w:val="single"/>
-          </w:rPr>
-          <w:t>鴻2:3</w:t>
-        </w:r>
-      </w:hyperlink>
-      <w:r>
-        <w:rPr>
-          <w:lang w:val="zh_TW" w:bidi="zh_TW"/>
-        </w:rPr>
-        <w:t>）和馬（</w:t>
-      </w:r>
-      <w:hyperlink r:id="rId116">
-        <w:r>
-          <w:rPr>
-            <w:lang w:val="zh_TW" w:bidi="zh_TW"/>
-          </w:rPr>
-          <w:rPr>
-            <w:color w:val="0000EE"/>
-            <w:u w:val="single"/>
-          </w:rPr>
-          <w:t>亞1:8，</w:t>
-        </w:r>
-      </w:hyperlink>
-      <w:hyperlink r:id="rId117">
-        <w:r>
-          <w:rPr>
-            <w:lang w:val="zh_TW" w:bidi="zh_TW"/>
-          </w:rPr>
-          <w:rPr>
-            <w:color w:val="0000EE"/>
-            <w:u w:val="single"/>
-          </w:rPr>
-          <w:t>6:2</w:t>
-        </w:r>
-      </w:hyperlink>
-      <w:r>
-        <w:rPr>
-          <w:lang w:val="zh_TW" w:bidi="zh_TW"/>
-        </w:rPr>
-        <w:t>）。「紅色」也用來比喻罪（</w:t>
-      </w:r>
-      <w:hyperlink r:id="rId54">
-        <w:r>
-          <w:rPr>
-            <w:lang w:val="zh_TW" w:bidi="zh_TW"/>
-          </w:rPr>
-          <w:rPr>
-            <w:color w:val="0000EE"/>
-            <w:u w:val="single"/>
-          </w:rPr>
-          <w:t>賽1:18</w:t>
-        </w:r>
-      </w:hyperlink>
-      <w:r>
-        <w:rPr>
-          <w:lang w:val="zh_TW" w:bidi="zh_TW"/>
-        </w:rPr>
-        <w:t>）。痲瘋病（</w:t>
-      </w:r>
-      <w:hyperlink r:id="rId88">
-        <w:r>
-          <w:rPr>
-            <w:lang w:val="zh_TW" w:bidi="zh_TW"/>
-          </w:rPr>
-          <w:rPr>
-            <w:color w:val="0000EE"/>
-            <w:u w:val="single"/>
-          </w:rPr>
-          <w:t>利13:49</w:t>
-        </w:r>
-      </w:hyperlink>
-      <w:r>
-        <w:rPr>
-          <w:lang w:val="zh_TW" w:bidi="zh_TW"/>
-        </w:rPr>
-        <w:t>）、皮膚上的斑點（</w:t>
-      </w:r>
-      <w:hyperlink r:id="rId118">
-        <w:r>
-          <w:rPr>
-            <w:lang w:val="zh_TW" w:bidi="zh_TW"/>
-          </w:rPr>
-          <w:rPr>
-            <w:color w:val="0000EE"/>
-            <w:u w:val="single"/>
-          </w:rPr>
-          <w:t>19、24、42–43</w:t>
-        </w:r>
-      </w:hyperlink>
-      <w:r>
-        <w:rPr>
-          <w:lang w:val="zh_TW" w:bidi="zh_TW"/>
-        </w:rPr>
-        <w:t>節）、和房屋牆上的真菌（</w:t>
-      </w:r>
-      <w:hyperlink r:id="rId89">
-        <w:r>
-          <w:rPr>
-            <w:lang w:val="zh_TW" w:bidi="zh_TW"/>
-          </w:rPr>
-          <w:rPr>
-            <w:color w:val="0000EE"/>
-            <w:u w:val="single"/>
-          </w:rPr>
-          <w:t>14:37</w:t>
-        </w:r>
-      </w:hyperlink>
-      <w:r>
-        <w:rPr>
-          <w:lang w:val="zh_TW" w:bidi="zh_TW"/>
-        </w:rPr>
-        <w:t>）都被染上了紅色的色調。舊約中經常提到紅海（</w:t>
-      </w:r>
-      <w:hyperlink r:id="rId119">
-        <w:r>
-          <w:rPr>
-            <w:lang w:val="zh_TW" w:bidi="zh_TW"/>
-          </w:rPr>
-          <w:rPr>
-            <w:color w:val="0000EE"/>
-            <w:u w:val="single"/>
-          </w:rPr>
-          <w:t>出10:19，</w:t>
-        </w:r>
-      </w:hyperlink>
-      <w:hyperlink r:id="rId120">
-        <w:r>
-          <w:rPr>
-            <w:lang w:val="zh_TW" w:bidi="zh_TW"/>
-          </w:rPr>
-          <w:rPr>
-            <w:color w:val="0000EE"/>
-            <w:u w:val="single"/>
-          </w:rPr>
-          <w:t>15:4</w:t>
-        </w:r>
-      </w:hyperlink>
-      <w:r>
-        <w:rPr>
-          <w:lang w:val="zh_TW" w:bidi="zh_TW"/>
-        </w:rPr>
-        <w:t>），但希伯來文實際意為「蘆葦海」。然而，新約中的希臘文確實表示「紅色」（</w:t>
-      </w:r>
-      <w:hyperlink r:id="rId121">
-        <w:r>
-          <w:rPr>
-            <w:lang w:val="zh_TW" w:bidi="zh_TW"/>
-          </w:rPr>
-          <w:rPr>
-            <w:color w:val="0000EE"/>
-            <w:u w:val="single"/>
-          </w:rPr>
-          <w:t>徒7:36</w:t>
-        </w:r>
-      </w:hyperlink>
-      <w:r>
-        <w:rPr>
-          <w:lang w:val="zh_TW" w:bidi="zh_TW"/>
-        </w:rPr>
-        <w:t>；</w:t>
-      </w:r>
-      <w:hyperlink r:id="rId122">
-        <w:r>
-          <w:rPr>
-            <w:lang w:val="zh_TW" w:bidi="zh_TW"/>
-          </w:rPr>
-          <w:rPr>
-            <w:color w:val="0000EE"/>
-            <w:u w:val="single"/>
-          </w:rPr>
-          <w:t>來11:29</w:t>
-        </w:r>
-      </w:hyperlink>
-      <w:r>
-        <w:rPr>
-          <w:lang w:val="zh_TW" w:bidi="zh_TW"/>
-        </w:rPr>
-        <w:t>）。在新約中，紅色用來描述天空（</w:t>
-      </w:r>
-      <w:hyperlink r:id="rId123">
-        <w:r>
-          <w:rPr>
-            <w:lang w:val="zh_TW" w:bidi="zh_TW"/>
-          </w:rPr>
-          <w:rPr>
-            <w:color w:val="0000EE"/>
-            <w:u w:val="single"/>
-          </w:rPr>
-          <w:t>太16:2–3</w:t>
-        </w:r>
-      </w:hyperlink>
-      <w:r>
-        <w:rPr>
-          <w:lang w:val="zh_TW" w:bidi="zh_TW"/>
-        </w:rPr>
-        <w:t>）、馬（</w:t>
-      </w:r>
-      <w:hyperlink r:id="rId124">
-        <w:r>
-          <w:rPr>
-            <w:lang w:val="zh_TW" w:bidi="zh_TW"/>
-          </w:rPr>
-          <w:rPr>
-            <w:color w:val="0000EE"/>
-            <w:u w:val="single"/>
-          </w:rPr>
-          <w:t>啟6:4</w:t>
-        </w:r>
-      </w:hyperlink>
-      <w:r>
-        <w:rPr>
-          <w:lang w:val="zh_TW" w:bidi="zh_TW"/>
-        </w:rPr>
-        <w:t>）和龍（</w:t>
-      </w:r>
-      <w:hyperlink r:id="rId125">
-        <w:r>
-          <w:rPr>
-            <w:lang w:val="zh_TW" w:bidi="zh_TW"/>
-          </w:rPr>
-          <w:rPr>
-            <w:color w:val="0000EE"/>
-            <w:u w:val="single"/>
-          </w:rPr>
-          <w:t>12:3</w:t>
-        </w:r>
-      </w:hyperlink>
-      <w:r>
-        <w:rPr>
-          <w:lang w:val="zh_TW" w:bidi="zh_TW"/>
-        </w:rPr>
-        <w:t>）。</w:t>
-      </w:r>
-    </w:p>
-    <w:p>
-      <w:pPr/>
-      <w:r>
-        <w:rPr>
-          <w:lang w:val="zh_TW" w:bidi="zh_TW"/>
-        </w:rPr>
-      </w:r>
-      <w:r>
-        <w:rPr>
-          <w:lang w:val="zh_TW" w:bidi="zh_TW"/>
-        </w:rPr>
-        <w:t>「朱紅色」是一種鮮紅色染料，來源於某些昆蟲，常用於布料和紗線，是古代世界中極為珍貴的顏色（</w:t>
-      </w:r>
-      <w:hyperlink r:id="rId126">
-        <w:r>
-          <w:rPr>
-            <w:lang w:val="zh_TW" w:bidi="zh_TW"/>
-          </w:rPr>
-          <w:rPr>
-            <w:color w:val="0000EE"/>
-            <w:u w:val="single"/>
-          </w:rPr>
-          <w:t>啟18:12</w:t>
-        </w:r>
-      </w:hyperlink>
-      <w:r>
-        <w:rPr>
-          <w:lang w:val="zh_TW" w:bidi="zh_TW"/>
-        </w:rPr>
-        <w:t>）。在聖經中，很難區分「朱紅色」和「深紅色」。在謝拉出生時，一根朱紅線被綁在他的手上（</w:t>
-      </w:r>
-      <w:hyperlink r:id="rId127">
-        <w:r>
-          <w:rPr>
-            <w:lang w:val="zh_TW" w:bidi="zh_TW"/>
-          </w:rPr>
-          <w:rPr>
-            <w:color w:val="0000EE"/>
-            <w:u w:val="single"/>
-          </w:rPr>
-          <w:t>創38:28、30</w:t>
-        </w:r>
-      </w:hyperlink>
-      <w:r>
-        <w:rPr>
-          <w:lang w:val="zh_TW" w:bidi="zh_TW"/>
-        </w:rPr>
-        <w:t>）。這個詞描述了會幕中的某些布料（</w:t>
-      </w:r>
-      <w:hyperlink r:id="rId90">
-        <w:r>
-          <w:rPr>
-            <w:lang w:val="zh_TW" w:bidi="zh_TW"/>
-          </w:rPr>
-          <w:rPr>
-            <w:color w:val="0000EE"/>
-            <w:u w:val="single"/>
-          </w:rPr>
-          <w:t>出25:4</w:t>
-        </w:r>
-      </w:hyperlink>
-      <w:r>
-        <w:rPr>
-          <w:lang w:val="zh_TW" w:bidi="zh_TW"/>
-        </w:rPr>
-        <w:t>；</w:t>
-      </w:r>
-      <w:hyperlink r:id="rId128">
-        <w:r>
-          <w:rPr>
-            <w:lang w:val="zh_TW" w:bidi="zh_TW"/>
-          </w:rPr>
-          <w:rPr>
-            <w:color w:val="0000EE"/>
-            <w:u w:val="single"/>
-          </w:rPr>
-          <w:t>26:1、31、36，</w:t>
-        </w:r>
-      </w:hyperlink>
-      <w:hyperlink r:id="rId129">
-        <w:r>
-          <w:rPr>
-            <w:lang w:val="zh_TW" w:bidi="zh_TW"/>
-          </w:rPr>
-          <w:rPr>
-            <w:color w:val="0000EE"/>
-            <w:u w:val="single"/>
-          </w:rPr>
-          <w:t>27:16</w:t>
-        </w:r>
-      </w:hyperlink>
-      <w:r>
-        <w:rPr>
-          <w:lang w:val="zh_TW" w:bidi="zh_TW"/>
-        </w:rPr>
-        <w:t>）、祭司的衣服（</w:t>
-      </w:r>
-      <w:hyperlink r:id="rId91">
-        <w:r>
-          <w:rPr>
-            <w:lang w:val="zh_TW" w:bidi="zh_TW"/>
-          </w:rPr>
-          <w:rPr>
-            <w:color w:val="0000EE"/>
-            <w:u w:val="single"/>
-          </w:rPr>
-          <w:t>28:5–8、15、33</w:t>
-        </w:r>
-      </w:hyperlink>
-      <w:r>
-        <w:rPr>
-          <w:lang w:val="zh_TW" w:bidi="zh_TW"/>
-        </w:rPr>
-        <w:t>）、繩子（</w:t>
-      </w:r>
-      <w:hyperlink r:id="rId130">
-        <w:r>
-          <w:rPr>
-            <w:lang w:val="zh_TW" w:bidi="zh_TW"/>
-          </w:rPr>
-          <w:rPr>
-            <w:color w:val="0000EE"/>
-            <w:u w:val="single"/>
-          </w:rPr>
-          <w:t>書2:18、21</w:t>
-        </w:r>
-      </w:hyperlink>
-      <w:r>
-        <w:rPr>
-          <w:lang w:val="zh_TW" w:bidi="zh_TW"/>
-        </w:rPr>
-        <w:t>）、衣服（</w:t>
-      </w:r>
-      <w:hyperlink r:id="rId131">
-        <w:r>
-          <w:rPr>
-            <w:lang w:val="zh_TW" w:bidi="zh_TW"/>
-          </w:rPr>
-          <w:rPr>
-            <w:color w:val="0000EE"/>
-            <w:u w:val="single"/>
-          </w:rPr>
-          <w:t>撒下1:24</w:t>
-        </w:r>
-      </w:hyperlink>
-      <w:r>
-        <w:rPr>
-          <w:lang w:val="zh_TW" w:bidi="zh_TW"/>
-        </w:rPr>
-        <w:t>；</w:t>
-      </w:r>
-      <w:hyperlink r:id="rId132">
-        <w:r>
-          <w:rPr>
-            <w:lang w:val="zh_TW" w:bidi="zh_TW"/>
-          </w:rPr>
-          <w:rPr>
-            <w:color w:val="0000EE"/>
-            <w:u w:val="single"/>
-          </w:rPr>
-          <w:t>箴31:21</w:t>
-        </w:r>
-      </w:hyperlink>
-      <w:r>
-        <w:rPr>
-          <w:lang w:val="zh_TW" w:bidi="zh_TW"/>
-        </w:rPr>
-        <w:t>；</w:t>
-      </w:r>
-      <w:hyperlink r:id="rId133">
-        <w:r>
-          <w:rPr>
-            <w:lang w:val="zh_TW" w:bidi="zh_TW"/>
-          </w:rPr>
-          <w:rPr>
-            <w:color w:val="0000EE"/>
-            <w:u w:val="single"/>
-          </w:rPr>
-          <w:t>耶4:30</w:t>
-        </w:r>
-      </w:hyperlink>
-      <w:r>
-        <w:rPr>
-          <w:lang w:val="zh_TW" w:bidi="zh_TW"/>
-        </w:rPr>
-        <w:t>）、嘴唇（</w:t>
-      </w:r>
-      <w:hyperlink r:id="rId134">
-        <w:r>
-          <w:rPr>
-            <w:lang w:val="zh_TW" w:bidi="zh_TW"/>
-          </w:rPr>
-          <w:rPr>
-            <w:color w:val="0000EE"/>
-            <w:u w:val="single"/>
-          </w:rPr>
-          <w:t>歌4:3</w:t>
-        </w:r>
-      </w:hyperlink>
-      <w:r>
-        <w:rPr>
-          <w:lang w:val="zh_TW" w:bidi="zh_TW"/>
-        </w:rPr>
-        <w:t>）和士兵的制服（</w:t>
-      </w:r>
-      <w:hyperlink r:id="rId115">
-        <w:r>
-          <w:rPr>
-            <w:lang w:val="zh_TW" w:bidi="zh_TW"/>
-          </w:rPr>
-          <w:rPr>
-            <w:color w:val="0000EE"/>
-            <w:u w:val="single"/>
-          </w:rPr>
-          <w:t>鴻2:3</w:t>
-        </w:r>
-      </w:hyperlink>
-      <w:r>
-        <w:rPr>
-          <w:lang w:val="zh_TW" w:bidi="zh_TW"/>
-        </w:rPr>
-        <w:t>）。某種朱紅材料用於西奈山立約（</w:t>
-      </w:r>
-      <w:hyperlink r:id="rId135">
-        <w:r>
-          <w:rPr>
-            <w:lang w:val="zh_TW" w:bidi="zh_TW"/>
-          </w:rPr>
-          <w:rPr>
-            <w:color w:val="0000EE"/>
-            <w:u w:val="single"/>
-          </w:rPr>
-          <w:t>來9:19</w:t>
-        </w:r>
-      </w:hyperlink>
-      <w:r>
-        <w:rPr>
-          <w:lang w:val="zh_TW" w:bidi="zh_TW"/>
-        </w:rPr>
-        <w:t>）、潔淨痲瘋病人（</w:t>
-      </w:r>
-      <w:hyperlink r:id="rId136">
-        <w:r>
-          <w:rPr>
-            <w:lang w:val="zh_TW" w:bidi="zh_TW"/>
-          </w:rPr>
-          <w:rPr>
-            <w:color w:val="0000EE"/>
-            <w:u w:val="single"/>
-          </w:rPr>
-          <w:t>利14:4–6</w:t>
-        </w:r>
-      </w:hyperlink>
-      <w:r>
-        <w:rPr>
-          <w:lang w:val="zh_TW" w:bidi="zh_TW"/>
-        </w:rPr>
-        <w:t>）和房屋（</w:t>
-      </w:r>
-      <w:hyperlink r:id="rId137">
-        <w:r>
-          <w:rPr>
-            <w:lang w:val="zh_TW" w:bidi="zh_TW"/>
-          </w:rPr>
-          <w:rPr>
-            <w:color w:val="0000EE"/>
-            <w:u w:val="single"/>
-          </w:rPr>
-          <w:t>49–52節</w:t>
-        </w:r>
-      </w:hyperlink>
-      <w:r>
-        <w:rPr>
-          <w:lang w:val="zh_TW" w:bidi="zh_TW"/>
-        </w:rPr>
-        <w:t>）、遮蓋陳設餅桌子的器物（</w:t>
-      </w:r>
-      <w:hyperlink r:id="rId138">
-        <w:r>
-          <w:rPr>
-            <w:lang w:val="zh_TW" w:bidi="zh_TW"/>
-          </w:rPr>
-          <w:rPr>
-            <w:color w:val="0000EE"/>
-            <w:u w:val="single"/>
-          </w:rPr>
-          <w:t>民4:8</w:t>
-        </w:r>
-      </w:hyperlink>
-      <w:r>
-        <w:rPr>
-          <w:lang w:val="zh_TW" w:bidi="zh_TW"/>
-        </w:rPr>
-        <w:t>），以及潔淨母牛的儀式（</w:t>
-      </w:r>
-      <w:hyperlink r:id="rId139">
-        <w:r>
-          <w:rPr>
-            <w:lang w:val="zh_TW" w:bidi="zh_TW"/>
-          </w:rPr>
-          <w:rPr>
-            <w:color w:val="0000EE"/>
-            <w:u w:val="single"/>
-          </w:rPr>
-          <w:t>19:6</w:t>
-        </w:r>
-      </w:hyperlink>
-      <w:r>
-        <w:rPr>
-          <w:lang w:val="zh_TW" w:bidi="zh_TW"/>
-        </w:rPr>
-        <w:t>）。馬太福音描述耶穌在受審時的袍子為朱紅色（</w:t>
-      </w:r>
-      <w:hyperlink r:id="rId105">
-        <w:r>
-          <w:rPr>
-            <w:lang w:val="zh_TW" w:bidi="zh_TW"/>
-          </w:rPr>
-          <w:rPr>
-            <w:color w:val="0000EE"/>
-            <w:u w:val="single"/>
-          </w:rPr>
-          <w:t>太27:28</w:t>
-        </w:r>
-      </w:hyperlink>
-      <w:r>
-        <w:rPr>
-          <w:lang w:val="zh_TW" w:bidi="zh_TW"/>
-        </w:rPr>
-        <w:t>）。啟示錄中，大淫婦穿著紫色和朱紅色，坐在朱紅色的獸上（</w:t>
-      </w:r>
-      <w:hyperlink r:id="rId140">
-        <w:r>
-          <w:rPr>
-            <w:lang w:val="zh_TW" w:bidi="zh_TW"/>
-          </w:rPr>
-          <w:rPr>
-            <w:color w:val="0000EE"/>
-            <w:u w:val="single"/>
-          </w:rPr>
-          <w:t>啟17:3–4</w:t>
-        </w:r>
-      </w:hyperlink>
-      <w:r>
-        <w:rPr>
-          <w:lang w:val="zh_TW" w:bidi="zh_TW"/>
-        </w:rPr>
-        <w:t>）。羅馬的奢華也透過紫色和朱紅色的衣物表現出來（</w:t>
-      </w:r>
-      <w:hyperlink r:id="rId141">
-        <w:r>
-          <w:rPr>
-            <w:lang w:val="zh_TW" w:bidi="zh_TW"/>
-          </w:rPr>
-          <w:rPr>
-            <w:color w:val="0000EE"/>
-            <w:u w:val="single"/>
-          </w:rPr>
-          <w:t>啟18:16</w:t>
-        </w:r>
-      </w:hyperlink>
-      <w:r>
-        <w:rPr>
-          <w:lang w:val="zh_TW" w:bidi="zh_TW"/>
-        </w:rPr>
-        <w:t>）。像紅色和深紅色一樣，朱紅色也比喻罪（</w:t>
-      </w:r>
-      <w:hyperlink r:id="rId54">
-        <w:r>
-          <w:rPr>
-            <w:lang w:val="zh_TW" w:bidi="zh_TW"/>
-          </w:rPr>
-          <w:rPr>
-            <w:color w:val="0000EE"/>
-            <w:u w:val="single"/>
-          </w:rPr>
-          <w:t>賽1:18</w:t>
-        </w:r>
-      </w:hyperlink>
-      <w:r>
-        <w:rPr>
-          <w:lang w:val="zh_TW" w:bidi="zh_TW"/>
-        </w:rPr>
-        <w:t>）。</w:t>
-      </w:r>
-    </w:p>
-    <w:p>
-      <w:pPr/>
-      <w:r>
-        <w:rPr>
-          <w:lang w:val="zh_TW" w:bidi="zh_TW"/>
-        </w:rPr>
-      </w:r>
-      <w:r>
-        <w:rPr>
-          <w:lang w:val="zh_TW" w:bidi="zh_TW"/>
-        </w:rPr>
-        <w:t>「白色」翻譯了聖經中的多個詞語。通常用於描述自然物體的顏色，例如：山羊（</w:t>
-      </w:r>
-      <w:hyperlink r:id="rId142">
-        <w:r>
-          <w:rPr>
-            <w:lang w:val="zh_TW" w:bidi="zh_TW"/>
-          </w:rPr>
-          <w:rPr>
-            <w:color w:val="0000EE"/>
-            <w:u w:val="single"/>
-          </w:rPr>
-          <w:t>創30:35</w:t>
-        </w:r>
-      </w:hyperlink>
-      <w:r>
-        <w:rPr>
-          <w:lang w:val="zh_TW" w:bidi="zh_TW"/>
-        </w:rPr>
-        <w:t>）、頭髮（</w:t>
-      </w:r>
-      <w:hyperlink r:id="rId143">
-        <w:r>
-          <w:rPr>
-            <w:lang w:val="zh_TW" w:bidi="zh_TW"/>
-          </w:rPr>
-          <w:rPr>
-            <w:color w:val="0000EE"/>
-            <w:u w:val="single"/>
-          </w:rPr>
-          <w:t>利13:10</w:t>
-        </w:r>
-      </w:hyperlink>
-      <w:r>
-        <w:rPr>
-          <w:lang w:val="zh_TW" w:bidi="zh_TW"/>
-        </w:rPr>
-        <w:t>；</w:t>
-      </w:r>
-      <w:hyperlink r:id="rId34">
-        <w:r>
-          <w:rPr>
-            <w:lang w:val="zh_TW" w:bidi="zh_TW"/>
-          </w:rPr>
-          <w:rPr>
-            <w:color w:val="0000EE"/>
-            <w:u w:val="single"/>
-          </w:rPr>
-          <w:t>太5:36</w:t>
-        </w:r>
-      </w:hyperlink>
-      <w:r>
-        <w:rPr>
-          <w:lang w:val="zh_TW" w:bidi="zh_TW"/>
-        </w:rPr>
-        <w:t>；</w:t>
-      </w:r>
-      <w:hyperlink r:id="rId144">
-        <w:r>
-          <w:rPr>
-            <w:lang w:val="zh_TW" w:bidi="zh_TW"/>
-          </w:rPr>
-          <w:rPr>
-            <w:color w:val="0000EE"/>
-            <w:u w:val="single"/>
-          </w:rPr>
-          <w:t>啟1:14</w:t>
-        </w:r>
-      </w:hyperlink>
-      <w:r>
-        <w:rPr>
-          <w:lang w:val="zh_TW" w:bidi="zh_TW"/>
-        </w:rPr>
-        <w:t>）、患病的皮膚（</w:t>
-      </w:r>
-      <w:hyperlink r:id="rId145">
-        <w:r>
-          <w:rPr>
-            <w:lang w:val="zh_TW" w:bidi="zh_TW"/>
-          </w:rPr>
-          <w:rPr>
-            <w:color w:val="0000EE"/>
-            <w:u w:val="single"/>
-          </w:rPr>
-          <w:t>出4:6</w:t>
-        </w:r>
-      </w:hyperlink>
-      <w:r>
-        <w:rPr>
-          <w:lang w:val="zh_TW" w:bidi="zh_TW"/>
-        </w:rPr>
-        <w:t>；</w:t>
-      </w:r>
-      <w:hyperlink r:id="rId146">
-        <w:r>
-          <w:rPr>
-            <w:lang w:val="zh_TW" w:bidi="zh_TW"/>
-          </w:rPr>
-          <w:rPr>
-            <w:color w:val="0000EE"/>
-            <w:u w:val="single"/>
-          </w:rPr>
-          <w:t>利13:4、17</w:t>
-        </w:r>
-      </w:hyperlink>
-      <w:r>
-        <w:rPr>
-          <w:lang w:val="zh_TW" w:bidi="zh_TW"/>
-        </w:rPr>
-        <w:t>）、嗎哪（</w:t>
-      </w:r>
-      <w:hyperlink r:id="rId147">
-        <w:r>
-          <w:rPr>
-            <w:lang w:val="zh_TW" w:bidi="zh_TW"/>
-          </w:rPr>
-          <w:rPr>
-            <w:color w:val="0000EE"/>
-            <w:u w:val="single"/>
-          </w:rPr>
-          <w:t>出16:31</w:t>
-        </w:r>
-      </w:hyperlink>
-      <w:r>
-        <w:rPr>
-          <w:lang w:val="zh_TW" w:bidi="zh_TW"/>
-        </w:rPr>
-        <w:t>）、雪（</w:t>
-      </w:r>
-      <w:hyperlink r:id="rId148">
-        <w:r>
-          <w:rPr>
-            <w:lang w:val="zh_TW" w:bidi="zh_TW"/>
-          </w:rPr>
-          <w:rPr>
-            <w:color w:val="0000EE"/>
-            <w:u w:val="single"/>
-          </w:rPr>
-          <w:t>王下5:27</w:t>
-        </w:r>
-      </w:hyperlink>
-      <w:r>
-        <w:rPr>
-          <w:lang w:val="zh_TW" w:bidi="zh_TW"/>
-        </w:rPr>
-        <w:t>）、牛奶和牙齒（</w:t>
-      </w:r>
-      <w:hyperlink r:id="rId109">
-        <w:r>
-          <w:rPr>
-            <w:lang w:val="zh_TW" w:bidi="zh_TW"/>
-          </w:rPr>
-          <w:rPr>
-            <w:color w:val="0000EE"/>
-            <w:u w:val="single"/>
-          </w:rPr>
-          <w:t>創49:12</w:t>
-        </w:r>
-      </w:hyperlink>
-      <w:r>
-        <w:rPr>
-          <w:lang w:val="zh_TW" w:bidi="zh_TW"/>
-        </w:rPr>
-        <w:t>）、馬（</w:t>
-      </w:r>
-      <w:hyperlink r:id="rId116">
-        <w:r>
-          <w:rPr>
-            <w:lang w:val="zh_TW" w:bidi="zh_TW"/>
-          </w:rPr>
-          <w:rPr>
-            <w:color w:val="0000EE"/>
-            <w:u w:val="single"/>
-          </w:rPr>
-          <w:t>亞1:8，</w:t>
-        </w:r>
-      </w:hyperlink>
-      <w:hyperlink r:id="rId66">
-        <w:r>
-          <w:rPr>
-            <w:lang w:val="zh_TW" w:bidi="zh_TW"/>
-          </w:rPr>
-          <w:rPr>
-            <w:color w:val="0000EE"/>
-            <w:u w:val="single"/>
-          </w:rPr>
-          <w:t>6:3</w:t>
-        </w:r>
-      </w:hyperlink>
-      <w:r>
-        <w:rPr>
-          <w:lang w:val="zh_TW" w:bidi="zh_TW"/>
-        </w:rPr>
-        <w:t>；</w:t>
-      </w:r>
-      <w:hyperlink r:id="rId149">
-        <w:r>
-          <w:rPr>
-            <w:lang w:val="zh_TW" w:bidi="zh_TW"/>
-          </w:rPr>
-          <w:rPr>
-            <w:color w:val="0000EE"/>
-            <w:u w:val="single"/>
-          </w:rPr>
-          <w:t>啟6:2，</w:t>
-        </w:r>
-      </w:hyperlink>
-      <w:hyperlink r:id="rId150">
-        <w:r>
-          <w:rPr>
-            <w:lang w:val="zh_TW" w:bidi="zh_TW"/>
-          </w:rPr>
-          <w:rPr>
-            <w:color w:val="0000EE"/>
-            <w:u w:val="single"/>
-          </w:rPr>
-          <w:t>19:11</w:t>
-        </w:r>
-      </w:hyperlink>
-      <w:r>
-        <w:rPr>
-          <w:lang w:val="zh_TW" w:bidi="zh_TW"/>
-        </w:rPr>
-        <w:t>）、驢（</w:t>
-      </w:r>
-      <w:hyperlink r:id="rId151">
-        <w:r>
-          <w:rPr>
-            <w:lang w:val="zh_TW" w:bidi="zh_TW"/>
-          </w:rPr>
-          <w:rPr>
-            <w:color w:val="0000EE"/>
-            <w:u w:val="single"/>
-          </w:rPr>
-          <w:t>士5:10</w:t>
-        </w:r>
-      </w:hyperlink>
-      <w:r>
-        <w:rPr>
-          <w:lang w:val="zh_TW" w:bidi="zh_TW"/>
-        </w:rPr>
-        <w:t>，有英文譯本譯為「茶褐色（tawny）」）、羊毛（</w:t>
-      </w:r>
-      <w:hyperlink r:id="rId152">
-        <w:r>
-          <w:rPr>
-            <w:lang w:val="zh_TW" w:bidi="zh_TW"/>
-          </w:rPr>
-          <w:rPr>
-            <w:color w:val="0000EE"/>
-            <w:u w:val="single"/>
-          </w:rPr>
-          <w:t>結27:18</w:t>
-        </w:r>
-      </w:hyperlink>
-      <w:r>
-        <w:rPr>
-          <w:lang w:val="zh_TW" w:bidi="zh_TW"/>
-        </w:rPr>
-        <w:t>）、特殊的石頭（</w:t>
-      </w:r>
-      <w:hyperlink r:id="rId153">
-        <w:r>
-          <w:rPr>
-            <w:lang w:val="zh_TW" w:bidi="zh_TW"/>
-          </w:rPr>
-          <w:rPr>
-            <w:color w:val="0000EE"/>
-            <w:u w:val="single"/>
-          </w:rPr>
-          <w:t>啟2:17</w:t>
-        </w:r>
-      </w:hyperlink>
-      <w:r>
-        <w:rPr>
-          <w:lang w:val="zh_TW" w:bidi="zh_TW"/>
-        </w:rPr>
-        <w:t>）、光（</w:t>
-      </w:r>
-      <w:hyperlink r:id="rId154">
-        <w:r>
-          <w:rPr>
-            <w:lang w:val="zh_TW" w:bidi="zh_TW"/>
-          </w:rPr>
-          <w:rPr>
-            <w:color w:val="0000EE"/>
-            <w:u w:val="single"/>
-          </w:rPr>
-          <w:t>太17:2</w:t>
-        </w:r>
-      </w:hyperlink>
-      <w:r>
-        <w:rPr>
-          <w:lang w:val="zh_TW" w:bidi="zh_TW"/>
-        </w:rPr>
-        <w:t>）、雲（</w:t>
-      </w:r>
-      <w:hyperlink r:id="rId155">
-        <w:r>
-          <w:rPr>
-            <w:lang w:val="zh_TW" w:bidi="zh_TW"/>
-          </w:rPr>
-          <w:rPr>
-            <w:color w:val="0000EE"/>
-            <w:u w:val="single"/>
-          </w:rPr>
-          <w:t>啟14:14</w:t>
-        </w:r>
-      </w:hyperlink>
-      <w:r>
-        <w:rPr>
-          <w:lang w:val="zh_TW" w:bidi="zh_TW"/>
-        </w:rPr>
-        <w:t>），以及已熟的莊稼（</w:t>
-      </w:r>
-      <w:hyperlink r:id="rId156">
-        <w:r>
-          <w:rPr>
-            <w:lang w:val="zh_TW" w:bidi="zh_TW"/>
-          </w:rPr>
-          <w:rPr>
-            <w:color w:val="0000EE"/>
-            <w:u w:val="single"/>
-          </w:rPr>
-          <w:t>約4:35</w:t>
-        </w:r>
-      </w:hyperlink>
-      <w:r>
-        <w:rPr>
-          <w:lang w:val="zh_TW" w:bidi="zh_TW"/>
-        </w:rPr>
-        <w:t>）。「白色」也用來形容簾子（</w:t>
-      </w:r>
-      <w:hyperlink r:id="rId51">
-        <w:r>
-          <w:rPr>
-            <w:lang w:val="zh_TW" w:bidi="zh_TW"/>
-          </w:rPr>
-          <w:rPr>
-            <w:color w:val="0000EE"/>
-            <w:u w:val="single"/>
-          </w:rPr>
-          <w:t>斯1:6</w:t>
-        </w:r>
-      </w:hyperlink>
-      <w:r>
-        <w:rPr>
-          <w:lang w:val="zh_TW" w:bidi="zh_TW"/>
-        </w:rPr>
-        <w:t>）、衣服（</w:t>
-      </w:r>
-      <w:hyperlink r:id="rId52">
-        <w:r>
-          <w:rPr>
-            <w:lang w:val="zh_TW" w:bidi="zh_TW"/>
-          </w:rPr>
-          <w:rPr>
-            <w:color w:val="0000EE"/>
-            <w:u w:val="single"/>
-          </w:rPr>
-          <w:t>斯8:15</w:t>
-        </w:r>
-      </w:hyperlink>
-      <w:r>
-        <w:rPr>
-          <w:lang w:val="zh_TW" w:bidi="zh_TW"/>
-        </w:rPr>
-        <w:t>；</w:t>
-      </w:r>
-      <w:hyperlink r:id="rId157">
-        <w:r>
-          <w:rPr>
-            <w:lang w:val="zh_TW" w:bidi="zh_TW"/>
-          </w:rPr>
-          <w:rPr>
-            <w:color w:val="0000EE"/>
-            <w:u w:val="single"/>
-          </w:rPr>
-          <w:t>傳9:8</w:t>
-        </w:r>
-      </w:hyperlink>
-      <w:r>
-        <w:rPr>
-          <w:lang w:val="zh_TW" w:bidi="zh_TW"/>
-        </w:rPr>
-        <w:t>；</w:t>
-      </w:r>
-      <w:hyperlink r:id="rId158">
-        <w:r>
-          <w:rPr>
-            <w:lang w:val="zh_TW" w:bidi="zh_TW"/>
-          </w:rPr>
-          <w:rPr>
-            <w:color w:val="0000EE"/>
-            <w:u w:val="single"/>
-          </w:rPr>
-          <w:t>但7:9</w:t>
-        </w:r>
-      </w:hyperlink>
-      <w:r>
-        <w:rPr>
-          <w:lang w:val="zh_TW" w:bidi="zh_TW"/>
-        </w:rPr>
-        <w:t>；</w:t>
-      </w:r>
-      <w:hyperlink r:id="rId159">
-        <w:r>
-          <w:rPr>
-            <w:lang w:val="zh_TW" w:bidi="zh_TW"/>
-          </w:rPr>
-          <w:rPr>
-            <w:color w:val="0000EE"/>
-            <w:u w:val="single"/>
-          </w:rPr>
-          <w:t>可16:5</w:t>
-        </w:r>
-      </w:hyperlink>
-      <w:r>
-        <w:rPr>
-          <w:lang w:val="zh_TW" w:bidi="zh_TW"/>
-        </w:rPr>
-        <w:t>；</w:t>
-      </w:r>
-      <w:hyperlink r:id="rId160">
-        <w:r>
-          <w:rPr>
-            <w:lang w:val="zh_TW" w:bidi="zh_TW"/>
-          </w:rPr>
-          <w:rPr>
-            <w:color w:val="0000EE"/>
-            <w:u w:val="single"/>
-          </w:rPr>
-          <w:t>啟3:5、18，</w:t>
-        </w:r>
-      </w:hyperlink>
-      <w:hyperlink r:id="rId161">
-        <w:r>
-          <w:rPr>
-            <w:lang w:val="zh_TW" w:bidi="zh_TW"/>
-          </w:rPr>
-          <w:rPr>
-            <w:color w:val="0000EE"/>
-            <w:u w:val="single"/>
-          </w:rPr>
-          <w:t>4:4</w:t>
-        </w:r>
-      </w:hyperlink>
-      <w:r>
-        <w:rPr>
-          <w:lang w:val="zh_TW" w:bidi="zh_TW"/>
-        </w:rPr>
-        <w:t>）、天使的衣服（</w:t>
-      </w:r>
-      <w:hyperlink r:id="rId162">
-        <w:r>
-          <w:rPr>
-            <w:lang w:val="zh_TW" w:bidi="zh_TW"/>
-          </w:rPr>
-          <w:rPr>
-            <w:color w:val="0000EE"/>
-            <w:u w:val="single"/>
-          </w:rPr>
-          <w:t>約20:12</w:t>
-        </w:r>
-      </w:hyperlink>
-      <w:r>
-        <w:rPr>
-          <w:lang w:val="zh_TW" w:bidi="zh_TW"/>
-        </w:rPr>
-        <w:t>；</w:t>
-      </w:r>
-      <w:hyperlink r:id="rId163">
-        <w:r>
-          <w:rPr>
-            <w:lang w:val="zh_TW" w:bidi="zh_TW"/>
-          </w:rPr>
-          <w:rPr>
-            <w:color w:val="0000EE"/>
-            <w:u w:val="single"/>
-          </w:rPr>
-          <w:t>徒1:10</w:t>
-        </w:r>
-      </w:hyperlink>
-      <w:r>
-        <w:rPr>
-          <w:lang w:val="zh_TW" w:bidi="zh_TW"/>
-        </w:rPr>
-        <w:t>），以及寶座（</w:t>
-      </w:r>
-      <w:hyperlink r:id="rId164">
-        <w:r>
-          <w:rPr>
-            <w:lang w:val="zh_TW" w:bidi="zh_TW"/>
-          </w:rPr>
-          <w:rPr>
-            <w:color w:val="0000EE"/>
-            <w:u w:val="single"/>
-          </w:rPr>
-          <w:t>啟20:11</w:t>
-        </w:r>
-      </w:hyperlink>
-      <w:r>
-        <w:rPr>
-          <w:lang w:val="zh_TW" w:bidi="zh_TW"/>
-        </w:rPr>
-        <w:t>）。此外，「白色」還象徵從罪中的潔淨（</w:t>
-      </w:r>
-      <w:hyperlink r:id="rId165">
-        <w:r>
-          <w:rPr>
-            <w:lang w:val="zh_TW" w:bidi="zh_TW"/>
-          </w:rPr>
-          <w:rPr>
-            <w:color w:val="0000EE"/>
-            <w:u w:val="single"/>
-          </w:rPr>
-          <w:t>詩51:7</w:t>
-        </w:r>
-      </w:hyperlink>
-      <w:r>
-        <w:rPr>
-          <w:lang w:val="zh_TW" w:bidi="zh_TW"/>
-        </w:rPr>
-        <w:t>；</w:t>
-      </w:r>
-      <w:hyperlink r:id="rId54">
-        <w:r>
-          <w:rPr>
-            <w:lang w:val="zh_TW" w:bidi="zh_TW"/>
-          </w:rPr>
-          <w:rPr>
-            <w:color w:val="0000EE"/>
-            <w:u w:val="single"/>
-          </w:rPr>
-          <w:t>賽1:18</w:t>
-        </w:r>
-      </w:hyperlink>
-      <w:r>
-        <w:rPr>
-          <w:lang w:val="zh_TW" w:bidi="zh_TW"/>
-        </w:rPr>
-        <w:t>；</w:t>
-      </w:r>
-      <w:hyperlink r:id="rId166">
-        <w:r>
-          <w:rPr>
-            <w:lang w:val="zh_TW" w:bidi="zh_TW"/>
-          </w:rPr>
-          <w:rPr>
-            <w:color w:val="0000EE"/>
-            <w:u w:val="single"/>
-          </w:rPr>
-          <w:t>但12:10</w:t>
-        </w:r>
-      </w:hyperlink>
-      <w:r>
-        <w:rPr>
-          <w:lang w:val="zh_TW" w:bidi="zh_TW"/>
-        </w:rPr>
-        <w:t>）和王子的外貌（</w:t>
-      </w:r>
-      <w:hyperlink r:id="rId167">
-        <w:r>
-          <w:rPr>
-            <w:lang w:val="zh_TW" w:bidi="zh_TW"/>
-          </w:rPr>
-          <w:rPr>
-            <w:color w:val="0000EE"/>
-            <w:u w:val="single"/>
-          </w:rPr>
-          <w:t>哀4:7</w:t>
-        </w:r>
-      </w:hyperlink>
-      <w:r>
-        <w:rPr>
-          <w:lang w:val="zh_TW" w:bidi="zh_TW"/>
-        </w:rPr>
-        <w:t>）。</w:t>
-      </w:r>
-    </w:p>
-    <w:p>
-      <w:pPr/>
-      <w:r>
-        <w:rPr>
-          <w:lang w:val="zh_TW" w:bidi="zh_TW"/>
-        </w:rPr>
-      </w:r>
-      <w:r>
-        <w:rPr>
-          <w:i/>
-          <w:lang w:val="zh_TW" w:bidi="zh_TW"/>
-        </w:rPr>
-        <w:t>另見</w:t>
-      </w:r>
-      <w:r>
-        <w:rPr>
-          <w:lang w:val="zh_TW" w:bidi="zh_TW"/>
-        </w:rPr>
-        <w:t xml:space="preserve"> </w:t>
-      </w:r>
-      <w:r>
-        <w:rPr>
-          <w:lang w:val="zh_TW" w:bidi="zh_TW"/>
-        </w:rPr>
-        <w:t>布料和布料製造</w:t>
-      </w:r>
-      <w:r>
-        <w:rPr>
-          <w:lang w:val="zh_TW" w:bidi="zh_TW"/>
-        </w:rPr>
-        <w:t>；</w:t>
-      </w:r>
-      <w:r>
-        <w:rPr>
-          <w:lang w:val="zh_TW" w:bidi="zh_TW"/>
-        </w:rPr>
-        <w:t>染料，染色，染匠</w:t>
+      <w:r>
+        <w:rPr>
+          <w:lang w:val="zh_TW" w:bidi="zh_TW"/>
+        </w:rPr>
+        <w:t>預定</w:t>
       </w:r>
       <w:r>
         <w:rPr>

--- a/zht/docx/166.content.docx
+++ b/zht/docx/166.content.docx
@@ -149,7 +149,7 @@
         <w:rPr>
           <w:lang w:val="zh_TW" w:bidi="zh_TW"/>
         </w:rPr>
-        <w:t>xuan</w:t>
+        <w:t>wang</w:t>
       </w:r>
       <w:r>
         <w:rPr>
@@ -212,7 +212,7 @@
         <w:rPr>
           <w:lang w:val="zh_TW" w:bidi="zh_TW"/>
         </w:rPr>
-        <w:t>選舉</w:t>
+        <w:t>王</w:t>
       </w:r>
       <w:r>
         <w:rPr>
@@ -231,7 +231,97 @@
         <w:rPr>
           <w:lang w:val="zh_TW" w:bidi="zh_TW"/>
         </w:rPr>
-        <w:t>在現代英文中，這些詞語指的是一群人選擇領袖或代表的過程，通常涉及從幾個候選人中做出選擇。</w:t>
+        <w:t>希伯來文舊約聖經裡，melek（王）這個詞出現超過2,000次。它可以指神（</w:t>
+      </w:r>
+      <w:hyperlink r:id="rId13">
+        <w:r>
+          <w:rPr>
+            <w:lang w:val="zh_TW" w:bidi="zh_TW"/>
+          </w:rPr>
+          <w:rPr>
+            <w:color w:val="0000EE"/>
+            <w:u w:val="single"/>
+          </w:rPr>
+          <w:t>詩95:3</w:t>
+        </w:r>
+      </w:hyperlink>
+      <w:r>
+        <w:rPr>
+          <w:lang w:val="zh_TW" w:bidi="zh_TW"/>
+        </w:rPr>
+        <w:t>），也可以指人的統治者。一般來說，它指一位在其臣民之上擁有至高權柄與大能的統治者。在舊約聖經中，melek是用來指一個支派的統治者（「米甸的王」，</w:t>
+      </w:r>
+      <w:hyperlink r:id="rId14">
+        <w:r>
+          <w:rPr>
+            <w:lang w:val="zh_TW" w:bidi="zh_TW"/>
+          </w:rPr>
+          <w:rPr>
+            <w:color w:val="0000EE"/>
+            <w:u w:val="single"/>
+          </w:rPr>
+          <w:t>民31:8</w:t>
+        </w:r>
+      </w:hyperlink>
+      <w:r>
+        <w:rPr>
+          <w:lang w:val="zh_TW" w:bidi="zh_TW"/>
+        </w:rPr>
+        <w:t>）、一座城的王（耶利哥、艾城；參</w:t>
+      </w:r>
+      <w:hyperlink r:id="rId15">
+        <w:r>
+          <w:rPr>
+            <w:lang w:val="zh_TW" w:bidi="zh_TW"/>
+          </w:rPr>
+          <w:rPr>
+            <w:color w:val="0000EE"/>
+            <w:u w:val="single"/>
+          </w:rPr>
+          <w:t>書12:9–24</w:t>
+        </w:r>
+      </w:hyperlink>
+      <w:r>
+        <w:rPr>
+          <w:lang w:val="zh_TW" w:bidi="zh_TW"/>
+        </w:rPr>
+        <w:t>，其中列出了以色列人所征服的31個城邦的王）、一個民族的王（以色列、猶大、亞捫、摩押、亞蘭），或是一個列邦的君王（如埃及、亞述、巴比倫，或波斯）。也有其它詞語可以指王室身分。非利士人將seren（首領）這個稱號引入希伯來文的詞彙中。非利士的五座城由五個首領治理。另一個指以色列王的詞語是nagid（君王）。掃羅和大衛都曾受膏作以色列的nagid（</w:t>
+      </w:r>
+      <w:hyperlink r:id="rId16">
+        <w:r>
+          <w:rPr>
+            <w:lang w:val="zh_TW" w:bidi="zh_TW"/>
+          </w:rPr>
+          <w:rPr>
+            <w:color w:val="0000EE"/>
+            <w:u w:val="single"/>
+          </w:rPr>
+          <w:t>撒上10:1</w:t>
+        </w:r>
+      </w:hyperlink>
+      <w:r>
+        <w:rPr>
+          <w:lang w:val="zh_TW" w:bidi="zh_TW"/>
+        </w:rPr>
+        <w:t>，</w:t>
+      </w:r>
+      <w:hyperlink r:id="rId17">
+        <w:r>
+          <w:rPr>
+            <w:lang w:val="zh_TW" w:bidi="zh_TW"/>
+          </w:rPr>
+          <w:rPr>
+            <w:color w:val="0000EE"/>
+            <w:u w:val="single"/>
+          </w:rPr>
+          <w:t>16:13</w:t>
+        </w:r>
+      </w:hyperlink>
+      <w:r>
+        <w:rPr>
+          <w:lang w:val="zh_TW" w:bidi="zh_TW"/>
+        </w:rPr>
+        <w:t>）。在新約聖經與七十士譯本（舊約聖經的希臘文譯本）中，希臘文的basileus在意思上與希伯來文的melek相近。新約聖經的basileus可以指公元一世紀的世俗統治者、以色列的王、過去的統治者，也可以指那位屬神的王，就是耶穌基督。</w:t>
       </w:r>
     </w:p>
     <w:p>
@@ -245,9 +335,9 @@
         <w:rPr>
           <w:lang w:val="zh_TW" w:bidi="zh_TW"/>
         </w:rPr>
-        <w:t>當「揀選（elect）」這個動詞在聖經中以神學意義使用時，通常是指神的行動，指神在做出選擇。在舊約中，它是用來指神揀選以色列成為祂的子民（參</w:t>
-      </w:r>
-      <w:hyperlink r:id="rId13">
+        <w:t>「萬王之王」這個稱號是用在耶穌身上（</w:t>
+      </w:r>
+      <w:hyperlink r:id="rId18">
         <w:r>
           <w:rPr>
             <w:lang w:val="zh_TW" w:bidi="zh_TW"/>
@@ -256,16 +346,16 @@
             <w:color w:val="0000EE"/>
             <w:u w:val="single"/>
           </w:rPr>
-          <w:t>徒13:17</w:t>
+          <w:t>提前6:15</w:t>
         </w:r>
       </w:hyperlink>
       <w:r>
         <w:rPr>
           <w:lang w:val="zh_TW" w:bidi="zh_TW"/>
         </w:rPr>
-        <w:t>）。以色列成為神的子民，不是因為他們決定要屬於神，而是因為神揀選了他們。神這樣做是因為祂對亞伯拉罕的應許，而不是因為以色列有什麼特別之處（</w:t>
-      </w:r>
-      <w:hyperlink r:id="rId14">
+        <w:t>），是一個希伯來式的說法，意思是至高的王，或最偉大的王。例如，以西結預言泰爾傾覆的經文中稱尼布甲尼撒為「諸王之王」（</w:t>
+      </w:r>
+      <w:hyperlink r:id="rId19">
         <w:r>
           <w:rPr>
             <w:lang w:val="zh_TW" w:bidi="zh_TW"/>
@@ -274,16 +364,16 @@
             <w:color w:val="0000EE"/>
             <w:u w:val="single"/>
           </w:rPr>
-          <w:t>申7:7–8</w:t>
+          <w:t>結26:7</w:t>
         </w:r>
       </w:hyperlink>
       <w:r>
         <w:rPr>
           <w:lang w:val="zh_TW" w:bidi="zh_TW"/>
         </w:rPr>
-        <w:t>）。神也揀選他們的領袖，如掃羅和大衛（</w:t>
-      </w:r>
-      <w:hyperlink r:id="rId15">
+        <w:t>）。亞述和巴比倫的大君王引入這個稱號。在他們之前，統治者的稱號是「王」或「大王」，例如</w:t>
+      </w:r>
+      <w:hyperlink r:id="rId20">
         <w:r>
           <w:rPr>
             <w:lang w:val="zh_TW" w:bidi="zh_TW"/>
@@ -292,32 +382,25 @@
             <w:color w:val="0000EE"/>
             <w:u w:val="single"/>
           </w:rPr>
-          <w:t>撒上10:24</w:t>
+          <w:t>列王紀下十八章28節</w:t>
         </w:r>
       </w:hyperlink>
       <w:r>
         <w:rPr>
           <w:lang w:val="zh_TW" w:bidi="zh_TW"/>
         </w:rPr>
-        <w:t>；</w:t>
-      </w:r>
-      <w:hyperlink r:id="rId16">
-        <w:r>
-          <w:rPr>
-            <w:lang w:val="zh_TW" w:bidi="zh_TW"/>
-          </w:rPr>
-          <w:rPr>
-            <w:color w:val="0000EE"/>
-            <w:u w:val="single"/>
-          </w:rPr>
-          <w:t>撒下6:21</w:t>
-        </w:r>
-      </w:hyperlink>
-      <w:r>
-        <w:rPr>
-          <w:lang w:val="zh_TW" w:bidi="zh_TW"/>
-        </w:rPr>
-        <w:t>）。這些揀選是由神單獨決定的，而不是由人們投票決定的。因此，這個詞表示神的權柄，神有權決定將會發生的事情，這是獨立於人的選擇之外。</w:t>
+        <w:t>所述：「你們當聽亞述大王的話」。後來的統治者擴張帝國疆域時，也會改變自己的稱號。</w:t>
+      </w:r>
+    </w:p>
+    <w:p>
+      <w:pPr>
+        <w:pStyle w:val="Heading3"/>
+      </w:pPr>
+      <w:r>
+        <w:rPr>
+          <w:lang w:val="zh_TW" w:bidi="zh_TW"/>
+        </w:rPr>
+        <w:t>以色列的王權</w:t>
       </w:r>
     </w:p>
     <w:p>
@@ -331,9 +414,9 @@
         <w:rPr>
           <w:lang w:val="zh_TW" w:bidi="zh_TW"/>
         </w:rPr>
-        <w:t>新約聖經也有類似的概念。神的子民被描述為祂的「選民（his elect）」或「神的選民（chosen ones）」。耶穌在談到未來人子（Son of Man，耶穌用來稱呼自己的稱號）要來並聚集神的子民時，使用了這個詞語（</w:t>
-      </w:r>
-      <w:hyperlink r:id="rId17">
+        <w:t>神揀選亞伯拉罕作多國之父；彌賽亞要藉著他和他的後裔在地上掌權。神在賜給亞伯拉罕的應許裡屢次向他保證，他必作一個強大民族之父，神要把迦南地賜給這個民族，而且君王必從他的後裔而出（</w:t>
+      </w:r>
+      <w:hyperlink r:id="rId21">
         <w:r>
           <w:rPr>
             <w:lang w:val="zh_TW" w:bidi="zh_TW"/>
@@ -342,16 +425,16 @@
             <w:color w:val="0000EE"/>
             <w:u w:val="single"/>
           </w:rPr>
-          <w:t>可13:20、27</w:t>
+          <w:t>創17:6</w:t>
         </w:r>
       </w:hyperlink>
       <w:r>
         <w:rPr>
           <w:lang w:val="zh_TW" w:bidi="zh_TW"/>
         </w:rPr>
-        <w:t>）。耶穌將顯明，神的子民受苦並耐心等待祂是正確的（</w:t>
-      </w:r>
-      <w:hyperlink r:id="rId18">
+        <w:t>）。亞伯拉罕遵行神吩咐他受割禮的命令，表明他接受神在他家中掌權；這也使亞伯拉罕的宗族分別出來，事奉神（</w:t>
+      </w:r>
+      <w:hyperlink r:id="rId22">
         <w:r>
           <w:rPr>
             <w:lang w:val="zh_TW" w:bidi="zh_TW"/>
@@ -360,16 +443,16 @@
             <w:color w:val="0000EE"/>
             <w:u w:val="single"/>
           </w:rPr>
-          <w:t>路18:7</w:t>
+          <w:t>10–14</w:t>
         </w:r>
       </w:hyperlink>
       <w:r>
         <w:rPr>
           <w:lang w:val="zh_TW" w:bidi="zh_TW"/>
         </w:rPr>
-        <w:t>）。在</w:t>
-      </w:r>
-      <w:hyperlink r:id="rId19">
+        <w:t>節）。神與亞伯拉罕和他後裔建立關係的終極目的是，神要作以色列的王，而祂的百姓也要藉著忠心順服祂，表明他們接受祂掌權（</w:t>
+      </w:r>
+      <w:hyperlink r:id="rId23">
         <w:r>
           <w:rPr>
             <w:lang w:val="zh_TW" w:bidi="zh_TW"/>
@@ -378,32 +461,14 @@
             <w:color w:val="0000EE"/>
             <w:u w:val="single"/>
           </w:rPr>
-          <w:t>彼得前書二章9節</w:t>
+          <w:t>9</w:t>
         </w:r>
       </w:hyperlink>
       <w:r>
         <w:rPr>
           <w:lang w:val="zh_TW" w:bidi="zh_TW"/>
         </w:rPr>
-        <w:t>，神的子民被稱為「被揀選的族類（chosen [elect] people）」。這句話最初是用在以色列民身上的（</w:t>
-      </w:r>
-      <w:hyperlink r:id="rId20">
-        <w:r>
-          <w:rPr>
-            <w:lang w:val="zh_TW" w:bidi="zh_TW"/>
-          </w:rPr>
-          <w:rPr>
-            <w:color w:val="0000EE"/>
-            <w:u w:val="single"/>
-          </w:rPr>
-          <w:t>賽43:20</w:t>
-        </w:r>
-      </w:hyperlink>
-      <w:r>
-        <w:rPr>
-          <w:lang w:val="zh_TW" w:bidi="zh_TW"/>
-        </w:rPr>
-        <w:t>），這表明舊約中神的子民與新約中的基督教會是相聯繫的。神對以色列人的應許，現在在教會中得以實現。</w:t>
+        <w:t>節）。</w:t>
       </w:r>
     </w:p>
     <w:p>
@@ -417,43 +482,7 @@
         <w:rPr>
           <w:lang w:val="zh_TW" w:bidi="zh_TW"/>
         </w:rPr>
-        <w:t>在</w:t>
-      </w:r>
-      <w:hyperlink r:id="rId21">
-        <w:r>
-          <w:rPr>
-            <w:lang w:val="zh_TW" w:bidi="zh_TW"/>
-          </w:rPr>
-          <w:rPr>
-            <w:color w:val="0000EE"/>
-            <w:u w:val="single"/>
-          </w:rPr>
-          <w:t>羅馬書九至十一章</w:t>
-        </w:r>
-      </w:hyperlink>
-      <w:r>
-        <w:rPr>
-          <w:lang w:val="zh_TW" w:bidi="zh_TW"/>
-        </w:rPr>
-        <w:t>，保羅談到一個問題：為什麼大多數猶太人拒絕了關於耶穌的好消息，而許多外邦人卻接受了呢？他說，現在有一小群（或餘民）的猶太人相信。神揀選了這群人是因著神的恩典，這群人是「選民」。這小群人得到了神原本為整個以色列所預備的福分。保羅說，許多人沒有接受這個信息，因為他們對此漸漸不再敏感。他將此描述為「頑梗不化」，這與人類普遍背離神的傾向有關（</w:t>
-      </w:r>
-      <w:hyperlink r:id="rId22">
-        <w:r>
-          <w:rPr>
-            <w:lang w:val="zh_TW" w:bidi="zh_TW"/>
-          </w:rPr>
-          <w:rPr>
-            <w:color w:val="0000EE"/>
-            <w:u w:val="single"/>
-          </w:rPr>
-          <w:t>羅11:5–7</w:t>
-        </w:r>
-      </w:hyperlink>
-      <w:r>
-        <w:rPr>
-          <w:lang w:val="zh_TW" w:bidi="zh_TW"/>
-        </w:rPr>
-        <w:t>）。</w:t>
+        <w:t>這約的核心是，神期望他們忠於祂的掌權。亞伯拉罕和他的後裔要與這位大君王相交，藉著這樣的生活，在列邦中施行神所賜的「治理」。祂要藉著亞伯拉罕和他的後裔興起一個「君尊的民族（royal nation）」，使他們得以重新承受治理祂所創造萬有的全部特權。</w:t>
       </w:r>
     </w:p>
     <w:p>
@@ -467,9 +496,9 @@
         <w:rPr>
           <w:lang w:val="zh_TW" w:bidi="zh_TW"/>
         </w:rPr>
-        <w:t>然而，保羅說神並沒有取消祂揀選以色列作為祂的子民。保羅解釋說，雖然許多猶太人沒有接受關於耶穌的信息，但這使得外邦人也能接受神的祝福。保羅強調神仍然愛猶太人，並且不會收回對他們的應許（</w:t>
-      </w:r>
-      <w:hyperlink r:id="rId23">
+        <w:t>耶和華也與以色列立約。這約是出於主權的恩典與應許的治理；耶和華藉著祂律法的約束，也藉著祂親自同在，使這百姓分別為聖歸給祂。這個民族親眼看見神怎樣看顧他們，就必須學習：他們如果順服神的要求，神權政體的國度（theocratic kingdom）就能在地上成為現實。在西奈之約裡，神權政體（theocracy，就是神的掌權）得以建立。神把誡命託付給以色列，好叫他們顯出自己是神權政體的民族，正如神向摩西所啟示的話：「如今你們若實在聽從我的話，遵守我的約，就要在萬民中作屬我的子民，因為全地都是我的。你們要歸我作祭司的國度，為聖潔的國民。」（</w:t>
+      </w:r>
+      <w:hyperlink r:id="rId24">
         <w:r>
           <w:rPr>
             <w:lang w:val="zh_TW" w:bidi="zh_TW"/>
@@ -478,14 +507,14 @@
             <w:color w:val="0000EE"/>
             <w:u w:val="single"/>
           </w:rPr>
-          <w:t>羅11:28</w:t>
+          <w:t>出19:5–6</w:t>
         </w:r>
       </w:hyperlink>
       <w:r>
         <w:rPr>
           <w:lang w:val="zh_TW" w:bidi="zh_TW"/>
         </w:rPr>
-        <w:t>）。正因如此，保羅相信將來會有許多猶太人歸向神。</w:t>
+        <w:t>）。他們是神為列邦所揀選的；藉著以色列像祭司一樣的順服與代求，全地就能認識創造主—救贖主（Creator-Redeemer）。</w:t>
       </w:r>
     </w:p>
     <w:p>
@@ -499,187 +528,7 @@
         <w:rPr>
           <w:lang w:val="zh_TW" w:bidi="zh_TW"/>
         </w:rPr>
-        <w:t>聖經中翻譯為「選民」的詞語通常以複數形式出現，指的是所有神的子民或特定地方教會的成員（</w:t>
-      </w:r>
-      <w:hyperlink r:id="rId24">
-        <w:r>
-          <w:rPr>
-            <w:lang w:val="zh_TW" w:bidi="zh_TW"/>
-          </w:rPr>
-          <w:rPr>
-            <w:color w:val="0000EE"/>
-            <w:u w:val="single"/>
-          </w:rPr>
-          <w:t>羅8:33</w:t>
-        </w:r>
-      </w:hyperlink>
-      <w:r>
-        <w:rPr>
-          <w:lang w:val="zh_TW" w:bidi="zh_TW"/>
-        </w:rPr>
-        <w:t>；</w:t>
-      </w:r>
-      <w:hyperlink r:id="rId25">
-        <w:r>
-          <w:rPr>
-            <w:lang w:val="zh_TW" w:bidi="zh_TW"/>
-          </w:rPr>
-          <w:rPr>
-            <w:color w:val="0000EE"/>
-            <w:u w:val="single"/>
-          </w:rPr>
-          <w:t>西3:12</w:t>
-        </w:r>
-      </w:hyperlink>
-      <w:r>
-        <w:rPr>
-          <w:lang w:val="zh_TW" w:bidi="zh_TW"/>
-        </w:rPr>
-        <w:t>；</w:t>
-      </w:r>
-      <w:hyperlink r:id="rId26">
-        <w:r>
-          <w:rPr>
-            <w:lang w:val="zh_TW" w:bidi="zh_TW"/>
-          </w:rPr>
-          <w:rPr>
-            <w:color w:val="0000EE"/>
-            <w:u w:val="single"/>
-          </w:rPr>
-          <w:t>帖前1:4</w:t>
-        </w:r>
-      </w:hyperlink>
-      <w:r>
-        <w:rPr>
-          <w:lang w:val="zh_TW" w:bidi="zh_TW"/>
-        </w:rPr>
-        <w:t>；</w:t>
-      </w:r>
-      <w:hyperlink r:id="rId27">
-        <w:r>
-          <w:rPr>
-            <w:lang w:val="zh_TW" w:bidi="zh_TW"/>
-          </w:rPr>
-          <w:rPr>
-            <w:color w:val="0000EE"/>
-            <w:u w:val="single"/>
-          </w:rPr>
-          <w:t>提後2:10</w:t>
-        </w:r>
-      </w:hyperlink>
-      <w:r>
-        <w:rPr>
-          <w:lang w:val="zh_TW" w:bidi="zh_TW"/>
-        </w:rPr>
-        <w:t>；</w:t>
-      </w:r>
-      <w:hyperlink r:id="rId28">
-        <w:r>
-          <w:rPr>
-            <w:lang w:val="zh_TW" w:bidi="zh_TW"/>
-          </w:rPr>
-          <w:rPr>
-            <w:color w:val="0000EE"/>
-            <w:u w:val="single"/>
-          </w:rPr>
-          <w:t>多1:1</w:t>
-        </w:r>
-      </w:hyperlink>
-      <w:r>
-        <w:rPr>
-          <w:lang w:val="zh_TW" w:bidi="zh_TW"/>
-        </w:rPr>
-        <w:t>；</w:t>
-      </w:r>
-      <w:hyperlink r:id="rId29">
-        <w:r>
-          <w:rPr>
-            <w:lang w:val="zh_TW" w:bidi="zh_TW"/>
-          </w:rPr>
-          <w:rPr>
-            <w:color w:val="0000EE"/>
-            <w:u w:val="single"/>
-          </w:rPr>
-          <w:t>彼前1:1–2</w:t>
-        </w:r>
-      </w:hyperlink>
-      <w:r>
-        <w:rPr>
-          <w:lang w:val="zh_TW" w:bidi="zh_TW"/>
-        </w:rPr>
-        <w:t>；</w:t>
-      </w:r>
-      <w:hyperlink r:id="rId30">
-        <w:r>
-          <w:rPr>
-            <w:lang w:val="zh_TW" w:bidi="zh_TW"/>
-          </w:rPr>
-          <w:rPr>
-            <w:color w:val="0000EE"/>
-            <w:u w:val="single"/>
-          </w:rPr>
-          <w:t>彼後1:10</w:t>
-        </w:r>
-      </w:hyperlink>
-      <w:r>
-        <w:rPr>
-          <w:lang w:val="zh_TW" w:bidi="zh_TW"/>
-        </w:rPr>
-        <w:t>；</w:t>
-      </w:r>
-      <w:hyperlink r:id="rId31">
-        <w:r>
-          <w:rPr>
-            <w:lang w:val="zh_TW" w:bidi="zh_TW"/>
-          </w:rPr>
-          <w:rPr>
-            <w:color w:val="0000EE"/>
-            <w:u w:val="single"/>
-          </w:rPr>
-          <w:t>啟17:14</w:t>
-        </w:r>
-      </w:hyperlink>
-      <w:r>
-        <w:rPr>
-          <w:lang w:val="zh_TW" w:bidi="zh_TW"/>
-        </w:rPr>
-        <w:t>；參</w:t>
-      </w:r>
-      <w:hyperlink r:id="rId32">
-        <w:r>
-          <w:rPr>
-            <w:lang w:val="zh_TW" w:bidi="zh_TW"/>
-          </w:rPr>
-          <w:rPr>
-            <w:color w:val="0000EE"/>
-            <w:u w:val="single"/>
-          </w:rPr>
-          <w:t>羅16:13</w:t>
-        </w:r>
-      </w:hyperlink>
-      <w:r>
-        <w:rPr>
-          <w:lang w:val="zh_TW" w:bidi="zh_TW"/>
-        </w:rPr>
-        <w:t>和</w:t>
-      </w:r>
-      <w:hyperlink r:id="rId33">
-        <w:r>
-          <w:rPr>
-            <w:lang w:val="zh_TW" w:bidi="zh_TW"/>
-          </w:rPr>
-          <w:rPr>
-            <w:color w:val="0000EE"/>
-            <w:u w:val="single"/>
-          </w:rPr>
-          <w:t>約二1:13</w:t>
-        </w:r>
-      </w:hyperlink>
-      <w:r>
-        <w:rPr>
-          <w:lang w:val="zh_TW" w:bidi="zh_TW"/>
-        </w:rPr>
-        <w:t>，這兩處經文中使用的是單數形式）。使用複數形式可能有兩個原因。一個原因是，大部分新約書信是寫給團體而非個人的。更有可能的原因是，這顯示神揀選的是一個群體，而不僅僅只是個別的人。</w:t>
+        <w:t>神的王權的特質包括：大能、榮耀、信實、智慧、眷顧、服事、將權柄分派給人、賜福與保護、公義的治理、審判、伸冤、拯救。以色列的王權也應當與神的王權一樣。他們多樣且有時複雜的律法，教導以色列分辨聖與俗、潔淨與不潔淨、神的道路與列邦的道路。神的道路增進愛、信實、公義、和平、和諧、服事、對人的眷顧、智慧的生活、保護困苦的人，並審判有罪的人。世界諸國的道路卻往往助長自私、混亂、專制，並且輕看公義。</w:t>
       </w:r>
     </w:p>
     <w:p>
@@ -693,7 +542,169 @@
         <w:rPr>
           <w:lang w:val="zh_TW" w:bidi="zh_TW"/>
         </w:rPr>
-        <w:t>「揀選」這個詞顯示了成為神的子民始於神的揀選。這個揀選發生在時間開始之前，在任何人能夠回應之前（</w:t>
+        <w:t>耶和華也設立一套組織架構，為要推動祂神權政體的目的。在曠野，摩西和以色列所揀選的領袖（</w:t>
+      </w:r>
+      <w:hyperlink r:id="rId25">
+        <w:r>
+          <w:rPr>
+            <w:lang w:val="zh_TW" w:bidi="zh_TW"/>
+          </w:rPr>
+          <w:rPr>
+            <w:color w:val="0000EE"/>
+            <w:u w:val="single"/>
+          </w:rPr>
+          <w:t>出18:19–26</w:t>
+        </w:r>
+      </w:hyperlink>
+      <w:r>
+        <w:rPr>
+          <w:lang w:val="zh_TW" w:bidi="zh_TW"/>
+        </w:rPr>
+        <w:t>；</w:t>
+      </w:r>
+      <w:hyperlink r:id="rId26">
+        <w:r>
+          <w:rPr>
+            <w:lang w:val="zh_TW" w:bidi="zh_TW"/>
+          </w:rPr>
+          <w:rPr>
+            <w:color w:val="0000EE"/>
+            <w:u w:val="single"/>
+          </w:rPr>
+          <w:t>民11:24–25</w:t>
+        </w:r>
+      </w:hyperlink>
+      <w:r>
+        <w:rPr>
+          <w:lang w:val="zh_TW" w:bidi="zh_TW"/>
+        </w:rPr>
+        <w:t>；參</w:t>
+      </w:r>
+      <w:hyperlink r:id="rId27">
+        <w:r>
+          <w:rPr>
+            <w:lang w:val="zh_TW" w:bidi="zh_TW"/>
+          </w:rPr>
+          <w:rPr>
+            <w:color w:val="0000EE"/>
+            <w:u w:val="single"/>
+          </w:rPr>
+          <w:t>申1:15–18</w:t>
+        </w:r>
+      </w:hyperlink>
+      <w:r>
+        <w:rPr>
+          <w:lang w:val="zh_TW" w:bidi="zh_TW"/>
+        </w:rPr>
+        <w:t>）成為神的器皿，在以色列中維護祂作王的統治。摩西死後，約書亞接續承擔神權政體的治理。耶和華與他同在，正如祂與摩西同在一樣；以色列眾人也看出，在約書亞的帶領中，神得以繼續掌權（</w:t>
+      </w:r>
+      <w:hyperlink r:id="rId28">
+        <w:r>
+          <w:rPr>
+            <w:lang w:val="zh_TW" w:bidi="zh_TW"/>
+          </w:rPr>
+          <w:rPr>
+            <w:color w:val="0000EE"/>
+            <w:u w:val="single"/>
+          </w:rPr>
+          <w:t>申34:9</w:t>
+        </w:r>
+      </w:hyperlink>
+      <w:r>
+        <w:rPr>
+          <w:lang w:val="zh_TW" w:bidi="zh_TW"/>
+        </w:rPr>
+        <w:t>；</w:t>
+      </w:r>
+      <w:hyperlink r:id="rId29">
+        <w:r>
+          <w:rPr>
+            <w:lang w:val="zh_TW" w:bidi="zh_TW"/>
+          </w:rPr>
+          <w:rPr>
+            <w:color w:val="0000EE"/>
+            <w:u w:val="single"/>
+          </w:rPr>
+          <w:t>書3:7</w:t>
+        </w:r>
+      </w:hyperlink>
+      <w:r>
+        <w:rPr>
+          <w:lang w:val="zh_TW" w:bidi="zh_TW"/>
+        </w:rPr>
+        <w:t>，</w:t>
+      </w:r>
+      <w:hyperlink r:id="rId30">
+        <w:r>
+          <w:rPr>
+            <w:lang w:val="zh_TW" w:bidi="zh_TW"/>
+          </w:rPr>
+          <w:rPr>
+            <w:color w:val="0000EE"/>
+            <w:u w:val="single"/>
+          </w:rPr>
+          <w:t>4:14</w:t>
+        </w:r>
+      </w:hyperlink>
+      <w:r>
+        <w:rPr>
+          <w:lang w:val="zh_TW" w:bidi="zh_TW"/>
+        </w:rPr>
+        <w:t>）。約書亞像摩西臨終前所作的一樣，勸勉領袖和以色列要持守這恩典的立約關係（</w:t>
+      </w:r>
+      <w:hyperlink r:id="rId31">
+        <w:r>
+          <w:rPr>
+            <w:lang w:val="zh_TW" w:bidi="zh_TW"/>
+          </w:rPr>
+          <w:rPr>
+            <w:color w:val="0000EE"/>
+            <w:u w:val="single"/>
+          </w:rPr>
+          <w:t>書23–24章</w:t>
+        </w:r>
+      </w:hyperlink>
+      <w:r>
+        <w:rPr>
+          <w:lang w:val="zh_TW" w:bidi="zh_TW"/>
+        </w:rPr>
+        <w:t>）。然而，以色列因貪婪、淫亂、紛爭、拜偶像而走向滅亡。在士師的時期，各人任意而行，自以為對（</w:t>
+      </w:r>
+      <w:hyperlink r:id="rId32">
+        <w:r>
+          <w:rPr>
+            <w:lang w:val="zh_TW" w:bidi="zh_TW"/>
+          </w:rPr>
+          <w:rPr>
+            <w:color w:val="0000EE"/>
+            <w:u w:val="single"/>
+          </w:rPr>
+          <w:t>士17:6</w:t>
+        </w:r>
+      </w:hyperlink>
+      <w:r>
+        <w:rPr>
+          <w:lang w:val="zh_TW" w:bidi="zh_TW"/>
+        </w:rPr>
+        <w:t>，</w:t>
+      </w:r>
+      <w:hyperlink r:id="rId33">
+        <w:r>
+          <w:rPr>
+            <w:lang w:val="zh_TW" w:bidi="zh_TW"/>
+          </w:rPr>
+          <w:rPr>
+            <w:color w:val="0000EE"/>
+            <w:u w:val="single"/>
+          </w:rPr>
+          <w:t>18:1</w:t>
+        </w:r>
+      </w:hyperlink>
+      <w:r>
+        <w:rPr>
+          <w:lang w:val="zh_TW" w:bidi="zh_TW"/>
+        </w:rPr>
+        <w:t>，</w:t>
       </w:r>
       <w:hyperlink r:id="rId34">
         <w:r>
@@ -704,14 +715,14 @@
             <w:color w:val="0000EE"/>
             <w:u w:val="single"/>
           </w:rPr>
-          <w:t>弗1:4</w:t>
+          <w:t>19:1</w:t>
         </w:r>
       </w:hyperlink>
       <w:r>
         <w:rPr>
           <w:lang w:val="zh_TW" w:bidi="zh_TW"/>
         </w:rPr>
-        <w:t>；參</w:t>
+        <w:t>，</w:t>
       </w:r>
       <w:hyperlink r:id="rId35">
         <w:r>
@@ -722,86 +733,14 @@
             <w:color w:val="0000EE"/>
             <w:u w:val="single"/>
           </w:rPr>
-          <w:t>約15:16、19</w:t>
+          <w:t>21:25</w:t>
         </w:r>
       </w:hyperlink>
       <w:r>
         <w:rPr>
           <w:lang w:val="zh_TW" w:bidi="zh_TW"/>
         </w:rPr>
-        <w:t>）。是神呼召了男人和女人成為祂的子民，凡回應的人就是選民。神揀選人並不是因為他們善良或值得揀選。事實上，祂常常會揀選：</w:t>
-      </w:r>
-    </w:p>
-    <w:p>
-      <w:pPr>
-        <w:pStyle w:val="ListBullet"/>
-        <w:spacing w:line="240" w:lineRule="auto"/>
-        <w:ind w:left="720"/>
-      </w:pPr>
-      <w:r>
-        <w:rPr>
-          <w:lang w:val="zh_TW" w:bidi="zh_TW"/>
-        </w:rPr>
-      </w:r>
-      <w:r>
-        <w:rPr>
-          <w:lang w:val="zh_TW" w:bidi="zh_TW"/>
-        </w:rPr>
-        <w:t>世上愚拙的，叫有智慧的羞愧</w:t>
-      </w:r>
-    </w:p>
-    <w:p>
-      <w:pPr>
-        <w:pStyle w:val="ListBullet"/>
-        <w:spacing w:line="240" w:lineRule="auto"/>
-        <w:ind w:left="720"/>
-      </w:pPr>
-      <w:r>
-        <w:rPr>
-          <w:lang w:val="zh_TW" w:bidi="zh_TW"/>
-        </w:rPr>
-      </w:r>
-      <w:r>
-        <w:rPr>
-          <w:lang w:val="zh_TW" w:bidi="zh_TW"/>
-        </w:rPr>
-        <w:t>世上軟弱的，叫那強壯的羞愧</w:t>
-      </w:r>
-    </w:p>
-    <w:p>
-      <w:pPr>
-        <w:pStyle w:val="ListBullet"/>
-        <w:spacing w:line="240" w:lineRule="auto"/>
-        <w:ind w:left="720"/>
-      </w:pPr>
-      <w:r>
-        <w:rPr>
-          <w:lang w:val="zh_TW" w:bidi="zh_TW"/>
-        </w:rPr>
-      </w:r>
-      <w:r>
-        <w:rPr>
-          <w:lang w:val="zh_TW" w:bidi="zh_TW"/>
-        </w:rPr>
-        <w:t>世上卑賤的，被人厭惡的，以及那無有的，為要廢掉那有的（</w:t>
-      </w:r>
-      <w:hyperlink r:id="rId36">
-        <w:r>
-          <w:rPr>
-            <w:lang w:val="zh_TW" w:bidi="zh_TW"/>
-          </w:rPr>
-          <w:rPr>
-            <w:color w:val="0000EE"/>
-            <w:u w:val="single"/>
-          </w:rPr>
-          <w:t>林前1:27–28</w:t>
-        </w:r>
-      </w:hyperlink>
-      <w:r>
-        <w:rPr>
-          <w:lang w:val="zh_TW" w:bidi="zh_TW"/>
-        </w:rPr>
-        <w:t>）</w:t>
+        <w:t>）。那時以色列中沒有王。士師是軍事領袖，耶和華興起他們，為要拯救祂的百姓脫離外邦欺壓。然而，即使以色列活得好像神不是他們的王，神仍然作王。士師時期顯明，以色列背道，又不順服他們的王，所以無法有效應付周圍的列邦。</w:t>
       </w:r>
     </w:p>
     <w:p>
@@ -815,7 +754,97 @@
         <w:rPr>
           <w:lang w:val="zh_TW" w:bidi="zh_TW"/>
         </w:rPr>
-        <w:t>這意味著，選民不能因自己的成就或地位而誇耀。他們的一切都來自神，他們不能自誇或認為自己比別人強。</w:t>
+        <w:t>撒母耳的事奉使以色列恢復神權政體的領導。撒母耳生在利未人的家中，在示羅的會幕事奉耶和華。他蒙召作先知——自從摩西死後，這職分一直沒有人承擔（</w:t>
+      </w:r>
+      <w:hyperlink r:id="rId36">
+        <w:r>
+          <w:rPr>
+            <w:lang w:val="zh_TW" w:bidi="zh_TW"/>
+          </w:rPr>
+          <w:rPr>
+            <w:color w:val="0000EE"/>
+            <w:u w:val="single"/>
+          </w:rPr>
+          <w:t>撒上3:20–21</w:t>
+        </w:r>
+      </w:hyperlink>
+      <w:r>
+        <w:rPr>
+          <w:lang w:val="zh_TW" w:bidi="zh_TW"/>
+        </w:rPr>
+        <w:t>）。百姓也承認他在以色列作士師（</w:t>
+      </w:r>
+      <w:hyperlink r:id="rId37">
+        <w:r>
+          <w:rPr>
+            <w:lang w:val="zh_TW" w:bidi="zh_TW"/>
+          </w:rPr>
+          <w:rPr>
+            <w:color w:val="0000EE"/>
+            <w:u w:val="single"/>
+          </w:rPr>
+          <w:t>7:15</w:t>
+        </w:r>
+      </w:hyperlink>
+      <w:r>
+        <w:rPr>
+          <w:lang w:val="zh_TW" w:bidi="zh_TW"/>
+        </w:rPr>
+        <w:t>）。在撒母耳身上，祭司、先知、君王的職分彷彿結合在一起。百姓從來不稱他為王，因為他的生活方式像先知，不像統治者。百姓精心提出要立王的要求，其實就是拒絕撒母耳的事奉。百姓不滿足於撒母耳那種屬靈、帶著恩賜的領導。他們想找一位更有魄力的領袖，因此覺得周圍列國君王的某些特點很吸引人：權勢、榮耀的彰顯，以及穩定。到那時為止，各支派已經經歷過幾場內戰，危及以色列的合一。人們以為立王就能解決各樣社會和政治問題。雖然神早已在律法裡預先提到以色列日後會有君王治理（</w:t>
+      </w:r>
+      <w:hyperlink r:id="rId38">
+        <w:r>
+          <w:rPr>
+            <w:lang w:val="zh_TW" w:bidi="zh_TW"/>
+          </w:rPr>
+          <w:rPr>
+            <w:color w:val="0000EE"/>
+            <w:u w:val="single"/>
+          </w:rPr>
+          <w:t>申17:14–20</w:t>
+        </w:r>
+      </w:hyperlink>
+      <w:r>
+        <w:rPr>
+          <w:lang w:val="zh_TW" w:bidi="zh_TW"/>
+        </w:rPr>
+        <w:t>），百姓推動王權卻不是出於宗教理由，而是出於世俗的原因：「現在求你為我們立一個王治理我們，像列國一樣」（</w:t>
+      </w:r>
+      <w:hyperlink r:id="rId39">
+        <w:r>
+          <w:rPr>
+            <w:lang w:val="zh_TW" w:bidi="zh_TW"/>
+          </w:rPr>
+          <w:rPr>
+            <w:color w:val="0000EE"/>
+            <w:u w:val="single"/>
+          </w:rPr>
+          <w:t>撒上8:5</w:t>
+        </w:r>
+      </w:hyperlink>
+      <w:r>
+        <w:rPr>
+          <w:lang w:val="zh_TW" w:bidi="zh_TW"/>
+        </w:rPr>
+        <w:t>）；「使我們像列國一樣，有王治理我們，統領我們，為我們爭戰。」（</w:t>
+      </w:r>
+      <w:hyperlink r:id="rId40">
+        <w:r>
+          <w:rPr>
+            <w:lang w:val="zh_TW" w:bidi="zh_TW"/>
+          </w:rPr>
+          <w:rPr>
+            <w:color w:val="0000EE"/>
+            <w:u w:val="single"/>
+          </w:rPr>
+          <w:t>20</w:t>
+        </w:r>
+      </w:hyperlink>
+      <w:r>
+        <w:rPr>
+          <w:lang w:val="zh_TW" w:bidi="zh_TW"/>
+        </w:rPr>
+        <w:t>節）。撒母耳從來不接受立王的想法，因為這種制度不符合神權政體的理想。</w:t>
       </w:r>
     </w:p>
     <w:p>
@@ -829,115 +858,7 @@
         <w:rPr>
           <w:lang w:val="zh_TW" w:bidi="zh_TW"/>
         </w:rPr>
-        <w:t>神揀選的子民有特別的好處：</w:t>
-      </w:r>
-    </w:p>
-    <w:p>
-      <w:pPr>
-        <w:pStyle w:val="ListBullet"/>
-        <w:spacing w:line="240" w:lineRule="auto"/>
-        <w:ind w:left="720"/>
-      </w:pPr>
-      <w:r>
-        <w:rPr>
-          <w:lang w:val="zh_TW" w:bidi="zh_TW"/>
-        </w:rPr>
-      </w:r>
-      <w:r>
-        <w:rPr>
-          <w:lang w:val="zh_TW" w:bidi="zh_TW"/>
-        </w:rPr>
-        <w:t>神幫助他們，因此沒有人可以控告他們以至於讓神拒絕他們（</w:t>
-      </w:r>
-      <w:hyperlink r:id="rId24">
-        <w:r>
-          <w:rPr>
-            <w:lang w:val="zh_TW" w:bidi="zh_TW"/>
-          </w:rPr>
-          <w:rPr>
-            <w:color w:val="0000EE"/>
-            <w:u w:val="single"/>
-          </w:rPr>
-          <w:t>羅8:33</w:t>
-        </w:r>
-      </w:hyperlink>
-      <w:r>
-        <w:rPr>
-          <w:lang w:val="zh_TW" w:bidi="zh_TW"/>
-        </w:rPr>
-        <w:t xml:space="preserve">）。 </w:t>
-      </w:r>
-    </w:p>
-    <w:p>
-      <w:pPr>
-        <w:pStyle w:val="ListBullet"/>
-        <w:spacing w:line="240" w:lineRule="auto"/>
-        <w:ind w:left="720"/>
-      </w:pPr>
-      <w:r>
-        <w:rPr>
-          <w:lang w:val="zh_TW" w:bidi="zh_TW"/>
-        </w:rPr>
-      </w:r>
-      <w:r>
-        <w:rPr>
-          <w:lang w:val="zh_TW" w:bidi="zh_TW"/>
-        </w:rPr>
-        <w:t>他們如同君尊的祭司，這意味著他們可以直接來到神面前（</w:t>
-      </w:r>
-      <w:hyperlink r:id="rId19">
-        <w:r>
-          <w:rPr>
-            <w:lang w:val="zh_TW" w:bidi="zh_TW"/>
-          </w:rPr>
-          <w:rPr>
-            <w:color w:val="0000EE"/>
-            <w:u w:val="single"/>
-          </w:rPr>
-          <w:t>彼前2:9</w:t>
-        </w:r>
-      </w:hyperlink>
-      <w:r>
-        <w:rPr>
-          <w:lang w:val="zh_TW" w:bidi="zh_TW"/>
-        </w:rPr>
-        <w:t xml:space="preserve">）。 </w:t>
-      </w:r>
-    </w:p>
-    <w:p>
-      <w:pPr>
-        <w:pStyle w:val="ListBullet"/>
-        <w:spacing w:line="240" w:lineRule="auto"/>
-        <w:ind w:left="720"/>
-      </w:pPr>
-      <w:r>
-        <w:rPr>
-          <w:lang w:val="zh_TW" w:bidi="zh_TW"/>
-        </w:rPr>
-      </w:r>
-      <w:r>
-        <w:rPr>
-          <w:lang w:val="zh_TW" w:bidi="zh_TW"/>
-        </w:rPr>
-        <w:t>被稱為使徒的早期基督教領袖經歷了艱難時期。他們這樣做是為了讓神的子民可以得救，並與神永遠同在（</w:t>
-      </w:r>
-      <w:hyperlink r:id="rId27">
-        <w:r>
-          <w:rPr>
-            <w:lang w:val="zh_TW" w:bidi="zh_TW"/>
-          </w:rPr>
-          <w:rPr>
-            <w:color w:val="0000EE"/>
-            <w:u w:val="single"/>
-          </w:rPr>
-          <w:t>提後2:10</w:t>
-        </w:r>
-      </w:hyperlink>
-      <w:r>
-        <w:rPr>
-          <w:lang w:val="zh_TW" w:bidi="zh_TW"/>
-        </w:rPr>
-        <w:t>）。</w:t>
+        <w:t>以色列的王權與鄰國的王權最關鍵的差別，在於神把祂的靈賜給以色列的君王，使他在地上建立神的掌權。神為祂的百姓作王，百姓也從祂的掌權得著益處；祂供應他們、保護他們，又作那位替他們爭戰的勇士。</w:t>
       </w:r>
     </w:p>
     <w:p>
@@ -951,9 +872,9 @@
         <w:rPr>
           <w:lang w:val="zh_TW" w:bidi="zh_TW"/>
         </w:rPr>
-        <w:t>選民是以他們對神的信心著稱（</w:t>
-      </w:r>
-      <w:hyperlink r:id="rId28">
+        <w:t>撒母耳膏立了掃羅（王權的一個可悲例子）和大衛（在神治理之下作王的良好例子），在當中起了關鍵作用。掃羅的王權顯出專制、冷漠、自我抬舉的態度。他一心要建立自己的王朝，卻沒有好好眷顧神的百姓。因此，耶和華厭棄他作王（</w:t>
+      </w:r>
+      <w:hyperlink r:id="rId41">
         <w:r>
           <w:rPr>
             <w:lang w:val="zh_TW" w:bidi="zh_TW"/>
@@ -962,61 +883,7 @@
             <w:color w:val="0000EE"/>
             <w:u w:val="single"/>
           </w:rPr>
-          <w:t>多1:1</w:t>
-        </w:r>
-      </w:hyperlink>
-      <w:r>
-        <w:rPr>
-          <w:lang w:val="zh_TW" w:bidi="zh_TW"/>
-        </w:rPr>
-        <w:t>）。他們的行為應該顯示出他們是神的子民（</w:t>
-      </w:r>
-      <w:hyperlink r:id="rId25">
-        <w:r>
-          <w:rPr>
-            <w:lang w:val="zh_TW" w:bidi="zh_TW"/>
-          </w:rPr>
-          <w:rPr>
-            <w:color w:val="0000EE"/>
-            <w:u w:val="single"/>
-          </w:rPr>
-          <w:t>西3:12</w:t>
-        </w:r>
-      </w:hyperlink>
-      <w:r>
-        <w:rPr>
-          <w:lang w:val="zh_TW" w:bidi="zh_TW"/>
-        </w:rPr>
-        <w:t>）。他們必須堅定自己的呼召和揀選，也就是說，他們必須通過他們的生活方式來顯示他們屬於神（</w:t>
-      </w:r>
-      <w:hyperlink r:id="rId30">
-        <w:r>
-          <w:rPr>
-            <w:lang w:val="zh_TW" w:bidi="zh_TW"/>
-          </w:rPr>
-          <w:rPr>
-            <w:color w:val="0000EE"/>
-            <w:u w:val="single"/>
-          </w:rPr>
-          <w:t>彼後1:10</w:t>
-        </w:r>
-      </w:hyperlink>
-      <w:r>
-        <w:rPr>
-          <w:lang w:val="zh_TW" w:bidi="zh_TW"/>
-        </w:rPr>
-        <w:t>）。他們必須繼續忠於那位呼召他們的主（</w:t>
-      </w:r>
-      <w:hyperlink r:id="rId31">
-        <w:r>
-          <w:rPr>
-            <w:lang w:val="zh_TW" w:bidi="zh_TW"/>
-          </w:rPr>
-          <w:rPr>
-            <w:color w:val="0000EE"/>
-            <w:u w:val="single"/>
-          </w:rPr>
-          <w:t>啟17:14</w:t>
+          <w:t>撒上15:23</w:t>
         </w:r>
       </w:hyperlink>
       <w:r>
@@ -1033,7 +900,13 @@
           <w:lang w:val="zh_TW" w:bidi="zh_TW"/>
         </w:rPr>
       </w:r>
-      <w:hyperlink r:id="rId37">
+      <w:r>
+        <w:rPr>
+          <w:lang w:val="zh_TW" w:bidi="zh_TW"/>
+        </w:rPr>
+        <w:t>大衛的王權與掃羅的王權形成對比；大衛的王權符合神的心意，因為他反映出耶和華王權的榮耀。撒母耳記上下兩卷書記載大衛的一生和治理，用來說明王權的利與弊。從正面來看，大衛是合神心意的人，他尋求神的旨意，為自己的罪悔改，也尋求神的榮耀。從負面來看，大衛在個人生活和家庭生活上沒有持守神律法的高標準。然而，神仍喜悅揀選大衛的王朝，讓耶穌基督從這家系而出。先知拿單向大衛保證，他的王朝必長存：「你的家和你的國必在我面前永遠堅立。你的國位也必堅定，直到永遠。」（</w:t>
+      </w:r>
+      <w:hyperlink r:id="rId42">
         <w:r>
           <w:rPr>
             <w:lang w:val="zh_TW" w:bidi="zh_TW"/>
@@ -1042,14 +915,14 @@
             <w:color w:val="0000EE"/>
             <w:u w:val="single"/>
           </w:rPr>
-          <w:t>馬太福音二十二章14節</w:t>
+          <w:t>撒下7:16</w:t>
         </w:r>
       </w:hyperlink>
       <w:r>
         <w:rPr>
           <w:lang w:val="zh_TW" w:bidi="zh_TW"/>
         </w:rPr>
-        <w:t>解釋了神的呼召與人的回應之間的關係：「因為被召的人多，選上的人少。」雖然神通過福音呼召了許多人，但只有一部分人回應這個呼召並成為祂的選民。</w:t>
+        <w:t>）。但神並沒有應許這王朝不會受審判，也不會被擄。</w:t>
       </w:r>
     </w:p>
     <w:p>
@@ -1063,9 +936,9 @@
         <w:rPr>
           <w:lang w:val="zh_TW" w:bidi="zh_TW"/>
         </w:rPr>
-        <w:t>聖經並未完全解釋為什麼只有一些人成為神的子民。當然，當一個人確實回應神的呼召時，那是因為福音臨到了他或她「不獨在乎言語，也在乎權能和聖靈，並充足的信心」（</w:t>
-      </w:r>
-      <w:hyperlink r:id="rId38">
+        <w:t>大衛和他兒子所羅門的王權所顯出的卓越特質，反映出真正合乎神權政體的用意：他們關心耶和華、渴望有智慧和正直的心，也關心神百姓的福祉。他們關心耶和華，表現在為建造聖殿所作的預備，以及後來實際建成了聖殿（參</w:t>
+      </w:r>
+      <w:hyperlink r:id="rId43">
         <w:r>
           <w:rPr>
             <w:lang w:val="zh_TW" w:bidi="zh_TW"/>
@@ -1074,14 +947,50 @@
             <w:color w:val="0000EE"/>
             <w:u w:val="single"/>
           </w:rPr>
-          <w:t>帖前1:4–5</w:t>
+          <w:t>詩132篇</w:t>
         </w:r>
       </w:hyperlink>
       <w:r>
         <w:rPr>
           <w:lang w:val="zh_TW" w:bidi="zh_TW"/>
         </w:rPr>
-        <w:t>）。人們拒絕福音，是因為他們因罪和過分相信自己的作為而變得心硬。聖經並未進一步解釋，所以基督徒不應該嘗試添加自己的解釋。</w:t>
+        <w:t>）。他們顯然重視正直和智慧，特別表現在大衛回應拿單責備的態度上（</w:t>
+      </w:r>
+      <w:hyperlink r:id="rId44">
+        <w:r>
+          <w:rPr>
+            <w:lang w:val="zh_TW" w:bidi="zh_TW"/>
+          </w:rPr>
+          <w:rPr>
+            <w:color w:val="0000EE"/>
+            <w:u w:val="single"/>
+          </w:rPr>
+          <w:t>撒下12章</w:t>
+        </w:r>
+      </w:hyperlink>
+      <w:r>
+        <w:rPr>
+          <w:lang w:val="zh_TW" w:bidi="zh_TW"/>
+        </w:rPr>
+        <w:t>），以及所羅門向神求一顆有智慧的心上（</w:t>
+      </w:r>
+      <w:hyperlink r:id="rId45">
+        <w:r>
+          <w:rPr>
+            <w:lang w:val="zh_TW" w:bidi="zh_TW"/>
+          </w:rPr>
+          <w:rPr>
+            <w:color w:val="0000EE"/>
+            <w:u w:val="single"/>
+          </w:rPr>
+          <w:t>王上3章</w:t>
+        </w:r>
+      </w:hyperlink>
+      <w:r>
+        <w:rPr>
+          <w:lang w:val="zh_TW" w:bidi="zh_TW"/>
+        </w:rPr>
+        <w:t>）。他們關心百姓，也表現在鞏固邊界抵擋仇敵、促成全國合一、並帶來經濟增長的機會。大衛和所羅門的時代確實在地上反映出神作王的掌權。</w:t>
       </w:r>
     </w:p>
     <w:p>
@@ -1095,133 +1004,7 @@
         <w:rPr>
           <w:lang w:val="zh_TW" w:bidi="zh_TW"/>
         </w:rPr>
-        <w:t>「揀選」也可以意味著神揀選人來完成特殊的任務。耶穌從一大群跟隨祂的人中選擇了十二個門徒（</w:t>
-      </w:r>
-      <w:hyperlink r:id="rId39">
-        <w:r>
-          <w:rPr>
-            <w:lang w:val="zh_TW" w:bidi="zh_TW"/>
-          </w:rPr>
-          <w:rPr>
-            <w:color w:val="0000EE"/>
-            <w:u w:val="single"/>
-          </w:rPr>
-          <w:t>路6:13</w:t>
-        </w:r>
-      </w:hyperlink>
-      <w:r>
-        <w:rPr>
-          <w:lang w:val="zh_TW" w:bidi="zh_TW"/>
-        </w:rPr>
-        <w:t>；</w:t>
-      </w:r>
-      <w:hyperlink r:id="rId40">
-        <w:r>
-          <w:rPr>
-            <w:lang w:val="zh_TW" w:bidi="zh_TW"/>
-          </w:rPr>
-          <w:rPr>
-            <w:color w:val="0000EE"/>
-            <w:u w:val="single"/>
-          </w:rPr>
-          <w:t>徒1:2</w:t>
-        </w:r>
-      </w:hyperlink>
-      <w:r>
-        <w:rPr>
-          <w:lang w:val="zh_TW" w:bidi="zh_TW"/>
-        </w:rPr>
-        <w:t>）。同樣，在約翰福音中，耶穌說祂雖然揀選了十二個門徒，但祂稱出賣祂的猶大為「魔鬼」（</w:t>
-      </w:r>
-      <w:hyperlink r:id="rId41">
-        <w:r>
-          <w:rPr>
-            <w:lang w:val="zh_TW" w:bidi="zh_TW"/>
-          </w:rPr>
-          <w:rPr>
-            <w:color w:val="0000EE"/>
-            <w:u w:val="single"/>
-          </w:rPr>
-          <w:t>約6:70</w:t>
-        </w:r>
-      </w:hyperlink>
-      <w:r>
-        <w:rPr>
-          <w:lang w:val="zh_TW" w:bidi="zh_TW"/>
-        </w:rPr>
-        <w:t>，</w:t>
-      </w:r>
-      <w:hyperlink r:id="rId42">
-        <w:r>
-          <w:rPr>
-            <w:lang w:val="zh_TW" w:bidi="zh_TW"/>
-          </w:rPr>
-          <w:rPr>
-            <w:color w:val="0000EE"/>
-            <w:u w:val="single"/>
-          </w:rPr>
-          <w:t>13:18</w:t>
-        </w:r>
-      </w:hyperlink>
-      <w:r>
-        <w:rPr>
-          <w:lang w:val="zh_TW" w:bidi="zh_TW"/>
-        </w:rPr>
-        <w:t>）。當需要選出另一位門徒來取代猶大時，教會向耶穌祈禱，請耶穌指示他們應該從兩個人中挑選哪一個加入十二使徒（</w:t>
-      </w:r>
-      <w:hyperlink r:id="rId43">
-        <w:r>
-          <w:rPr>
-            <w:lang w:val="zh_TW" w:bidi="zh_TW"/>
-          </w:rPr>
-          <w:rPr>
-            <w:color w:val="0000EE"/>
-            <w:u w:val="single"/>
-          </w:rPr>
-          <w:t>徒1:24</w:t>
-        </w:r>
-      </w:hyperlink>
-      <w:r>
-        <w:rPr>
-          <w:lang w:val="zh_TW" w:bidi="zh_TW"/>
-        </w:rPr>
-        <w:t>）。彼得說神揀選了他向外邦人傳福音（</w:t>
-      </w:r>
-      <w:hyperlink r:id="rId44">
-        <w:r>
-          <w:rPr>
-            <w:lang w:val="zh_TW" w:bidi="zh_TW"/>
-          </w:rPr>
-          <w:rPr>
-            <w:color w:val="0000EE"/>
-            <w:u w:val="single"/>
-          </w:rPr>
-          <w:t>15:7</w:t>
-        </w:r>
-      </w:hyperlink>
-      <w:r>
-        <w:rPr>
-          <w:lang w:val="zh_TW" w:bidi="zh_TW"/>
-        </w:rPr>
-        <w:t>）。 同樣，保羅說神揀選他將信息帶給外邦人（</w:t>
-      </w:r>
-      <w:hyperlink r:id="rId45">
-        <w:r>
-          <w:rPr>
-            <w:lang w:val="zh_TW" w:bidi="zh_TW"/>
-          </w:rPr>
-          <w:rPr>
-            <w:color w:val="0000EE"/>
-            <w:u w:val="single"/>
-          </w:rPr>
-          <w:t>9:15</w:t>
-        </w:r>
-      </w:hyperlink>
-      <w:r>
-        <w:rPr>
-          <w:lang w:val="zh_TW" w:bidi="zh_TW"/>
-        </w:rPr>
-        <w:t>）。這些例子顯示神在基督徒宣教中採取的第一步，祂揀選人以不同的方式來事奉祂。</w:t>
+        <w:t>列王紀和歷代志的記載展開了以色列和猶大往後王權的歷史。那些好王效法大衛和所羅門的榜樣、保衛耶路撒冷抵擋外邦入侵、供應聖殿的需要、使神的百姓在神的話語上領受教導，又照著摩西的律法作他們治理的準則。一個好的大衛王朝君王愛耶和華、愛聖殿、愛律法，也愛神的百姓；他像好牧人一樣服事他們。惡王卻拒絕這種王權的榜樣，反而選擇外邦的模式。因此，暗利和亞哈把實踐巴力崇拜的腓尼基文化引進來，完全不顧以色列的傳統。</w:t>
       </w:r>
     </w:p>
     <w:p>
@@ -1233,6 +1016,533 @@
       </w:r>
       <w:r>
         <w:rPr>
+          <w:lang w:val="zh_TW" w:bidi="zh_TW"/>
+        </w:rPr>
+        <w:t>大衛王朝的君王被視為神家中的一員，是那位大君王的「兒子」（參</w:t>
+      </w:r>
+      <w:hyperlink r:id="rId46">
+        <w:r>
+          <w:rPr>
+            <w:lang w:val="zh_TW" w:bidi="zh_TW"/>
+          </w:rPr>
+          <w:rPr>
+            <w:color w:val="0000EE"/>
+            <w:u w:val="single"/>
+          </w:rPr>
+          <w:t>撒下7:14–16</w:t>
+        </w:r>
+      </w:hyperlink>
+      <w:r>
+        <w:rPr>
+          <w:lang w:val="zh_TW" w:bidi="zh_TW"/>
+        </w:rPr>
+        <w:t>；</w:t>
+      </w:r>
+      <w:hyperlink r:id="rId47">
+        <w:r>
+          <w:rPr>
+            <w:lang w:val="zh_TW" w:bidi="zh_TW"/>
+          </w:rPr>
+          <w:rPr>
+            <w:color w:val="0000EE"/>
+            <w:u w:val="single"/>
+          </w:rPr>
+          <w:t>詩2:6–7</w:t>
+        </w:r>
+      </w:hyperlink>
+      <w:r>
+        <w:rPr>
+          <w:lang w:val="zh_TW" w:bidi="zh_TW"/>
+        </w:rPr>
+        <w:t>）。大衛王朝的君王要忠於那位大君王耶和華。他像摩西和約書亞一樣，直接從耶和華領受命令；但與摩西不同，耶和華的話語是藉著眾先知傳達給他。他也像摩西和約書亞一樣，要服事他的神，也服事祂的百姓。</w:t>
+      </w:r>
+    </w:p>
+    <w:p>
+      <w:pPr>
+        <w:pStyle w:val="Heading3"/>
+      </w:pPr>
+      <w:r>
+        <w:rPr>
+          <w:lang w:val="zh_TW" w:bidi="zh_TW"/>
+        </w:rPr>
+        <w:t>彌賽亞—君王</w:t>
+      </w:r>
+    </w:p>
+    <w:p>
+      <w:pPr/>
+      <w:r>
+        <w:rPr>
+          <w:lang w:val="zh_TW" w:bidi="zh_TW"/>
+        </w:rPr>
+      </w:r>
+      <w:r>
+        <w:rPr>
+          <w:lang w:val="zh_TW" w:bidi="zh_TW"/>
+        </w:rPr>
+        <w:t>大衛的後裔無法維持並擴展神權政體。到了公元前八世紀和公元前七世紀，人們已經清楚看見，即使是最偉大的君王，也遠不及大衛和所羅門的地位。眾先知（</w:t>
+      </w:r>
+      <w:hyperlink r:id="rId48">
+        <w:r>
+          <w:rPr>
+            <w:lang w:val="zh_TW" w:bidi="zh_TW"/>
+          </w:rPr>
+          <w:rPr>
+            <w:color w:val="0000EE"/>
+            <w:u w:val="single"/>
+          </w:rPr>
+          <w:t>賽9:2–7</w:t>
+        </w:r>
+      </w:hyperlink>
+      <w:r>
+        <w:rPr>
+          <w:lang w:val="zh_TW" w:bidi="zh_TW"/>
+        </w:rPr>
+        <w:t>，</w:t>
+      </w:r>
+      <w:hyperlink r:id="rId49">
+        <w:r>
+          <w:rPr>
+            <w:lang w:val="zh_TW" w:bidi="zh_TW"/>
+          </w:rPr>
+          <w:rPr>
+            <w:color w:val="0000EE"/>
+            <w:u w:val="single"/>
+          </w:rPr>
+          <w:t>11:1–9</w:t>
+        </w:r>
+      </w:hyperlink>
+      <w:r>
+        <w:rPr>
+          <w:lang w:val="zh_TW" w:bidi="zh_TW"/>
+        </w:rPr>
+        <w:t>；</w:t>
+      </w:r>
+      <w:hyperlink r:id="rId50">
+        <w:r>
+          <w:rPr>
+            <w:lang w:val="zh_TW" w:bidi="zh_TW"/>
+          </w:rPr>
+          <w:rPr>
+            <w:color w:val="0000EE"/>
+            <w:u w:val="single"/>
+          </w:rPr>
+          <w:t>耶33:14–16</w:t>
+        </w:r>
+      </w:hyperlink>
+      <w:r>
+        <w:rPr>
+          <w:lang w:val="zh_TW" w:bidi="zh_TW"/>
+        </w:rPr>
+        <w:t>；</w:t>
+      </w:r>
+      <w:hyperlink r:id="rId51">
+        <w:r>
+          <w:rPr>
+            <w:lang w:val="zh_TW" w:bidi="zh_TW"/>
+          </w:rPr>
+          <w:rPr>
+            <w:color w:val="0000EE"/>
+            <w:u w:val="single"/>
+          </w:rPr>
+          <w:t>結34:22–31</w:t>
+        </w:r>
+      </w:hyperlink>
+      <w:r>
+        <w:rPr>
+          <w:lang w:val="zh_TW" w:bidi="zh_TW"/>
+        </w:rPr>
+        <w:t>；</w:t>
+      </w:r>
+      <w:hyperlink r:id="rId52">
+        <w:r>
+          <w:rPr>
+            <w:lang w:val="zh_TW" w:bidi="zh_TW"/>
+          </w:rPr>
+          <w:rPr>
+            <w:color w:val="0000EE"/>
+            <w:u w:val="single"/>
+          </w:rPr>
+          <w:t>彌5:2–5</w:t>
+        </w:r>
+      </w:hyperlink>
+      <w:r>
+        <w:rPr>
+          <w:lang w:val="zh_TW" w:bidi="zh_TW"/>
+        </w:rPr>
+        <w:t>）宣告了有另一位君王，就是彌賽亞；祂是大衛的後裔、要永遠掌權，並且藉著祂的掌權，使神的國度延伸到地極。祂要制伏一切反對神掌權的勢力、除去一切仇敵，帶來普世的和平與公義時代。彌賽亞君王要顯明屬神掌權的完全，因為神的靈要降在祂身上。祂的王權要以服事神的百姓為記號，使他們成為得著看顧的羊群；祂要作他們的牧人來服事他們。</w:t>
+      </w:r>
+    </w:p>
+    <w:p>
+      <w:pPr/>
+      <w:r>
+        <w:rPr>
+          <w:lang w:val="zh_TW" w:bidi="zh_TW"/>
+        </w:rPr>
+      </w:r>
+      <w:r>
+        <w:rPr>
+          <w:lang w:val="zh_TW" w:bidi="zh_TW"/>
+        </w:rPr>
+        <w:t>耶穌降臨的時候，彌賽亞的國度就更清楚顯明出來。祂就是天使所宣告的那位王：「因今天在大衛的城裡，為你們生了救主，就是主基督」（</w:t>
+      </w:r>
+      <w:hyperlink r:id="rId53">
+        <w:r>
+          <w:rPr>
+            <w:lang w:val="zh_TW" w:bidi="zh_TW"/>
+          </w:rPr>
+          <w:rPr>
+            <w:color w:val="0000EE"/>
+            <w:u w:val="single"/>
+          </w:rPr>
+          <w:t>路2:11</w:t>
+        </w:r>
+      </w:hyperlink>
+      <w:r>
+        <w:rPr>
+          <w:lang w:val="zh_TW" w:bidi="zh_TW"/>
+        </w:rPr>
+        <w:t>）。這些榮耀的話顯出它與先知的話一脈相承。耶穌是救主；祂的職分不單包括拯救人脫離罪，也包括拯救人脫離一切患難、邪惡，以及咒詛所帶來的各樣後果。祂的使命既關乎赦罪，也關乎在地上建立和平（</w:t>
+      </w:r>
+      <w:hyperlink r:id="rId54">
+        <w:r>
+          <w:rPr>
+            <w:lang w:val="zh_TW" w:bidi="zh_TW"/>
+          </w:rPr>
+          <w:rPr>
+            <w:color w:val="0000EE"/>
+            <w:u w:val="single"/>
+          </w:rPr>
+          <w:t>1:77–79</w:t>
+        </w:r>
+      </w:hyperlink>
+      <w:r>
+        <w:rPr>
+          <w:lang w:val="zh_TW" w:bidi="zh_TW"/>
+        </w:rPr>
+        <w:t>）。從這個角度來看，我們必須把耶穌醫治人、餵養人、對抗邪惡勢力、受苦、教導的事奉，看為在地上建立起神的國度。祂是服事人的王，祂與鬼魔的權勢爭戰，並且得勝。復活標記著祂的得勝；祂坐在父的右邊，戴上榮耀的冠冕（</w:t>
+      </w:r>
+      <w:hyperlink r:id="rId55">
+        <w:r>
+          <w:rPr>
+            <w:lang w:val="zh_TW" w:bidi="zh_TW"/>
+          </w:rPr>
+          <w:rPr>
+            <w:color w:val="0000EE"/>
+            <w:u w:val="single"/>
+          </w:rPr>
+          <w:t>徒2:33–36</w:t>
+        </w:r>
+      </w:hyperlink>
+      <w:r>
+        <w:rPr>
+          <w:lang w:val="zh_TW" w:bidi="zh_TW"/>
+        </w:rPr>
+        <w:t>；參</w:t>
+      </w:r>
+      <w:hyperlink r:id="rId56">
+        <w:r>
+          <w:rPr>
+            <w:lang w:val="zh_TW" w:bidi="zh_TW"/>
+          </w:rPr>
+          <w:rPr>
+            <w:color w:val="0000EE"/>
+            <w:u w:val="single"/>
+          </w:rPr>
+          <w:t>林前15:25</w:t>
+        </w:r>
+      </w:hyperlink>
+      <w:r>
+        <w:rPr>
+          <w:lang w:val="zh_TW" w:bidi="zh_TW"/>
+        </w:rPr>
+        <w:t>）。祂既作救主，祂就是主基督。早期使徒的宣講傳揚耶穌是神所立的彌賽亞，也是神。耶穌作主，與祂是彌賽亞是相連的。對呼求祂的人來說，祂是救主—彌賽亞—主（</w:t>
+      </w:r>
+      <w:hyperlink r:id="rId57">
+        <w:r>
+          <w:rPr>
+            <w:lang w:val="zh_TW" w:bidi="zh_TW"/>
+          </w:rPr>
+          <w:rPr>
+            <w:color w:val="0000EE"/>
+            <w:u w:val="single"/>
+          </w:rPr>
+          <w:t>羅10:9–15</w:t>
+        </w:r>
+      </w:hyperlink>
+      <w:r>
+        <w:rPr>
+          <w:lang w:val="zh_TW" w:bidi="zh_TW"/>
+        </w:rPr>
+        <w:t>），但對拒絕祂的人來說，祂是替父施行審判的勇士，眾膝都要在祂面前跪下，祂也要帶來父審判的時代（參</w:t>
+      </w:r>
+      <w:hyperlink r:id="rId58">
+        <w:r>
+          <w:rPr>
+            <w:lang w:val="zh_TW" w:bidi="zh_TW"/>
+          </w:rPr>
+          <w:rPr>
+            <w:color w:val="0000EE"/>
+            <w:u w:val="single"/>
+          </w:rPr>
+          <w:t>啟1:12–16</w:t>
+        </w:r>
+      </w:hyperlink>
+      <w:r>
+        <w:rPr>
+          <w:lang w:val="zh_TW" w:bidi="zh_TW"/>
+        </w:rPr>
+        <w:t>，</w:t>
+      </w:r>
+      <w:hyperlink r:id="rId59">
+        <w:r>
+          <w:rPr>
+            <w:lang w:val="zh_TW" w:bidi="zh_TW"/>
+          </w:rPr>
+          <w:rPr>
+            <w:color w:val="0000EE"/>
+            <w:u w:val="single"/>
+          </w:rPr>
+          <w:t>19:11–21</w:t>
+        </w:r>
+      </w:hyperlink>
+      <w:r>
+        <w:rPr>
+          <w:lang w:val="zh_TW" w:bidi="zh_TW"/>
+        </w:rPr>
+        <w:t>）。</w:t>
+      </w:r>
+    </w:p>
+    <w:p>
+      <w:pPr/>
+      <w:r>
+        <w:rPr>
+          <w:lang w:val="zh_TW" w:bidi="zh_TW"/>
+        </w:rPr>
+      </w:r>
+      <w:r>
+        <w:rPr>
+          <w:lang w:val="zh_TW" w:bidi="zh_TW"/>
+        </w:rPr>
+        <w:t>耶穌教導門徒：當祂在榮耀裡再來的時候，祂要坐在自己的寶座上，萬民都要向祂下拜。神要將祂的仇敵從祂面前趕出去，神的百姓要完全承受那國度（</w:t>
+      </w:r>
+      <w:hyperlink r:id="rId60">
+        <w:r>
+          <w:rPr>
+            <w:lang w:val="zh_TW" w:bidi="zh_TW"/>
+          </w:rPr>
+          <w:rPr>
+            <w:color w:val="0000EE"/>
+            <w:u w:val="single"/>
+          </w:rPr>
+          <w:t>太25:31–46</w:t>
+        </w:r>
+      </w:hyperlink>
+      <w:r>
+        <w:rPr>
+          <w:lang w:val="zh_TW" w:bidi="zh_TW"/>
+        </w:rPr>
+        <w:t>）。照著耶穌的教導，屬祂身體的肢體（就是教會），應當在生活中實踐神權政體的理想，使他們藉著行為與信心榮耀父，並顯明他們是屬祂的（</w:t>
+      </w:r>
+      <w:hyperlink r:id="rId61">
+        <w:r>
+          <w:rPr>
+            <w:lang w:val="zh_TW" w:bidi="zh_TW"/>
+          </w:rPr>
+          <w:rPr>
+            <w:color w:val="0000EE"/>
+            <w:u w:val="single"/>
+          </w:rPr>
+          <w:t>約17:20–26</w:t>
+        </w:r>
+      </w:hyperlink>
+      <w:r>
+        <w:rPr>
+          <w:lang w:val="zh_TW" w:bidi="zh_TW"/>
+        </w:rPr>
+        <w:t>；參</w:t>
+      </w:r>
+      <w:hyperlink r:id="rId62">
+        <w:r>
+          <w:rPr>
+            <w:lang w:val="zh_TW" w:bidi="zh_TW"/>
+          </w:rPr>
+          <w:rPr>
+            <w:color w:val="0000EE"/>
+            <w:u w:val="single"/>
+          </w:rPr>
+          <w:t>太25:33–40</w:t>
+        </w:r>
+      </w:hyperlink>
+      <w:r>
+        <w:rPr>
+          <w:lang w:val="zh_TW" w:bidi="zh_TW"/>
+        </w:rPr>
+        <w:t>）。這就是聖經所說的見證方式：以色列曾沒有作出這樣的見證，但教會蒙恩得著這樣的特權；正如保羅寫給提摩太的話：</w:t>
+      </w:r>
+    </w:p>
+    <w:p>
+      <w:pPr/>
+      <w:r>
+        <w:rPr>
+          <w:lang w:val="zh_TW" w:bidi="zh_TW"/>
+        </w:rPr>
+      </w:r>
+      <w:r>
+        <w:rPr>
+          <w:lang w:val="zh_TW" w:bidi="zh_TW"/>
+        </w:rPr>
+        <w:t>我在叫萬物生活的神面前，並在......基督耶穌面前囑咐你：要守這命令，毫不玷污，無可指責，直到我們的主耶穌基督顯現。到了日期，那可稱頌、獨有權能的萬王之王、萬主之主，就是那獨一不死、住在人不能靠近的光裡，是人未曾看見、也是不能看見的，要將他顯明出來。但願尊貴和永遠的權能都歸給他。阿們！（</w:t>
+      </w:r>
+      <w:hyperlink r:id="rId63">
+        <w:r>
+          <w:rPr>
+            <w:lang w:val="zh_TW" w:bidi="zh_TW"/>
+          </w:rPr>
+          <w:rPr>
+            <w:color w:val="0000EE"/>
+            <w:u w:val="single"/>
+          </w:rPr>
+          <w:t>提前6:13–16</w:t>
+        </w:r>
+      </w:hyperlink>
+      <w:r>
+        <w:rPr>
+          <w:lang w:val="zh_TW" w:bidi="zh_TW"/>
+        </w:rPr>
+        <w:t>）</w:t>
+      </w:r>
+    </w:p>
+    <w:p>
+      <w:pPr/>
+      <w:r>
+        <w:rPr>
+          <w:lang w:val="zh_TW" w:bidi="zh_TW"/>
+        </w:rPr>
+      </w:r>
+      <w:r>
+        <w:rPr>
+          <w:lang w:val="zh_TW" w:bidi="zh_TW"/>
+        </w:rPr>
+        <w:t>接著，保羅提出幾項吩咐，說明神的百姓必須怎樣顯明他們對耶穌的忠誠。啟示錄的經文把耶穌描寫成教會之上的王（</w:t>
+      </w:r>
+      <w:hyperlink r:id="rId64">
+        <w:r>
+          <w:rPr>
+            <w:lang w:val="zh_TW" w:bidi="zh_TW"/>
+          </w:rPr>
+          <w:rPr>
+            <w:color w:val="0000EE"/>
+            <w:u w:val="single"/>
+          </w:rPr>
+          <w:t>啟4:2</w:t>
+        </w:r>
+      </w:hyperlink>
+      <w:r>
+        <w:rPr>
+          <w:lang w:val="zh_TW" w:bidi="zh_TW"/>
+        </w:rPr>
+        <w:t>、</w:t>
+      </w:r>
+      <w:hyperlink r:id="rId64">
+        <w:r>
+          <w:rPr>
+            <w:lang w:val="zh_TW" w:bidi="zh_TW"/>
+          </w:rPr>
+          <w:rPr>
+            <w:color w:val="0000EE"/>
+            <w:u w:val="single"/>
+          </w:rPr>
+          <w:t>9–11</w:t>
+        </w:r>
+      </w:hyperlink>
+      <w:r>
+        <w:rPr>
+          <w:lang w:val="zh_TW" w:bidi="zh_TW"/>
+        </w:rPr>
+        <w:t>，</w:t>
+      </w:r>
+      <w:hyperlink r:id="rId65">
+        <w:r>
+          <w:rPr>
+            <w:lang w:val="zh_TW" w:bidi="zh_TW"/>
+          </w:rPr>
+          <w:rPr>
+            <w:color w:val="0000EE"/>
+            <w:u w:val="single"/>
+          </w:rPr>
+          <w:t>5:1</w:t>
+        </w:r>
+      </w:hyperlink>
+      <w:r>
+        <w:rPr>
+          <w:lang w:val="zh_TW" w:bidi="zh_TW"/>
+        </w:rPr>
+        <w:t>、</w:t>
+      </w:r>
+      <w:hyperlink r:id="rId65">
+        <w:r>
+          <w:rPr>
+            <w:lang w:val="zh_TW" w:bidi="zh_TW"/>
+          </w:rPr>
+          <w:rPr>
+            <w:color w:val="0000EE"/>
+            <w:u w:val="single"/>
+          </w:rPr>
+          <w:t>9–13</w:t>
+        </w:r>
+      </w:hyperlink>
+      <w:r>
+        <w:rPr>
+          <w:lang w:val="zh_TW" w:bidi="zh_TW"/>
+        </w:rPr>
+        <w:t>）。到了祂再來的時候，祂的王權就要建立起來。那時，那些十字架的仇敵要看見他們所拒絕的那一位，並要在彌賽亞君王面前屈膝（</w:t>
+      </w:r>
+      <w:hyperlink r:id="rId66">
+        <w:r>
+          <w:rPr>
+            <w:lang w:val="zh_TW" w:bidi="zh_TW"/>
+          </w:rPr>
+          <w:rPr>
+            <w:color w:val="0000EE"/>
+            <w:u w:val="single"/>
+          </w:rPr>
+          <w:t>林前15:25–28</w:t>
+        </w:r>
+      </w:hyperlink>
+      <w:r>
+        <w:rPr>
+          <w:lang w:val="zh_TW" w:bidi="zh_TW"/>
+        </w:rPr>
+        <w:t>）。「再後，末期到了，那時基督既將一切執政的、掌權的、有能的都毀滅了，就把國交與父神。」（</w:t>
+      </w:r>
+      <w:hyperlink r:id="rId67">
+        <w:r>
+          <w:rPr>
+            <w:lang w:val="zh_TW" w:bidi="zh_TW"/>
+          </w:rPr>
+          <w:rPr>
+            <w:color w:val="0000EE"/>
+            <w:u w:val="single"/>
+          </w:rPr>
+          <w:t>24</w:t>
+        </w:r>
+      </w:hyperlink>
+      <w:r>
+        <w:rPr>
+          <w:lang w:val="zh_TW" w:bidi="zh_TW"/>
+        </w:rPr>
+        <w:t>節）。</w:t>
+      </w:r>
+    </w:p>
+    <w:p>
+      <w:pPr/>
+      <w:r>
+        <w:rPr>
+          <w:lang w:val="zh_TW" w:bidi="zh_TW"/>
+        </w:rPr>
+      </w:r>
+      <w:r>
+        <w:rPr>
           <w:i/>
           <w:lang w:val="zh_TW" w:bidi="zh_TW"/>
         </w:rPr>
@@ -1242,13 +1552,7 @@
         <w:rPr>
           <w:lang w:val="zh_TW" w:bidi="zh_TW"/>
         </w:rPr>
-        <w:t xml:space="preserve"> </w:t>
-      </w:r>
-      <w:r>
-        <w:rPr>
-          <w:lang w:val="zh_TW" w:bidi="zh_TW"/>
-        </w:rPr>
-        <w:t>預知</w:t>
+        <w:t>以色列的歷史</w:t>
       </w:r>
       <w:r>
         <w:rPr>
@@ -1260,13 +1564,218 @@
         <w:rPr>
           <w:lang w:val="zh_TW" w:bidi="zh_TW"/>
         </w:rPr>
-        <w:t>預定</w:t>
+        <w:t>神的國，天國</w:t>
       </w:r>
       <w:r>
         <w:rPr>
           <w:lang w:val="zh_TW" w:bidi="zh_TW"/>
         </w:rPr>
         <w:t>。</w:t>
+      </w:r>
+      <w:r>
+        <w:rPr>
+          <w:lang w:val="zh_TW" w:bidi="zh_TW"/>
+        </w:rPr>
+      </w:r>
+      <w:r>
+        <w:rPr>
+          <w:lang w:val="zh_TW" w:bidi="zh_TW"/>
+        </w:rPr>
+      </w:r>
+    </w:p>
+    <w:p>
+      <w:pPr/>
+      <w:r>
+        <w:rPr>
+          <w:lang w:val="zh_TW" w:bidi="zh_TW"/>
+        </w:rPr>
+      </w:r>
+    </w:p>
+    <w:p>
+      <w:pPr>
+        <w:pStyle w:val="Heading2"/>
+      </w:pPr>
+      <w:r>
+        <w:rPr>
+          <w:lang w:val="zh_TW" w:bidi="zh_TW"/>
+        </w:rPr>
+        <w:t>王谷</w:t>
+      </w:r>
+      <w:r>
+        <w:rPr>
+          <w:lang w:val="zh_TW" w:bidi="zh_TW"/>
+        </w:rPr>
+      </w:r>
+    </w:p>
+    <w:p>
+      <w:pPr/>
+      <w:r>
+        <w:rPr>
+          <w:lang w:val="zh_TW" w:bidi="zh_TW"/>
+        </w:rPr>
+      </w:r>
+      <w:r>
+        <w:rPr>
+          <w:lang w:val="zh_TW" w:bidi="zh_TW"/>
+        </w:rPr>
+        <w:t>其它譯本譯為撒冷城附近的王谷。撒冷城是</w:t>
+      </w:r>
+      <w:hyperlink r:id="rId68">
+        <w:r>
+          <w:rPr>
+            <w:lang w:val="zh_TW" w:bidi="zh_TW"/>
+          </w:rPr>
+          <w:rPr>
+            <w:color w:val="0000EE"/>
+            <w:u w:val="single"/>
+          </w:rPr>
+          <w:t>創世記十四章17節</w:t>
+        </w:r>
+      </w:hyperlink>
+      <w:r>
+        <w:rPr>
+          <w:lang w:val="zh_TW" w:bidi="zh_TW"/>
+        </w:rPr>
+        <w:t>中提到的麥基洗德的城市。</w:t>
+      </w:r>
+    </w:p>
+    <w:p>
+      <w:pPr/>
+      <w:r>
+        <w:rPr>
+          <w:lang w:val="zh_TW" w:bidi="zh_TW"/>
+        </w:rPr>
+      </w:r>
+      <w:r>
+        <w:rPr>
+          <w:i/>
+          <w:lang w:val="zh_TW" w:bidi="zh_TW"/>
+        </w:rPr>
+        <w:t>見</w:t>
+      </w:r>
+      <w:r>
+        <w:rPr>
+          <w:lang w:val="zh_TW" w:bidi="zh_TW"/>
+        </w:rPr>
+        <w:t>王谷</w:t>
+      </w:r>
+      <w:r>
+        <w:rPr>
+          <w:lang w:val="zh_TW" w:bidi="zh_TW"/>
+        </w:rPr>
+        <w:t>。</w:t>
+      </w:r>
+      <w:r>
+        <w:rPr>
+          <w:lang w:val="zh_TW" w:bidi="zh_TW"/>
+        </w:rPr>
+      </w:r>
+      <w:r>
+        <w:rPr>
+          <w:lang w:val="zh_TW" w:bidi="zh_TW"/>
+        </w:rPr>
+      </w:r>
+    </w:p>
+    <w:p>
+      <w:pPr/>
+      <w:r>
+        <w:rPr>
+          <w:lang w:val="zh_TW" w:bidi="zh_TW"/>
+        </w:rPr>
+      </w:r>
+    </w:p>
+    <w:p>
+      <w:pPr>
+        <w:pStyle w:val="Heading2"/>
+      </w:pPr>
+      <w:r>
+        <w:rPr>
+          <w:lang w:val="zh_TW" w:bidi="zh_TW"/>
+        </w:rPr>
+        <w:t>王谷</w:t>
+      </w:r>
+      <w:r>
+        <w:rPr>
+          <w:lang w:val="zh_TW" w:bidi="zh_TW"/>
+        </w:rPr>
+      </w:r>
+    </w:p>
+    <w:p>
+      <w:pPr/>
+      <w:r>
+        <w:rPr>
+          <w:lang w:val="zh_TW" w:bidi="zh_TW"/>
+        </w:rPr>
+      </w:r>
+      <w:r>
+        <w:rPr>
+          <w:lang w:val="zh_TW" w:bidi="zh_TW"/>
+        </w:rPr>
+        <w:t>這是靠近撒冷的一處山谷；撒冷是麥基洗德作王的城。亞伯拉罕曾在此與所多瑪王相會；他拒絕了所多瑪王所提出的在道德上不正當的提議（</w:t>
+      </w:r>
+      <w:hyperlink r:id="rId68">
+        <w:r>
+          <w:rPr>
+            <w:lang w:val="zh_TW" w:bidi="zh_TW"/>
+          </w:rPr>
+          <w:rPr>
+            <w:color w:val="0000EE"/>
+            <w:u w:val="single"/>
+          </w:rPr>
+          <w:t>創14:17</w:t>
+        </w:r>
+      </w:hyperlink>
+      <w:r>
+        <w:rPr>
+          <w:lang w:val="zh_TW" w:bidi="zh_TW"/>
+        </w:rPr>
+        <w:t>）。此谷亦稱為沙微。</w:t>
+      </w:r>
+    </w:p>
+    <w:p>
+      <w:pPr/>
+      <w:r>
+        <w:rPr>
+          <w:lang w:val="zh_TW" w:bidi="zh_TW"/>
+        </w:rPr>
+      </w:r>
+      <w:r>
+        <w:rPr>
+          <w:lang w:val="zh_TW" w:bidi="zh_TW"/>
+        </w:rPr>
+        <w:t>若撒冷即耶路撒冷，則「王谷」很可能是古耶路撒冷附近的汲淪谷或欣嫩子谷之一，因這兩個谷地都位於古耶路撒冷附近。</w:t>
+      </w:r>
+    </w:p>
+    <w:p>
+      <w:pPr/>
+      <w:r>
+        <w:rPr>
+          <w:lang w:val="zh_TW" w:bidi="zh_TW"/>
+        </w:rPr>
+      </w:r>
+      <w:r>
+        <w:rPr>
+          <w:lang w:val="zh_TW" w:bidi="zh_TW"/>
+        </w:rPr>
+        <w:t>這一個王谷也是押沙龍（大衛王之子）為自己立石柱作紀念碑的地方（</w:t>
+      </w:r>
+      <w:hyperlink r:id="rId69">
+        <w:r>
+          <w:rPr>
+            <w:lang w:val="zh_TW" w:bidi="zh_TW"/>
+          </w:rPr>
+          <w:rPr>
+            <w:color w:val="0000EE"/>
+            <w:u w:val="single"/>
+          </w:rPr>
+          <w:t>撒下18:18</w:t>
+        </w:r>
+      </w:hyperlink>
+      <w:r>
+        <w:rPr>
+          <w:lang w:val="zh_TW" w:bidi="zh_TW"/>
+        </w:rPr>
+        <w:t>）。</w:t>
       </w:r>
       <w:r>
         <w:rPr>

--- a/zht/docx/166.content.docx
+++ b/zht/docx/166.content.docx
@@ -19,7 +19,7 @@
         <w:rPr>
           <w:lang w:val="zh_TW" w:bidi="zh_TW"/>
         </w:rPr>
-        <w:t>Resource: Tyndale Open Bible Dictionary</w:t>
+        <w:t>Resource: Aquifer Open Bible Dictionary</w:t>
       </w:r>
       <w:r>
         <w:rPr>
@@ -112,7 +112,7 @@
         <w:rPr>
           <w:lang w:val="zh_TW" w:bidi="zh_TW"/>
         </w:rPr>
-        <w:t>Tyndale Open Bible Dictionary</w:t>
+        <w:t>Aquifer Open Bible Dictionary</w:t>
       </w:r>
     </w:p>
     <w:p>
@@ -149,7 +149,7 @@
         <w:rPr>
           <w:lang w:val="zh_TW" w:bidi="zh_TW"/>
         </w:rPr>
-        <w:t>wang</w:t>
+        <w:t>wan</w:t>
       </w:r>
       <w:r>
         <w:rPr>
@@ -212,7 +212,7 @@
         <w:rPr>
           <w:lang w:val="zh_TW" w:bidi="zh_TW"/>
         </w:rPr>
-        <w:t>王</w:t>
+        <w:t>萬軍、天上的萬象</w:t>
       </w:r>
       <w:r>
         <w:rPr>
@@ -231,7 +231,19 @@
         <w:rPr>
           <w:lang w:val="zh_TW" w:bidi="zh_TW"/>
         </w:rPr>
-        <w:t>希伯來文舊約聖經裡，melek（王）這個詞出現超過2,000次。它可以指神（</w:t>
+        <w:t>這個希伯來文詞語常見於舊約聖經。「萬軍」字面意思指「軍隊」和「天上的軍隊」。 「萬軍」基本上是個軍事術語，在舊約聖經中出現了將近五百次。它可以意味「</w:t>
+      </w:r>
+      <w:r>
+        <w:rPr>
+          <w:lang w:val="zh_TW" w:bidi="zh_TW"/>
+        </w:rPr>
+        <w:t>大軍</w:t>
+      </w:r>
+      <w:r>
+        <w:rPr>
+          <w:lang w:val="zh_TW" w:bidi="zh_TW"/>
+        </w:rPr>
+        <w:t>」（</w:t>
       </w:r>
       <w:hyperlink r:id="rId13">
         <w:r>
@@ -242,86 +254,14 @@
             <w:color w:val="0000EE"/>
             <w:u w:val="single"/>
           </w:rPr>
-          <w:t>詩95:3</w:t>
+          <w:t>王下18:17</w:t>
         </w:r>
       </w:hyperlink>
       <w:r>
         <w:rPr>
           <w:lang w:val="zh_TW" w:bidi="zh_TW"/>
         </w:rPr>
-        <w:t>），也可以指人的統治者。一般來說，它指一位在其臣民之上擁有至高權柄與大能的統治者。在舊約聖經中，melek是用來指一個支派的統治者（「米甸的王」，</w:t>
-      </w:r>
-      <w:hyperlink r:id="rId14">
-        <w:r>
-          <w:rPr>
-            <w:lang w:val="zh_TW" w:bidi="zh_TW"/>
-          </w:rPr>
-          <w:rPr>
-            <w:color w:val="0000EE"/>
-            <w:u w:val="single"/>
-          </w:rPr>
-          <w:t>民31:8</w:t>
-        </w:r>
-      </w:hyperlink>
-      <w:r>
-        <w:rPr>
-          <w:lang w:val="zh_TW" w:bidi="zh_TW"/>
-        </w:rPr>
-        <w:t>）、一座城的王（耶利哥、艾城；參</w:t>
-      </w:r>
-      <w:hyperlink r:id="rId15">
-        <w:r>
-          <w:rPr>
-            <w:lang w:val="zh_TW" w:bidi="zh_TW"/>
-          </w:rPr>
-          <w:rPr>
-            <w:color w:val="0000EE"/>
-            <w:u w:val="single"/>
-          </w:rPr>
-          <w:t>書12:9–24</w:t>
-        </w:r>
-      </w:hyperlink>
-      <w:r>
-        <w:rPr>
-          <w:lang w:val="zh_TW" w:bidi="zh_TW"/>
-        </w:rPr>
-        <w:t>，其中列出了以色列人所征服的31個城邦的王）、一個民族的王（以色列、猶大、亞捫、摩押、亞蘭），或是一個列邦的君王（如埃及、亞述、巴比倫，或波斯）。也有其它詞語可以指王室身分。非利士人將seren（首領）這個稱號引入希伯來文的詞彙中。非利士的五座城由五個首領治理。另一個指以色列王的詞語是nagid（君王）。掃羅和大衛都曾受膏作以色列的nagid（</w:t>
-      </w:r>
-      <w:hyperlink r:id="rId16">
-        <w:r>
-          <w:rPr>
-            <w:lang w:val="zh_TW" w:bidi="zh_TW"/>
-          </w:rPr>
-          <w:rPr>
-            <w:color w:val="0000EE"/>
-            <w:u w:val="single"/>
-          </w:rPr>
-          <w:t>撒上10:1</w:t>
-        </w:r>
-      </w:hyperlink>
-      <w:r>
-        <w:rPr>
-          <w:lang w:val="zh_TW" w:bidi="zh_TW"/>
-        </w:rPr>
-        <w:t>，</w:t>
-      </w:r>
-      <w:hyperlink r:id="rId17">
-        <w:r>
-          <w:rPr>
-            <w:lang w:val="zh_TW" w:bidi="zh_TW"/>
-          </w:rPr>
-          <w:rPr>
-            <w:color w:val="0000EE"/>
-            <w:u w:val="single"/>
-          </w:rPr>
-          <w:t>16:13</w:t>
-        </w:r>
-      </w:hyperlink>
-      <w:r>
-        <w:rPr>
-          <w:lang w:val="zh_TW" w:bidi="zh_TW"/>
-        </w:rPr>
-        <w:t>）。在新約聖經與七十士譯本（舊約聖經的希臘文譯本）中，希臘文的basileus在意思上與希伯來文的melek相近。新約聖經的basileus可以指公元一世紀的世俗統治者、以色列的王、過去的統治者，也可以指那位屬神的王，就是耶穌基督。</w:t>
+        <w:t>），也可指「天使」、「天上的萬象」或整個受造界。</w:t>
       </w:r>
     </w:p>
     <w:p>
@@ -335,7 +275,97 @@
         <w:rPr>
           <w:lang w:val="zh_TW" w:bidi="zh_TW"/>
         </w:rPr>
-        <w:t>「萬王之王」這個稱號是用在耶穌身上（</w:t>
+        <w:t>「天上的萬象」在聖經中有不同的用法。古代作者有時會象徵性地把太陽、月亮和星辰稱為「軍隊」（譯註：和合本譯為「天上的萬象」）（</w:t>
+      </w:r>
+      <w:hyperlink r:id="rId14">
+        <w:r>
+          <w:rPr>
+            <w:lang w:val="zh_TW" w:bidi="zh_TW"/>
+          </w:rPr>
+          <w:rPr>
+            <w:color w:val="0000EE"/>
+            <w:u w:val="single"/>
+          </w:rPr>
+          <w:t>申4:19</w:t>
+        </w:r>
+      </w:hyperlink>
+      <w:r>
+        <w:rPr>
+          <w:lang w:val="zh_TW" w:bidi="zh_TW"/>
+        </w:rPr>
+        <w:t>；</w:t>
+      </w:r>
+      <w:hyperlink r:id="rId15">
+        <w:r>
+          <w:rPr>
+            <w:lang w:val="zh_TW" w:bidi="zh_TW"/>
+          </w:rPr>
+          <w:rPr>
+            <w:color w:val="0000EE"/>
+            <w:u w:val="single"/>
+          </w:rPr>
+          <w:t>士5:20</w:t>
+        </w:r>
+      </w:hyperlink>
+      <w:r>
+        <w:rPr>
+          <w:lang w:val="zh_TW" w:bidi="zh_TW"/>
+        </w:rPr>
+        <w:t>）。在古代的占星術崇拜中，人們認為天體是由靈體賦予生命的，因此構成一支活的軍隊，掌管天上的命運。敬拜天上的萬象是最早的偶像崇拜形式之一，當時以色列人常常遠離上帝，陷入這種偶像崇拜當中（</w:t>
+      </w:r>
+      <w:hyperlink r:id="rId16">
+        <w:r>
+          <w:rPr>
+            <w:lang w:val="zh_TW" w:bidi="zh_TW"/>
+          </w:rPr>
+          <w:rPr>
+            <w:color w:val="0000EE"/>
+            <w:u w:val="single"/>
+          </w:rPr>
+          <w:t>耶19:13</w:t>
+        </w:r>
+      </w:hyperlink>
+      <w:r>
+        <w:rPr>
+          <w:lang w:val="zh_TW" w:bidi="zh_TW"/>
+        </w:rPr>
+        <w:t>；</w:t>
+      </w:r>
+      <w:hyperlink r:id="rId17">
+        <w:r>
+          <w:rPr>
+            <w:lang w:val="zh_TW" w:bidi="zh_TW"/>
+          </w:rPr>
+          <w:rPr>
+            <w:color w:val="0000EE"/>
+            <w:u w:val="single"/>
+          </w:rPr>
+          <w:t>徒7:42</w:t>
+        </w:r>
+      </w:hyperlink>
+      <w:r>
+        <w:rPr>
+          <w:lang w:val="zh_TW" w:bidi="zh_TW"/>
+        </w:rPr>
+        <w:t>）。雖然聖經明確警告以色列人不要信奉這些異教信仰（</w:t>
+      </w:r>
+      <w:hyperlink r:id="rId14">
+        <w:r>
+          <w:rPr>
+            <w:lang w:val="zh_TW" w:bidi="zh_TW"/>
+          </w:rPr>
+          <w:rPr>
+            <w:color w:val="0000EE"/>
+            <w:u w:val="single"/>
+          </w:rPr>
+          <w:t>申4:19</w:t>
+        </w:r>
+      </w:hyperlink>
+      <w:r>
+        <w:rPr>
+          <w:lang w:val="zh_TW" w:bidi="zh_TW"/>
+        </w:rPr>
+        <w:t>；</w:t>
       </w:r>
       <w:hyperlink r:id="rId18">
         <w:r>
@@ -346,14 +376,14 @@
             <w:color w:val="0000EE"/>
             <w:u w:val="single"/>
           </w:rPr>
-          <w:t>提前6:15</w:t>
+          <w:t>17:3</w:t>
         </w:r>
       </w:hyperlink>
       <w:r>
         <w:rPr>
           <w:lang w:val="zh_TW" w:bidi="zh_TW"/>
         </w:rPr>
-        <w:t>），是一個希伯來式的說法，意思是至高的王，或最偉大的王。例如，以西結預言泰爾傾覆的經文中稱尼布甲尼撒為「諸王之王」（</w:t>
+        <w:t>），他們卻仍舊敬拜天體，特別是在亞述和巴比倫時期（</w:t>
       </w:r>
       <w:hyperlink r:id="rId19">
         <w:r>
@@ -364,14 +394,14 @@
             <w:color w:val="0000EE"/>
             <w:u w:val="single"/>
           </w:rPr>
-          <w:t>結26:7</w:t>
+          <w:t>王下17:16</w:t>
         </w:r>
       </w:hyperlink>
       <w:r>
         <w:rPr>
           <w:lang w:val="zh_TW" w:bidi="zh_TW"/>
         </w:rPr>
-        <w:t>）。亞述和巴比倫的大君王引入這個稱號。在他們之前，統治者的稱號是「王」或「大王」，例如</w:t>
+        <w:t>，</w:t>
       </w:r>
       <w:hyperlink r:id="rId20">
         <w:r>
@@ -382,25 +412,212 @@
             <w:color w:val="0000EE"/>
             <w:u w:val="single"/>
           </w:rPr>
-          <w:t>列王紀下十八章28節</w:t>
+          <w:t>21:3–5</w:t>
         </w:r>
       </w:hyperlink>
       <w:r>
         <w:rPr>
           <w:lang w:val="zh_TW" w:bidi="zh_TW"/>
         </w:rPr>
-        <w:t>所述：「你們當聽亞述大王的話」。後來的統治者擴張帝國疆域時，也會改變自己的稱號。</w:t>
-      </w:r>
-    </w:p>
-    <w:p>
-      <w:pPr>
-        <w:pStyle w:val="Heading3"/>
-      </w:pPr>
-      <w:r>
-        <w:rPr>
-          <w:lang w:val="zh_TW" w:bidi="zh_TW"/>
-        </w:rPr>
-        <w:t>以色列的王權</w:t>
+        <w:t>；</w:t>
+      </w:r>
+      <w:hyperlink r:id="rId21">
+        <w:r>
+          <w:rPr>
+            <w:lang w:val="zh_TW" w:bidi="zh_TW"/>
+          </w:rPr>
+          <w:rPr>
+            <w:color w:val="0000EE"/>
+            <w:u w:val="single"/>
+          </w:rPr>
+          <w:t>代下33:3–5</w:t>
+        </w:r>
+      </w:hyperlink>
+      <w:r>
+        <w:rPr>
+          <w:lang w:val="zh_TW" w:bidi="zh_TW"/>
+        </w:rPr>
+        <w:t>；</w:t>
+      </w:r>
+      <w:hyperlink r:id="rId22">
+        <w:r>
+          <w:rPr>
+            <w:lang w:val="zh_TW" w:bidi="zh_TW"/>
+          </w:rPr>
+          <w:rPr>
+            <w:color w:val="0000EE"/>
+            <w:u w:val="single"/>
+          </w:rPr>
+          <w:t>耶8:2</w:t>
+        </w:r>
+      </w:hyperlink>
+      <w:r>
+        <w:rPr>
+          <w:lang w:val="zh_TW" w:bidi="zh_TW"/>
+        </w:rPr>
+        <w:t>；</w:t>
+      </w:r>
+      <w:hyperlink r:id="rId23">
+        <w:r>
+          <w:rPr>
+            <w:lang w:val="zh_TW" w:bidi="zh_TW"/>
+          </w:rPr>
+          <w:rPr>
+            <w:color w:val="0000EE"/>
+            <w:u w:val="single"/>
+          </w:rPr>
+          <w:t>番1:5</w:t>
+        </w:r>
+      </w:hyperlink>
+      <w:r>
+        <w:rPr>
+          <w:lang w:val="zh_TW" w:bidi="zh_TW"/>
+        </w:rPr>
+        <w:t>）。糾正這種異教崇拜的正確方式，就是承認耶和華是創天造地的主。祂是全能的主，按照自己的命令安設天體，並命定它們執行特別的功能（</w:t>
+      </w:r>
+      <w:hyperlink r:id="rId24">
+        <w:r>
+          <w:rPr>
+            <w:lang w:val="zh_TW" w:bidi="zh_TW"/>
+          </w:rPr>
+          <w:rPr>
+            <w:color w:val="0000EE"/>
+            <w:u w:val="single"/>
+          </w:rPr>
+          <w:t>創1:14–19</w:t>
+        </w:r>
+      </w:hyperlink>
+      <w:r>
+        <w:rPr>
+          <w:lang w:val="zh_TW" w:bidi="zh_TW"/>
+        </w:rPr>
+        <w:t>，</w:t>
+      </w:r>
+      <w:hyperlink r:id="rId25">
+        <w:r>
+          <w:rPr>
+            <w:lang w:val="zh_TW" w:bidi="zh_TW"/>
+          </w:rPr>
+          <w:rPr>
+            <w:color w:val="0000EE"/>
+            <w:u w:val="single"/>
+          </w:rPr>
+          <w:t>2:1</w:t>
+        </w:r>
+      </w:hyperlink>
+      <w:r>
+        <w:rPr>
+          <w:lang w:val="zh_TW" w:bidi="zh_TW"/>
+        </w:rPr>
+        <w:t>；</w:t>
+      </w:r>
+      <w:hyperlink r:id="rId26">
+        <w:r>
+          <w:rPr>
+            <w:lang w:val="zh_TW" w:bidi="zh_TW"/>
+          </w:rPr>
+          <w:rPr>
+            <w:color w:val="0000EE"/>
+            <w:u w:val="single"/>
+          </w:rPr>
+          <w:t>尼9:6</w:t>
+        </w:r>
+      </w:hyperlink>
+      <w:r>
+        <w:rPr>
+          <w:lang w:val="zh_TW" w:bidi="zh_TW"/>
+        </w:rPr>
+        <w:t>；</w:t>
+      </w:r>
+      <w:hyperlink r:id="rId27">
+        <w:r>
+          <w:rPr>
+            <w:lang w:val="zh_TW" w:bidi="zh_TW"/>
+          </w:rPr>
+          <w:rPr>
+            <w:color w:val="0000EE"/>
+            <w:u w:val="single"/>
+          </w:rPr>
+          <w:t>詩33:6</w:t>
+        </w:r>
+      </w:hyperlink>
+      <w:r>
+        <w:rPr>
+          <w:lang w:val="zh_TW" w:bidi="zh_TW"/>
+        </w:rPr>
+        <w:t>，</w:t>
+      </w:r>
+      <w:hyperlink r:id="rId28">
+        <w:r>
+          <w:rPr>
+            <w:lang w:val="zh_TW" w:bidi="zh_TW"/>
+          </w:rPr>
+          <w:rPr>
+            <w:color w:val="0000EE"/>
+            <w:u w:val="single"/>
+          </w:rPr>
+          <w:t>103:21</w:t>
+        </w:r>
+      </w:hyperlink>
+      <w:r>
+        <w:rPr>
+          <w:lang w:val="zh_TW" w:bidi="zh_TW"/>
+        </w:rPr>
+        <w:t>，</w:t>
+      </w:r>
+      <w:hyperlink r:id="rId29">
+        <w:r>
+          <w:rPr>
+            <w:lang w:val="zh_TW" w:bidi="zh_TW"/>
+          </w:rPr>
+          <w:rPr>
+            <w:color w:val="0000EE"/>
+            <w:u w:val="single"/>
+          </w:rPr>
+          <w:t>148:2</w:t>
+        </w:r>
+      </w:hyperlink>
+      <w:r>
+        <w:rPr>
+          <w:lang w:val="zh_TW" w:bidi="zh_TW"/>
+        </w:rPr>
+        <w:t>；</w:t>
+      </w:r>
+      <w:hyperlink r:id="rId30">
+        <w:r>
+          <w:rPr>
+            <w:lang w:val="zh_TW" w:bidi="zh_TW"/>
+          </w:rPr>
+          <w:rPr>
+            <w:color w:val="0000EE"/>
+            <w:u w:val="single"/>
+          </w:rPr>
+          <w:t>賽40:26</w:t>
+        </w:r>
+      </w:hyperlink>
+      <w:r>
+        <w:rPr>
+          <w:lang w:val="zh_TW" w:bidi="zh_TW"/>
+        </w:rPr>
+        <w:t>，</w:t>
+      </w:r>
+      <w:hyperlink r:id="rId31">
+        <w:r>
+          <w:rPr>
+            <w:lang w:val="zh_TW" w:bidi="zh_TW"/>
+          </w:rPr>
+          <w:rPr>
+            <w:color w:val="0000EE"/>
+            <w:u w:val="single"/>
+          </w:rPr>
+          <w:t>45:12</w:t>
+        </w:r>
+      </w:hyperlink>
+      <w:r>
+        <w:rPr>
+          <w:lang w:val="zh_TW" w:bidi="zh_TW"/>
+        </w:rPr>
+        <w:t>）。</w:t>
       </w:r>
     </w:p>
     <w:p>
@@ -414,9 +631,9 @@
         <w:rPr>
           <w:lang w:val="zh_TW" w:bidi="zh_TW"/>
         </w:rPr>
-        <w:t>神揀選亞伯拉罕作多國之父；彌賽亞要藉著他和他的後裔在地上掌權。神在賜給亞伯拉罕的應許裡屢次向他保證，他必作一個強大民族之父，神要把迦南地賜給這個民族，而且君王必從他的後裔而出（</w:t>
-      </w:r>
-      <w:hyperlink r:id="rId21">
+        <w:t>神經常被稱為「萬軍之耶和華」，即天上軍隊的主宰（</w:t>
+      </w:r>
+      <w:hyperlink r:id="rId32">
         <w:r>
           <w:rPr>
             <w:lang w:val="zh_TW" w:bidi="zh_TW"/>
@@ -425,16 +642,16 @@
             <w:color w:val="0000EE"/>
             <w:u w:val="single"/>
           </w:rPr>
-          <w:t>創17:6</w:t>
+          <w:t>耶5:14</w:t>
         </w:r>
       </w:hyperlink>
       <w:r>
         <w:rPr>
           <w:lang w:val="zh_TW" w:bidi="zh_TW"/>
         </w:rPr>
-        <w:t>）。亞伯拉罕遵行神吩咐他受割禮的命令，表明他接受神在他家中掌權；這也使亞伯拉罕的宗族分別出來，事奉神（</w:t>
-      </w:r>
-      <w:hyperlink r:id="rId22">
+        <w:t>，</w:t>
+      </w:r>
+      <w:hyperlink r:id="rId33">
         <w:r>
           <w:rPr>
             <w:lang w:val="zh_TW" w:bidi="zh_TW"/>
@@ -443,16 +660,16 @@
             <w:color w:val="0000EE"/>
             <w:u w:val="single"/>
           </w:rPr>
-          <w:t>10–14</w:t>
+          <w:t>38:17</w:t>
         </w:r>
       </w:hyperlink>
       <w:r>
         <w:rPr>
           <w:lang w:val="zh_TW" w:bidi="zh_TW"/>
         </w:rPr>
-        <w:t>節）。神與亞伯拉罕和他後裔建立關係的終極目的是，神要作以色列的王，而祂的百姓也要藉著忠心順服祂，表明他們接受祂掌權（</w:t>
-      </w:r>
-      <w:hyperlink r:id="rId23">
+        <w:t>，</w:t>
+      </w:r>
+      <w:hyperlink r:id="rId34">
         <w:r>
           <w:rPr>
             <w:lang w:val="zh_TW" w:bidi="zh_TW"/>
@@ -461,14 +678,158 @@
             <w:color w:val="0000EE"/>
             <w:u w:val="single"/>
           </w:rPr>
-          <w:t>9</w:t>
+          <w:t>44:7</w:t>
         </w:r>
       </w:hyperlink>
       <w:r>
         <w:rPr>
           <w:lang w:val="zh_TW" w:bidi="zh_TW"/>
         </w:rPr>
-        <w:t>節）。</w:t>
+        <w:t>；</w:t>
+      </w:r>
+      <w:hyperlink r:id="rId35">
+        <w:r>
+          <w:rPr>
+            <w:lang w:val="zh_TW" w:bidi="zh_TW"/>
+          </w:rPr>
+          <w:rPr>
+            <w:color w:val="0000EE"/>
+            <w:u w:val="single"/>
+          </w:rPr>
+          <w:t>何12:5</w:t>
+        </w:r>
+      </w:hyperlink>
+      <w:r>
+        <w:rPr>
+          <w:lang w:val="zh_TW" w:bidi="zh_TW"/>
+        </w:rPr>
+        <w:t>）。天上的萬軍包括天使或使者，他們與耶和華在天上與地上的工作有關。神在天上有一個議會，由天使或「神的眾子」組成（</w:t>
+      </w:r>
+      <w:hyperlink r:id="rId36">
+        <w:r>
+          <w:rPr>
+            <w:lang w:val="zh_TW" w:bidi="zh_TW"/>
+          </w:rPr>
+          <w:rPr>
+            <w:color w:val="0000EE"/>
+            <w:u w:val="single"/>
+          </w:rPr>
+          <w:t>創1:26</w:t>
+        </w:r>
+      </w:hyperlink>
+      <w:r>
+        <w:rPr>
+          <w:lang w:val="zh_TW" w:bidi="zh_TW"/>
+        </w:rPr>
+        <w:t>；</w:t>
+      </w:r>
+      <w:hyperlink r:id="rId37">
+        <w:r>
+          <w:rPr>
+            <w:lang w:val="zh_TW" w:bidi="zh_TW"/>
+          </w:rPr>
+          <w:rPr>
+            <w:color w:val="0000EE"/>
+            <w:u w:val="single"/>
+          </w:rPr>
+          <w:t>王上22:19</w:t>
+        </w:r>
+      </w:hyperlink>
+      <w:r>
+        <w:rPr>
+          <w:lang w:val="zh_TW" w:bidi="zh_TW"/>
+        </w:rPr>
+        <w:t>；</w:t>
+      </w:r>
+      <w:hyperlink r:id="rId38">
+        <w:r>
+          <w:rPr>
+            <w:lang w:val="zh_TW" w:bidi="zh_TW"/>
+          </w:rPr>
+          <w:rPr>
+            <w:color w:val="0000EE"/>
+            <w:u w:val="single"/>
+          </w:rPr>
+          <w:t>伯1:6</w:t>
+        </w:r>
+      </w:hyperlink>
+      <w:r>
+        <w:rPr>
+          <w:lang w:val="zh_TW" w:bidi="zh_TW"/>
+        </w:rPr>
+        <w:t>；</w:t>
+      </w:r>
+      <w:hyperlink r:id="rId39">
+        <w:r>
+          <w:rPr>
+            <w:lang w:val="zh_TW" w:bidi="zh_TW"/>
+          </w:rPr>
+          <w:rPr>
+            <w:color w:val="0000EE"/>
+            <w:u w:val="single"/>
+          </w:rPr>
+          <w:t>詩82</w:t>
+        </w:r>
+      </w:hyperlink>
+      <w:r>
+        <w:rPr>
+          <w:lang w:val="zh_TW" w:bidi="zh_TW"/>
+        </w:rPr>
+        <w:t>；</w:t>
+      </w:r>
+      <w:hyperlink r:id="rId40">
+        <w:r>
+          <w:rPr>
+            <w:lang w:val="zh_TW" w:bidi="zh_TW"/>
+          </w:rPr>
+          <w:rPr>
+            <w:color w:val="0000EE"/>
+            <w:u w:val="single"/>
+          </w:rPr>
+          <w:t>賽6章</w:t>
+        </w:r>
+      </w:hyperlink>
+      <w:r>
+        <w:rPr>
+          <w:lang w:val="zh_TW" w:bidi="zh_TW"/>
+        </w:rPr>
+        <w:t>）。使者從主的會議中接受派遣，以完成祂的目的（</w:t>
+      </w:r>
+      <w:hyperlink r:id="rId41">
+        <w:r>
+          <w:rPr>
+            <w:lang w:val="zh_TW" w:bidi="zh_TW"/>
+          </w:rPr>
+          <w:rPr>
+            <w:color w:val="0000EE"/>
+            <w:u w:val="single"/>
+          </w:rPr>
+          <w:t>創28:12–15</w:t>
+        </w:r>
+      </w:hyperlink>
+      <w:r>
+        <w:rPr>
+          <w:lang w:val="zh_TW" w:bidi="zh_TW"/>
+        </w:rPr>
+        <w:t>；</w:t>
+      </w:r>
+      <w:hyperlink r:id="rId42">
+        <w:r>
+          <w:rPr>
+            <w:lang w:val="zh_TW" w:bidi="zh_TW"/>
+          </w:rPr>
+          <w:rPr>
+            <w:color w:val="0000EE"/>
+            <w:u w:val="single"/>
+          </w:rPr>
+          <w:t>路2:13</w:t>
+        </w:r>
+      </w:hyperlink>
+      <w:r>
+        <w:rPr>
+          <w:lang w:val="zh_TW" w:bidi="zh_TW"/>
+        </w:rPr>
+        <w:t>）。</w:t>
       </w:r>
     </w:p>
     <w:p>
@@ -482,7 +843,49 @@
         <w:rPr>
           <w:lang w:val="zh_TW" w:bidi="zh_TW"/>
         </w:rPr>
-        <w:t>這約的核心是，神期望他們忠於祂的掌權。亞伯拉罕和他的後裔要與這位大君王相交，藉著這樣的生活，在列邦中施行神所賜的「治理」。祂要藉著亞伯拉罕和他的後裔興起一個「君尊的民族（royal nation）」，使他們得以重新承受治理祂所創造萬有的全部特權。</w:t>
+        <w:t>雖然「萬軍」有時被理解為星辰或天使，但以色列各支派也被稱為「主的軍隊」。在</w:t>
+      </w:r>
+      <w:hyperlink r:id="rId43">
+        <w:r>
+          <w:rPr>
+            <w:lang w:val="zh_TW" w:bidi="zh_TW"/>
+          </w:rPr>
+          <w:rPr>
+            <w:color w:val="0000EE"/>
+            <w:u w:val="single"/>
+          </w:rPr>
+          <w:t>但以理書八章10至11節</w:t>
+        </w:r>
+      </w:hyperlink>
+      <w:r>
+        <w:rPr>
+          <w:lang w:val="zh_TW" w:bidi="zh_TW"/>
+        </w:rPr>
+        <w:t>中，「</w:t>
+      </w:r>
+      <w:r>
+        <w:rPr>
+          <w:lang w:val="zh_TW" w:bidi="zh_TW"/>
+        </w:rPr>
+        <w:t>天象</w:t>
+      </w:r>
+      <w:r>
+        <w:rPr>
+          <w:lang w:val="zh_TW" w:bidi="zh_TW"/>
+        </w:rPr>
+        <w:t>」似乎是指以色列這個「聖民」的比喻性語言，而以色列的君王被稱為「</w:t>
+      </w:r>
+      <w:r>
+        <w:rPr>
+          <w:lang w:val="zh_TW" w:bidi="zh_TW"/>
+        </w:rPr>
+        <w:t>天象之君</w:t>
+      </w:r>
+      <w:r>
+        <w:rPr>
+          <w:lang w:val="zh_TW" w:bidi="zh_TW"/>
+        </w:rPr>
+        <w:t>」。</w:t>
       </w:r>
     </w:p>
     <w:p>
@@ -496,9 +899,33 @@
         <w:rPr>
           <w:lang w:val="zh_TW" w:bidi="zh_TW"/>
         </w:rPr>
-        <w:t>耶和華也與以色列立約。這約是出於主權的恩典與應許的治理；耶和華藉著祂律法的約束，也藉著祂親自同在，使這百姓分別為聖歸給祂。這個民族親眼看見神怎樣看顧他們，就必須學習：他們如果順服神的要求，神權政體的國度（theocratic kingdom）就能在地上成為現實。在西奈之約裡，神權政體（theocracy，就是神的掌權）得以建立。神把誡命託付給以色列，好叫他們顯出自己是神權政體的民族，正如神向摩西所啟示的話：「如今你們若實在聽從我的話，遵守我的約，就要在萬民中作屬我的子民，因為全地都是我的。你們要歸我作祭司的國度，為聖潔的國民。」（</w:t>
-      </w:r>
-      <w:hyperlink r:id="rId24">
+        <w:t>希臘文翻譯為「</w:t>
+      </w:r>
+      <w:r>
+        <w:rPr>
+          <w:lang w:val="zh_TW" w:bidi="zh_TW"/>
+        </w:rPr>
+        <w:t>天兵</w:t>
+      </w:r>
+      <w:r>
+        <w:rPr>
+          <w:lang w:val="zh_TW" w:bidi="zh_TW"/>
+        </w:rPr>
+        <w:t>」或「</w:t>
+      </w:r>
+      <w:r>
+        <w:rPr>
+          <w:lang w:val="zh_TW" w:bidi="zh_TW"/>
+        </w:rPr>
+        <w:t>天上的日月星辰</w:t>
+      </w:r>
+      <w:r>
+        <w:rPr>
+          <w:lang w:val="zh_TW" w:bidi="zh_TW"/>
+        </w:rPr>
+        <w:t>」的詞語，只在新約聖經出現過兩次（</w:t>
+      </w:r>
+      <w:hyperlink r:id="rId42">
         <w:r>
           <w:rPr>
             <w:lang w:val="zh_TW" w:bidi="zh_TW"/>
@@ -507,14 +934,68 @@
             <w:color w:val="0000EE"/>
             <w:u w:val="single"/>
           </w:rPr>
-          <w:t>出19:5–6</w:t>
+          <w:t>路2:13</w:t>
         </w:r>
       </w:hyperlink>
       <w:r>
         <w:rPr>
           <w:lang w:val="zh_TW" w:bidi="zh_TW"/>
         </w:rPr>
-        <w:t>）。他們是神為列邦所揀選的；藉著以色列像祭司一樣的順服與代求，全地就能認識創造主—救贖主（Creator-Redeemer）。</w:t>
+        <w:t>；</w:t>
+      </w:r>
+      <w:hyperlink r:id="rId17">
+        <w:r>
+          <w:rPr>
+            <w:lang w:val="zh_TW" w:bidi="zh_TW"/>
+          </w:rPr>
+          <w:rPr>
+            <w:color w:val="0000EE"/>
+            <w:u w:val="single"/>
+          </w:rPr>
+          <w:t>徒7:42</w:t>
+        </w:r>
+      </w:hyperlink>
+      <w:r>
+        <w:rPr>
+          <w:lang w:val="zh_TW" w:bidi="zh_TW"/>
+        </w:rPr>
+        <w:t>）。「萬軍之主」這稱號被保羅和雅各用來指耶和華（</w:t>
+      </w:r>
+      <w:hyperlink r:id="rId44">
+        <w:r>
+          <w:rPr>
+            <w:lang w:val="zh_TW" w:bidi="zh_TW"/>
+          </w:rPr>
+          <w:rPr>
+            <w:color w:val="0000EE"/>
+            <w:u w:val="single"/>
+          </w:rPr>
+          <w:t>羅9:29</w:t>
+        </w:r>
+      </w:hyperlink>
+      <w:r>
+        <w:rPr>
+          <w:lang w:val="zh_TW" w:bidi="zh_TW"/>
+        </w:rPr>
+        <w:t>；</w:t>
+      </w:r>
+      <w:hyperlink r:id="rId45">
+        <w:r>
+          <w:rPr>
+            <w:lang w:val="zh_TW" w:bidi="zh_TW"/>
+          </w:rPr>
+          <w:rPr>
+            <w:color w:val="0000EE"/>
+            <w:u w:val="single"/>
+          </w:rPr>
+          <w:t>雅5:4</w:t>
+        </w:r>
+      </w:hyperlink>
+      <w:r>
+        <w:rPr>
+          <w:lang w:val="zh_TW" w:bidi="zh_TW"/>
+        </w:rPr>
+        <w:t>）。這個術語表達了神在歷史中的主權、權能與威嚴，但究竟這些受祂指揮的「萬軍」具體是什麼，我們並不確定。</w:t>
       </w:r>
     </w:p>
     <w:p>
@@ -526,1023 +1007,6 @@
       </w:r>
       <w:r>
         <w:rPr>
-          <w:lang w:val="zh_TW" w:bidi="zh_TW"/>
-        </w:rPr>
-        <w:t>神的王權的特質包括：大能、榮耀、信實、智慧、眷顧、服事、將權柄分派給人、賜福與保護、公義的治理、審判、伸冤、拯救。以色列的王權也應當與神的王權一樣。他們多樣且有時複雜的律法，教導以色列分辨聖與俗、潔淨與不潔淨、神的道路與列邦的道路。神的道路增進愛、信實、公義、和平、和諧、服事、對人的眷顧、智慧的生活、保護困苦的人，並審判有罪的人。世界諸國的道路卻往往助長自私、混亂、專制，並且輕看公義。</w:t>
-      </w:r>
-    </w:p>
-    <w:p>
-      <w:pPr/>
-      <w:r>
-        <w:rPr>
-          <w:lang w:val="zh_TW" w:bidi="zh_TW"/>
-        </w:rPr>
-      </w:r>
-      <w:r>
-        <w:rPr>
-          <w:lang w:val="zh_TW" w:bidi="zh_TW"/>
-        </w:rPr>
-        <w:t>耶和華也設立一套組織架構，為要推動祂神權政體的目的。在曠野，摩西和以色列所揀選的領袖（</w:t>
-      </w:r>
-      <w:hyperlink r:id="rId25">
-        <w:r>
-          <w:rPr>
-            <w:lang w:val="zh_TW" w:bidi="zh_TW"/>
-          </w:rPr>
-          <w:rPr>
-            <w:color w:val="0000EE"/>
-            <w:u w:val="single"/>
-          </w:rPr>
-          <w:t>出18:19–26</w:t>
-        </w:r>
-      </w:hyperlink>
-      <w:r>
-        <w:rPr>
-          <w:lang w:val="zh_TW" w:bidi="zh_TW"/>
-        </w:rPr>
-        <w:t>；</w:t>
-      </w:r>
-      <w:hyperlink r:id="rId26">
-        <w:r>
-          <w:rPr>
-            <w:lang w:val="zh_TW" w:bidi="zh_TW"/>
-          </w:rPr>
-          <w:rPr>
-            <w:color w:val="0000EE"/>
-            <w:u w:val="single"/>
-          </w:rPr>
-          <w:t>民11:24–25</w:t>
-        </w:r>
-      </w:hyperlink>
-      <w:r>
-        <w:rPr>
-          <w:lang w:val="zh_TW" w:bidi="zh_TW"/>
-        </w:rPr>
-        <w:t>；參</w:t>
-      </w:r>
-      <w:hyperlink r:id="rId27">
-        <w:r>
-          <w:rPr>
-            <w:lang w:val="zh_TW" w:bidi="zh_TW"/>
-          </w:rPr>
-          <w:rPr>
-            <w:color w:val="0000EE"/>
-            <w:u w:val="single"/>
-          </w:rPr>
-          <w:t>申1:15–18</w:t>
-        </w:r>
-      </w:hyperlink>
-      <w:r>
-        <w:rPr>
-          <w:lang w:val="zh_TW" w:bidi="zh_TW"/>
-        </w:rPr>
-        <w:t>）成為神的器皿，在以色列中維護祂作王的統治。摩西死後，約書亞接續承擔神權政體的治理。耶和華與他同在，正如祂與摩西同在一樣；以色列眾人也看出，在約書亞的帶領中，神得以繼續掌權（</w:t>
-      </w:r>
-      <w:hyperlink r:id="rId28">
-        <w:r>
-          <w:rPr>
-            <w:lang w:val="zh_TW" w:bidi="zh_TW"/>
-          </w:rPr>
-          <w:rPr>
-            <w:color w:val="0000EE"/>
-            <w:u w:val="single"/>
-          </w:rPr>
-          <w:t>申34:9</w:t>
-        </w:r>
-      </w:hyperlink>
-      <w:r>
-        <w:rPr>
-          <w:lang w:val="zh_TW" w:bidi="zh_TW"/>
-        </w:rPr>
-        <w:t>；</w:t>
-      </w:r>
-      <w:hyperlink r:id="rId29">
-        <w:r>
-          <w:rPr>
-            <w:lang w:val="zh_TW" w:bidi="zh_TW"/>
-          </w:rPr>
-          <w:rPr>
-            <w:color w:val="0000EE"/>
-            <w:u w:val="single"/>
-          </w:rPr>
-          <w:t>書3:7</w:t>
-        </w:r>
-      </w:hyperlink>
-      <w:r>
-        <w:rPr>
-          <w:lang w:val="zh_TW" w:bidi="zh_TW"/>
-        </w:rPr>
-        <w:t>，</w:t>
-      </w:r>
-      <w:hyperlink r:id="rId30">
-        <w:r>
-          <w:rPr>
-            <w:lang w:val="zh_TW" w:bidi="zh_TW"/>
-          </w:rPr>
-          <w:rPr>
-            <w:color w:val="0000EE"/>
-            <w:u w:val="single"/>
-          </w:rPr>
-          <w:t>4:14</w:t>
-        </w:r>
-      </w:hyperlink>
-      <w:r>
-        <w:rPr>
-          <w:lang w:val="zh_TW" w:bidi="zh_TW"/>
-        </w:rPr>
-        <w:t>）。約書亞像摩西臨終前所作的一樣，勸勉領袖和以色列要持守這恩典的立約關係（</w:t>
-      </w:r>
-      <w:hyperlink r:id="rId31">
-        <w:r>
-          <w:rPr>
-            <w:lang w:val="zh_TW" w:bidi="zh_TW"/>
-          </w:rPr>
-          <w:rPr>
-            <w:color w:val="0000EE"/>
-            <w:u w:val="single"/>
-          </w:rPr>
-          <w:t>書23–24章</w:t>
-        </w:r>
-      </w:hyperlink>
-      <w:r>
-        <w:rPr>
-          <w:lang w:val="zh_TW" w:bidi="zh_TW"/>
-        </w:rPr>
-        <w:t>）。然而，以色列因貪婪、淫亂、紛爭、拜偶像而走向滅亡。在士師的時期，各人任意而行，自以為對（</w:t>
-      </w:r>
-      <w:hyperlink r:id="rId32">
-        <w:r>
-          <w:rPr>
-            <w:lang w:val="zh_TW" w:bidi="zh_TW"/>
-          </w:rPr>
-          <w:rPr>
-            <w:color w:val="0000EE"/>
-            <w:u w:val="single"/>
-          </w:rPr>
-          <w:t>士17:6</w:t>
-        </w:r>
-      </w:hyperlink>
-      <w:r>
-        <w:rPr>
-          <w:lang w:val="zh_TW" w:bidi="zh_TW"/>
-        </w:rPr>
-        <w:t>，</w:t>
-      </w:r>
-      <w:hyperlink r:id="rId33">
-        <w:r>
-          <w:rPr>
-            <w:lang w:val="zh_TW" w:bidi="zh_TW"/>
-          </w:rPr>
-          <w:rPr>
-            <w:color w:val="0000EE"/>
-            <w:u w:val="single"/>
-          </w:rPr>
-          <w:t>18:1</w:t>
-        </w:r>
-      </w:hyperlink>
-      <w:r>
-        <w:rPr>
-          <w:lang w:val="zh_TW" w:bidi="zh_TW"/>
-        </w:rPr>
-        <w:t>，</w:t>
-      </w:r>
-      <w:hyperlink r:id="rId34">
-        <w:r>
-          <w:rPr>
-            <w:lang w:val="zh_TW" w:bidi="zh_TW"/>
-          </w:rPr>
-          <w:rPr>
-            <w:color w:val="0000EE"/>
-            <w:u w:val="single"/>
-          </w:rPr>
-          <w:t>19:1</w:t>
-        </w:r>
-      </w:hyperlink>
-      <w:r>
-        <w:rPr>
-          <w:lang w:val="zh_TW" w:bidi="zh_TW"/>
-        </w:rPr>
-        <w:t>，</w:t>
-      </w:r>
-      <w:hyperlink r:id="rId35">
-        <w:r>
-          <w:rPr>
-            <w:lang w:val="zh_TW" w:bidi="zh_TW"/>
-          </w:rPr>
-          <w:rPr>
-            <w:color w:val="0000EE"/>
-            <w:u w:val="single"/>
-          </w:rPr>
-          <w:t>21:25</w:t>
-        </w:r>
-      </w:hyperlink>
-      <w:r>
-        <w:rPr>
-          <w:lang w:val="zh_TW" w:bidi="zh_TW"/>
-        </w:rPr>
-        <w:t>）。那時以色列中沒有王。士師是軍事領袖，耶和華興起他們，為要拯救祂的百姓脫離外邦欺壓。然而，即使以色列活得好像神不是他們的王，神仍然作王。士師時期顯明，以色列背道，又不順服他們的王，所以無法有效應付周圍的列邦。</w:t>
-      </w:r>
-    </w:p>
-    <w:p>
-      <w:pPr/>
-      <w:r>
-        <w:rPr>
-          <w:lang w:val="zh_TW" w:bidi="zh_TW"/>
-        </w:rPr>
-      </w:r>
-      <w:r>
-        <w:rPr>
-          <w:lang w:val="zh_TW" w:bidi="zh_TW"/>
-        </w:rPr>
-        <w:t>撒母耳的事奉使以色列恢復神權政體的領導。撒母耳生在利未人的家中，在示羅的會幕事奉耶和華。他蒙召作先知——自從摩西死後，這職分一直沒有人承擔（</w:t>
-      </w:r>
-      <w:hyperlink r:id="rId36">
-        <w:r>
-          <w:rPr>
-            <w:lang w:val="zh_TW" w:bidi="zh_TW"/>
-          </w:rPr>
-          <w:rPr>
-            <w:color w:val="0000EE"/>
-            <w:u w:val="single"/>
-          </w:rPr>
-          <w:t>撒上3:20–21</w:t>
-        </w:r>
-      </w:hyperlink>
-      <w:r>
-        <w:rPr>
-          <w:lang w:val="zh_TW" w:bidi="zh_TW"/>
-        </w:rPr>
-        <w:t>）。百姓也承認他在以色列作士師（</w:t>
-      </w:r>
-      <w:hyperlink r:id="rId37">
-        <w:r>
-          <w:rPr>
-            <w:lang w:val="zh_TW" w:bidi="zh_TW"/>
-          </w:rPr>
-          <w:rPr>
-            <w:color w:val="0000EE"/>
-            <w:u w:val="single"/>
-          </w:rPr>
-          <w:t>7:15</w:t>
-        </w:r>
-      </w:hyperlink>
-      <w:r>
-        <w:rPr>
-          <w:lang w:val="zh_TW" w:bidi="zh_TW"/>
-        </w:rPr>
-        <w:t>）。在撒母耳身上，祭司、先知、君王的職分彷彿結合在一起。百姓從來不稱他為王，因為他的生活方式像先知，不像統治者。百姓精心提出要立王的要求，其實就是拒絕撒母耳的事奉。百姓不滿足於撒母耳那種屬靈、帶著恩賜的領導。他們想找一位更有魄力的領袖，因此覺得周圍列國君王的某些特點很吸引人：權勢、榮耀的彰顯，以及穩定。到那時為止，各支派已經經歷過幾場內戰，危及以色列的合一。人們以為立王就能解決各樣社會和政治問題。雖然神早已在律法裡預先提到以色列日後會有君王治理（</w:t>
-      </w:r>
-      <w:hyperlink r:id="rId38">
-        <w:r>
-          <w:rPr>
-            <w:lang w:val="zh_TW" w:bidi="zh_TW"/>
-          </w:rPr>
-          <w:rPr>
-            <w:color w:val="0000EE"/>
-            <w:u w:val="single"/>
-          </w:rPr>
-          <w:t>申17:14–20</w:t>
-        </w:r>
-      </w:hyperlink>
-      <w:r>
-        <w:rPr>
-          <w:lang w:val="zh_TW" w:bidi="zh_TW"/>
-        </w:rPr>
-        <w:t>），百姓推動王權卻不是出於宗教理由，而是出於世俗的原因：「現在求你為我們立一個王治理我們，像列國一樣」（</w:t>
-      </w:r>
-      <w:hyperlink r:id="rId39">
-        <w:r>
-          <w:rPr>
-            <w:lang w:val="zh_TW" w:bidi="zh_TW"/>
-          </w:rPr>
-          <w:rPr>
-            <w:color w:val="0000EE"/>
-            <w:u w:val="single"/>
-          </w:rPr>
-          <w:t>撒上8:5</w:t>
-        </w:r>
-      </w:hyperlink>
-      <w:r>
-        <w:rPr>
-          <w:lang w:val="zh_TW" w:bidi="zh_TW"/>
-        </w:rPr>
-        <w:t>）；「使我們像列國一樣，有王治理我們，統領我們，為我們爭戰。」（</w:t>
-      </w:r>
-      <w:hyperlink r:id="rId40">
-        <w:r>
-          <w:rPr>
-            <w:lang w:val="zh_TW" w:bidi="zh_TW"/>
-          </w:rPr>
-          <w:rPr>
-            <w:color w:val="0000EE"/>
-            <w:u w:val="single"/>
-          </w:rPr>
-          <w:t>20</w:t>
-        </w:r>
-      </w:hyperlink>
-      <w:r>
-        <w:rPr>
-          <w:lang w:val="zh_TW" w:bidi="zh_TW"/>
-        </w:rPr>
-        <w:t>節）。撒母耳從來不接受立王的想法，因為這種制度不符合神權政體的理想。</w:t>
-      </w:r>
-    </w:p>
-    <w:p>
-      <w:pPr/>
-      <w:r>
-        <w:rPr>
-          <w:lang w:val="zh_TW" w:bidi="zh_TW"/>
-        </w:rPr>
-      </w:r>
-      <w:r>
-        <w:rPr>
-          <w:lang w:val="zh_TW" w:bidi="zh_TW"/>
-        </w:rPr>
-        <w:t>以色列的王權與鄰國的王權最關鍵的差別，在於神把祂的靈賜給以色列的君王，使他在地上建立神的掌權。神為祂的百姓作王，百姓也從祂的掌權得著益處；祂供應他們、保護他們，又作那位替他們爭戰的勇士。</w:t>
-      </w:r>
-    </w:p>
-    <w:p>
-      <w:pPr/>
-      <w:r>
-        <w:rPr>
-          <w:lang w:val="zh_TW" w:bidi="zh_TW"/>
-        </w:rPr>
-      </w:r>
-      <w:r>
-        <w:rPr>
-          <w:lang w:val="zh_TW" w:bidi="zh_TW"/>
-        </w:rPr>
-        <w:t>撒母耳膏立了掃羅（王權的一個可悲例子）和大衛（在神治理之下作王的良好例子），在當中起了關鍵作用。掃羅的王權顯出專制、冷漠、自我抬舉的態度。他一心要建立自己的王朝，卻沒有好好眷顧神的百姓。因此，耶和華厭棄他作王（</w:t>
-      </w:r>
-      <w:hyperlink r:id="rId41">
-        <w:r>
-          <w:rPr>
-            <w:lang w:val="zh_TW" w:bidi="zh_TW"/>
-          </w:rPr>
-          <w:rPr>
-            <w:color w:val="0000EE"/>
-            <w:u w:val="single"/>
-          </w:rPr>
-          <w:t>撒上15:23</w:t>
-        </w:r>
-      </w:hyperlink>
-      <w:r>
-        <w:rPr>
-          <w:lang w:val="zh_TW" w:bidi="zh_TW"/>
-        </w:rPr>
-        <w:t>）。</w:t>
-      </w:r>
-    </w:p>
-    <w:p>
-      <w:pPr/>
-      <w:r>
-        <w:rPr>
-          <w:lang w:val="zh_TW" w:bidi="zh_TW"/>
-        </w:rPr>
-      </w:r>
-      <w:r>
-        <w:rPr>
-          <w:lang w:val="zh_TW" w:bidi="zh_TW"/>
-        </w:rPr>
-        <w:t>大衛的王權與掃羅的王權形成對比；大衛的王權符合神的心意，因為他反映出耶和華王權的榮耀。撒母耳記上下兩卷書記載大衛的一生和治理，用來說明王權的利與弊。從正面來看，大衛是合神心意的人，他尋求神的旨意，為自己的罪悔改，也尋求神的榮耀。從負面來看，大衛在個人生活和家庭生活上沒有持守神律法的高標準。然而，神仍喜悅揀選大衛的王朝，讓耶穌基督從這家系而出。先知拿單向大衛保證，他的王朝必長存：「你的家和你的國必在我面前永遠堅立。你的國位也必堅定，直到永遠。」（</w:t>
-      </w:r>
-      <w:hyperlink r:id="rId42">
-        <w:r>
-          <w:rPr>
-            <w:lang w:val="zh_TW" w:bidi="zh_TW"/>
-          </w:rPr>
-          <w:rPr>
-            <w:color w:val="0000EE"/>
-            <w:u w:val="single"/>
-          </w:rPr>
-          <w:t>撒下7:16</w:t>
-        </w:r>
-      </w:hyperlink>
-      <w:r>
-        <w:rPr>
-          <w:lang w:val="zh_TW" w:bidi="zh_TW"/>
-        </w:rPr>
-        <w:t>）。但神並沒有應許這王朝不會受審判，也不會被擄。</w:t>
-      </w:r>
-    </w:p>
-    <w:p>
-      <w:pPr/>
-      <w:r>
-        <w:rPr>
-          <w:lang w:val="zh_TW" w:bidi="zh_TW"/>
-        </w:rPr>
-      </w:r>
-      <w:r>
-        <w:rPr>
-          <w:lang w:val="zh_TW" w:bidi="zh_TW"/>
-        </w:rPr>
-        <w:t>大衛和他兒子所羅門的王權所顯出的卓越特質，反映出真正合乎神權政體的用意：他們關心耶和華、渴望有智慧和正直的心，也關心神百姓的福祉。他們關心耶和華，表現在為建造聖殿所作的預備，以及後來實際建成了聖殿（參</w:t>
-      </w:r>
-      <w:hyperlink r:id="rId43">
-        <w:r>
-          <w:rPr>
-            <w:lang w:val="zh_TW" w:bidi="zh_TW"/>
-          </w:rPr>
-          <w:rPr>
-            <w:color w:val="0000EE"/>
-            <w:u w:val="single"/>
-          </w:rPr>
-          <w:t>詩132篇</w:t>
-        </w:r>
-      </w:hyperlink>
-      <w:r>
-        <w:rPr>
-          <w:lang w:val="zh_TW" w:bidi="zh_TW"/>
-        </w:rPr>
-        <w:t>）。他們顯然重視正直和智慧，特別表現在大衛回應拿單責備的態度上（</w:t>
-      </w:r>
-      <w:hyperlink r:id="rId44">
-        <w:r>
-          <w:rPr>
-            <w:lang w:val="zh_TW" w:bidi="zh_TW"/>
-          </w:rPr>
-          <w:rPr>
-            <w:color w:val="0000EE"/>
-            <w:u w:val="single"/>
-          </w:rPr>
-          <w:t>撒下12章</w:t>
-        </w:r>
-      </w:hyperlink>
-      <w:r>
-        <w:rPr>
-          <w:lang w:val="zh_TW" w:bidi="zh_TW"/>
-        </w:rPr>
-        <w:t>），以及所羅門向神求一顆有智慧的心上（</w:t>
-      </w:r>
-      <w:hyperlink r:id="rId45">
-        <w:r>
-          <w:rPr>
-            <w:lang w:val="zh_TW" w:bidi="zh_TW"/>
-          </w:rPr>
-          <w:rPr>
-            <w:color w:val="0000EE"/>
-            <w:u w:val="single"/>
-          </w:rPr>
-          <w:t>王上3章</w:t>
-        </w:r>
-      </w:hyperlink>
-      <w:r>
-        <w:rPr>
-          <w:lang w:val="zh_TW" w:bidi="zh_TW"/>
-        </w:rPr>
-        <w:t>）。他們關心百姓，也表現在鞏固邊界抵擋仇敵、促成全國合一、並帶來經濟增長的機會。大衛和所羅門的時代確實在地上反映出神作王的掌權。</w:t>
-      </w:r>
-    </w:p>
-    <w:p>
-      <w:pPr/>
-      <w:r>
-        <w:rPr>
-          <w:lang w:val="zh_TW" w:bidi="zh_TW"/>
-        </w:rPr>
-      </w:r>
-      <w:r>
-        <w:rPr>
-          <w:lang w:val="zh_TW" w:bidi="zh_TW"/>
-        </w:rPr>
-        <w:t>列王紀和歷代志的記載展開了以色列和猶大往後王權的歷史。那些好王效法大衛和所羅門的榜樣、保衛耶路撒冷抵擋外邦入侵、供應聖殿的需要、使神的百姓在神的話語上領受教導，又照著摩西的律法作他們治理的準則。一個好的大衛王朝君王愛耶和華、愛聖殿、愛律法，也愛神的百姓；他像好牧人一樣服事他們。惡王卻拒絕這種王權的榜樣，反而選擇外邦的模式。因此，暗利和亞哈把實踐巴力崇拜的腓尼基文化引進來，完全不顧以色列的傳統。</w:t>
-      </w:r>
-    </w:p>
-    <w:p>
-      <w:pPr/>
-      <w:r>
-        <w:rPr>
-          <w:lang w:val="zh_TW" w:bidi="zh_TW"/>
-        </w:rPr>
-      </w:r>
-      <w:r>
-        <w:rPr>
-          <w:lang w:val="zh_TW" w:bidi="zh_TW"/>
-        </w:rPr>
-        <w:t>大衛王朝的君王被視為神家中的一員，是那位大君王的「兒子」（參</w:t>
-      </w:r>
-      <w:hyperlink r:id="rId46">
-        <w:r>
-          <w:rPr>
-            <w:lang w:val="zh_TW" w:bidi="zh_TW"/>
-          </w:rPr>
-          <w:rPr>
-            <w:color w:val="0000EE"/>
-            <w:u w:val="single"/>
-          </w:rPr>
-          <w:t>撒下7:14–16</w:t>
-        </w:r>
-      </w:hyperlink>
-      <w:r>
-        <w:rPr>
-          <w:lang w:val="zh_TW" w:bidi="zh_TW"/>
-        </w:rPr>
-        <w:t>；</w:t>
-      </w:r>
-      <w:hyperlink r:id="rId47">
-        <w:r>
-          <w:rPr>
-            <w:lang w:val="zh_TW" w:bidi="zh_TW"/>
-          </w:rPr>
-          <w:rPr>
-            <w:color w:val="0000EE"/>
-            <w:u w:val="single"/>
-          </w:rPr>
-          <w:t>詩2:6–7</w:t>
-        </w:r>
-      </w:hyperlink>
-      <w:r>
-        <w:rPr>
-          <w:lang w:val="zh_TW" w:bidi="zh_TW"/>
-        </w:rPr>
-        <w:t>）。大衛王朝的君王要忠於那位大君王耶和華。他像摩西和約書亞一樣，直接從耶和華領受命令；但與摩西不同，耶和華的話語是藉著眾先知傳達給他。他也像摩西和約書亞一樣，要服事他的神，也服事祂的百姓。</w:t>
-      </w:r>
-    </w:p>
-    <w:p>
-      <w:pPr>
-        <w:pStyle w:val="Heading3"/>
-      </w:pPr>
-      <w:r>
-        <w:rPr>
-          <w:lang w:val="zh_TW" w:bidi="zh_TW"/>
-        </w:rPr>
-        <w:t>彌賽亞—君王</w:t>
-      </w:r>
-    </w:p>
-    <w:p>
-      <w:pPr/>
-      <w:r>
-        <w:rPr>
-          <w:lang w:val="zh_TW" w:bidi="zh_TW"/>
-        </w:rPr>
-      </w:r>
-      <w:r>
-        <w:rPr>
-          <w:lang w:val="zh_TW" w:bidi="zh_TW"/>
-        </w:rPr>
-        <w:t>大衛的後裔無法維持並擴展神權政體。到了公元前八世紀和公元前七世紀，人們已經清楚看見，即使是最偉大的君王，也遠不及大衛和所羅門的地位。眾先知（</w:t>
-      </w:r>
-      <w:hyperlink r:id="rId48">
-        <w:r>
-          <w:rPr>
-            <w:lang w:val="zh_TW" w:bidi="zh_TW"/>
-          </w:rPr>
-          <w:rPr>
-            <w:color w:val="0000EE"/>
-            <w:u w:val="single"/>
-          </w:rPr>
-          <w:t>賽9:2–7</w:t>
-        </w:r>
-      </w:hyperlink>
-      <w:r>
-        <w:rPr>
-          <w:lang w:val="zh_TW" w:bidi="zh_TW"/>
-        </w:rPr>
-        <w:t>，</w:t>
-      </w:r>
-      <w:hyperlink r:id="rId49">
-        <w:r>
-          <w:rPr>
-            <w:lang w:val="zh_TW" w:bidi="zh_TW"/>
-          </w:rPr>
-          <w:rPr>
-            <w:color w:val="0000EE"/>
-            <w:u w:val="single"/>
-          </w:rPr>
-          <w:t>11:1–9</w:t>
-        </w:r>
-      </w:hyperlink>
-      <w:r>
-        <w:rPr>
-          <w:lang w:val="zh_TW" w:bidi="zh_TW"/>
-        </w:rPr>
-        <w:t>；</w:t>
-      </w:r>
-      <w:hyperlink r:id="rId50">
-        <w:r>
-          <w:rPr>
-            <w:lang w:val="zh_TW" w:bidi="zh_TW"/>
-          </w:rPr>
-          <w:rPr>
-            <w:color w:val="0000EE"/>
-            <w:u w:val="single"/>
-          </w:rPr>
-          <w:t>耶33:14–16</w:t>
-        </w:r>
-      </w:hyperlink>
-      <w:r>
-        <w:rPr>
-          <w:lang w:val="zh_TW" w:bidi="zh_TW"/>
-        </w:rPr>
-        <w:t>；</w:t>
-      </w:r>
-      <w:hyperlink r:id="rId51">
-        <w:r>
-          <w:rPr>
-            <w:lang w:val="zh_TW" w:bidi="zh_TW"/>
-          </w:rPr>
-          <w:rPr>
-            <w:color w:val="0000EE"/>
-            <w:u w:val="single"/>
-          </w:rPr>
-          <w:t>結34:22–31</w:t>
-        </w:r>
-      </w:hyperlink>
-      <w:r>
-        <w:rPr>
-          <w:lang w:val="zh_TW" w:bidi="zh_TW"/>
-        </w:rPr>
-        <w:t>；</w:t>
-      </w:r>
-      <w:hyperlink r:id="rId52">
-        <w:r>
-          <w:rPr>
-            <w:lang w:val="zh_TW" w:bidi="zh_TW"/>
-          </w:rPr>
-          <w:rPr>
-            <w:color w:val="0000EE"/>
-            <w:u w:val="single"/>
-          </w:rPr>
-          <w:t>彌5:2–5</w:t>
-        </w:r>
-      </w:hyperlink>
-      <w:r>
-        <w:rPr>
-          <w:lang w:val="zh_TW" w:bidi="zh_TW"/>
-        </w:rPr>
-        <w:t>）宣告了有另一位君王，就是彌賽亞；祂是大衛的後裔、要永遠掌權，並且藉著祂的掌權，使神的國度延伸到地極。祂要制伏一切反對神掌權的勢力、除去一切仇敵，帶來普世的和平與公義時代。彌賽亞君王要顯明屬神掌權的完全，因為神的靈要降在祂身上。祂的王權要以服事神的百姓為記號，使他們成為得著看顧的羊群；祂要作他們的牧人來服事他們。</w:t>
-      </w:r>
-    </w:p>
-    <w:p>
-      <w:pPr/>
-      <w:r>
-        <w:rPr>
-          <w:lang w:val="zh_TW" w:bidi="zh_TW"/>
-        </w:rPr>
-      </w:r>
-      <w:r>
-        <w:rPr>
-          <w:lang w:val="zh_TW" w:bidi="zh_TW"/>
-        </w:rPr>
-        <w:t>耶穌降臨的時候，彌賽亞的國度就更清楚顯明出來。祂就是天使所宣告的那位王：「因今天在大衛的城裡，為你們生了救主，就是主基督」（</w:t>
-      </w:r>
-      <w:hyperlink r:id="rId53">
-        <w:r>
-          <w:rPr>
-            <w:lang w:val="zh_TW" w:bidi="zh_TW"/>
-          </w:rPr>
-          <w:rPr>
-            <w:color w:val="0000EE"/>
-            <w:u w:val="single"/>
-          </w:rPr>
-          <w:t>路2:11</w:t>
-        </w:r>
-      </w:hyperlink>
-      <w:r>
-        <w:rPr>
-          <w:lang w:val="zh_TW" w:bidi="zh_TW"/>
-        </w:rPr>
-        <w:t>）。這些榮耀的話顯出它與先知的話一脈相承。耶穌是救主；祂的職分不單包括拯救人脫離罪，也包括拯救人脫離一切患難、邪惡，以及咒詛所帶來的各樣後果。祂的使命既關乎赦罪，也關乎在地上建立和平（</w:t>
-      </w:r>
-      <w:hyperlink r:id="rId54">
-        <w:r>
-          <w:rPr>
-            <w:lang w:val="zh_TW" w:bidi="zh_TW"/>
-          </w:rPr>
-          <w:rPr>
-            <w:color w:val="0000EE"/>
-            <w:u w:val="single"/>
-          </w:rPr>
-          <w:t>1:77–79</w:t>
-        </w:r>
-      </w:hyperlink>
-      <w:r>
-        <w:rPr>
-          <w:lang w:val="zh_TW" w:bidi="zh_TW"/>
-        </w:rPr>
-        <w:t>）。從這個角度來看，我們必須把耶穌醫治人、餵養人、對抗邪惡勢力、受苦、教導的事奉，看為在地上建立起神的國度。祂是服事人的王，祂與鬼魔的權勢爭戰，並且得勝。復活標記著祂的得勝；祂坐在父的右邊，戴上榮耀的冠冕（</w:t>
-      </w:r>
-      <w:hyperlink r:id="rId55">
-        <w:r>
-          <w:rPr>
-            <w:lang w:val="zh_TW" w:bidi="zh_TW"/>
-          </w:rPr>
-          <w:rPr>
-            <w:color w:val="0000EE"/>
-            <w:u w:val="single"/>
-          </w:rPr>
-          <w:t>徒2:33–36</w:t>
-        </w:r>
-      </w:hyperlink>
-      <w:r>
-        <w:rPr>
-          <w:lang w:val="zh_TW" w:bidi="zh_TW"/>
-        </w:rPr>
-        <w:t>；參</w:t>
-      </w:r>
-      <w:hyperlink r:id="rId56">
-        <w:r>
-          <w:rPr>
-            <w:lang w:val="zh_TW" w:bidi="zh_TW"/>
-          </w:rPr>
-          <w:rPr>
-            <w:color w:val="0000EE"/>
-            <w:u w:val="single"/>
-          </w:rPr>
-          <w:t>林前15:25</w:t>
-        </w:r>
-      </w:hyperlink>
-      <w:r>
-        <w:rPr>
-          <w:lang w:val="zh_TW" w:bidi="zh_TW"/>
-        </w:rPr>
-        <w:t>）。祂既作救主，祂就是主基督。早期使徒的宣講傳揚耶穌是神所立的彌賽亞，也是神。耶穌作主，與祂是彌賽亞是相連的。對呼求祂的人來說，祂是救主—彌賽亞—主（</w:t>
-      </w:r>
-      <w:hyperlink r:id="rId57">
-        <w:r>
-          <w:rPr>
-            <w:lang w:val="zh_TW" w:bidi="zh_TW"/>
-          </w:rPr>
-          <w:rPr>
-            <w:color w:val="0000EE"/>
-            <w:u w:val="single"/>
-          </w:rPr>
-          <w:t>羅10:9–15</w:t>
-        </w:r>
-      </w:hyperlink>
-      <w:r>
-        <w:rPr>
-          <w:lang w:val="zh_TW" w:bidi="zh_TW"/>
-        </w:rPr>
-        <w:t>），但對拒絕祂的人來說，祂是替父施行審判的勇士，眾膝都要在祂面前跪下，祂也要帶來父審判的時代（參</w:t>
-      </w:r>
-      <w:hyperlink r:id="rId58">
-        <w:r>
-          <w:rPr>
-            <w:lang w:val="zh_TW" w:bidi="zh_TW"/>
-          </w:rPr>
-          <w:rPr>
-            <w:color w:val="0000EE"/>
-            <w:u w:val="single"/>
-          </w:rPr>
-          <w:t>啟1:12–16</w:t>
-        </w:r>
-      </w:hyperlink>
-      <w:r>
-        <w:rPr>
-          <w:lang w:val="zh_TW" w:bidi="zh_TW"/>
-        </w:rPr>
-        <w:t>，</w:t>
-      </w:r>
-      <w:hyperlink r:id="rId59">
-        <w:r>
-          <w:rPr>
-            <w:lang w:val="zh_TW" w:bidi="zh_TW"/>
-          </w:rPr>
-          <w:rPr>
-            <w:color w:val="0000EE"/>
-            <w:u w:val="single"/>
-          </w:rPr>
-          <w:t>19:11–21</w:t>
-        </w:r>
-      </w:hyperlink>
-      <w:r>
-        <w:rPr>
-          <w:lang w:val="zh_TW" w:bidi="zh_TW"/>
-        </w:rPr>
-        <w:t>）。</w:t>
-      </w:r>
-    </w:p>
-    <w:p>
-      <w:pPr/>
-      <w:r>
-        <w:rPr>
-          <w:lang w:val="zh_TW" w:bidi="zh_TW"/>
-        </w:rPr>
-      </w:r>
-      <w:r>
-        <w:rPr>
-          <w:lang w:val="zh_TW" w:bidi="zh_TW"/>
-        </w:rPr>
-        <w:t>耶穌教導門徒：當祂在榮耀裡再來的時候，祂要坐在自己的寶座上，萬民都要向祂下拜。神要將祂的仇敵從祂面前趕出去，神的百姓要完全承受那國度（</w:t>
-      </w:r>
-      <w:hyperlink r:id="rId60">
-        <w:r>
-          <w:rPr>
-            <w:lang w:val="zh_TW" w:bidi="zh_TW"/>
-          </w:rPr>
-          <w:rPr>
-            <w:color w:val="0000EE"/>
-            <w:u w:val="single"/>
-          </w:rPr>
-          <w:t>太25:31–46</w:t>
-        </w:r>
-      </w:hyperlink>
-      <w:r>
-        <w:rPr>
-          <w:lang w:val="zh_TW" w:bidi="zh_TW"/>
-        </w:rPr>
-        <w:t>）。照著耶穌的教導，屬祂身體的肢體（就是教會），應當在生活中實踐神權政體的理想，使他們藉著行為與信心榮耀父，並顯明他們是屬祂的（</w:t>
-      </w:r>
-      <w:hyperlink r:id="rId61">
-        <w:r>
-          <w:rPr>
-            <w:lang w:val="zh_TW" w:bidi="zh_TW"/>
-          </w:rPr>
-          <w:rPr>
-            <w:color w:val="0000EE"/>
-            <w:u w:val="single"/>
-          </w:rPr>
-          <w:t>約17:20–26</w:t>
-        </w:r>
-      </w:hyperlink>
-      <w:r>
-        <w:rPr>
-          <w:lang w:val="zh_TW" w:bidi="zh_TW"/>
-        </w:rPr>
-        <w:t>；參</w:t>
-      </w:r>
-      <w:hyperlink r:id="rId62">
-        <w:r>
-          <w:rPr>
-            <w:lang w:val="zh_TW" w:bidi="zh_TW"/>
-          </w:rPr>
-          <w:rPr>
-            <w:color w:val="0000EE"/>
-            <w:u w:val="single"/>
-          </w:rPr>
-          <w:t>太25:33–40</w:t>
-        </w:r>
-      </w:hyperlink>
-      <w:r>
-        <w:rPr>
-          <w:lang w:val="zh_TW" w:bidi="zh_TW"/>
-        </w:rPr>
-        <w:t>）。這就是聖經所說的見證方式：以色列曾沒有作出這樣的見證，但教會蒙恩得著這樣的特權；正如保羅寫給提摩太的話：</w:t>
-      </w:r>
-    </w:p>
-    <w:p>
-      <w:pPr/>
-      <w:r>
-        <w:rPr>
-          <w:lang w:val="zh_TW" w:bidi="zh_TW"/>
-        </w:rPr>
-      </w:r>
-      <w:r>
-        <w:rPr>
-          <w:lang w:val="zh_TW" w:bidi="zh_TW"/>
-        </w:rPr>
-        <w:t>我在叫萬物生活的神面前，並在......基督耶穌面前囑咐你：要守這命令，毫不玷污，無可指責，直到我們的主耶穌基督顯現。到了日期，那可稱頌、獨有權能的萬王之王、萬主之主，就是那獨一不死、住在人不能靠近的光裡，是人未曾看見、也是不能看見的，要將他顯明出來。但願尊貴和永遠的權能都歸給他。阿們！（</w:t>
-      </w:r>
-      <w:hyperlink r:id="rId63">
-        <w:r>
-          <w:rPr>
-            <w:lang w:val="zh_TW" w:bidi="zh_TW"/>
-          </w:rPr>
-          <w:rPr>
-            <w:color w:val="0000EE"/>
-            <w:u w:val="single"/>
-          </w:rPr>
-          <w:t>提前6:13–16</w:t>
-        </w:r>
-      </w:hyperlink>
-      <w:r>
-        <w:rPr>
-          <w:lang w:val="zh_TW" w:bidi="zh_TW"/>
-        </w:rPr>
-        <w:t>）</w:t>
-      </w:r>
-    </w:p>
-    <w:p>
-      <w:pPr/>
-      <w:r>
-        <w:rPr>
-          <w:lang w:val="zh_TW" w:bidi="zh_TW"/>
-        </w:rPr>
-      </w:r>
-      <w:r>
-        <w:rPr>
-          <w:lang w:val="zh_TW" w:bidi="zh_TW"/>
-        </w:rPr>
-        <w:t>接著，保羅提出幾項吩咐，說明神的百姓必須怎樣顯明他們對耶穌的忠誠。啟示錄的經文把耶穌描寫成教會之上的王（</w:t>
-      </w:r>
-      <w:hyperlink r:id="rId64">
-        <w:r>
-          <w:rPr>
-            <w:lang w:val="zh_TW" w:bidi="zh_TW"/>
-          </w:rPr>
-          <w:rPr>
-            <w:color w:val="0000EE"/>
-            <w:u w:val="single"/>
-          </w:rPr>
-          <w:t>啟4:2</w:t>
-        </w:r>
-      </w:hyperlink>
-      <w:r>
-        <w:rPr>
-          <w:lang w:val="zh_TW" w:bidi="zh_TW"/>
-        </w:rPr>
-        <w:t>、</w:t>
-      </w:r>
-      <w:hyperlink r:id="rId64">
-        <w:r>
-          <w:rPr>
-            <w:lang w:val="zh_TW" w:bidi="zh_TW"/>
-          </w:rPr>
-          <w:rPr>
-            <w:color w:val="0000EE"/>
-            <w:u w:val="single"/>
-          </w:rPr>
-          <w:t>9–11</w:t>
-        </w:r>
-      </w:hyperlink>
-      <w:r>
-        <w:rPr>
-          <w:lang w:val="zh_TW" w:bidi="zh_TW"/>
-        </w:rPr>
-        <w:t>，</w:t>
-      </w:r>
-      <w:hyperlink r:id="rId65">
-        <w:r>
-          <w:rPr>
-            <w:lang w:val="zh_TW" w:bidi="zh_TW"/>
-          </w:rPr>
-          <w:rPr>
-            <w:color w:val="0000EE"/>
-            <w:u w:val="single"/>
-          </w:rPr>
-          <w:t>5:1</w:t>
-        </w:r>
-      </w:hyperlink>
-      <w:r>
-        <w:rPr>
-          <w:lang w:val="zh_TW" w:bidi="zh_TW"/>
-        </w:rPr>
-        <w:t>、</w:t>
-      </w:r>
-      <w:hyperlink r:id="rId65">
-        <w:r>
-          <w:rPr>
-            <w:lang w:val="zh_TW" w:bidi="zh_TW"/>
-          </w:rPr>
-          <w:rPr>
-            <w:color w:val="0000EE"/>
-            <w:u w:val="single"/>
-          </w:rPr>
-          <w:t>9–13</w:t>
-        </w:r>
-      </w:hyperlink>
-      <w:r>
-        <w:rPr>
-          <w:lang w:val="zh_TW" w:bidi="zh_TW"/>
-        </w:rPr>
-        <w:t>）。到了祂再來的時候，祂的王權就要建立起來。那時，那些十字架的仇敵要看見他們所拒絕的那一位，並要在彌賽亞君王面前屈膝（</w:t>
-      </w:r>
-      <w:hyperlink r:id="rId66">
-        <w:r>
-          <w:rPr>
-            <w:lang w:val="zh_TW" w:bidi="zh_TW"/>
-          </w:rPr>
-          <w:rPr>
-            <w:color w:val="0000EE"/>
-            <w:u w:val="single"/>
-          </w:rPr>
-          <w:t>林前15:25–28</w:t>
-        </w:r>
-      </w:hyperlink>
-      <w:r>
-        <w:rPr>
-          <w:lang w:val="zh_TW" w:bidi="zh_TW"/>
-        </w:rPr>
-        <w:t>）。「再後，末期到了，那時基督既將一切執政的、掌權的、有能的都毀滅了，就把國交與父神。」（</w:t>
-      </w:r>
-      <w:hyperlink r:id="rId67">
-        <w:r>
-          <w:rPr>
-            <w:lang w:val="zh_TW" w:bidi="zh_TW"/>
-          </w:rPr>
-          <w:rPr>
-            <w:color w:val="0000EE"/>
-            <w:u w:val="single"/>
-          </w:rPr>
-          <w:t>24</w:t>
-        </w:r>
-      </w:hyperlink>
-      <w:r>
-        <w:rPr>
-          <w:lang w:val="zh_TW" w:bidi="zh_TW"/>
-        </w:rPr>
-        <w:t>節）。</w:t>
-      </w:r>
-    </w:p>
-    <w:p>
-      <w:pPr/>
-      <w:r>
-        <w:rPr>
-          <w:lang w:val="zh_TW" w:bidi="zh_TW"/>
-        </w:rPr>
-      </w:r>
-      <w:r>
-        <w:rPr>
           <w:i/>
           <w:lang w:val="zh_TW" w:bidi="zh_TW"/>
         </w:rPr>
@@ -1552,230 +1016,13 @@
         <w:rPr>
           <w:lang w:val="zh_TW" w:bidi="zh_TW"/>
         </w:rPr>
-        <w:t>以色列的歷史</w:t>
-      </w:r>
-      <w:r>
-        <w:rPr>
-          <w:lang w:val="zh_TW" w:bidi="zh_TW"/>
-        </w:rPr>
-        <w:t>；</w:t>
-      </w:r>
-      <w:r>
-        <w:rPr>
-          <w:lang w:val="zh_TW" w:bidi="zh_TW"/>
-        </w:rPr>
-        <w:t>神的國，天國</w:t>
+        <w:t>萬軍之主</w:t>
       </w:r>
       <w:r>
         <w:rPr>
           <w:lang w:val="zh_TW" w:bidi="zh_TW"/>
         </w:rPr>
         <w:t>。</w:t>
-      </w:r>
-      <w:r>
-        <w:rPr>
-          <w:lang w:val="zh_TW" w:bidi="zh_TW"/>
-        </w:rPr>
-      </w:r>
-      <w:r>
-        <w:rPr>
-          <w:lang w:val="zh_TW" w:bidi="zh_TW"/>
-        </w:rPr>
-      </w:r>
-    </w:p>
-    <w:p>
-      <w:pPr/>
-      <w:r>
-        <w:rPr>
-          <w:lang w:val="zh_TW" w:bidi="zh_TW"/>
-        </w:rPr>
-      </w:r>
-    </w:p>
-    <w:p>
-      <w:pPr>
-        <w:pStyle w:val="Heading2"/>
-      </w:pPr>
-      <w:r>
-        <w:rPr>
-          <w:lang w:val="zh_TW" w:bidi="zh_TW"/>
-        </w:rPr>
-        <w:t>王谷</w:t>
-      </w:r>
-      <w:r>
-        <w:rPr>
-          <w:lang w:val="zh_TW" w:bidi="zh_TW"/>
-        </w:rPr>
-      </w:r>
-    </w:p>
-    <w:p>
-      <w:pPr/>
-      <w:r>
-        <w:rPr>
-          <w:lang w:val="zh_TW" w:bidi="zh_TW"/>
-        </w:rPr>
-      </w:r>
-      <w:r>
-        <w:rPr>
-          <w:lang w:val="zh_TW" w:bidi="zh_TW"/>
-        </w:rPr>
-        <w:t>其它譯本譯為撒冷城附近的王谷。撒冷城是</w:t>
-      </w:r>
-      <w:hyperlink r:id="rId68">
-        <w:r>
-          <w:rPr>
-            <w:lang w:val="zh_TW" w:bidi="zh_TW"/>
-          </w:rPr>
-          <w:rPr>
-            <w:color w:val="0000EE"/>
-            <w:u w:val="single"/>
-          </w:rPr>
-          <w:t>創世記十四章17節</w:t>
-        </w:r>
-      </w:hyperlink>
-      <w:r>
-        <w:rPr>
-          <w:lang w:val="zh_TW" w:bidi="zh_TW"/>
-        </w:rPr>
-        <w:t>中提到的麥基洗德的城市。</w:t>
-      </w:r>
-    </w:p>
-    <w:p>
-      <w:pPr/>
-      <w:r>
-        <w:rPr>
-          <w:lang w:val="zh_TW" w:bidi="zh_TW"/>
-        </w:rPr>
-      </w:r>
-      <w:r>
-        <w:rPr>
-          <w:i/>
-          <w:lang w:val="zh_TW" w:bidi="zh_TW"/>
-        </w:rPr>
-        <w:t>見</w:t>
-      </w:r>
-      <w:r>
-        <w:rPr>
-          <w:lang w:val="zh_TW" w:bidi="zh_TW"/>
-        </w:rPr>
-        <w:t>王谷</w:t>
-      </w:r>
-      <w:r>
-        <w:rPr>
-          <w:lang w:val="zh_TW" w:bidi="zh_TW"/>
-        </w:rPr>
-        <w:t>。</w:t>
-      </w:r>
-      <w:r>
-        <w:rPr>
-          <w:lang w:val="zh_TW" w:bidi="zh_TW"/>
-        </w:rPr>
-      </w:r>
-      <w:r>
-        <w:rPr>
-          <w:lang w:val="zh_TW" w:bidi="zh_TW"/>
-        </w:rPr>
-      </w:r>
-    </w:p>
-    <w:p>
-      <w:pPr/>
-      <w:r>
-        <w:rPr>
-          <w:lang w:val="zh_TW" w:bidi="zh_TW"/>
-        </w:rPr>
-      </w:r>
-    </w:p>
-    <w:p>
-      <w:pPr>
-        <w:pStyle w:val="Heading2"/>
-      </w:pPr>
-      <w:r>
-        <w:rPr>
-          <w:lang w:val="zh_TW" w:bidi="zh_TW"/>
-        </w:rPr>
-        <w:t>王谷</w:t>
-      </w:r>
-      <w:r>
-        <w:rPr>
-          <w:lang w:val="zh_TW" w:bidi="zh_TW"/>
-        </w:rPr>
-      </w:r>
-    </w:p>
-    <w:p>
-      <w:pPr/>
-      <w:r>
-        <w:rPr>
-          <w:lang w:val="zh_TW" w:bidi="zh_TW"/>
-        </w:rPr>
-      </w:r>
-      <w:r>
-        <w:rPr>
-          <w:lang w:val="zh_TW" w:bidi="zh_TW"/>
-        </w:rPr>
-        <w:t>這是靠近撒冷的一處山谷；撒冷是麥基洗德作王的城。亞伯拉罕曾在此與所多瑪王相會；他拒絕了所多瑪王所提出的在道德上不正當的提議（</w:t>
-      </w:r>
-      <w:hyperlink r:id="rId68">
-        <w:r>
-          <w:rPr>
-            <w:lang w:val="zh_TW" w:bidi="zh_TW"/>
-          </w:rPr>
-          <w:rPr>
-            <w:color w:val="0000EE"/>
-            <w:u w:val="single"/>
-          </w:rPr>
-          <w:t>創14:17</w:t>
-        </w:r>
-      </w:hyperlink>
-      <w:r>
-        <w:rPr>
-          <w:lang w:val="zh_TW" w:bidi="zh_TW"/>
-        </w:rPr>
-        <w:t>）。此谷亦稱為沙微。</w:t>
-      </w:r>
-    </w:p>
-    <w:p>
-      <w:pPr/>
-      <w:r>
-        <w:rPr>
-          <w:lang w:val="zh_TW" w:bidi="zh_TW"/>
-        </w:rPr>
-      </w:r>
-      <w:r>
-        <w:rPr>
-          <w:lang w:val="zh_TW" w:bidi="zh_TW"/>
-        </w:rPr>
-        <w:t>若撒冷即耶路撒冷，則「王谷」很可能是古耶路撒冷附近的汲淪谷或欣嫩子谷之一，因這兩個谷地都位於古耶路撒冷附近。</w:t>
-      </w:r>
-    </w:p>
-    <w:p>
-      <w:pPr/>
-      <w:r>
-        <w:rPr>
-          <w:lang w:val="zh_TW" w:bidi="zh_TW"/>
-        </w:rPr>
-      </w:r>
-      <w:r>
-        <w:rPr>
-          <w:lang w:val="zh_TW" w:bidi="zh_TW"/>
-        </w:rPr>
-        <w:t>這一個王谷也是押沙龍（大衛王之子）為自己立石柱作紀念碑的地方（</w:t>
-      </w:r>
-      <w:hyperlink r:id="rId69">
-        <w:r>
-          <w:rPr>
-            <w:lang w:val="zh_TW" w:bidi="zh_TW"/>
-          </w:rPr>
-          <w:rPr>
-            <w:color w:val="0000EE"/>
-            <w:u w:val="single"/>
-          </w:rPr>
-          <w:t>撒下18:18</w:t>
-        </w:r>
-      </w:hyperlink>
-      <w:r>
-        <w:rPr>
-          <w:lang w:val="zh_TW" w:bidi="zh_TW"/>
-        </w:rPr>
-        <w:t>）。</w:t>
       </w:r>
       <w:r>
         <w:rPr>

--- a/zht/docx/166.content.docx
+++ b/zht/docx/166.content.docx
@@ -149,7 +149,7 @@
         <w:rPr>
           <w:lang w:val="zh_TW" w:bidi="zh_TW"/>
         </w:rPr>
-        <w:t>wan</w:t>
+        <w:t>ting</w:t>
       </w:r>
       <w:r>
         <w:rPr>
@@ -212,7 +212,7 @@
         <w:rPr>
           <w:lang w:val="zh_TW" w:bidi="zh_TW"/>
         </w:rPr>
-        <w:t>萬軍、天上的萬象</w:t>
+        <w:t>亭哈巴</w:t>
       </w:r>
       <w:r>
         <w:rPr>
@@ -231,19 +231,7 @@
         <w:rPr>
           <w:lang w:val="zh_TW" w:bidi="zh_TW"/>
         </w:rPr>
-        <w:t>這個希伯來文詞語常見於舊約聖經。「萬軍」字面意思指「軍隊」和「天上的軍隊」。 「萬軍」基本上是個軍事術語，在舊約聖經中出現了將近五百次。它可以意味「</w:t>
-      </w:r>
-      <w:r>
-        <w:rPr>
-          <w:lang w:val="zh_TW" w:bidi="zh_TW"/>
-        </w:rPr>
-        <w:t>大軍</w:t>
-      </w:r>
-      <w:r>
-        <w:rPr>
-          <w:lang w:val="zh_TW" w:bidi="zh_TW"/>
-        </w:rPr>
-        <w:t>」（</w:t>
+        <w:t>在尚未進入以色列君王統治的時代的以東早期的京城。聖經提到，以東王比拉曾在這城作王（</w:t>
       </w:r>
       <w:hyperlink r:id="rId13">
         <w:r>
@@ -254,28 +242,14 @@
             <w:color w:val="0000EE"/>
             <w:u w:val="single"/>
           </w:rPr>
-          <w:t>王下18:17</w:t>
+          <w:t>創36:32</w:t>
         </w:r>
       </w:hyperlink>
       <w:r>
         <w:rPr>
           <w:lang w:val="zh_TW" w:bidi="zh_TW"/>
         </w:rPr>
-        <w:t>），也可指「天使」、「天上的萬象」或整個受造界。</w:t>
-      </w:r>
-    </w:p>
-    <w:p>
-      <w:pPr/>
-      <w:r>
-        <w:rPr>
-          <w:lang w:val="zh_TW" w:bidi="zh_TW"/>
-        </w:rPr>
-      </w:r>
-      <w:r>
-        <w:rPr>
-          <w:lang w:val="zh_TW" w:bidi="zh_TW"/>
-        </w:rPr>
-        <w:t>「天上的萬象」在聖經中有不同的用法。古代作者有時會象徵性地把太陽、月亮和星辰稱為「軍隊」（譯註：和合本譯為「天上的萬象」）（</w:t>
+        <w:t>；</w:t>
       </w:r>
       <w:hyperlink r:id="rId14">
         <w:r>
@@ -286,743 +260,14 @@
             <w:color w:val="0000EE"/>
             <w:u w:val="single"/>
           </w:rPr>
-          <w:t>申4:19</w:t>
+          <w:t>代上1:43</w:t>
         </w:r>
       </w:hyperlink>
       <w:r>
         <w:rPr>
           <w:lang w:val="zh_TW" w:bidi="zh_TW"/>
         </w:rPr>
-        <w:t>；</w:t>
-      </w:r>
-      <w:hyperlink r:id="rId15">
-        <w:r>
-          <w:rPr>
-            <w:lang w:val="zh_TW" w:bidi="zh_TW"/>
-          </w:rPr>
-          <w:rPr>
-            <w:color w:val="0000EE"/>
-            <w:u w:val="single"/>
-          </w:rPr>
-          <w:t>士5:20</w:t>
-        </w:r>
-      </w:hyperlink>
-      <w:r>
-        <w:rPr>
-          <w:lang w:val="zh_TW" w:bidi="zh_TW"/>
-        </w:rPr>
-        <w:t>）。在古代的占星術崇拜中，人們認為天體是由靈體賦予生命的，因此構成一支活的軍隊，掌管天上的命運。敬拜天上的萬象是最早的偶像崇拜形式之一，當時以色列人常常遠離上帝，陷入這種偶像崇拜當中（</w:t>
-      </w:r>
-      <w:hyperlink r:id="rId16">
-        <w:r>
-          <w:rPr>
-            <w:lang w:val="zh_TW" w:bidi="zh_TW"/>
-          </w:rPr>
-          <w:rPr>
-            <w:color w:val="0000EE"/>
-            <w:u w:val="single"/>
-          </w:rPr>
-          <w:t>耶19:13</w:t>
-        </w:r>
-      </w:hyperlink>
-      <w:r>
-        <w:rPr>
-          <w:lang w:val="zh_TW" w:bidi="zh_TW"/>
-        </w:rPr>
-        <w:t>；</w:t>
-      </w:r>
-      <w:hyperlink r:id="rId17">
-        <w:r>
-          <w:rPr>
-            <w:lang w:val="zh_TW" w:bidi="zh_TW"/>
-          </w:rPr>
-          <w:rPr>
-            <w:color w:val="0000EE"/>
-            <w:u w:val="single"/>
-          </w:rPr>
-          <w:t>徒7:42</w:t>
-        </w:r>
-      </w:hyperlink>
-      <w:r>
-        <w:rPr>
-          <w:lang w:val="zh_TW" w:bidi="zh_TW"/>
-        </w:rPr>
-        <w:t>）。雖然聖經明確警告以色列人不要信奉這些異教信仰（</w:t>
-      </w:r>
-      <w:hyperlink r:id="rId14">
-        <w:r>
-          <w:rPr>
-            <w:lang w:val="zh_TW" w:bidi="zh_TW"/>
-          </w:rPr>
-          <w:rPr>
-            <w:color w:val="0000EE"/>
-            <w:u w:val="single"/>
-          </w:rPr>
-          <w:t>申4:19</w:t>
-        </w:r>
-      </w:hyperlink>
-      <w:r>
-        <w:rPr>
-          <w:lang w:val="zh_TW" w:bidi="zh_TW"/>
-        </w:rPr>
-        <w:t>；</w:t>
-      </w:r>
-      <w:hyperlink r:id="rId18">
-        <w:r>
-          <w:rPr>
-            <w:lang w:val="zh_TW" w:bidi="zh_TW"/>
-          </w:rPr>
-          <w:rPr>
-            <w:color w:val="0000EE"/>
-            <w:u w:val="single"/>
-          </w:rPr>
-          <w:t>17:3</w:t>
-        </w:r>
-      </w:hyperlink>
-      <w:r>
-        <w:rPr>
-          <w:lang w:val="zh_TW" w:bidi="zh_TW"/>
-        </w:rPr>
-        <w:t>），他們卻仍舊敬拜天體，特別是在亞述和巴比倫時期（</w:t>
-      </w:r>
-      <w:hyperlink r:id="rId19">
-        <w:r>
-          <w:rPr>
-            <w:lang w:val="zh_TW" w:bidi="zh_TW"/>
-          </w:rPr>
-          <w:rPr>
-            <w:color w:val="0000EE"/>
-            <w:u w:val="single"/>
-          </w:rPr>
-          <w:t>王下17:16</w:t>
-        </w:r>
-      </w:hyperlink>
-      <w:r>
-        <w:rPr>
-          <w:lang w:val="zh_TW" w:bidi="zh_TW"/>
-        </w:rPr>
-        <w:t>，</w:t>
-      </w:r>
-      <w:hyperlink r:id="rId20">
-        <w:r>
-          <w:rPr>
-            <w:lang w:val="zh_TW" w:bidi="zh_TW"/>
-          </w:rPr>
-          <w:rPr>
-            <w:color w:val="0000EE"/>
-            <w:u w:val="single"/>
-          </w:rPr>
-          <w:t>21:3–5</w:t>
-        </w:r>
-      </w:hyperlink>
-      <w:r>
-        <w:rPr>
-          <w:lang w:val="zh_TW" w:bidi="zh_TW"/>
-        </w:rPr>
-        <w:t>；</w:t>
-      </w:r>
-      <w:hyperlink r:id="rId21">
-        <w:r>
-          <w:rPr>
-            <w:lang w:val="zh_TW" w:bidi="zh_TW"/>
-          </w:rPr>
-          <w:rPr>
-            <w:color w:val="0000EE"/>
-            <w:u w:val="single"/>
-          </w:rPr>
-          <w:t>代下33:3–5</w:t>
-        </w:r>
-      </w:hyperlink>
-      <w:r>
-        <w:rPr>
-          <w:lang w:val="zh_TW" w:bidi="zh_TW"/>
-        </w:rPr>
-        <w:t>；</w:t>
-      </w:r>
-      <w:hyperlink r:id="rId22">
-        <w:r>
-          <w:rPr>
-            <w:lang w:val="zh_TW" w:bidi="zh_TW"/>
-          </w:rPr>
-          <w:rPr>
-            <w:color w:val="0000EE"/>
-            <w:u w:val="single"/>
-          </w:rPr>
-          <w:t>耶8:2</w:t>
-        </w:r>
-      </w:hyperlink>
-      <w:r>
-        <w:rPr>
-          <w:lang w:val="zh_TW" w:bidi="zh_TW"/>
-        </w:rPr>
-        <w:t>；</w:t>
-      </w:r>
-      <w:hyperlink r:id="rId23">
-        <w:r>
-          <w:rPr>
-            <w:lang w:val="zh_TW" w:bidi="zh_TW"/>
-          </w:rPr>
-          <w:rPr>
-            <w:color w:val="0000EE"/>
-            <w:u w:val="single"/>
-          </w:rPr>
-          <w:t>番1:5</w:t>
-        </w:r>
-      </w:hyperlink>
-      <w:r>
-        <w:rPr>
-          <w:lang w:val="zh_TW" w:bidi="zh_TW"/>
-        </w:rPr>
-        <w:t>）。糾正這種異教崇拜的正確方式，就是承認耶和華是創天造地的主。祂是全能的主，按照自己的命令安設天體，並命定它們執行特別的功能（</w:t>
-      </w:r>
-      <w:hyperlink r:id="rId24">
-        <w:r>
-          <w:rPr>
-            <w:lang w:val="zh_TW" w:bidi="zh_TW"/>
-          </w:rPr>
-          <w:rPr>
-            <w:color w:val="0000EE"/>
-            <w:u w:val="single"/>
-          </w:rPr>
-          <w:t>創1:14–19</w:t>
-        </w:r>
-      </w:hyperlink>
-      <w:r>
-        <w:rPr>
-          <w:lang w:val="zh_TW" w:bidi="zh_TW"/>
-        </w:rPr>
-        <w:t>，</w:t>
-      </w:r>
-      <w:hyperlink r:id="rId25">
-        <w:r>
-          <w:rPr>
-            <w:lang w:val="zh_TW" w:bidi="zh_TW"/>
-          </w:rPr>
-          <w:rPr>
-            <w:color w:val="0000EE"/>
-            <w:u w:val="single"/>
-          </w:rPr>
-          <w:t>2:1</w:t>
-        </w:r>
-      </w:hyperlink>
-      <w:r>
-        <w:rPr>
-          <w:lang w:val="zh_TW" w:bidi="zh_TW"/>
-        </w:rPr>
-        <w:t>；</w:t>
-      </w:r>
-      <w:hyperlink r:id="rId26">
-        <w:r>
-          <w:rPr>
-            <w:lang w:val="zh_TW" w:bidi="zh_TW"/>
-          </w:rPr>
-          <w:rPr>
-            <w:color w:val="0000EE"/>
-            <w:u w:val="single"/>
-          </w:rPr>
-          <w:t>尼9:6</w:t>
-        </w:r>
-      </w:hyperlink>
-      <w:r>
-        <w:rPr>
-          <w:lang w:val="zh_TW" w:bidi="zh_TW"/>
-        </w:rPr>
-        <w:t>；</w:t>
-      </w:r>
-      <w:hyperlink r:id="rId27">
-        <w:r>
-          <w:rPr>
-            <w:lang w:val="zh_TW" w:bidi="zh_TW"/>
-          </w:rPr>
-          <w:rPr>
-            <w:color w:val="0000EE"/>
-            <w:u w:val="single"/>
-          </w:rPr>
-          <w:t>詩33:6</w:t>
-        </w:r>
-      </w:hyperlink>
-      <w:r>
-        <w:rPr>
-          <w:lang w:val="zh_TW" w:bidi="zh_TW"/>
-        </w:rPr>
-        <w:t>，</w:t>
-      </w:r>
-      <w:hyperlink r:id="rId28">
-        <w:r>
-          <w:rPr>
-            <w:lang w:val="zh_TW" w:bidi="zh_TW"/>
-          </w:rPr>
-          <w:rPr>
-            <w:color w:val="0000EE"/>
-            <w:u w:val="single"/>
-          </w:rPr>
-          <w:t>103:21</w:t>
-        </w:r>
-      </w:hyperlink>
-      <w:r>
-        <w:rPr>
-          <w:lang w:val="zh_TW" w:bidi="zh_TW"/>
-        </w:rPr>
-        <w:t>，</w:t>
-      </w:r>
-      <w:hyperlink r:id="rId29">
-        <w:r>
-          <w:rPr>
-            <w:lang w:val="zh_TW" w:bidi="zh_TW"/>
-          </w:rPr>
-          <w:rPr>
-            <w:color w:val="0000EE"/>
-            <w:u w:val="single"/>
-          </w:rPr>
-          <w:t>148:2</w:t>
-        </w:r>
-      </w:hyperlink>
-      <w:r>
-        <w:rPr>
-          <w:lang w:val="zh_TW" w:bidi="zh_TW"/>
-        </w:rPr>
-        <w:t>；</w:t>
-      </w:r>
-      <w:hyperlink r:id="rId30">
-        <w:r>
-          <w:rPr>
-            <w:lang w:val="zh_TW" w:bidi="zh_TW"/>
-          </w:rPr>
-          <w:rPr>
-            <w:color w:val="0000EE"/>
-            <w:u w:val="single"/>
-          </w:rPr>
-          <w:t>賽40:26</w:t>
-        </w:r>
-      </w:hyperlink>
-      <w:r>
-        <w:rPr>
-          <w:lang w:val="zh_TW" w:bidi="zh_TW"/>
-        </w:rPr>
-        <w:t>，</w:t>
-      </w:r>
-      <w:hyperlink r:id="rId31">
-        <w:r>
-          <w:rPr>
-            <w:lang w:val="zh_TW" w:bidi="zh_TW"/>
-          </w:rPr>
-          <w:rPr>
-            <w:color w:val="0000EE"/>
-            <w:u w:val="single"/>
-          </w:rPr>
-          <w:t>45:12</w:t>
-        </w:r>
-      </w:hyperlink>
-      <w:r>
-        <w:rPr>
-          <w:lang w:val="zh_TW" w:bidi="zh_TW"/>
-        </w:rPr>
-        <w:t>）。</w:t>
-      </w:r>
-    </w:p>
-    <w:p>
-      <w:pPr/>
-      <w:r>
-        <w:rPr>
-          <w:lang w:val="zh_TW" w:bidi="zh_TW"/>
-        </w:rPr>
-      </w:r>
-      <w:r>
-        <w:rPr>
-          <w:lang w:val="zh_TW" w:bidi="zh_TW"/>
-        </w:rPr>
-        <w:t>神經常被稱為「萬軍之耶和華」，即天上軍隊的主宰（</w:t>
-      </w:r>
-      <w:hyperlink r:id="rId32">
-        <w:r>
-          <w:rPr>
-            <w:lang w:val="zh_TW" w:bidi="zh_TW"/>
-          </w:rPr>
-          <w:rPr>
-            <w:color w:val="0000EE"/>
-            <w:u w:val="single"/>
-          </w:rPr>
-          <w:t>耶5:14</w:t>
-        </w:r>
-      </w:hyperlink>
-      <w:r>
-        <w:rPr>
-          <w:lang w:val="zh_TW" w:bidi="zh_TW"/>
-        </w:rPr>
-        <w:t>，</w:t>
-      </w:r>
-      <w:hyperlink r:id="rId33">
-        <w:r>
-          <w:rPr>
-            <w:lang w:val="zh_TW" w:bidi="zh_TW"/>
-          </w:rPr>
-          <w:rPr>
-            <w:color w:val="0000EE"/>
-            <w:u w:val="single"/>
-          </w:rPr>
-          <w:t>38:17</w:t>
-        </w:r>
-      </w:hyperlink>
-      <w:r>
-        <w:rPr>
-          <w:lang w:val="zh_TW" w:bidi="zh_TW"/>
-        </w:rPr>
-        <w:t>，</w:t>
-      </w:r>
-      <w:hyperlink r:id="rId34">
-        <w:r>
-          <w:rPr>
-            <w:lang w:val="zh_TW" w:bidi="zh_TW"/>
-          </w:rPr>
-          <w:rPr>
-            <w:color w:val="0000EE"/>
-            <w:u w:val="single"/>
-          </w:rPr>
-          <w:t>44:7</w:t>
-        </w:r>
-      </w:hyperlink>
-      <w:r>
-        <w:rPr>
-          <w:lang w:val="zh_TW" w:bidi="zh_TW"/>
-        </w:rPr>
-        <w:t>；</w:t>
-      </w:r>
-      <w:hyperlink r:id="rId35">
-        <w:r>
-          <w:rPr>
-            <w:lang w:val="zh_TW" w:bidi="zh_TW"/>
-          </w:rPr>
-          <w:rPr>
-            <w:color w:val="0000EE"/>
-            <w:u w:val="single"/>
-          </w:rPr>
-          <w:t>何12:5</w:t>
-        </w:r>
-      </w:hyperlink>
-      <w:r>
-        <w:rPr>
-          <w:lang w:val="zh_TW" w:bidi="zh_TW"/>
-        </w:rPr>
-        <w:t>）。天上的萬軍包括天使或使者，他們與耶和華在天上與地上的工作有關。神在天上有一個議會，由天使或「神的眾子」組成（</w:t>
-      </w:r>
-      <w:hyperlink r:id="rId36">
-        <w:r>
-          <w:rPr>
-            <w:lang w:val="zh_TW" w:bidi="zh_TW"/>
-          </w:rPr>
-          <w:rPr>
-            <w:color w:val="0000EE"/>
-            <w:u w:val="single"/>
-          </w:rPr>
-          <w:t>創1:26</w:t>
-        </w:r>
-      </w:hyperlink>
-      <w:r>
-        <w:rPr>
-          <w:lang w:val="zh_TW" w:bidi="zh_TW"/>
-        </w:rPr>
-        <w:t>；</w:t>
-      </w:r>
-      <w:hyperlink r:id="rId37">
-        <w:r>
-          <w:rPr>
-            <w:lang w:val="zh_TW" w:bidi="zh_TW"/>
-          </w:rPr>
-          <w:rPr>
-            <w:color w:val="0000EE"/>
-            <w:u w:val="single"/>
-          </w:rPr>
-          <w:t>王上22:19</w:t>
-        </w:r>
-      </w:hyperlink>
-      <w:r>
-        <w:rPr>
-          <w:lang w:val="zh_TW" w:bidi="zh_TW"/>
-        </w:rPr>
-        <w:t>；</w:t>
-      </w:r>
-      <w:hyperlink r:id="rId38">
-        <w:r>
-          <w:rPr>
-            <w:lang w:val="zh_TW" w:bidi="zh_TW"/>
-          </w:rPr>
-          <w:rPr>
-            <w:color w:val="0000EE"/>
-            <w:u w:val="single"/>
-          </w:rPr>
-          <w:t>伯1:6</w:t>
-        </w:r>
-      </w:hyperlink>
-      <w:r>
-        <w:rPr>
-          <w:lang w:val="zh_TW" w:bidi="zh_TW"/>
-        </w:rPr>
-        <w:t>；</w:t>
-      </w:r>
-      <w:hyperlink r:id="rId39">
-        <w:r>
-          <w:rPr>
-            <w:lang w:val="zh_TW" w:bidi="zh_TW"/>
-          </w:rPr>
-          <w:rPr>
-            <w:color w:val="0000EE"/>
-            <w:u w:val="single"/>
-          </w:rPr>
-          <w:t>詩82</w:t>
-        </w:r>
-      </w:hyperlink>
-      <w:r>
-        <w:rPr>
-          <w:lang w:val="zh_TW" w:bidi="zh_TW"/>
-        </w:rPr>
-        <w:t>；</w:t>
-      </w:r>
-      <w:hyperlink r:id="rId40">
-        <w:r>
-          <w:rPr>
-            <w:lang w:val="zh_TW" w:bidi="zh_TW"/>
-          </w:rPr>
-          <w:rPr>
-            <w:color w:val="0000EE"/>
-            <w:u w:val="single"/>
-          </w:rPr>
-          <w:t>賽6章</w:t>
-        </w:r>
-      </w:hyperlink>
-      <w:r>
-        <w:rPr>
-          <w:lang w:val="zh_TW" w:bidi="zh_TW"/>
-        </w:rPr>
-        <w:t>）。使者從主的會議中接受派遣，以完成祂的目的（</w:t>
-      </w:r>
-      <w:hyperlink r:id="rId41">
-        <w:r>
-          <w:rPr>
-            <w:lang w:val="zh_TW" w:bidi="zh_TW"/>
-          </w:rPr>
-          <w:rPr>
-            <w:color w:val="0000EE"/>
-            <w:u w:val="single"/>
-          </w:rPr>
-          <w:t>創28:12–15</w:t>
-        </w:r>
-      </w:hyperlink>
-      <w:r>
-        <w:rPr>
-          <w:lang w:val="zh_TW" w:bidi="zh_TW"/>
-        </w:rPr>
-        <w:t>；</w:t>
-      </w:r>
-      <w:hyperlink r:id="rId42">
-        <w:r>
-          <w:rPr>
-            <w:lang w:val="zh_TW" w:bidi="zh_TW"/>
-          </w:rPr>
-          <w:rPr>
-            <w:color w:val="0000EE"/>
-            <w:u w:val="single"/>
-          </w:rPr>
-          <w:t>路2:13</w:t>
-        </w:r>
-      </w:hyperlink>
-      <w:r>
-        <w:rPr>
-          <w:lang w:val="zh_TW" w:bidi="zh_TW"/>
-        </w:rPr>
-        <w:t>）。</w:t>
-      </w:r>
-    </w:p>
-    <w:p>
-      <w:pPr/>
-      <w:r>
-        <w:rPr>
-          <w:lang w:val="zh_TW" w:bidi="zh_TW"/>
-        </w:rPr>
-      </w:r>
-      <w:r>
-        <w:rPr>
-          <w:lang w:val="zh_TW" w:bidi="zh_TW"/>
-        </w:rPr>
-        <w:t>雖然「萬軍」有時被理解為星辰或天使，但以色列各支派也被稱為「主的軍隊」。在</w:t>
-      </w:r>
-      <w:hyperlink r:id="rId43">
-        <w:r>
-          <w:rPr>
-            <w:lang w:val="zh_TW" w:bidi="zh_TW"/>
-          </w:rPr>
-          <w:rPr>
-            <w:color w:val="0000EE"/>
-            <w:u w:val="single"/>
-          </w:rPr>
-          <w:t>但以理書八章10至11節</w:t>
-        </w:r>
-      </w:hyperlink>
-      <w:r>
-        <w:rPr>
-          <w:lang w:val="zh_TW" w:bidi="zh_TW"/>
-        </w:rPr>
-        <w:t>中，「</w:t>
-      </w:r>
-      <w:r>
-        <w:rPr>
-          <w:lang w:val="zh_TW" w:bidi="zh_TW"/>
-        </w:rPr>
-        <w:t>天象</w:t>
-      </w:r>
-      <w:r>
-        <w:rPr>
-          <w:lang w:val="zh_TW" w:bidi="zh_TW"/>
-        </w:rPr>
-        <w:t>」似乎是指以色列這個「聖民」的比喻性語言，而以色列的君王被稱為「</w:t>
-      </w:r>
-      <w:r>
-        <w:rPr>
-          <w:lang w:val="zh_TW" w:bidi="zh_TW"/>
-        </w:rPr>
-        <w:t>天象之君</w:t>
-      </w:r>
-      <w:r>
-        <w:rPr>
-          <w:lang w:val="zh_TW" w:bidi="zh_TW"/>
-        </w:rPr>
-        <w:t>」。</w:t>
-      </w:r>
-    </w:p>
-    <w:p>
-      <w:pPr/>
-      <w:r>
-        <w:rPr>
-          <w:lang w:val="zh_TW" w:bidi="zh_TW"/>
-        </w:rPr>
-      </w:r>
-      <w:r>
-        <w:rPr>
-          <w:lang w:val="zh_TW" w:bidi="zh_TW"/>
-        </w:rPr>
-        <w:t>希臘文翻譯為「</w:t>
-      </w:r>
-      <w:r>
-        <w:rPr>
-          <w:lang w:val="zh_TW" w:bidi="zh_TW"/>
-        </w:rPr>
-        <w:t>天兵</w:t>
-      </w:r>
-      <w:r>
-        <w:rPr>
-          <w:lang w:val="zh_TW" w:bidi="zh_TW"/>
-        </w:rPr>
-        <w:t>」或「</w:t>
-      </w:r>
-      <w:r>
-        <w:rPr>
-          <w:lang w:val="zh_TW" w:bidi="zh_TW"/>
-        </w:rPr>
-        <w:t>天上的日月星辰</w:t>
-      </w:r>
-      <w:r>
-        <w:rPr>
-          <w:lang w:val="zh_TW" w:bidi="zh_TW"/>
-        </w:rPr>
-        <w:t>」的詞語，只在新約聖經出現過兩次（</w:t>
-      </w:r>
-      <w:hyperlink r:id="rId42">
-        <w:r>
-          <w:rPr>
-            <w:lang w:val="zh_TW" w:bidi="zh_TW"/>
-          </w:rPr>
-          <w:rPr>
-            <w:color w:val="0000EE"/>
-            <w:u w:val="single"/>
-          </w:rPr>
-          <w:t>路2:13</w:t>
-        </w:r>
-      </w:hyperlink>
-      <w:r>
-        <w:rPr>
-          <w:lang w:val="zh_TW" w:bidi="zh_TW"/>
-        </w:rPr>
-        <w:t>；</w:t>
-      </w:r>
-      <w:hyperlink r:id="rId17">
-        <w:r>
-          <w:rPr>
-            <w:lang w:val="zh_TW" w:bidi="zh_TW"/>
-          </w:rPr>
-          <w:rPr>
-            <w:color w:val="0000EE"/>
-            <w:u w:val="single"/>
-          </w:rPr>
-          <w:t>徒7:42</w:t>
-        </w:r>
-      </w:hyperlink>
-      <w:r>
-        <w:rPr>
-          <w:lang w:val="zh_TW" w:bidi="zh_TW"/>
-        </w:rPr>
-        <w:t>）。「萬軍之主」這稱號被保羅和雅各用來指耶和華（</w:t>
-      </w:r>
-      <w:hyperlink r:id="rId44">
-        <w:r>
-          <w:rPr>
-            <w:lang w:val="zh_TW" w:bidi="zh_TW"/>
-          </w:rPr>
-          <w:rPr>
-            <w:color w:val="0000EE"/>
-            <w:u w:val="single"/>
-          </w:rPr>
-          <w:t>羅9:29</w:t>
-        </w:r>
-      </w:hyperlink>
-      <w:r>
-        <w:rPr>
-          <w:lang w:val="zh_TW" w:bidi="zh_TW"/>
-        </w:rPr>
-        <w:t>；</w:t>
-      </w:r>
-      <w:hyperlink r:id="rId45">
-        <w:r>
-          <w:rPr>
-            <w:lang w:val="zh_TW" w:bidi="zh_TW"/>
-          </w:rPr>
-          <w:rPr>
-            <w:color w:val="0000EE"/>
-            <w:u w:val="single"/>
-          </w:rPr>
-          <w:t>雅5:4</w:t>
-        </w:r>
-      </w:hyperlink>
-      <w:r>
-        <w:rPr>
-          <w:lang w:val="zh_TW" w:bidi="zh_TW"/>
-        </w:rPr>
-        <w:t>）。這個術語表達了神在歷史中的主權、權能與威嚴，但究竟這些受祂指揮的「萬軍」具體是什麼，我們並不確定。</w:t>
-      </w:r>
-    </w:p>
-    <w:p>
-      <w:pPr/>
-      <w:r>
-        <w:rPr>
-          <w:lang w:val="zh_TW" w:bidi="zh_TW"/>
-        </w:rPr>
-      </w:r>
-      <w:r>
-        <w:rPr>
-          <w:i/>
-          <w:lang w:val="zh_TW" w:bidi="zh_TW"/>
-        </w:rPr>
-        <w:t>另見</w:t>
-      </w:r>
-      <w:r>
-        <w:rPr>
-          <w:lang w:val="zh_TW" w:bidi="zh_TW"/>
-        </w:rPr>
-        <w:t>萬軍之主</w:t>
-      </w:r>
-      <w:r>
-        <w:rPr>
-          <w:lang w:val="zh_TW" w:bidi="zh_TW"/>
-        </w:rPr>
-        <w:t>。</w:t>
+        <w:t>）。這座城的確切位置至今仍不清楚。</w:t>
       </w:r>
       <w:r>
         <w:rPr>

--- a/zht/docx/166.content.docx
+++ b/zht/docx/166.content.docx
@@ -149,7 +149,7 @@
         <w:rPr>
           <w:lang w:val="zh_TW" w:bidi="zh_TW"/>
         </w:rPr>
-        <w:t>ting</w:t>
+        <w:t>te</w:t>
       </w:r>
       <w:r>
         <w:rPr>
@@ -212,7 +212,7 @@
         <w:rPr>
           <w:lang w:val="zh_TW" w:bidi="zh_TW"/>
         </w:rPr>
-        <w:t>亭哈巴</w:t>
+        <w:t>特拉可尼</w:t>
       </w:r>
       <w:r>
         <w:rPr>
@@ -231,7 +231,7 @@
         <w:rPr>
           <w:lang w:val="zh_TW" w:bidi="zh_TW"/>
         </w:rPr>
-        <w:t>在尚未進入以色列君王統治的時代的以東早期的京城。聖經提到，以東王比拉曾在這城作王（</w:t>
+        <w:t>這是約旦河以東五個羅馬的省之一。其它四個省位於約旦河東的省分別為：巴坦尼亞（Batanea）、高拉尼提斯（Gaulanitis）、奧拉尼提斯（Auranitis）和以土利亞（Iturea）。該地區可能包括高拉尼提斯、巴坦尼亞和奧拉尼提斯的部分區域，是希律的兄弟腓力所管轄的分封王領地的一部分（</w:t>
       </w:r>
       <w:hyperlink r:id="rId13">
         <w:r>
@@ -242,14 +242,28 @@
             <w:color w:val="0000EE"/>
             <w:u w:val="single"/>
           </w:rPr>
-          <w:t>創36:32</w:t>
+          <w:t>路3:1</w:t>
         </w:r>
       </w:hyperlink>
       <w:r>
         <w:rPr>
           <w:lang w:val="zh_TW" w:bidi="zh_TW"/>
         </w:rPr>
-        <w:t>；</w:t>
+        <w:t>）。特拉可尼是一片位於加利利海東北部的荒涼地帶。在亞蘭文中，它被稱為「亞珥歌伯（Argob）」，意思為「石堆」，這精確描述了當地崎嶇多石的地形。</w:t>
+      </w:r>
+    </w:p>
+    <w:p>
+      <w:pPr/>
+      <w:r>
+        <w:rPr>
+          <w:lang w:val="zh_TW" w:bidi="zh_TW"/>
+        </w:rPr>
+      </w:r>
+      <w:r>
+        <w:rPr>
+          <w:lang w:val="zh_TW" w:bidi="zh_TW"/>
+        </w:rPr>
+        <w:t>除了路加福音的記載之外，特拉可尼在歷史文獻中鮮少被提及。猶太歷史學家約瑟夫（Josephus）指出，亞蘭的兒子烏斯（參</w:t>
       </w:r>
       <w:hyperlink r:id="rId14">
         <w:r>
@@ -260,14 +274,41 @@
             <w:color w:val="0000EE"/>
             <w:u w:val="single"/>
           </w:rPr>
-          <w:t>代上1:43</w:t>
+          <w:t>創10:23</w:t>
         </w:r>
       </w:hyperlink>
       <w:r>
         <w:rPr>
           <w:lang w:val="zh_TW" w:bidi="zh_TW"/>
         </w:rPr>
-        <w:t>）。這座城的確切位置至今仍不清楚。</w:t>
+        <w:t>）曾殖民此地。羅馬人在奧古斯都擊敗當地的強盜首領西納德勒斯（Zenodorus）後取得了特拉可尼的控制權。隨後，奧古斯都將這片土地交給大希律，條件是他必須鎮壓當地的土匪。在大希律去世後，他的兒子腓力繼承了這片土地，但很可能僅在名義上擁有控制權。</w:t>
+      </w:r>
+    </w:p>
+    <w:p>
+      <w:pPr/>
+      <w:r>
+        <w:rPr>
+          <w:lang w:val="zh_TW" w:bidi="zh_TW"/>
+        </w:rPr>
+      </w:r>
+      <w:r>
+        <w:rPr>
+          <w:lang w:val="zh_TW" w:bidi="zh_TW"/>
+        </w:rPr>
+        <w:t>今天，該地區被稱為</w:t>
+      </w:r>
+      <w:r>
+        <w:rPr>
+          <w:i/>
+          <w:lang w:val="zh_TW" w:bidi="zh_TW"/>
+        </w:rPr>
+        <w:t>列賈（el-Lejah）</w:t>
+      </w:r>
+      <w:r>
+        <w:rPr>
+          <w:lang w:val="zh_TW" w:bidi="zh_TW"/>
+        </w:rPr>
+        <w:t>，位於敘利亞南部和約旦北部。</w:t>
       </w:r>
       <w:r>
         <w:rPr>

--- a/zht/docx/166.content.docx
+++ b/zht/docx/166.content.docx
@@ -149,7 +149,7 @@
         <w:rPr>
           <w:lang w:val="zh_TW" w:bidi="zh_TW"/>
         </w:rPr>
-        <w:t>te</w:t>
+        <w:t>tan</w:t>
       </w:r>
       <w:r>
         <w:rPr>
@@ -212,7 +212,7 @@
         <w:rPr>
           <w:lang w:val="zh_TW" w:bidi="zh_TW"/>
         </w:rPr>
-        <w:t>特拉可尼</w:t>
+        <w:t>癱瘓、癱子、癱瘓的</w:t>
       </w:r>
       <w:r>
         <w:rPr>
@@ -231,25 +231,7 @@
         <w:rPr>
           <w:lang w:val="zh_TW" w:bidi="zh_TW"/>
         </w:rPr>
-        <w:t>這是約旦河以東五個羅馬的省之一。其它四個省位於約旦河東的省分別為：巴坦尼亞（Batanea）、高拉尼提斯（Gaulanitis）、奧拉尼提斯（Auranitis）和以土利亞（Iturea）。該地區可能包括高拉尼提斯、巴坦尼亞和奧拉尼提斯的部分區域，是希律的兄弟腓力所管轄的分封王領地的一部分（</w:t>
-      </w:r>
-      <w:hyperlink r:id="rId13">
-        <w:r>
-          <w:rPr>
-            <w:lang w:val="zh_TW" w:bidi="zh_TW"/>
-          </w:rPr>
-          <w:rPr>
-            <w:color w:val="0000EE"/>
-            <w:u w:val="single"/>
-          </w:rPr>
-          <w:t>路3:1</w:t>
-        </w:r>
-      </w:hyperlink>
-      <w:r>
-        <w:rPr>
-          <w:lang w:val="zh_TW" w:bidi="zh_TW"/>
-        </w:rPr>
-        <w:t>）。特拉可尼是一片位於加利利海東北部的荒涼地帶。在亞蘭文中，它被稱為「亞珥歌伯（Argob）」，意思為「石堆」，這精確描述了當地崎嶇多石的地形。</w:t>
+        <w:t>中樞神經系統器質性疾病引起的症狀，造成暫時或永久的知覺喪失和/或自主肌肉控制。這種退化性疾病通常無法根治。新約中提到了一些癱瘓（或稱麻痺）的病例，所有這些病例都與基督的醫治事工有關。</w:t>
       </w:r>
     </w:p>
     <w:p>
@@ -263,7 +245,25 @@
         <w:rPr>
           <w:lang w:val="zh_TW" w:bidi="zh_TW"/>
         </w:rPr>
-        <w:t>除了路加福音的記載之外，特拉可尼在歷史文獻中鮮少被提及。猶太歷史學家約瑟夫（Josephus）指出，亞蘭的兒子烏斯（參</w:t>
+        <w:t>在加利利尋求耶穌醫治的病人中就有癱子，如加利利地區的病人（</w:t>
+      </w:r>
+      <w:hyperlink r:id="rId13">
+        <w:r>
+          <w:rPr>
+            <w:lang w:val="zh_TW" w:bidi="zh_TW"/>
+          </w:rPr>
+          <w:rPr>
+            <w:color w:val="0000EE"/>
+            <w:u w:val="single"/>
+          </w:rPr>
+          <w:t>太4:24</w:t>
+        </w:r>
+      </w:hyperlink>
+      <w:r>
+        <w:rPr>
+          <w:lang w:val="zh_TW" w:bidi="zh_TW"/>
+        </w:rPr>
+        <w:t>）、耶路撒冷畢士大池邊的病人（</w:t>
       </w:r>
       <w:hyperlink r:id="rId14">
         <w:r>
@@ -274,14 +274,122 @@
             <w:color w:val="0000EE"/>
             <w:u w:val="single"/>
           </w:rPr>
-          <w:t>創10:23</w:t>
+          <w:t>約5:3</w:t>
         </w:r>
       </w:hyperlink>
       <w:r>
         <w:rPr>
           <w:lang w:val="zh_TW" w:bidi="zh_TW"/>
         </w:rPr>
-        <w:t>）曾殖民此地。羅馬人在奧古斯都擊敗當地的強盜首領西納德勒斯（Zenodorus）後取得了特拉可尼的控制權。隨後，奧古斯都將這片土地交給大希律，條件是他必須鎮壓當地的土匪。在大希律去世後，他的兒子腓力繼承了這片土地，但很可能僅在名義上擁有控制權。</w:t>
+        <w:t>），以及在撒馬利亞由腓利所醫治的病人之中也有癱子（</w:t>
+      </w:r>
+      <w:hyperlink r:id="rId15">
+        <w:r>
+          <w:rPr>
+            <w:lang w:val="zh_TW" w:bidi="zh_TW"/>
+          </w:rPr>
+          <w:rPr>
+            <w:color w:val="0000EE"/>
+            <w:u w:val="single"/>
+          </w:rPr>
+          <w:t>徒8:7</w:t>
+        </w:r>
+      </w:hyperlink>
+      <w:r>
+        <w:rPr>
+          <w:lang w:val="zh_TW" w:bidi="zh_TW"/>
+        </w:rPr>
+        <w:t>）。百夫長的癱瘓僕人被路加描述為病得很重，幾乎要死（</w:t>
+      </w:r>
+      <w:hyperlink r:id="rId16">
+        <w:r>
+          <w:rPr>
+            <w:lang w:val="zh_TW" w:bidi="zh_TW"/>
+          </w:rPr>
+          <w:rPr>
+            <w:color w:val="0000EE"/>
+            <w:u w:val="single"/>
+          </w:rPr>
+          <w:t>路7:2</w:t>
+        </w:r>
+      </w:hyperlink>
+      <w:r>
+        <w:rPr>
+          <w:lang w:val="zh_TW" w:bidi="zh_TW"/>
+        </w:rPr>
+        <w:t>）。這人可能罹患了一種通常會致命的癱瘓症，起初從雙腿開始癱瘓，並迅速向上蔓延到全身。迦百農的癱子很可能是患有截癱，即下半身癱瘓的症狀（</w:t>
+      </w:r>
+      <w:hyperlink r:id="rId17">
+        <w:r>
+          <w:rPr>
+            <w:lang w:val="zh_TW" w:bidi="zh_TW"/>
+          </w:rPr>
+          <w:rPr>
+            <w:color w:val="0000EE"/>
+            <w:u w:val="single"/>
+          </w:rPr>
+          <w:t>太9:2、6</w:t>
+        </w:r>
+      </w:hyperlink>
+      <w:r>
+        <w:rPr>
+          <w:lang w:val="zh_TW" w:bidi="zh_TW"/>
+        </w:rPr>
+        <w:t>；</w:t>
+      </w:r>
+      <w:hyperlink r:id="rId18">
+        <w:r>
+          <w:rPr>
+            <w:lang w:val="zh_TW" w:bidi="zh_TW"/>
+          </w:rPr>
+          <w:rPr>
+            <w:color w:val="0000EE"/>
+            <w:u w:val="single"/>
+          </w:rPr>
+          <w:t>可2:3–10</w:t>
+        </w:r>
+      </w:hyperlink>
+      <w:r>
+        <w:rPr>
+          <w:lang w:val="zh_TW" w:bidi="zh_TW"/>
+        </w:rPr>
+        <w:t>；</w:t>
+      </w:r>
+      <w:hyperlink r:id="rId19">
+        <w:r>
+          <w:rPr>
+            <w:lang w:val="zh_TW" w:bidi="zh_TW"/>
+          </w:rPr>
+          <w:rPr>
+            <w:color w:val="0000EE"/>
+            <w:u w:val="single"/>
+          </w:rPr>
+          <w:t>路5:18、24</w:t>
+        </w:r>
+      </w:hyperlink>
+      <w:r>
+        <w:rPr>
+          <w:lang w:val="zh_TW" w:bidi="zh_TW"/>
+        </w:rPr>
+        <w:t>）。這種疾病可能是由於出生時受傷或脊髓損傷引起的。也許彼得在呂大的醫治事件中，癱子以尼雅也患有半身不遂的癱瘓（</w:t>
+      </w:r>
+      <w:hyperlink r:id="rId20">
+        <w:r>
+          <w:rPr>
+            <w:lang w:val="zh_TW" w:bidi="zh_TW"/>
+          </w:rPr>
+          <w:rPr>
+            <w:color w:val="0000EE"/>
+            <w:u w:val="single"/>
+          </w:rPr>
+          <w:t>徒9:33</w:t>
+        </w:r>
+      </w:hyperlink>
+      <w:r>
+        <w:rPr>
+          <w:lang w:val="zh_TW" w:bidi="zh_TW"/>
+        </w:rPr>
+        <w:t>）。</w:t>
       </w:r>
     </w:p>
     <w:p>
@@ -293,22 +401,1243 @@
       </w:r>
       <w:r>
         <w:rPr>
-          <w:lang w:val="zh_TW" w:bidi="zh_TW"/>
-        </w:rPr>
-        <w:t>今天，該地區被稱為</w:t>
-      </w:r>
-      <w:r>
-        <w:rPr>
           <w:i/>
           <w:lang w:val="zh_TW" w:bidi="zh_TW"/>
         </w:rPr>
-        <w:t>列賈（el-Lejah）</w:t>
-      </w:r>
-      <w:r>
-        <w:rPr>
-          <w:lang w:val="zh_TW" w:bidi="zh_TW"/>
-        </w:rPr>
-        <w:t>，位於敘利亞南部和約旦北部。</w:t>
+        <w:t>另見</w:t>
+      </w:r>
+      <w:r>
+        <w:rPr>
+          <w:lang w:val="zh_TW" w:bidi="zh_TW"/>
+        </w:rPr>
+        <w:t xml:space="preserve"> </w:t>
+      </w:r>
+      <w:r>
+        <w:rPr>
+          <w:lang w:val="zh_TW" w:bidi="zh_TW"/>
+        </w:rPr>
+        <w:t>疾病</w:t>
+      </w:r>
+      <w:r>
+        <w:rPr>
+          <w:lang w:val="zh_TW" w:bidi="zh_TW"/>
+        </w:rPr>
+        <w:t>；</w:t>
+      </w:r>
+      <w:r>
+        <w:rPr>
+          <w:lang w:val="zh_TW" w:bidi="zh_TW"/>
+        </w:rPr>
+        <w:t>藥物和醫療實踐</w:t>
+      </w:r>
+      <w:r>
+        <w:rPr>
+          <w:lang w:val="zh_TW" w:bidi="zh_TW"/>
+        </w:rPr>
+        <w:t>。</w:t>
+      </w:r>
+      <w:r>
+        <w:rPr>
+          <w:lang w:val="zh_TW" w:bidi="zh_TW"/>
+        </w:rPr>
+      </w:r>
+      <w:r>
+        <w:rPr>
+          <w:lang w:val="zh_TW" w:bidi="zh_TW"/>
+        </w:rPr>
+      </w:r>
+    </w:p>
+    <w:p>
+      <w:pPr/>
+      <w:r>
+        <w:rPr>
+          <w:lang w:val="zh_TW" w:bidi="zh_TW"/>
+        </w:rPr>
+      </w:r>
+    </w:p>
+    <w:p>
+      <w:pPr>
+        <w:pStyle w:val="Heading2"/>
+      </w:pPr>
+      <w:r>
+        <w:rPr>
+          <w:lang w:val="zh_TW" w:bidi="zh_TW"/>
+        </w:rPr>
+        <w:t>壇（祭壇）</w:t>
+      </w:r>
+      <w:r>
+        <w:rPr>
+          <w:lang w:val="zh_TW" w:bidi="zh_TW"/>
+        </w:rPr>
+      </w:r>
+    </w:p>
+    <w:p>
+      <w:pPr/>
+      <w:r>
+        <w:rPr>
+          <w:lang w:val="zh_TW" w:bidi="zh_TW"/>
+        </w:rPr>
+      </w:r>
+      <w:r>
+        <w:rPr>
+          <w:lang w:val="zh_TW" w:bidi="zh_TW"/>
+        </w:rPr>
+        <w:t>祭壇是用來向神明獻上動物祭或燔祭的高臺。其它獻祭禮儀也包括燒香（</w:t>
+      </w:r>
+      <w:hyperlink r:id="rId21">
+        <w:r>
+          <w:rPr>
+            <w:lang w:val="zh_TW" w:bidi="zh_TW"/>
+          </w:rPr>
+          <w:rPr>
+            <w:color w:val="0000EE"/>
+            <w:u w:val="single"/>
+          </w:rPr>
+          <w:t>出30:1–10</w:t>
+        </w:r>
+      </w:hyperlink>
+      <w:r>
+        <w:rPr>
+          <w:lang w:val="zh_TW" w:bidi="zh_TW"/>
+        </w:rPr>
+        <w:t>）。在希伯來文中，「祭壇」一詞與動詞「宰殺」出自同一字根，兩者的含義都指向以禮儀方式宰殺牲畜獻給神，作為遮蓋罪的贖罪祭。古代近東許多族群都實行此類獻祭；以色列的鄰邦迦南人也有自己的祭壇與儀式。祭壇通常是一處隆起的高地或高臺。</w:t>
+      </w:r>
+    </w:p>
+    <w:p>
+      <w:pPr/>
+      <w:r>
+        <w:rPr>
+          <w:lang w:val="zh_TW" w:bidi="zh_TW"/>
+        </w:rPr>
+      </w:r>
+      <w:r>
+        <w:rPr>
+          <w:lang w:val="zh_TW" w:bidi="zh_TW"/>
+        </w:rPr>
+        <w:t>舊約聖經中提過幾個由人所築起的祭壇：</w:t>
+      </w:r>
+    </w:p>
+    <w:p>
+      <w:pPr>
+        <w:pStyle w:val="ListBullet"/>
+        <w:spacing w:line="240" w:lineRule="auto"/>
+        <w:ind w:left="720"/>
+      </w:pPr>
+      <w:r>
+        <w:rPr>
+          <w:lang w:val="zh_TW" w:bidi="zh_TW"/>
+        </w:rPr>
+      </w:r>
+      <w:r>
+        <w:rPr>
+          <w:lang w:val="zh_TW" w:bidi="zh_TW"/>
+        </w:rPr>
+        <w:t>挪亞獻上燔祭（</w:t>
+      </w:r>
+      <w:hyperlink r:id="rId22">
+        <w:r>
+          <w:rPr>
+            <w:lang w:val="zh_TW" w:bidi="zh_TW"/>
+          </w:rPr>
+          <w:rPr>
+            <w:color w:val="0000EE"/>
+            <w:u w:val="single"/>
+          </w:rPr>
+          <w:t>創8:20</w:t>
+        </w:r>
+      </w:hyperlink>
+      <w:r>
+        <w:rPr>
+          <w:lang w:val="zh_TW" w:bidi="zh_TW"/>
+        </w:rPr>
+        <w:t>）。</w:t>
+      </w:r>
+    </w:p>
+    <w:p>
+      <w:pPr>
+        <w:pStyle w:val="ListBullet"/>
+        <w:spacing w:line="240" w:lineRule="auto"/>
+        <w:ind w:left="720"/>
+      </w:pPr>
+      <w:r>
+        <w:rPr>
+          <w:lang w:val="zh_TW" w:bidi="zh_TW"/>
+        </w:rPr>
+      </w:r>
+      <w:r>
+        <w:rPr>
+          <w:lang w:val="zh_TW" w:bidi="zh_TW"/>
+        </w:rPr>
+        <w:t>亞伯拉罕在示劍築了一座壇，在伯特利築了一座，並在摩利亞山築了一座（</w:t>
+      </w:r>
+      <w:hyperlink r:id="rId23">
+        <w:r>
+          <w:rPr>
+            <w:lang w:val="zh_TW" w:bidi="zh_TW"/>
+          </w:rPr>
+          <w:rPr>
+            <w:color w:val="0000EE"/>
+            <w:u w:val="single"/>
+          </w:rPr>
+          <w:t>創12:7</w:t>
+        </w:r>
+      </w:hyperlink>
+      <w:r>
+        <w:rPr>
+          <w:lang w:val="zh_TW" w:bidi="zh_TW"/>
+        </w:rPr>
+        <w:t>、</w:t>
+      </w:r>
+      <w:hyperlink r:id="rId24">
+        <w:r>
+          <w:rPr>
+            <w:lang w:val="zh_TW" w:bidi="zh_TW"/>
+          </w:rPr>
+          <w:rPr>
+            <w:color w:val="0000EE"/>
+            <w:u w:val="single"/>
+          </w:rPr>
+          <w:t>8</w:t>
+        </w:r>
+      </w:hyperlink>
+      <w:r>
+        <w:rPr>
+          <w:lang w:val="zh_TW" w:bidi="zh_TW"/>
+        </w:rPr>
+        <w:t>，</w:t>
+      </w:r>
+      <w:hyperlink r:id="rId25">
+        <w:r>
+          <w:rPr>
+            <w:lang w:val="zh_TW" w:bidi="zh_TW"/>
+          </w:rPr>
+          <w:rPr>
+            <w:color w:val="0000EE"/>
+            <w:u w:val="single"/>
+          </w:rPr>
+          <w:t>22:9</w:t>
+        </w:r>
+      </w:hyperlink>
+      <w:r>
+        <w:rPr>
+          <w:lang w:val="zh_TW" w:bidi="zh_TW"/>
+        </w:rPr>
+        <w:t>）。</w:t>
+      </w:r>
+    </w:p>
+    <w:p>
+      <w:pPr>
+        <w:pStyle w:val="ListBullet"/>
+        <w:spacing w:line="240" w:lineRule="auto"/>
+        <w:ind w:left="720"/>
+      </w:pPr>
+      <w:r>
+        <w:rPr>
+          <w:lang w:val="zh_TW" w:bidi="zh_TW"/>
+        </w:rPr>
+      </w:r>
+      <w:r>
+        <w:rPr>
+          <w:lang w:val="zh_TW" w:bidi="zh_TW"/>
+        </w:rPr>
+        <w:t>以撒在別是巴築了一座壇（</w:t>
+      </w:r>
+      <w:hyperlink r:id="rId26">
+        <w:r>
+          <w:rPr>
+            <w:lang w:val="zh_TW" w:bidi="zh_TW"/>
+          </w:rPr>
+          <w:rPr>
+            <w:color w:val="0000EE"/>
+            <w:u w:val="single"/>
+          </w:rPr>
+          <w:t>創26:25</w:t>
+        </w:r>
+      </w:hyperlink>
+      <w:r>
+        <w:rPr>
+          <w:lang w:val="zh_TW" w:bidi="zh_TW"/>
+        </w:rPr>
+        <w:t>），</w:t>
+      </w:r>
+    </w:p>
+    <w:p>
+      <w:pPr>
+        <w:pStyle w:val="ListBullet"/>
+        <w:spacing w:line="240" w:lineRule="auto"/>
+        <w:ind w:left="720"/>
+      </w:pPr>
+      <w:r>
+        <w:rPr>
+          <w:lang w:val="zh_TW" w:bidi="zh_TW"/>
+        </w:rPr>
+      </w:r>
+      <w:r>
+        <w:rPr>
+          <w:lang w:val="zh_TW" w:bidi="zh_TW"/>
+        </w:rPr>
+        <w:t>雅各在示劍和伯特利築了一座壇（</w:t>
+      </w:r>
+      <w:hyperlink r:id="rId27">
+        <w:r>
+          <w:rPr>
+            <w:lang w:val="zh_TW" w:bidi="zh_TW"/>
+          </w:rPr>
+          <w:rPr>
+            <w:color w:val="0000EE"/>
+            <w:u w:val="single"/>
+          </w:rPr>
+          <w:t>創33:20</w:t>
+        </w:r>
+      </w:hyperlink>
+      <w:r>
+        <w:rPr>
+          <w:lang w:val="zh_TW" w:bidi="zh_TW"/>
+        </w:rPr>
+        <w:t>，</w:t>
+      </w:r>
+      <w:hyperlink r:id="rId28">
+        <w:r>
+          <w:rPr>
+            <w:lang w:val="zh_TW" w:bidi="zh_TW"/>
+          </w:rPr>
+          <w:rPr>
+            <w:color w:val="0000EE"/>
+            <w:u w:val="single"/>
+          </w:rPr>
+          <w:t>35:7</w:t>
+        </w:r>
+      </w:hyperlink>
+      <w:r>
+        <w:rPr>
+          <w:lang w:val="zh_TW" w:bidi="zh_TW"/>
+        </w:rPr>
+        <w:t>）。</w:t>
+      </w:r>
+    </w:p>
+    <w:p>
+      <w:pPr>
+        <w:pStyle w:val="ListBullet"/>
+        <w:spacing w:line="240" w:lineRule="auto"/>
+        <w:ind w:left="720"/>
+      </w:pPr>
+      <w:r>
+        <w:rPr>
+          <w:lang w:val="zh_TW" w:bidi="zh_TW"/>
+        </w:rPr>
+      </w:r>
+      <w:r>
+        <w:rPr>
+          <w:lang w:val="zh_TW" w:bidi="zh_TW"/>
+        </w:rPr>
+        <w:t>摩西在利非訂築了一個，並在何烈山築了另一個（</w:t>
+      </w:r>
+      <w:hyperlink r:id="rId29">
+        <w:r>
+          <w:rPr>
+            <w:lang w:val="zh_TW" w:bidi="zh_TW"/>
+          </w:rPr>
+          <w:rPr>
+            <w:color w:val="0000EE"/>
+            <w:u w:val="single"/>
+          </w:rPr>
+          <w:t>出17:15</w:t>
+        </w:r>
+      </w:hyperlink>
+      <w:r>
+        <w:rPr>
+          <w:lang w:val="zh_TW" w:bidi="zh_TW"/>
+        </w:rPr>
+        <w:t>，</w:t>
+      </w:r>
+      <w:hyperlink r:id="rId30">
+        <w:r>
+          <w:rPr>
+            <w:lang w:val="zh_TW" w:bidi="zh_TW"/>
+          </w:rPr>
+          <w:rPr>
+            <w:color w:val="0000EE"/>
+            <w:u w:val="single"/>
+          </w:rPr>
+          <w:t>24:4</w:t>
+        </w:r>
+      </w:hyperlink>
+      <w:r>
+        <w:rPr>
+          <w:lang w:val="zh_TW" w:bidi="zh_TW"/>
+        </w:rPr>
+        <w:t>）。</w:t>
+      </w:r>
+    </w:p>
+    <w:p>
+      <w:pPr/>
+      <w:r>
+        <w:rPr>
+          <w:lang w:val="zh_TW" w:bidi="zh_TW"/>
+        </w:rPr>
+      </w:r>
+      <w:r>
+        <w:rPr>
+          <w:lang w:val="zh_TW" w:bidi="zh_TW"/>
+        </w:rPr>
+        <w:t>上述每一次築壇，都是為了紀念神所賜的幫助與拯救。</w:t>
+      </w:r>
+    </w:p>
+    <w:p>
+      <w:pPr/>
+      <w:r>
+        <w:rPr>
+          <w:lang w:val="zh_TW" w:bidi="zh_TW"/>
+        </w:rPr>
+      </w:r>
+      <w:r>
+        <w:rPr>
+          <w:lang w:val="zh_TW" w:bidi="zh_TW"/>
+        </w:rPr>
+        <w:t>出埃及記第25至27章中，提到其中有兩座祭壇。較大的燔祭壇以皂莢木製成，外包裹着銅，尺寸為長寬各5肘、高3肘（約2.3×2.3×1.4公尺，或7.5×7.5×4.5英尺），用於獻燔祭（</w:t>
+      </w:r>
+      <w:hyperlink r:id="rId31">
+        <w:r>
+          <w:rPr>
+            <w:lang w:val="zh_TW" w:bidi="zh_TW"/>
+          </w:rPr>
+          <w:rPr>
+            <w:color w:val="0000EE"/>
+            <w:u w:val="single"/>
+          </w:rPr>
+          <w:t>出27:1–8</w:t>
+        </w:r>
+      </w:hyperlink>
+      <w:r>
+        <w:rPr>
+          <w:lang w:val="zh_TW" w:bidi="zh_TW"/>
+        </w:rPr>
+        <w:t>，</w:t>
+      </w:r>
+      <w:hyperlink r:id="rId32">
+        <w:r>
+          <w:rPr>
+            <w:lang w:val="zh_TW" w:bidi="zh_TW"/>
+          </w:rPr>
+          <w:rPr>
+            <w:color w:val="0000EE"/>
+            <w:u w:val="single"/>
+          </w:rPr>
+          <w:t>38:1–7</w:t>
+        </w:r>
+      </w:hyperlink>
+      <w:r>
+        <w:rPr>
+          <w:lang w:val="zh_TW" w:bidi="zh_TW"/>
+        </w:rPr>
+        <w:t>）。較小的金香壇用於燒香，約為45 公分（18 英吋）見方、高90公分（3 英尺）（</w:t>
+      </w:r>
+      <w:hyperlink r:id="rId21">
+        <w:r>
+          <w:rPr>
+            <w:lang w:val="zh_TW" w:bidi="zh_TW"/>
+          </w:rPr>
+          <w:rPr>
+            <w:color w:val="0000EE"/>
+            <w:u w:val="single"/>
+          </w:rPr>
+          <w:t>出30:1–10</w:t>
+        </w:r>
+      </w:hyperlink>
+      <w:r>
+        <w:rPr>
+          <w:lang w:val="zh_TW" w:bidi="zh_TW"/>
+        </w:rPr>
+        <w:t>，</w:t>
+      </w:r>
+      <w:hyperlink r:id="rId33">
+        <w:r>
+          <w:rPr>
+            <w:lang w:val="zh_TW" w:bidi="zh_TW"/>
+          </w:rPr>
+          <w:rPr>
+            <w:color w:val="0000EE"/>
+            <w:u w:val="single"/>
+          </w:rPr>
+          <w:t>40:5</w:t>
+        </w:r>
+      </w:hyperlink>
+      <w:r>
+        <w:rPr>
+          <w:lang w:val="zh_TW" w:bidi="zh_TW"/>
+        </w:rPr>
+        <w:t>）。</w:t>
+      </w:r>
+    </w:p>
+    <w:p>
+      <w:pPr/>
+      <w:r>
+        <w:rPr>
+          <w:lang w:val="zh_TW" w:bidi="zh_TW"/>
+        </w:rPr>
+      </w:r>
+      <w:r>
+        <w:rPr>
+          <w:lang w:val="zh_TW" w:bidi="zh_TW"/>
+        </w:rPr>
+        <w:t>在</w:t>
+      </w:r>
+      <w:hyperlink r:id="rId34">
+        <w:r>
+          <w:rPr>
+            <w:lang w:val="zh_TW" w:bidi="zh_TW"/>
+          </w:rPr>
+          <w:rPr>
+            <w:color w:val="0000EE"/>
+            <w:u w:val="single"/>
+          </w:rPr>
+          <w:t>出埃及記二十章24至26節</w:t>
+        </w:r>
+      </w:hyperlink>
+      <w:r>
+        <w:rPr>
+          <w:lang w:val="zh_TW" w:bidi="zh_TW"/>
+        </w:rPr>
+        <w:t>中，神吩咐以色列人用土或未鑿成的石頭築壇，並在「</w:t>
+      </w:r>
+      <w:r>
+        <w:rPr>
+          <w:lang w:val="zh_TW" w:bidi="zh_TW"/>
+        </w:rPr>
+        <w:t>凡記下我名的地方</w:t>
+      </w:r>
+      <w:r>
+        <w:rPr>
+          <w:lang w:val="zh_TW" w:bidi="zh_TW"/>
+        </w:rPr>
+        <w:t>」獻上燔祭與平安祭。這也是舊約聖經中個人與群體屢次築壇的原因，例如：</w:t>
+      </w:r>
+    </w:p>
+    <w:p>
+      <w:pPr>
+        <w:pStyle w:val="ListBullet"/>
+        <w:spacing w:line="240" w:lineRule="auto"/>
+        <w:ind w:left="720"/>
+      </w:pPr>
+      <w:r>
+        <w:rPr>
+          <w:lang w:val="zh_TW" w:bidi="zh_TW"/>
+        </w:rPr>
+      </w:r>
+      <w:r>
+        <w:rPr>
+          <w:lang w:val="zh_TW" w:bidi="zh_TW"/>
+        </w:rPr>
+        <w:t>約書亞在以巴路山上築了一座壇（</w:t>
+      </w:r>
+      <w:hyperlink r:id="rId35">
+        <w:r>
+          <w:rPr>
+            <w:lang w:val="zh_TW" w:bidi="zh_TW"/>
+          </w:rPr>
+          <w:rPr>
+            <w:color w:val="0000EE"/>
+            <w:u w:val="single"/>
+          </w:rPr>
+          <w:t>書8:30–31</w:t>
+        </w:r>
+      </w:hyperlink>
+      <w:r>
+        <w:rPr>
+          <w:lang w:val="zh_TW" w:bidi="zh_TW"/>
+        </w:rPr>
+        <w:t>）。</w:t>
+      </w:r>
+    </w:p>
+    <w:p>
+      <w:pPr>
+        <w:pStyle w:val="ListBullet"/>
+        <w:spacing w:line="240" w:lineRule="auto"/>
+        <w:ind w:left="720"/>
+      </w:pPr>
+      <w:r>
+        <w:rPr>
+          <w:lang w:val="zh_TW" w:bidi="zh_TW"/>
+        </w:rPr>
+      </w:r>
+      <w:r>
+        <w:rPr>
+          <w:lang w:val="zh_TW" w:bidi="zh_TW"/>
+        </w:rPr>
+        <w:t>呂便人、迦得人和瑪拿西半支派在約旦河東岸築了一座壇（</w:t>
+      </w:r>
+      <w:hyperlink r:id="rId36">
+        <w:r>
+          <w:rPr>
+            <w:lang w:val="zh_TW" w:bidi="zh_TW"/>
+          </w:rPr>
+          <w:rPr>
+            <w:color w:val="0000EE"/>
+            <w:u w:val="single"/>
+          </w:rPr>
+          <w:t>書22:10–16</w:t>
+        </w:r>
+      </w:hyperlink>
+      <w:r>
+        <w:rPr>
+          <w:lang w:val="zh_TW" w:bidi="zh_TW"/>
+        </w:rPr>
+        <w:t>）。</w:t>
+      </w:r>
+    </w:p>
+    <w:p>
+      <w:pPr>
+        <w:pStyle w:val="ListBullet"/>
+        <w:spacing w:line="240" w:lineRule="auto"/>
+        <w:ind w:left="720"/>
+      </w:pPr>
+      <w:r>
+        <w:rPr>
+          <w:lang w:val="zh_TW" w:bidi="zh_TW"/>
+        </w:rPr>
+      </w:r>
+      <w:r>
+        <w:rPr>
+          <w:lang w:val="zh_TW" w:bidi="zh_TW"/>
+        </w:rPr>
+        <w:t>基甸在俄弗拉了一座壇（</w:t>
+      </w:r>
+      <w:hyperlink r:id="rId37">
+        <w:r>
+          <w:rPr>
+            <w:lang w:val="zh_TW" w:bidi="zh_TW"/>
+          </w:rPr>
+          <w:rPr>
+            <w:color w:val="0000EE"/>
+            <w:u w:val="single"/>
+          </w:rPr>
+          <w:t>士6:24</w:t>
+        </w:r>
+      </w:hyperlink>
+      <w:r>
+        <w:rPr>
+          <w:lang w:val="zh_TW" w:bidi="zh_TW"/>
+        </w:rPr>
+        <w:t>）。</w:t>
+      </w:r>
+    </w:p>
+    <w:p>
+      <w:pPr>
+        <w:pStyle w:val="ListBullet"/>
+        <w:spacing w:line="240" w:lineRule="auto"/>
+        <w:ind w:left="720"/>
+      </w:pPr>
+      <w:r>
+        <w:rPr>
+          <w:lang w:val="zh_TW" w:bidi="zh_TW"/>
+        </w:rPr>
+      </w:r>
+      <w:r>
+        <w:rPr>
+          <w:lang w:val="zh_TW" w:bidi="zh_TW"/>
+        </w:rPr>
+        <w:t>大衛的家族在伯利恆築了一座壇（</w:t>
+      </w:r>
+      <w:hyperlink r:id="rId38">
+        <w:r>
+          <w:rPr>
+            <w:lang w:val="zh_TW" w:bidi="zh_TW"/>
+          </w:rPr>
+          <w:rPr>
+            <w:color w:val="0000EE"/>
+            <w:u w:val="single"/>
+          </w:rPr>
+          <w:t>撒上20:6</w:t>
+        </w:r>
+      </w:hyperlink>
+      <w:r>
+        <w:rPr>
+          <w:lang w:val="zh_TW" w:bidi="zh_TW"/>
+        </w:rPr>
+        <w:t>、</w:t>
+      </w:r>
+      <w:hyperlink r:id="rId38">
+        <w:r>
+          <w:rPr>
+            <w:lang w:val="zh_TW" w:bidi="zh_TW"/>
+          </w:rPr>
+          <w:rPr>
+            <w:color w:val="0000EE"/>
+            <w:u w:val="single"/>
+          </w:rPr>
+          <w:t>29</w:t>
+        </w:r>
+      </w:hyperlink>
+      <w:r>
+        <w:rPr>
+          <w:lang w:val="zh_TW" w:bidi="zh_TW"/>
+        </w:rPr>
+        <w:t>）。</w:t>
+      </w:r>
+    </w:p>
+    <w:p>
+      <w:pPr>
+        <w:pStyle w:val="ListBullet"/>
+        <w:spacing w:line="240" w:lineRule="auto"/>
+        <w:ind w:left="720"/>
+      </w:pPr>
+      <w:r>
+        <w:rPr>
+          <w:lang w:val="zh_TW" w:bidi="zh_TW"/>
+        </w:rPr>
+      </w:r>
+      <w:r>
+        <w:rPr>
+          <w:lang w:val="zh_TW" w:bidi="zh_TW"/>
+        </w:rPr>
+        <w:t>大衛在亞勞拿的禾場上築了一座壇（</w:t>
+      </w:r>
+      <w:hyperlink r:id="rId39">
+        <w:r>
+          <w:rPr>
+            <w:lang w:val="zh_TW" w:bidi="zh_TW"/>
+          </w:rPr>
+          <w:rPr>
+            <w:color w:val="0000EE"/>
+            <w:u w:val="single"/>
+          </w:rPr>
+          <w:t>撒下24:25</w:t>
+        </w:r>
+      </w:hyperlink>
+      <w:r>
+        <w:rPr>
+          <w:lang w:val="zh_TW" w:bidi="zh_TW"/>
+        </w:rPr>
+        <w:t>）。禾場是一個平坦的地方，用來將穀物與莖分開。</w:t>
+      </w:r>
+    </w:p>
+    <w:p>
+      <w:pPr>
+        <w:pStyle w:val="ListBullet"/>
+        <w:spacing w:line="240" w:lineRule="auto"/>
+        <w:ind w:left="720"/>
+      </w:pPr>
+      <w:r>
+        <w:rPr>
+          <w:lang w:val="zh_TW" w:bidi="zh_TW"/>
+        </w:rPr>
+      </w:r>
+      <w:r>
+        <w:rPr>
+          <w:lang w:val="zh_TW" w:bidi="zh_TW"/>
+        </w:rPr>
+        <w:t>以利亞在迦密山上築了一座壇（</w:t>
+      </w:r>
+      <w:hyperlink r:id="rId40">
+        <w:r>
+          <w:rPr>
+            <w:lang w:val="zh_TW" w:bidi="zh_TW"/>
+          </w:rPr>
+          <w:rPr>
+            <w:color w:val="0000EE"/>
+            <w:u w:val="single"/>
+          </w:rPr>
+          <w:t>王上18:30</w:t>
+        </w:r>
+      </w:hyperlink>
+      <w:r>
+        <w:rPr>
+          <w:lang w:val="zh_TW" w:bidi="zh_TW"/>
+        </w:rPr>
+        <w:t>）。</w:t>
+      </w:r>
+    </w:p>
+    <w:p>
+      <w:pPr/>
+      <w:r>
+        <w:rPr>
+          <w:lang w:val="zh_TW" w:bidi="zh_TW"/>
+        </w:rPr>
+      </w:r>
+      <w:r>
+        <w:rPr>
+          <w:lang w:val="zh_TW" w:bidi="zh_TW"/>
+        </w:rPr>
+        <w:t>除了以利亞在迦密山上的祭壇外，人們在所羅門建成聖殿之前築了這些祭壇。</w:t>
+      </w:r>
+    </w:p>
+    <w:p>
+      <w:pPr/>
+      <w:r>
+        <w:rPr>
+          <w:lang w:val="zh_TW" w:bidi="zh_TW"/>
+        </w:rPr>
+      </w:r>
+      <w:r>
+        <w:rPr>
+          <w:lang w:val="zh_TW" w:bidi="zh_TW"/>
+        </w:rPr>
+        <w:t>如同會幕，所羅門的聖殿也有兩座祭壇。其中一座為銅製壇，長寬各20肘（約7.6公尺或25英尺），高10肘（約3.8公尺或12.5英尺），是聖殿敬拜的中心。亞哈斯王奉亞述王提革拉·毗列色之命，將銅壇從原來的位置移除（</w:t>
+      </w:r>
+      <w:hyperlink r:id="rId41">
+        <w:r>
+          <w:rPr>
+            <w:lang w:val="zh_TW" w:bidi="zh_TW"/>
+          </w:rPr>
+          <w:rPr>
+            <w:color w:val="0000EE"/>
+            <w:u w:val="single"/>
+          </w:rPr>
+          <w:t>王下16:14</w:t>
+        </w:r>
+      </w:hyperlink>
+      <w:r>
+        <w:rPr>
+          <w:lang w:val="zh_TW" w:bidi="zh_TW"/>
+        </w:rPr>
+        <w:t>）。後來希西家又把它復歸原處（</w:t>
+      </w:r>
+      <w:hyperlink r:id="rId42">
+        <w:r>
+          <w:rPr>
+            <w:lang w:val="zh_TW" w:bidi="zh_TW"/>
+          </w:rPr>
+          <w:rPr>
+            <w:color w:val="0000EE"/>
+            <w:u w:val="single"/>
+          </w:rPr>
+          <w:t>代下29:18</w:t>
+        </w:r>
+      </w:hyperlink>
+      <w:r>
+        <w:rPr>
+          <w:lang w:val="zh_TW" w:bidi="zh_TW"/>
+        </w:rPr>
+        <w:t>）。另一座為燒香的壇，以香柏木製成、包裹着金，立在幔子前（</w:t>
+      </w:r>
+      <w:hyperlink r:id="rId43">
+        <w:r>
+          <w:rPr>
+            <w:lang w:val="zh_TW" w:bidi="zh_TW"/>
+          </w:rPr>
+          <w:rPr>
+            <w:color w:val="0000EE"/>
+            <w:u w:val="single"/>
+          </w:rPr>
+          <w:t>王上6:20–22</w:t>
+        </w:r>
+      </w:hyperlink>
+      <w:r>
+        <w:rPr>
+          <w:lang w:val="zh_TW" w:bidi="zh_TW"/>
+        </w:rPr>
+        <w:t>）。</w:t>
+      </w:r>
+    </w:p>
+    <w:p>
+      <w:pPr/>
+      <w:r>
+        <w:rPr>
+          <w:lang w:val="zh_TW" w:bidi="zh_TW"/>
+        </w:rPr>
+      </w:r>
+      <w:r>
+        <w:rPr>
+          <w:lang w:val="zh_TW" w:bidi="zh_TW"/>
+        </w:rPr>
+        <w:t>所羅門聖殿被毀、猶太人被擄之後，先知以西結曾在異象中看見聖殿復興。異象中的燔祭壇分三層上升，高達10肘（約5.3公尺或17.5英尺），其底座約為20平方肘（約10.6公尺或35英尺）。這座尺寸特別巨大的祭壇，凸顯出以色列對贖罪的迫切需要（</w:t>
+      </w:r>
+      <w:hyperlink r:id="rId44">
+        <w:r>
+          <w:rPr>
+            <w:lang w:val="zh_TW" w:bidi="zh_TW"/>
+          </w:rPr>
+          <w:rPr>
+            <w:color w:val="0000EE"/>
+            <w:u w:val="single"/>
+          </w:rPr>
+          <w:t>結43:13–17</w:t>
+        </w:r>
+      </w:hyperlink>
+      <w:r>
+        <w:rPr>
+          <w:lang w:val="zh_TW" w:bidi="zh_TW"/>
+        </w:rPr>
+        <w:t>）。在該異象中並未提到燒香的壇。</w:t>
+      </w:r>
+    </w:p>
+    <w:p>
+      <w:pPr/>
+      <w:r>
+        <w:rPr>
+          <w:lang w:val="zh_TW" w:bidi="zh_TW"/>
+        </w:rPr>
+      </w:r>
+      <w:r>
+        <w:rPr>
+          <w:lang w:val="zh_TW" w:bidi="zh_TW"/>
+        </w:rPr>
+        <w:t>所羅巴伯曾築燔祭壇（</w:t>
+      </w:r>
+      <w:hyperlink r:id="rId45">
+        <w:r>
+          <w:rPr>
+            <w:lang w:val="zh_TW" w:bidi="zh_TW"/>
+          </w:rPr>
+          <w:rPr>
+            <w:color w:val="0000EE"/>
+            <w:u w:val="single"/>
+          </w:rPr>
+          <w:t>拉3:2</w:t>
+        </w:r>
+      </w:hyperlink>
+      <w:r>
+        <w:rPr>
+          <w:lang w:val="zh_TW" w:bidi="zh_TW"/>
+        </w:rPr>
+        <w:t>）。安提阿古·伊皮法尼則褻瀆此壇，使其不潔；他可能是在其上設立宙斯的像（</w:t>
+      </w:r>
+      <w:hyperlink r:id="rId46">
+        <w:r>
+          <w:rPr>
+            <w:lang w:val="zh_TW" w:bidi="zh_TW"/>
+          </w:rPr>
+          <w:rPr>
+            <w:color w:val="0000EE"/>
+            <w:u w:val="single"/>
+          </w:rPr>
+          <w:t>馬加比一書1:54</w:t>
+        </w:r>
+      </w:hyperlink>
+      <w:r>
+        <w:rPr>
+          <w:lang w:val="zh_TW" w:bidi="zh_TW"/>
+        </w:rPr>
+        <w:t>）。當時亦有香壇；安提阿古·伊皮法尼於公元前169年移走金香壇（</w:t>
+      </w:r>
+      <w:hyperlink r:id="rId46">
+        <w:r>
+          <w:rPr>
+            <w:lang w:val="zh_TW" w:bidi="zh_TW"/>
+          </w:rPr>
+          <w:rPr>
+            <w:color w:val="0000EE"/>
+            <w:u w:val="single"/>
+          </w:rPr>
+          <w:t>馬加比一書</w:t>
+        </w:r>
+      </w:hyperlink>
+      <w:hyperlink r:id="rId47">
+        <w:r>
+          <w:rPr>
+            <w:lang w:val="zh_TW" w:bidi="zh_TW"/>
+          </w:rPr>
+          <w:rPr>
+            <w:color w:val="0000EE"/>
+            <w:u w:val="single"/>
+          </w:rPr>
+          <w:t>1:21</w:t>
+        </w:r>
+      </w:hyperlink>
+      <w:r>
+        <w:rPr>
+          <w:lang w:val="zh_TW" w:bidi="zh_TW"/>
+        </w:rPr>
+        <w:t>）。這兩個壇後來都被猶大·馬加比修復（</w:t>
+      </w:r>
+      <w:hyperlink r:id="rId46">
+        <w:r>
+          <w:rPr>
+            <w:lang w:val="zh_TW" w:bidi="zh_TW"/>
+          </w:rPr>
+          <w:rPr>
+            <w:color w:val="0000EE"/>
+            <w:u w:val="single"/>
+          </w:rPr>
+          <w:t>馬加比一書</w:t>
+        </w:r>
+      </w:hyperlink>
+      <w:hyperlink r:id="rId48">
+        <w:r>
+          <w:rPr>
+            <w:lang w:val="zh_TW" w:bidi="zh_TW"/>
+          </w:rPr>
+          <w:rPr>
+            <w:color w:val="0000EE"/>
+            <w:u w:val="single"/>
+          </w:rPr>
+          <w:t>4:44–49</w:t>
+        </w:r>
+      </w:hyperlink>
+      <w:r>
+        <w:rPr>
+          <w:lang w:val="zh_TW" w:bidi="zh_TW"/>
+        </w:rPr>
+        <w:t>）。</w:t>
+      </w:r>
+    </w:p>
+    <w:p>
+      <w:pPr/>
+      <w:r>
+        <w:rPr>
+          <w:lang w:val="zh_TW" w:bidi="zh_TW"/>
+        </w:rPr>
+      </w:r>
+      <w:r>
+        <w:rPr>
+          <w:lang w:val="zh_TW" w:bidi="zh_TW"/>
+        </w:rPr>
+        <w:t>基督徒敬拜不再需要獻祭用的祭壇，因耶穌基督的死已成為最終的贖罪祭。聖經中經常提到燔祭壇和香壇（</w:t>
+      </w:r>
+      <w:hyperlink r:id="rId49">
+        <w:r>
+          <w:rPr>
+            <w:lang w:val="zh_TW" w:bidi="zh_TW"/>
+          </w:rPr>
+          <w:rPr>
+            <w:color w:val="0000EE"/>
+            <w:u w:val="single"/>
+          </w:rPr>
+          <w:t>太5:23–24</w:t>
+        </w:r>
+      </w:hyperlink>
+      <w:r>
+        <w:rPr>
+          <w:lang w:val="zh_TW" w:bidi="zh_TW"/>
+        </w:rPr>
+        <w:t>，</w:t>
+      </w:r>
+      <w:hyperlink r:id="rId50">
+        <w:r>
+          <w:rPr>
+            <w:lang w:val="zh_TW" w:bidi="zh_TW"/>
+          </w:rPr>
+          <w:rPr>
+            <w:color w:val="0000EE"/>
+            <w:u w:val="single"/>
+          </w:rPr>
+          <w:t>23:18–20</w:t>
+        </w:r>
+      </w:hyperlink>
+      <w:r>
+        <w:rPr>
+          <w:lang w:val="zh_TW" w:bidi="zh_TW"/>
+        </w:rPr>
+        <w:t>、</w:t>
+      </w:r>
+      <w:hyperlink r:id="rId50">
+        <w:r>
+          <w:rPr>
+            <w:lang w:val="zh_TW" w:bidi="zh_TW"/>
+          </w:rPr>
+          <w:rPr>
+            <w:color w:val="0000EE"/>
+            <w:u w:val="single"/>
+          </w:rPr>
+          <w:t>35</w:t>
+        </w:r>
+      </w:hyperlink>
+      <w:r>
+        <w:rPr>
+          <w:lang w:val="zh_TW" w:bidi="zh_TW"/>
+        </w:rPr>
+        <w:t>；</w:t>
+      </w:r>
+      <w:hyperlink r:id="rId51">
+        <w:r>
+          <w:rPr>
+            <w:lang w:val="zh_TW" w:bidi="zh_TW"/>
+          </w:rPr>
+          <w:rPr>
+            <w:color w:val="0000EE"/>
+            <w:u w:val="single"/>
+          </w:rPr>
+          <w:t>路11:51</w:t>
+        </w:r>
+      </w:hyperlink>
+      <w:r>
+        <w:rPr>
+          <w:lang w:val="zh_TW" w:bidi="zh_TW"/>
+        </w:rPr>
+        <w:t>；</w:t>
+      </w:r>
+      <w:hyperlink r:id="rId52">
+        <w:r>
+          <w:rPr>
+            <w:lang w:val="zh_TW" w:bidi="zh_TW"/>
+          </w:rPr>
+          <w:rPr>
+            <w:color w:val="0000EE"/>
+            <w:u w:val="single"/>
+          </w:rPr>
+          <w:t>林前9:13</w:t>
+        </w:r>
+      </w:hyperlink>
+      <w:r>
+        <w:rPr>
+          <w:lang w:val="zh_TW" w:bidi="zh_TW"/>
+        </w:rPr>
+        <w:t>，</w:t>
+      </w:r>
+      <w:hyperlink r:id="rId53">
+        <w:r>
+          <w:rPr>
+            <w:lang w:val="zh_TW" w:bidi="zh_TW"/>
+          </w:rPr>
+          <w:rPr>
+            <w:color w:val="0000EE"/>
+            <w:u w:val="single"/>
+          </w:rPr>
+          <w:t>10:18</w:t>
+        </w:r>
+      </w:hyperlink>
+      <w:r>
+        <w:rPr>
+          <w:lang w:val="zh_TW" w:bidi="zh_TW"/>
+        </w:rPr>
+        <w:t>；</w:t>
+      </w:r>
+      <w:hyperlink r:id="rId54">
+        <w:r>
+          <w:rPr>
+            <w:lang w:val="zh_TW" w:bidi="zh_TW"/>
+          </w:rPr>
+          <w:rPr>
+            <w:color w:val="0000EE"/>
+            <w:u w:val="single"/>
+          </w:rPr>
+          <w:t>來7:13</w:t>
+        </w:r>
+      </w:hyperlink>
+      <w:r>
+        <w:rPr>
+          <w:lang w:val="zh_TW" w:bidi="zh_TW"/>
+        </w:rPr>
+        <w:t>；</w:t>
+      </w:r>
+      <w:hyperlink r:id="rId55">
+        <w:r>
+          <w:rPr>
+            <w:lang w:val="zh_TW" w:bidi="zh_TW"/>
+          </w:rPr>
+          <w:rPr>
+            <w:color w:val="0000EE"/>
+            <w:u w:val="single"/>
+          </w:rPr>
+          <w:t>啟11:1</w:t>
+        </w:r>
+      </w:hyperlink>
+      <w:r>
+        <w:rPr>
+          <w:lang w:val="zh_TW" w:bidi="zh_TW"/>
+        </w:rPr>
+        <w:t>）。其中有些經文指的是地上的聖殿（</w:t>
+      </w:r>
+      <w:hyperlink r:id="rId56">
+        <w:r>
+          <w:rPr>
+            <w:lang w:val="zh_TW" w:bidi="zh_TW"/>
+          </w:rPr>
+          <w:rPr>
+            <w:color w:val="0000EE"/>
+            <w:u w:val="single"/>
+          </w:rPr>
+          <w:t>路1:11</w:t>
+        </w:r>
+      </w:hyperlink>
+      <w:r>
+        <w:rPr>
+          <w:lang w:val="zh_TW" w:bidi="zh_TW"/>
+        </w:rPr>
+        <w:t>）。其它經文則指的是天上的聖殿（</w:t>
+      </w:r>
+      <w:hyperlink r:id="rId57">
+        <w:r>
+          <w:rPr>
+            <w:lang w:val="zh_TW" w:bidi="zh_TW"/>
+          </w:rPr>
+          <w:rPr>
+            <w:color w:val="0000EE"/>
+            <w:u w:val="single"/>
+          </w:rPr>
+          <w:t>啟6:9</w:t>
+        </w:r>
+      </w:hyperlink>
+      <w:r>
+        <w:rPr>
+          <w:lang w:val="zh_TW" w:bidi="zh_TW"/>
+        </w:rPr>
+        <w:t>，</w:t>
+      </w:r>
+      <w:hyperlink r:id="rId58">
+        <w:r>
+          <w:rPr>
+            <w:lang w:val="zh_TW" w:bidi="zh_TW"/>
+          </w:rPr>
+          <w:rPr>
+            <w:color w:val="0000EE"/>
+            <w:u w:val="single"/>
+          </w:rPr>
+          <w:t>8:5</w:t>
+        </w:r>
+      </w:hyperlink>
+      <w:r>
+        <w:rPr>
+          <w:lang w:val="zh_TW" w:bidi="zh_TW"/>
+        </w:rPr>
+        <w:t>，</w:t>
+      </w:r>
+      <w:hyperlink r:id="rId59">
+        <w:r>
+          <w:rPr>
+            <w:lang w:val="zh_TW" w:bidi="zh_TW"/>
+          </w:rPr>
+          <w:rPr>
+            <w:color w:val="0000EE"/>
+            <w:u w:val="single"/>
+          </w:rPr>
+          <w:t>9:13</w:t>
+        </w:r>
+      </w:hyperlink>
+      <w:r>
+        <w:rPr>
+          <w:lang w:val="zh_TW" w:bidi="zh_TW"/>
+        </w:rPr>
+        <w:t>）。</w:t>
+      </w:r>
+    </w:p>
+    <w:p>
+      <w:pPr/>
+      <w:r>
+        <w:rPr>
+          <w:lang w:val="zh_TW" w:bidi="zh_TW"/>
+        </w:rPr>
+      </w:r>
+      <w:r>
+        <w:rPr>
+          <w:i/>
+          <w:lang w:val="zh_TW" w:bidi="zh_TW"/>
+        </w:rPr>
+        <w:t>另見</w:t>
+      </w:r>
+      <w:r>
+        <w:rPr>
+          <w:lang w:val="zh_TW" w:bidi="zh_TW"/>
+        </w:rPr>
+        <w:t>會幕</w:t>
+      </w:r>
+      <w:r>
+        <w:rPr>
+          <w:lang w:val="zh_TW" w:bidi="zh_TW"/>
+        </w:rPr>
+        <w:t>；</w:t>
+      </w:r>
+      <w:r>
+        <w:rPr>
+          <w:lang w:val="zh_TW" w:bidi="zh_TW"/>
+        </w:rPr>
+        <w:t>聖殿</w:t>
+      </w:r>
+      <w:r>
+        <w:rPr>
+          <w:lang w:val="zh_TW" w:bidi="zh_TW"/>
+        </w:rPr>
+        <w:t>。</w:t>
       </w:r>
       <w:r>
         <w:rPr>

--- a/zht/docx/166.content.docx
+++ b/zht/docx/166.content.docx
@@ -247,144 +247,96 @@
         </w:rPr>
         <w:t>在加利利尋求耶穌醫治的病人中就有癱子，如加利利地區的病人（</w:t>
       </w:r>
-      <w:hyperlink r:id="rId13">
-        <w:r>
-          <w:rPr>
-            <w:lang w:val="zh_TW" w:bidi="zh_TW"/>
-          </w:rPr>
-          <w:rPr>
-            <w:color w:val="0000EE"/>
-            <w:u w:val="single"/>
-          </w:rPr>
-          <w:t>太4:24</w:t>
-        </w:r>
-      </w:hyperlink>
+      <w:r>
+        <w:rPr>
+          <w:lang w:val="zh_TW" w:bidi="zh_TW"/>
+        </w:rPr>
+        <w:t>太4:24</w:t>
+      </w:r>
       <w:r>
         <w:rPr>
           <w:lang w:val="zh_TW" w:bidi="zh_TW"/>
         </w:rPr>
         <w:t>）、耶路撒冷畢士大池邊的病人（</w:t>
       </w:r>
-      <w:hyperlink r:id="rId14">
-        <w:r>
-          <w:rPr>
-            <w:lang w:val="zh_TW" w:bidi="zh_TW"/>
-          </w:rPr>
-          <w:rPr>
-            <w:color w:val="0000EE"/>
-            <w:u w:val="single"/>
-          </w:rPr>
-          <w:t>約5:3</w:t>
-        </w:r>
-      </w:hyperlink>
+      <w:r>
+        <w:rPr>
+          <w:lang w:val="zh_TW" w:bidi="zh_TW"/>
+        </w:rPr>
+        <w:t>約5:3</w:t>
+      </w:r>
       <w:r>
         <w:rPr>
           <w:lang w:val="zh_TW" w:bidi="zh_TW"/>
         </w:rPr>
         <w:t>），以及在撒馬利亞由腓利所醫治的病人之中也有癱子（</w:t>
       </w:r>
-      <w:hyperlink r:id="rId15">
-        <w:r>
-          <w:rPr>
-            <w:lang w:val="zh_TW" w:bidi="zh_TW"/>
-          </w:rPr>
-          <w:rPr>
-            <w:color w:val="0000EE"/>
-            <w:u w:val="single"/>
-          </w:rPr>
-          <w:t>徒8:7</w:t>
-        </w:r>
-      </w:hyperlink>
+      <w:r>
+        <w:rPr>
+          <w:lang w:val="zh_TW" w:bidi="zh_TW"/>
+        </w:rPr>
+        <w:t>徒8:7</w:t>
+      </w:r>
       <w:r>
         <w:rPr>
           <w:lang w:val="zh_TW" w:bidi="zh_TW"/>
         </w:rPr>
         <w:t>）。百夫長的癱瘓僕人被路加描述為病得很重，幾乎要死（</w:t>
       </w:r>
-      <w:hyperlink r:id="rId16">
-        <w:r>
-          <w:rPr>
-            <w:lang w:val="zh_TW" w:bidi="zh_TW"/>
-          </w:rPr>
-          <w:rPr>
-            <w:color w:val="0000EE"/>
-            <w:u w:val="single"/>
-          </w:rPr>
-          <w:t>路7:2</w:t>
-        </w:r>
-      </w:hyperlink>
+      <w:r>
+        <w:rPr>
+          <w:lang w:val="zh_TW" w:bidi="zh_TW"/>
+        </w:rPr>
+        <w:t>路7:2</w:t>
+      </w:r>
       <w:r>
         <w:rPr>
           <w:lang w:val="zh_TW" w:bidi="zh_TW"/>
         </w:rPr>
         <w:t>）。這人可能罹患了一種通常會致命的癱瘓症，起初從雙腿開始癱瘓，並迅速向上蔓延到全身。迦百農的癱子很可能是患有截癱，即下半身癱瘓的症狀（</w:t>
       </w:r>
-      <w:hyperlink r:id="rId17">
-        <w:r>
-          <w:rPr>
-            <w:lang w:val="zh_TW" w:bidi="zh_TW"/>
-          </w:rPr>
-          <w:rPr>
-            <w:color w:val="0000EE"/>
-            <w:u w:val="single"/>
-          </w:rPr>
-          <w:t>太9:2、6</w:t>
-        </w:r>
-      </w:hyperlink>
+      <w:r>
+        <w:rPr>
+          <w:lang w:val="zh_TW" w:bidi="zh_TW"/>
+        </w:rPr>
+        <w:t>太9:2、6</w:t>
+      </w:r>
       <w:r>
         <w:rPr>
           <w:lang w:val="zh_TW" w:bidi="zh_TW"/>
         </w:rPr>
         <w:t>；</w:t>
       </w:r>
-      <w:hyperlink r:id="rId18">
-        <w:r>
-          <w:rPr>
-            <w:lang w:val="zh_TW" w:bidi="zh_TW"/>
-          </w:rPr>
-          <w:rPr>
-            <w:color w:val="0000EE"/>
-            <w:u w:val="single"/>
-          </w:rPr>
-          <w:t>可2:3–10</w:t>
-        </w:r>
-      </w:hyperlink>
+      <w:r>
+        <w:rPr>
+          <w:lang w:val="zh_TW" w:bidi="zh_TW"/>
+        </w:rPr>
+        <w:t>可2:3–10</w:t>
+      </w:r>
       <w:r>
         <w:rPr>
           <w:lang w:val="zh_TW" w:bidi="zh_TW"/>
         </w:rPr>
         <w:t>；</w:t>
       </w:r>
-      <w:hyperlink r:id="rId19">
-        <w:r>
-          <w:rPr>
-            <w:lang w:val="zh_TW" w:bidi="zh_TW"/>
-          </w:rPr>
-          <w:rPr>
-            <w:color w:val="0000EE"/>
-            <w:u w:val="single"/>
-          </w:rPr>
-          <w:t>路5:18、24</w:t>
-        </w:r>
-      </w:hyperlink>
+      <w:r>
+        <w:rPr>
+          <w:lang w:val="zh_TW" w:bidi="zh_TW"/>
+        </w:rPr>
+        <w:t>路5:18、24</w:t>
+      </w:r>
       <w:r>
         <w:rPr>
           <w:lang w:val="zh_TW" w:bidi="zh_TW"/>
         </w:rPr>
         <w:t>）。這種疾病可能是由於出生時受傷或脊髓損傷引起的。也許彼得在呂大的醫治事件中，癱子以尼雅也患有半身不遂的癱瘓（</w:t>
       </w:r>
-      <w:hyperlink r:id="rId20">
-        <w:r>
-          <w:rPr>
-            <w:lang w:val="zh_TW" w:bidi="zh_TW"/>
-          </w:rPr>
-          <w:rPr>
-            <w:color w:val="0000EE"/>
-            <w:u w:val="single"/>
-          </w:rPr>
-          <w:t>徒9:33</w:t>
-        </w:r>
-      </w:hyperlink>
+      <w:r>
+        <w:rPr>
+          <w:lang w:val="zh_TW" w:bidi="zh_TW"/>
+        </w:rPr>
+        <w:t>徒9:33</w:t>
+      </w:r>
       <w:r>
         <w:rPr>
           <w:lang w:val="zh_TW" w:bidi="zh_TW"/>
@@ -484,18 +436,12 @@
         </w:rPr>
         <w:t>祭壇是用來向神明獻上動物祭或燔祭的高臺。其它獻祭禮儀也包括燒香（</w:t>
       </w:r>
-      <w:hyperlink r:id="rId21">
-        <w:r>
-          <w:rPr>
-            <w:lang w:val="zh_TW" w:bidi="zh_TW"/>
-          </w:rPr>
-          <w:rPr>
-            <w:color w:val="0000EE"/>
-            <w:u w:val="single"/>
-          </w:rPr>
-          <w:t>出30:1–10</w:t>
-        </w:r>
-      </w:hyperlink>
+      <w:r>
+        <w:rPr>
+          <w:lang w:val="zh_TW" w:bidi="zh_TW"/>
+        </w:rPr>
+        <w:t>出30:1–10</w:t>
+      </w:r>
       <w:r>
         <w:rPr>
           <w:lang w:val="zh_TW" w:bidi="zh_TW"/>
@@ -534,18 +480,12 @@
         </w:rPr>
         <w:t>挪亞獻上燔祭（</w:t>
       </w:r>
-      <w:hyperlink r:id="rId22">
-        <w:r>
-          <w:rPr>
-            <w:lang w:val="zh_TW" w:bidi="zh_TW"/>
-          </w:rPr>
-          <w:rPr>
-            <w:color w:val="0000EE"/>
-            <w:u w:val="single"/>
-          </w:rPr>
-          <w:t>創8:20</w:t>
-        </w:r>
-      </w:hyperlink>
+      <w:r>
+        <w:rPr>
+          <w:lang w:val="zh_TW" w:bidi="zh_TW"/>
+        </w:rPr>
+        <w:t>創8:20</w:t>
+      </w:r>
       <w:r>
         <w:rPr>
           <w:lang w:val="zh_TW" w:bidi="zh_TW"/>
@@ -570,54 +510,36 @@
         </w:rPr>
         <w:t>亞伯拉罕在示劍築了一座壇，在伯特利築了一座，並在摩利亞山築了一座（</w:t>
       </w:r>
-      <w:hyperlink r:id="rId23">
-        <w:r>
-          <w:rPr>
-            <w:lang w:val="zh_TW" w:bidi="zh_TW"/>
-          </w:rPr>
-          <w:rPr>
-            <w:color w:val="0000EE"/>
-            <w:u w:val="single"/>
-          </w:rPr>
-          <w:t>創12:7</w:t>
-        </w:r>
-      </w:hyperlink>
+      <w:r>
+        <w:rPr>
+          <w:lang w:val="zh_TW" w:bidi="zh_TW"/>
+        </w:rPr>
+        <w:t>創12:7</w:t>
+      </w:r>
       <w:r>
         <w:rPr>
           <w:lang w:val="zh_TW" w:bidi="zh_TW"/>
         </w:rPr>
         <w:t>、</w:t>
       </w:r>
-      <w:hyperlink r:id="rId24">
-        <w:r>
-          <w:rPr>
-            <w:lang w:val="zh_TW" w:bidi="zh_TW"/>
-          </w:rPr>
-          <w:rPr>
-            <w:color w:val="0000EE"/>
-            <w:u w:val="single"/>
-          </w:rPr>
-          <w:t>8</w:t>
-        </w:r>
-      </w:hyperlink>
+      <w:r>
+        <w:rPr>
+          <w:lang w:val="zh_TW" w:bidi="zh_TW"/>
+        </w:rPr>
+        <w:t>8</w:t>
+      </w:r>
       <w:r>
         <w:rPr>
           <w:lang w:val="zh_TW" w:bidi="zh_TW"/>
         </w:rPr>
         <w:t>，</w:t>
       </w:r>
-      <w:hyperlink r:id="rId25">
-        <w:r>
-          <w:rPr>
-            <w:lang w:val="zh_TW" w:bidi="zh_TW"/>
-          </w:rPr>
-          <w:rPr>
-            <w:color w:val="0000EE"/>
-            <w:u w:val="single"/>
-          </w:rPr>
-          <w:t>22:9</w:t>
-        </w:r>
-      </w:hyperlink>
+      <w:r>
+        <w:rPr>
+          <w:lang w:val="zh_TW" w:bidi="zh_TW"/>
+        </w:rPr>
+        <w:t>22:9</w:t>
+      </w:r>
       <w:r>
         <w:rPr>
           <w:lang w:val="zh_TW" w:bidi="zh_TW"/>
@@ -642,18 +564,12 @@
         </w:rPr>
         <w:t>以撒在別是巴築了一座壇（</w:t>
       </w:r>
-      <w:hyperlink r:id="rId26">
-        <w:r>
-          <w:rPr>
-            <w:lang w:val="zh_TW" w:bidi="zh_TW"/>
-          </w:rPr>
-          <w:rPr>
-            <w:color w:val="0000EE"/>
-            <w:u w:val="single"/>
-          </w:rPr>
-          <w:t>創26:25</w:t>
-        </w:r>
-      </w:hyperlink>
+      <w:r>
+        <w:rPr>
+          <w:lang w:val="zh_TW" w:bidi="zh_TW"/>
+        </w:rPr>
+        <w:t>創26:25</w:t>
+      </w:r>
       <w:r>
         <w:rPr>
           <w:lang w:val="zh_TW" w:bidi="zh_TW"/>
@@ -678,36 +594,24 @@
         </w:rPr>
         <w:t>雅各在示劍和伯特利築了一座壇（</w:t>
       </w:r>
-      <w:hyperlink r:id="rId27">
-        <w:r>
-          <w:rPr>
-            <w:lang w:val="zh_TW" w:bidi="zh_TW"/>
-          </w:rPr>
-          <w:rPr>
-            <w:color w:val="0000EE"/>
-            <w:u w:val="single"/>
-          </w:rPr>
-          <w:t>創33:20</w:t>
-        </w:r>
-      </w:hyperlink>
+      <w:r>
+        <w:rPr>
+          <w:lang w:val="zh_TW" w:bidi="zh_TW"/>
+        </w:rPr>
+        <w:t>創33:20</w:t>
+      </w:r>
       <w:r>
         <w:rPr>
           <w:lang w:val="zh_TW" w:bidi="zh_TW"/>
         </w:rPr>
         <w:t>，</w:t>
       </w:r>
-      <w:hyperlink r:id="rId28">
-        <w:r>
-          <w:rPr>
-            <w:lang w:val="zh_TW" w:bidi="zh_TW"/>
-          </w:rPr>
-          <w:rPr>
-            <w:color w:val="0000EE"/>
-            <w:u w:val="single"/>
-          </w:rPr>
-          <w:t>35:7</w:t>
-        </w:r>
-      </w:hyperlink>
+      <w:r>
+        <w:rPr>
+          <w:lang w:val="zh_TW" w:bidi="zh_TW"/>
+        </w:rPr>
+        <w:t>35:7</w:t>
+      </w:r>
       <w:r>
         <w:rPr>
           <w:lang w:val="zh_TW" w:bidi="zh_TW"/>
@@ -732,36 +636,24 @@
         </w:rPr>
         <w:t>摩西在利非訂築了一個，並在何烈山築了另一個（</w:t>
       </w:r>
-      <w:hyperlink r:id="rId29">
-        <w:r>
-          <w:rPr>
-            <w:lang w:val="zh_TW" w:bidi="zh_TW"/>
-          </w:rPr>
-          <w:rPr>
-            <w:color w:val="0000EE"/>
-            <w:u w:val="single"/>
-          </w:rPr>
-          <w:t>出17:15</w:t>
-        </w:r>
-      </w:hyperlink>
+      <w:r>
+        <w:rPr>
+          <w:lang w:val="zh_TW" w:bidi="zh_TW"/>
+        </w:rPr>
+        <w:t>出17:15</w:t>
+      </w:r>
       <w:r>
         <w:rPr>
           <w:lang w:val="zh_TW" w:bidi="zh_TW"/>
         </w:rPr>
         <w:t>，</w:t>
       </w:r>
-      <w:hyperlink r:id="rId30">
-        <w:r>
-          <w:rPr>
-            <w:lang w:val="zh_TW" w:bidi="zh_TW"/>
-          </w:rPr>
-          <w:rPr>
-            <w:color w:val="0000EE"/>
-            <w:u w:val="single"/>
-          </w:rPr>
-          <w:t>24:4</w:t>
-        </w:r>
-      </w:hyperlink>
+      <w:r>
+        <w:rPr>
+          <w:lang w:val="zh_TW" w:bidi="zh_TW"/>
+        </w:rPr>
+        <w:t>24:4</w:t>
+      </w:r>
       <w:r>
         <w:rPr>
           <w:lang w:val="zh_TW" w:bidi="zh_TW"/>
@@ -796,72 +688,48 @@
         </w:rPr>
         <w:t>出埃及記第25至27章中，提到其中有兩座祭壇。較大的燔祭壇以皂莢木製成，外包裹着銅，尺寸為長寬各5肘、高3肘（約2.3×2.3×1.4公尺，或7.5×7.5×4.5英尺），用於獻燔祭（</w:t>
       </w:r>
-      <w:hyperlink r:id="rId31">
-        <w:r>
-          <w:rPr>
-            <w:lang w:val="zh_TW" w:bidi="zh_TW"/>
-          </w:rPr>
-          <w:rPr>
-            <w:color w:val="0000EE"/>
-            <w:u w:val="single"/>
-          </w:rPr>
-          <w:t>出27:1–8</w:t>
-        </w:r>
-      </w:hyperlink>
+      <w:r>
+        <w:rPr>
+          <w:lang w:val="zh_TW" w:bidi="zh_TW"/>
+        </w:rPr>
+        <w:t>出27:1–8</w:t>
+      </w:r>
       <w:r>
         <w:rPr>
           <w:lang w:val="zh_TW" w:bidi="zh_TW"/>
         </w:rPr>
         <w:t>，</w:t>
       </w:r>
-      <w:hyperlink r:id="rId32">
-        <w:r>
-          <w:rPr>
-            <w:lang w:val="zh_TW" w:bidi="zh_TW"/>
-          </w:rPr>
-          <w:rPr>
-            <w:color w:val="0000EE"/>
-            <w:u w:val="single"/>
-          </w:rPr>
-          <w:t>38:1–7</w:t>
-        </w:r>
-      </w:hyperlink>
+      <w:r>
+        <w:rPr>
+          <w:lang w:val="zh_TW" w:bidi="zh_TW"/>
+        </w:rPr>
+        <w:t>38:1–7</w:t>
+      </w:r>
       <w:r>
         <w:rPr>
           <w:lang w:val="zh_TW" w:bidi="zh_TW"/>
         </w:rPr>
         <w:t>）。較小的金香壇用於燒香，約為45 公分（18 英吋）見方、高90公分（3 英尺）（</w:t>
       </w:r>
-      <w:hyperlink r:id="rId21">
-        <w:r>
-          <w:rPr>
-            <w:lang w:val="zh_TW" w:bidi="zh_TW"/>
-          </w:rPr>
-          <w:rPr>
-            <w:color w:val="0000EE"/>
-            <w:u w:val="single"/>
-          </w:rPr>
-          <w:t>出30:1–10</w:t>
-        </w:r>
-      </w:hyperlink>
+      <w:r>
+        <w:rPr>
+          <w:lang w:val="zh_TW" w:bidi="zh_TW"/>
+        </w:rPr>
+        <w:t>出30:1–10</w:t>
+      </w:r>
       <w:r>
         <w:rPr>
           <w:lang w:val="zh_TW" w:bidi="zh_TW"/>
         </w:rPr>
         <w:t>，</w:t>
       </w:r>
-      <w:hyperlink r:id="rId33">
-        <w:r>
-          <w:rPr>
-            <w:lang w:val="zh_TW" w:bidi="zh_TW"/>
-          </w:rPr>
-          <w:rPr>
-            <w:color w:val="0000EE"/>
-            <w:u w:val="single"/>
-          </w:rPr>
-          <w:t>40:5</w:t>
-        </w:r>
-      </w:hyperlink>
+      <w:r>
+        <w:rPr>
+          <w:lang w:val="zh_TW" w:bidi="zh_TW"/>
+        </w:rPr>
+        <w:t>40:5</w:t>
+      </w:r>
       <w:r>
         <w:rPr>
           <w:lang w:val="zh_TW" w:bidi="zh_TW"/>
@@ -882,18 +750,12 @@
         </w:rPr>
         <w:t>在</w:t>
       </w:r>
-      <w:hyperlink r:id="rId34">
-        <w:r>
-          <w:rPr>
-            <w:lang w:val="zh_TW" w:bidi="zh_TW"/>
-          </w:rPr>
-          <w:rPr>
-            <w:color w:val="0000EE"/>
-            <w:u w:val="single"/>
-          </w:rPr>
-          <w:t>出埃及記二十章24至26節</w:t>
-        </w:r>
-      </w:hyperlink>
+      <w:r>
+        <w:rPr>
+          <w:lang w:val="zh_TW" w:bidi="zh_TW"/>
+        </w:rPr>
+        <w:t>出埃及記二十章24至26節</w:t>
+      </w:r>
       <w:r>
         <w:rPr>
           <w:lang w:val="zh_TW" w:bidi="zh_TW"/>
@@ -930,18 +792,12 @@
         </w:rPr>
         <w:t>約書亞在以巴路山上築了一座壇（</w:t>
       </w:r>
-      <w:hyperlink r:id="rId35">
-        <w:r>
-          <w:rPr>
-            <w:lang w:val="zh_TW" w:bidi="zh_TW"/>
-          </w:rPr>
-          <w:rPr>
-            <w:color w:val="0000EE"/>
-            <w:u w:val="single"/>
-          </w:rPr>
-          <w:t>書8:30–31</w:t>
-        </w:r>
-      </w:hyperlink>
+      <w:r>
+        <w:rPr>
+          <w:lang w:val="zh_TW" w:bidi="zh_TW"/>
+        </w:rPr>
+        <w:t>書8:30–31</w:t>
+      </w:r>
       <w:r>
         <w:rPr>
           <w:lang w:val="zh_TW" w:bidi="zh_TW"/>
@@ -966,18 +822,12 @@
         </w:rPr>
         <w:t>呂便人、迦得人和瑪拿西半支派在約旦河東岸築了一座壇（</w:t>
       </w:r>
-      <w:hyperlink r:id="rId36">
-        <w:r>
-          <w:rPr>
-            <w:lang w:val="zh_TW" w:bidi="zh_TW"/>
-          </w:rPr>
-          <w:rPr>
-            <w:color w:val="0000EE"/>
-            <w:u w:val="single"/>
-          </w:rPr>
-          <w:t>書22:10–16</w:t>
-        </w:r>
-      </w:hyperlink>
+      <w:r>
+        <w:rPr>
+          <w:lang w:val="zh_TW" w:bidi="zh_TW"/>
+        </w:rPr>
+        <w:t>書22:10–16</w:t>
+      </w:r>
       <w:r>
         <w:rPr>
           <w:lang w:val="zh_TW" w:bidi="zh_TW"/>
@@ -1002,18 +852,12 @@
         </w:rPr>
         <w:t>基甸在俄弗拉了一座壇（</w:t>
       </w:r>
-      <w:hyperlink r:id="rId37">
-        <w:r>
-          <w:rPr>
-            <w:lang w:val="zh_TW" w:bidi="zh_TW"/>
-          </w:rPr>
-          <w:rPr>
-            <w:color w:val="0000EE"/>
-            <w:u w:val="single"/>
-          </w:rPr>
-          <w:t>士6:24</w:t>
-        </w:r>
-      </w:hyperlink>
+      <w:r>
+        <w:rPr>
+          <w:lang w:val="zh_TW" w:bidi="zh_TW"/>
+        </w:rPr>
+        <w:t>士6:24</w:t>
+      </w:r>
       <w:r>
         <w:rPr>
           <w:lang w:val="zh_TW" w:bidi="zh_TW"/>
@@ -1038,36 +882,24 @@
         </w:rPr>
         <w:t>大衛的家族在伯利恆築了一座壇（</w:t>
       </w:r>
-      <w:hyperlink r:id="rId38">
-        <w:r>
-          <w:rPr>
-            <w:lang w:val="zh_TW" w:bidi="zh_TW"/>
-          </w:rPr>
-          <w:rPr>
-            <w:color w:val="0000EE"/>
-            <w:u w:val="single"/>
-          </w:rPr>
-          <w:t>撒上20:6</w:t>
-        </w:r>
-      </w:hyperlink>
+      <w:r>
+        <w:rPr>
+          <w:lang w:val="zh_TW" w:bidi="zh_TW"/>
+        </w:rPr>
+        <w:t>撒上20:6</w:t>
+      </w:r>
       <w:r>
         <w:rPr>
           <w:lang w:val="zh_TW" w:bidi="zh_TW"/>
         </w:rPr>
         <w:t>、</w:t>
       </w:r>
-      <w:hyperlink r:id="rId38">
-        <w:r>
-          <w:rPr>
-            <w:lang w:val="zh_TW" w:bidi="zh_TW"/>
-          </w:rPr>
-          <w:rPr>
-            <w:color w:val="0000EE"/>
-            <w:u w:val="single"/>
-          </w:rPr>
-          <w:t>29</w:t>
-        </w:r>
-      </w:hyperlink>
+      <w:r>
+        <w:rPr>
+          <w:lang w:val="zh_TW" w:bidi="zh_TW"/>
+        </w:rPr>
+        <w:t>29</w:t>
+      </w:r>
       <w:r>
         <w:rPr>
           <w:lang w:val="zh_TW" w:bidi="zh_TW"/>
@@ -1092,18 +924,12 @@
         </w:rPr>
         <w:t>大衛在亞勞拿的禾場上築了一座壇（</w:t>
       </w:r>
-      <w:hyperlink r:id="rId39">
-        <w:r>
-          <w:rPr>
-            <w:lang w:val="zh_TW" w:bidi="zh_TW"/>
-          </w:rPr>
-          <w:rPr>
-            <w:color w:val="0000EE"/>
-            <w:u w:val="single"/>
-          </w:rPr>
-          <w:t>撒下24:25</w:t>
-        </w:r>
-      </w:hyperlink>
+      <w:r>
+        <w:rPr>
+          <w:lang w:val="zh_TW" w:bidi="zh_TW"/>
+        </w:rPr>
+        <w:t>撒下24:25</w:t>
+      </w:r>
       <w:r>
         <w:rPr>
           <w:lang w:val="zh_TW" w:bidi="zh_TW"/>
@@ -1128,18 +954,12 @@
         </w:rPr>
         <w:t>以利亞在迦密山上築了一座壇（</w:t>
       </w:r>
-      <w:hyperlink r:id="rId40">
-        <w:r>
-          <w:rPr>
-            <w:lang w:val="zh_TW" w:bidi="zh_TW"/>
-          </w:rPr>
-          <w:rPr>
-            <w:color w:val="0000EE"/>
-            <w:u w:val="single"/>
-          </w:rPr>
-          <w:t>王上18:30</w:t>
-        </w:r>
-      </w:hyperlink>
+      <w:r>
+        <w:rPr>
+          <w:lang w:val="zh_TW" w:bidi="zh_TW"/>
+        </w:rPr>
+        <w:t>王上18:30</w:t>
+      </w:r>
       <w:r>
         <w:rPr>
           <w:lang w:val="zh_TW" w:bidi="zh_TW"/>
@@ -1174,54 +994,36 @@
         </w:rPr>
         <w:t>如同會幕，所羅門的聖殿也有兩座祭壇。其中一座為銅製壇，長寬各20肘（約7.6公尺或25英尺），高10肘（約3.8公尺或12.5英尺），是聖殿敬拜的中心。亞哈斯王奉亞述王提革拉·毗列色之命，將銅壇從原來的位置移除（</w:t>
       </w:r>
-      <w:hyperlink r:id="rId41">
-        <w:r>
-          <w:rPr>
-            <w:lang w:val="zh_TW" w:bidi="zh_TW"/>
-          </w:rPr>
-          <w:rPr>
-            <w:color w:val="0000EE"/>
-            <w:u w:val="single"/>
-          </w:rPr>
-          <w:t>王下16:14</w:t>
-        </w:r>
-      </w:hyperlink>
+      <w:r>
+        <w:rPr>
+          <w:lang w:val="zh_TW" w:bidi="zh_TW"/>
+        </w:rPr>
+        <w:t>王下16:14</w:t>
+      </w:r>
       <w:r>
         <w:rPr>
           <w:lang w:val="zh_TW" w:bidi="zh_TW"/>
         </w:rPr>
         <w:t>）。後來希西家又把它復歸原處（</w:t>
       </w:r>
-      <w:hyperlink r:id="rId42">
-        <w:r>
-          <w:rPr>
-            <w:lang w:val="zh_TW" w:bidi="zh_TW"/>
-          </w:rPr>
-          <w:rPr>
-            <w:color w:val="0000EE"/>
-            <w:u w:val="single"/>
-          </w:rPr>
-          <w:t>代下29:18</w:t>
-        </w:r>
-      </w:hyperlink>
+      <w:r>
+        <w:rPr>
+          <w:lang w:val="zh_TW" w:bidi="zh_TW"/>
+        </w:rPr>
+        <w:t>代下29:18</w:t>
+      </w:r>
       <w:r>
         <w:rPr>
           <w:lang w:val="zh_TW" w:bidi="zh_TW"/>
         </w:rPr>
         <w:t>）。另一座為燒香的壇，以香柏木製成、包裹着金，立在幔子前（</w:t>
       </w:r>
-      <w:hyperlink r:id="rId43">
-        <w:r>
-          <w:rPr>
-            <w:lang w:val="zh_TW" w:bidi="zh_TW"/>
-          </w:rPr>
-          <w:rPr>
-            <w:color w:val="0000EE"/>
-            <w:u w:val="single"/>
-          </w:rPr>
-          <w:t>王上6:20–22</w:t>
-        </w:r>
-      </w:hyperlink>
+      <w:r>
+        <w:rPr>
+          <w:lang w:val="zh_TW" w:bidi="zh_TW"/>
+        </w:rPr>
+        <w:t>王上6:20–22</w:t>
+      </w:r>
       <w:r>
         <w:rPr>
           <w:lang w:val="zh_TW" w:bidi="zh_TW"/>
@@ -1242,18 +1044,12 @@
         </w:rPr>
         <w:t>所羅門聖殿被毀、猶太人被擄之後，先知以西結曾在異象中看見聖殿復興。異象中的燔祭壇分三層上升，高達10肘（約5.3公尺或17.5英尺），其底座約為20平方肘（約10.6公尺或35英尺）。這座尺寸特別巨大的祭壇，凸顯出以色列對贖罪的迫切需要（</w:t>
       </w:r>
-      <w:hyperlink r:id="rId44">
-        <w:r>
-          <w:rPr>
-            <w:lang w:val="zh_TW" w:bidi="zh_TW"/>
-          </w:rPr>
-          <w:rPr>
-            <w:color w:val="0000EE"/>
-            <w:u w:val="single"/>
-          </w:rPr>
-          <w:t>結43:13–17</w:t>
-        </w:r>
-      </w:hyperlink>
+      <w:r>
+        <w:rPr>
+          <w:lang w:val="zh_TW" w:bidi="zh_TW"/>
+        </w:rPr>
+        <w:t>結43:13–17</w:t>
+      </w:r>
       <w:r>
         <w:rPr>
           <w:lang w:val="zh_TW" w:bidi="zh_TW"/>
@@ -1274,101 +1070,17 @@
         </w:rPr>
         <w:t>所羅巴伯曾築燔祭壇（</w:t>
       </w:r>
-      <w:hyperlink r:id="rId45">
-        <w:r>
-          <w:rPr>
-            <w:lang w:val="zh_TW" w:bidi="zh_TW"/>
-          </w:rPr>
-          <w:rPr>
-            <w:color w:val="0000EE"/>
-            <w:u w:val="single"/>
-          </w:rPr>
-          <w:t>拉3:2</w:t>
-        </w:r>
-      </w:hyperlink>
-      <w:r>
-        <w:rPr>
-          <w:lang w:val="zh_TW" w:bidi="zh_TW"/>
-        </w:rPr>
-        <w:t>）。安提阿古·伊皮法尼則褻瀆此壇，使其不潔；他可能是在其上設立宙斯的像（</w:t>
-      </w:r>
-      <w:hyperlink r:id="rId46">
-        <w:r>
-          <w:rPr>
-            <w:lang w:val="zh_TW" w:bidi="zh_TW"/>
-          </w:rPr>
-          <w:rPr>
-            <w:color w:val="0000EE"/>
-            <w:u w:val="single"/>
-          </w:rPr>
-          <w:t>馬加比一書1:54</w:t>
-        </w:r>
-      </w:hyperlink>
-      <w:r>
-        <w:rPr>
-          <w:lang w:val="zh_TW" w:bidi="zh_TW"/>
-        </w:rPr>
-        <w:t>）。當時亦有香壇；安提阿古·伊皮法尼於公元前169年移走金香壇（</w:t>
-      </w:r>
-      <w:hyperlink r:id="rId46">
-        <w:r>
-          <w:rPr>
-            <w:lang w:val="zh_TW" w:bidi="zh_TW"/>
-          </w:rPr>
-          <w:rPr>
-            <w:color w:val="0000EE"/>
-            <w:u w:val="single"/>
-          </w:rPr>
-          <w:t>馬加比一書</w:t>
-        </w:r>
-      </w:hyperlink>
-      <w:hyperlink r:id="rId47">
-        <w:r>
-          <w:rPr>
-            <w:lang w:val="zh_TW" w:bidi="zh_TW"/>
-          </w:rPr>
-          <w:rPr>
-            <w:color w:val="0000EE"/>
-            <w:u w:val="single"/>
-          </w:rPr>
-          <w:t>1:21</w:t>
-        </w:r>
-      </w:hyperlink>
-      <w:r>
-        <w:rPr>
-          <w:lang w:val="zh_TW" w:bidi="zh_TW"/>
-        </w:rPr>
-        <w:t>）。這兩個壇後來都被猶大·馬加比修復（</w:t>
-      </w:r>
-      <w:hyperlink r:id="rId46">
-        <w:r>
-          <w:rPr>
-            <w:lang w:val="zh_TW" w:bidi="zh_TW"/>
-          </w:rPr>
-          <w:rPr>
-            <w:color w:val="0000EE"/>
-            <w:u w:val="single"/>
-          </w:rPr>
-          <w:t>馬加比一書</w:t>
-        </w:r>
-      </w:hyperlink>
-      <w:hyperlink r:id="rId48">
-        <w:r>
-          <w:rPr>
-            <w:lang w:val="zh_TW" w:bidi="zh_TW"/>
-          </w:rPr>
-          <w:rPr>
-            <w:color w:val="0000EE"/>
-            <w:u w:val="single"/>
-          </w:rPr>
-          <w:t>4:44–49</w:t>
-        </w:r>
-      </w:hyperlink>
-      <w:r>
-        <w:rPr>
-          <w:lang w:val="zh_TW" w:bidi="zh_TW"/>
-        </w:rPr>
-        <w:t>）。</w:t>
+      <w:r>
+        <w:rPr>
+          <w:lang w:val="zh_TW" w:bidi="zh_TW"/>
+        </w:rPr>
+        <w:t>拉3:2</w:t>
+      </w:r>
+      <w:r>
+        <w:rPr>
+          <w:lang w:val="zh_TW" w:bidi="zh_TW"/>
+        </w:rPr>
+        <w:t>）。安提阿古·伊皮法尼則褻瀆此壇，使其不潔；他可能是在其上設立宙斯的像（馬加比一書1:54）。當時亦有香壇；安提阿古·伊皮法尼於公元前169年移走金香壇（馬加比一書1:21）。這兩個壇後來都被猶大·馬加比修復（馬加比一書4:44–49）。</w:t>
       </w:r>
     </w:p>
     <w:p>
@@ -1384,216 +1096,144 @@
         </w:rPr>
         <w:t>基督徒敬拜不再需要獻祭用的祭壇，因耶穌基督的死已成為最終的贖罪祭。聖經中經常提到燔祭壇和香壇（</w:t>
       </w:r>
-      <w:hyperlink r:id="rId49">
-        <w:r>
-          <w:rPr>
-            <w:lang w:val="zh_TW" w:bidi="zh_TW"/>
-          </w:rPr>
-          <w:rPr>
-            <w:color w:val="0000EE"/>
-            <w:u w:val="single"/>
-          </w:rPr>
-          <w:t>太5:23–24</w:t>
-        </w:r>
-      </w:hyperlink>
+      <w:r>
+        <w:rPr>
+          <w:lang w:val="zh_TW" w:bidi="zh_TW"/>
+        </w:rPr>
+        <w:t>太5:23–24</w:t>
+      </w:r>
       <w:r>
         <w:rPr>
           <w:lang w:val="zh_TW" w:bidi="zh_TW"/>
         </w:rPr>
         <w:t>，</w:t>
       </w:r>
-      <w:hyperlink r:id="rId50">
-        <w:r>
-          <w:rPr>
-            <w:lang w:val="zh_TW" w:bidi="zh_TW"/>
-          </w:rPr>
-          <w:rPr>
-            <w:color w:val="0000EE"/>
-            <w:u w:val="single"/>
-          </w:rPr>
-          <w:t>23:18–20</w:t>
-        </w:r>
-      </w:hyperlink>
+      <w:r>
+        <w:rPr>
+          <w:lang w:val="zh_TW" w:bidi="zh_TW"/>
+        </w:rPr>
+        <w:t>23:18–20</w:t>
+      </w:r>
       <w:r>
         <w:rPr>
           <w:lang w:val="zh_TW" w:bidi="zh_TW"/>
         </w:rPr>
         <w:t>、</w:t>
       </w:r>
-      <w:hyperlink r:id="rId50">
-        <w:r>
-          <w:rPr>
-            <w:lang w:val="zh_TW" w:bidi="zh_TW"/>
-          </w:rPr>
-          <w:rPr>
-            <w:color w:val="0000EE"/>
-            <w:u w:val="single"/>
-          </w:rPr>
-          <w:t>35</w:t>
-        </w:r>
-      </w:hyperlink>
+      <w:r>
+        <w:rPr>
+          <w:lang w:val="zh_TW" w:bidi="zh_TW"/>
+        </w:rPr>
+        <w:t>35</w:t>
+      </w:r>
       <w:r>
         <w:rPr>
           <w:lang w:val="zh_TW" w:bidi="zh_TW"/>
         </w:rPr>
         <w:t>；</w:t>
       </w:r>
-      <w:hyperlink r:id="rId51">
-        <w:r>
-          <w:rPr>
-            <w:lang w:val="zh_TW" w:bidi="zh_TW"/>
-          </w:rPr>
-          <w:rPr>
-            <w:color w:val="0000EE"/>
-            <w:u w:val="single"/>
-          </w:rPr>
-          <w:t>路11:51</w:t>
-        </w:r>
-      </w:hyperlink>
+      <w:r>
+        <w:rPr>
+          <w:lang w:val="zh_TW" w:bidi="zh_TW"/>
+        </w:rPr>
+        <w:t>路11:51</w:t>
+      </w:r>
       <w:r>
         <w:rPr>
           <w:lang w:val="zh_TW" w:bidi="zh_TW"/>
         </w:rPr>
         <w:t>；</w:t>
       </w:r>
-      <w:hyperlink r:id="rId52">
-        <w:r>
-          <w:rPr>
-            <w:lang w:val="zh_TW" w:bidi="zh_TW"/>
-          </w:rPr>
-          <w:rPr>
-            <w:color w:val="0000EE"/>
-            <w:u w:val="single"/>
-          </w:rPr>
-          <w:t>林前9:13</w:t>
-        </w:r>
-      </w:hyperlink>
+      <w:r>
+        <w:rPr>
+          <w:lang w:val="zh_TW" w:bidi="zh_TW"/>
+        </w:rPr>
+        <w:t>林前9:13</w:t>
+      </w:r>
       <w:r>
         <w:rPr>
           <w:lang w:val="zh_TW" w:bidi="zh_TW"/>
         </w:rPr>
         <w:t>，</w:t>
       </w:r>
-      <w:hyperlink r:id="rId53">
-        <w:r>
-          <w:rPr>
-            <w:lang w:val="zh_TW" w:bidi="zh_TW"/>
-          </w:rPr>
-          <w:rPr>
-            <w:color w:val="0000EE"/>
-            <w:u w:val="single"/>
-          </w:rPr>
-          <w:t>10:18</w:t>
-        </w:r>
-      </w:hyperlink>
+      <w:r>
+        <w:rPr>
+          <w:lang w:val="zh_TW" w:bidi="zh_TW"/>
+        </w:rPr>
+        <w:t>10:18</w:t>
+      </w:r>
       <w:r>
         <w:rPr>
           <w:lang w:val="zh_TW" w:bidi="zh_TW"/>
         </w:rPr>
         <w:t>；</w:t>
       </w:r>
-      <w:hyperlink r:id="rId54">
-        <w:r>
-          <w:rPr>
-            <w:lang w:val="zh_TW" w:bidi="zh_TW"/>
-          </w:rPr>
-          <w:rPr>
-            <w:color w:val="0000EE"/>
-            <w:u w:val="single"/>
-          </w:rPr>
-          <w:t>來7:13</w:t>
-        </w:r>
-      </w:hyperlink>
+      <w:r>
+        <w:rPr>
+          <w:lang w:val="zh_TW" w:bidi="zh_TW"/>
+        </w:rPr>
+        <w:t>來7:13</w:t>
+      </w:r>
       <w:r>
         <w:rPr>
           <w:lang w:val="zh_TW" w:bidi="zh_TW"/>
         </w:rPr>
         <w:t>；</w:t>
       </w:r>
-      <w:hyperlink r:id="rId55">
-        <w:r>
-          <w:rPr>
-            <w:lang w:val="zh_TW" w:bidi="zh_TW"/>
-          </w:rPr>
-          <w:rPr>
-            <w:color w:val="0000EE"/>
-            <w:u w:val="single"/>
-          </w:rPr>
-          <w:t>啟11:1</w:t>
-        </w:r>
-      </w:hyperlink>
+      <w:r>
+        <w:rPr>
+          <w:lang w:val="zh_TW" w:bidi="zh_TW"/>
+        </w:rPr>
+        <w:t>啟11:1</w:t>
+      </w:r>
       <w:r>
         <w:rPr>
           <w:lang w:val="zh_TW" w:bidi="zh_TW"/>
         </w:rPr>
         <w:t>）。其中有些經文指的是地上的聖殿（</w:t>
       </w:r>
-      <w:hyperlink r:id="rId56">
-        <w:r>
-          <w:rPr>
-            <w:lang w:val="zh_TW" w:bidi="zh_TW"/>
-          </w:rPr>
-          <w:rPr>
-            <w:color w:val="0000EE"/>
-            <w:u w:val="single"/>
-          </w:rPr>
-          <w:t>路1:11</w:t>
-        </w:r>
-      </w:hyperlink>
+      <w:r>
+        <w:rPr>
+          <w:lang w:val="zh_TW" w:bidi="zh_TW"/>
+        </w:rPr>
+        <w:t>路1:11</w:t>
+      </w:r>
       <w:r>
         <w:rPr>
           <w:lang w:val="zh_TW" w:bidi="zh_TW"/>
         </w:rPr>
         <w:t>）。其它經文則指的是天上的聖殿（</w:t>
       </w:r>
-      <w:hyperlink r:id="rId57">
-        <w:r>
-          <w:rPr>
-            <w:lang w:val="zh_TW" w:bidi="zh_TW"/>
-          </w:rPr>
-          <w:rPr>
-            <w:color w:val="0000EE"/>
-            <w:u w:val="single"/>
-          </w:rPr>
-          <w:t>啟6:9</w:t>
-        </w:r>
-      </w:hyperlink>
+      <w:r>
+        <w:rPr>
+          <w:lang w:val="zh_TW" w:bidi="zh_TW"/>
+        </w:rPr>
+        <w:t>啟6:9</w:t>
+      </w:r>
       <w:r>
         <w:rPr>
           <w:lang w:val="zh_TW" w:bidi="zh_TW"/>
         </w:rPr>
         <w:t>，</w:t>
       </w:r>
-      <w:hyperlink r:id="rId58">
-        <w:r>
-          <w:rPr>
-            <w:lang w:val="zh_TW" w:bidi="zh_TW"/>
-          </w:rPr>
-          <w:rPr>
-            <w:color w:val="0000EE"/>
-            <w:u w:val="single"/>
-          </w:rPr>
-          <w:t>8:5</w:t>
-        </w:r>
-      </w:hyperlink>
+      <w:r>
+        <w:rPr>
+          <w:lang w:val="zh_TW" w:bidi="zh_TW"/>
+        </w:rPr>
+        <w:t>8:5</w:t>
+      </w:r>
       <w:r>
         <w:rPr>
           <w:lang w:val="zh_TW" w:bidi="zh_TW"/>
         </w:rPr>
         <w:t>，</w:t>
       </w:r>
-      <w:hyperlink r:id="rId59">
-        <w:r>
-          <w:rPr>
-            <w:lang w:val="zh_TW" w:bidi="zh_TW"/>
-          </w:rPr>
-          <w:rPr>
-            <w:color w:val="0000EE"/>
-            <w:u w:val="single"/>
-          </w:rPr>
-          <w:t>9:13</w:t>
-        </w:r>
-      </w:hyperlink>
+      <w:r>
+        <w:rPr>
+          <w:lang w:val="zh_TW" w:bidi="zh_TW"/>
+        </w:rPr>
+        <w:t>9:13</w:t>
+      </w:r>
       <w:r>
         <w:rPr>
           <w:lang w:val="zh_TW" w:bidi="zh_TW"/>
